--- a/Отчёт.docx
+++ b/Отчёт.docx
@@ -6609,7 +6609,6 @@
           <w:rFonts w:ascii="Times New Roman" w:hAnsi="Times New Roman" w:cs="Times New Roman"/>
           <w:sz w:val="20"/>
           <w:szCs w:val="20"/>
-          <w:lang w:val="en-US"/>
         </w:rPr>
       </w:pPr>
       <w:r>
@@ -6619,157 +6618,78 @@
           <w:szCs w:val="20"/>
           <w:lang w:val="en-US"/>
         </w:rPr>
-        <w:t xml:space="preserve">    '</w:t>
-      </w:r>
-      <w:proofErr w:type="spellStart"/>
+        <w:t xml:space="preserve">    </w:t>
+      </w:r>
       <w:r>
         <w:rPr>
           <w:rFonts w:ascii="Times New Roman" w:hAnsi="Times New Roman" w:cs="Times New Roman"/>
           <w:sz w:val="20"/>
           <w:szCs w:val="20"/>
-          <w:lang w:val="en-US"/>
-        </w:rPr>
-        <w:t>Новый</w:t>
-      </w:r>
-      <w:proofErr w:type="spellEnd"/>
-      <w:r>
+        </w:rPr>
+        <w:t>'Новый',</w:t>
+      </w:r>
+    </w:p>
+    <w:p>
+      <w:pPr>
+        <w:spacing w:after="0" w:line="240" w:lineRule="auto"/>
         <w:rPr>
           <w:rFonts w:ascii="Times New Roman" w:hAnsi="Times New Roman" w:cs="Times New Roman"/>
           <w:sz w:val="20"/>
           <w:szCs w:val="20"/>
-          <w:lang w:val="en-US"/>
-        </w:rPr>
-        <w:t>',</w:t>
-      </w:r>
-    </w:p>
-    <w:p>
-      <w:pPr>
-        <w:spacing w:after="0" w:line="240" w:lineRule="auto"/>
+        </w:rPr>
+      </w:pPr>
+      <w:r>
         <w:rPr>
           <w:rFonts w:ascii="Times New Roman" w:hAnsi="Times New Roman" w:cs="Times New Roman"/>
           <w:sz w:val="20"/>
           <w:szCs w:val="20"/>
-          <w:lang w:val="en-US"/>
-        </w:rPr>
-      </w:pPr>
-      <w:r>
+        </w:rPr>
+        <w:t xml:space="preserve">    'Оплачен',</w:t>
+      </w:r>
+    </w:p>
+    <w:p>
+      <w:pPr>
+        <w:spacing w:after="0" w:line="240" w:lineRule="auto"/>
         <w:rPr>
           <w:rFonts w:ascii="Times New Roman" w:hAnsi="Times New Roman" w:cs="Times New Roman"/>
           <w:sz w:val="20"/>
           <w:szCs w:val="20"/>
-          <w:lang w:val="en-US"/>
-        </w:rPr>
-        <w:t xml:space="preserve">    '</w:t>
-      </w:r>
-      <w:proofErr w:type="spellStart"/>
+        </w:rPr>
+      </w:pPr>
       <w:r>
         <w:rPr>
           <w:rFonts w:ascii="Times New Roman" w:hAnsi="Times New Roman" w:cs="Times New Roman"/>
           <w:sz w:val="20"/>
           <w:szCs w:val="20"/>
-          <w:lang w:val="en-US"/>
-        </w:rPr>
-        <w:t>Оплачен</w:t>
-      </w:r>
-      <w:proofErr w:type="spellEnd"/>
-      <w:r>
+        </w:rPr>
+        <w:t xml:space="preserve">    'Выполнен',</w:t>
+      </w:r>
+    </w:p>
+    <w:p>
+      <w:pPr>
+        <w:spacing w:after="0" w:line="240" w:lineRule="auto"/>
         <w:rPr>
           <w:rFonts w:ascii="Times New Roman" w:hAnsi="Times New Roman" w:cs="Times New Roman"/>
           <w:sz w:val="20"/>
           <w:szCs w:val="20"/>
-          <w:lang w:val="en-US"/>
-        </w:rPr>
-        <w:t>',</w:t>
-      </w:r>
-    </w:p>
-    <w:p>
-      <w:pPr>
-        <w:spacing w:after="0" w:line="240" w:lineRule="auto"/>
+        </w:rPr>
+      </w:pPr>
+      <w:r>
         <w:rPr>
           <w:rFonts w:ascii="Times New Roman" w:hAnsi="Times New Roman" w:cs="Times New Roman"/>
           <w:sz w:val="20"/>
           <w:szCs w:val="20"/>
-          <w:lang w:val="en-US"/>
-        </w:rPr>
-      </w:pPr>
-      <w:r>
+        </w:rPr>
+        <w:t xml:space="preserve">    'Отменен'</w:t>
+      </w:r>
+    </w:p>
+    <w:p>
+      <w:pPr>
+        <w:spacing w:after="0" w:line="240" w:lineRule="auto"/>
         <w:rPr>
           <w:rFonts w:ascii="Times New Roman" w:hAnsi="Times New Roman" w:cs="Times New Roman"/>
           <w:sz w:val="20"/>
           <w:szCs w:val="20"/>
-          <w:lang w:val="en-US"/>
-        </w:rPr>
-        <w:t xml:space="preserve">    '</w:t>
-      </w:r>
-      <w:proofErr w:type="spellStart"/>
-      <w:r>
-        <w:rPr>
-          <w:rFonts w:ascii="Times New Roman" w:hAnsi="Times New Roman" w:cs="Times New Roman"/>
-          <w:sz w:val="20"/>
-          <w:szCs w:val="20"/>
-          <w:lang w:val="en-US"/>
-        </w:rPr>
-        <w:t>Выполнен</w:t>
-      </w:r>
-      <w:proofErr w:type="spellEnd"/>
-      <w:r>
-        <w:rPr>
-          <w:rFonts w:ascii="Times New Roman" w:hAnsi="Times New Roman" w:cs="Times New Roman"/>
-          <w:sz w:val="20"/>
-          <w:szCs w:val="20"/>
-          <w:lang w:val="en-US"/>
-        </w:rPr>
-        <w:t>',</w:t>
-      </w:r>
-    </w:p>
-    <w:p>
-      <w:pPr>
-        <w:spacing w:after="0" w:line="240" w:lineRule="auto"/>
-        <w:rPr>
-          <w:rFonts w:ascii="Times New Roman" w:hAnsi="Times New Roman" w:cs="Times New Roman"/>
-          <w:sz w:val="20"/>
-          <w:szCs w:val="20"/>
-          <w:lang w:val="en-US"/>
-        </w:rPr>
-      </w:pPr>
-      <w:r>
-        <w:rPr>
-          <w:rFonts w:ascii="Times New Roman" w:hAnsi="Times New Roman" w:cs="Times New Roman"/>
-          <w:sz w:val="20"/>
-          <w:szCs w:val="20"/>
-          <w:lang w:val="en-US"/>
-        </w:rPr>
-        <w:t xml:space="preserve">    '</w:t>
-      </w:r>
-      <w:proofErr w:type="spellStart"/>
-      <w:r>
-        <w:rPr>
-          <w:rFonts w:ascii="Times New Roman" w:hAnsi="Times New Roman" w:cs="Times New Roman"/>
-          <w:sz w:val="20"/>
-          <w:szCs w:val="20"/>
-          <w:lang w:val="en-US"/>
-        </w:rPr>
-        <w:t>Отменен</w:t>
-      </w:r>
-      <w:proofErr w:type="spellEnd"/>
-      <w:r>
-        <w:rPr>
-          <w:rFonts w:ascii="Times New Roman" w:hAnsi="Times New Roman" w:cs="Times New Roman"/>
-          <w:sz w:val="20"/>
-          <w:szCs w:val="20"/>
-          <w:lang w:val="en-US"/>
-        </w:rPr>
-        <w:t>'</w:t>
-      </w:r>
-    </w:p>
-    <w:p>
-      <w:pPr>
-        <w:spacing w:after="0" w:line="240" w:lineRule="auto"/>
-        <w:rPr>
-          <w:rFonts w:ascii="Times New Roman" w:hAnsi="Times New Roman" w:cs="Times New Roman"/>
-          <w:sz w:val="20"/>
-          <w:szCs w:val="20"/>
-          <w:lang w:val="en-US"/>
         </w:rPr>
         <w:sectPr>
           <w:pgSz w:w="16838" w:h="11906" w:orient="landscape"/>
@@ -6783,17 +6703,9263 @@
           <w:rFonts w:ascii="Times New Roman" w:hAnsi="Times New Roman" w:cs="Times New Roman"/>
           <w:sz w:val="20"/>
           <w:szCs w:val="20"/>
-          <w:lang w:val="en-US"/>
         </w:rPr>
         <w:t>);</w:t>
       </w:r>
     </w:p>
     <w:p>
       <w:pPr>
-        <w:rPr>
-          <w:lang w:val="en-US"/>
-        </w:rPr>
-      </w:pPr>
+        <w:spacing w:after="0" w:line="360" w:lineRule="auto"/>
+        <w:rPr>
+          <w:rFonts w:ascii="Times New Roman" w:hAnsi="Times New Roman" w:cs="Times New Roman"/>
+          <w:noProof/>
+          <w:sz w:val="28"/>
+          <w:szCs w:val="28"/>
+        </w:rPr>
+      </w:pPr>
+      <w:r>
+        <w:rPr>
+          <w:rFonts w:ascii="Times New Roman" w:hAnsi="Times New Roman" w:cs="Times New Roman"/>
+          <w:noProof/>
+          <w:sz w:val="28"/>
+          <w:szCs w:val="28"/>
+        </w:rPr>
+        <w:lastRenderedPageBreak/>
+        <w:t>1.2 Данные БД (содержимое таблиц)</w:t>
+      </w:r>
+    </w:p>
+    <w:p>
+      <w:pPr>
+        <w:spacing w:after="0" w:line="360" w:lineRule="auto"/>
+        <w:rPr>
+          <w:rFonts w:ascii="Times New Roman" w:hAnsi="Times New Roman" w:cs="Times New Roman"/>
+          <w:noProof/>
+          <w:sz w:val="28"/>
+          <w:szCs w:val="28"/>
+        </w:rPr>
+      </w:pPr>
+    </w:p>
+    <w:p>
+      <w:pPr>
+        <w:spacing w:after="0" w:line="360" w:lineRule="auto"/>
+        <w:rPr>
+          <w:rFonts w:ascii="Times New Roman" w:hAnsi="Times New Roman" w:cs="Times New Roman"/>
+          <w:noProof/>
+          <w:sz w:val="28"/>
+          <w:szCs w:val="28"/>
+          <w:lang w:val="en-US"/>
+        </w:rPr>
+      </w:pPr>
+      <w:r>
+        <w:rPr>
+          <w:rFonts w:ascii="Times New Roman" w:hAnsi="Times New Roman" w:cs="Times New Roman"/>
+          <w:noProof/>
+          <w:sz w:val="28"/>
+          <w:szCs w:val="28"/>
+        </w:rPr>
+        <w:t xml:space="preserve">Таблица </w:t>
+      </w:r>
+      <w:r>
+        <w:rPr>
+          <w:rFonts w:ascii="Times New Roman" w:hAnsi="Times New Roman" w:cs="Times New Roman"/>
+          <w:noProof/>
+          <w:sz w:val="28"/>
+          <w:szCs w:val="28"/>
+          <w:lang w:val="en-US"/>
+        </w:rPr>
+        <w:t>books</w:t>
+      </w:r>
+    </w:p>
+    <w:p>
+      <w:pPr>
+        <w:spacing w:after="0" w:line="240" w:lineRule="auto"/>
+        <w:jc w:val="center"/>
+        <w:rPr>
+          <w:rFonts w:ascii="Times New Roman" w:hAnsi="Times New Roman" w:cs="Times New Roman"/>
+          <w:noProof/>
+          <w:sz w:val="28"/>
+          <w:szCs w:val="28"/>
+        </w:rPr>
+      </w:pPr>
+      <w:r>
+        <w:rPr>
+          <w:rFonts w:ascii="Times New Roman" w:hAnsi="Times New Roman" w:cs="Times New Roman"/>
+          <w:noProof/>
+          <w:sz w:val="28"/>
+          <w:szCs w:val="28"/>
+        </w:rPr>
+        <w:drawing>
+          <wp:inline distT="0" distB="0" distL="0" distR="0" wp14:anchorId="426E736C" wp14:editId="112CF6D7">
+            <wp:extent cx="5347112" cy="3041938"/>
+            <wp:effectExtent l="0" t="0" r="6350" b="6350"/>
+            <wp:docPr id="4" name="Picture 4"/>
+            <wp:cNvGraphicFramePr>
+              <a:graphicFrameLocks xmlns:a="http://schemas.openxmlformats.org/drawingml/2006/main" noChangeAspect="1"/>
+            </wp:cNvGraphicFramePr>
+            <a:graphic xmlns:a="http://schemas.openxmlformats.org/drawingml/2006/main">
+              <a:graphicData uri="http://schemas.openxmlformats.org/drawingml/2006/picture">
+                <pic:pic xmlns:pic="http://schemas.openxmlformats.org/drawingml/2006/picture">
+                  <pic:nvPicPr>
+                    <pic:cNvPr id="1" name=""/>
+                    <pic:cNvPicPr/>
+                  </pic:nvPicPr>
+                  <pic:blipFill>
+                    <a:blip r:embed="rId7"/>
+                    <a:stretch>
+                      <a:fillRect/>
+                    </a:stretch>
+                  </pic:blipFill>
+                  <pic:spPr>
+                    <a:xfrm>
+                      <a:off x="0" y="0"/>
+                      <a:ext cx="5351909" cy="3044667"/>
+                    </a:xfrm>
+                    <a:prstGeom prst="rect">
+                      <a:avLst/>
+                    </a:prstGeom>
+                  </pic:spPr>
+                </pic:pic>
+              </a:graphicData>
+            </a:graphic>
+          </wp:inline>
+        </w:drawing>
+      </w:r>
+    </w:p>
+    <w:p>
+      <w:pPr>
+        <w:spacing w:after="0" w:line="360" w:lineRule="auto"/>
+        <w:rPr>
+          <w:rFonts w:ascii="Times New Roman" w:hAnsi="Times New Roman" w:cs="Times New Roman"/>
+          <w:noProof/>
+          <w:sz w:val="28"/>
+          <w:szCs w:val="28"/>
+        </w:rPr>
+      </w:pPr>
+    </w:p>
+    <w:p>
+      <w:pPr>
+        <w:spacing w:after="0" w:line="360" w:lineRule="auto"/>
+        <w:rPr>
+          <w:rFonts w:ascii="Times New Roman" w:hAnsi="Times New Roman" w:cs="Times New Roman"/>
+          <w:noProof/>
+          <w:sz w:val="28"/>
+          <w:szCs w:val="28"/>
+          <w:lang w:val="en-US"/>
+        </w:rPr>
+      </w:pPr>
+      <w:r>
+        <w:rPr>
+          <w:rFonts w:ascii="Times New Roman" w:hAnsi="Times New Roman" w:cs="Times New Roman"/>
+          <w:noProof/>
+          <w:sz w:val="28"/>
+          <w:szCs w:val="28"/>
+        </w:rPr>
+        <w:t>Таблица</w:t>
+      </w:r>
+      <w:r>
+        <w:rPr>
+          <w:rFonts w:ascii="Times New Roman" w:hAnsi="Times New Roman" w:cs="Times New Roman"/>
+          <w:noProof/>
+          <w:sz w:val="28"/>
+          <w:szCs w:val="28"/>
+        </w:rPr>
+        <w:t xml:space="preserve"> </w:t>
+      </w:r>
+      <w:r>
+        <w:rPr>
+          <w:rFonts w:ascii="Times New Roman" w:hAnsi="Times New Roman" w:cs="Times New Roman"/>
+          <w:noProof/>
+          <w:sz w:val="28"/>
+          <w:szCs w:val="28"/>
+          <w:lang w:val="en-US"/>
+        </w:rPr>
+        <w:t>authors</w:t>
+      </w:r>
+    </w:p>
+    <w:p>
+      <w:pPr>
+        <w:spacing w:after="0" w:line="360" w:lineRule="auto"/>
+        <w:jc w:val="center"/>
+        <w:rPr>
+          <w:rFonts w:ascii="Times New Roman" w:hAnsi="Times New Roman" w:cs="Times New Roman"/>
+          <w:noProof/>
+          <w:sz w:val="28"/>
+          <w:szCs w:val="28"/>
+          <w:lang w:val="en-US"/>
+        </w:rPr>
+      </w:pPr>
+      <w:r>
+        <w:rPr>
+          <w:rFonts w:ascii="Times New Roman" w:hAnsi="Times New Roman" w:cs="Times New Roman"/>
+          <w:noProof/>
+          <w:sz w:val="28"/>
+          <w:szCs w:val="28"/>
+          <w:lang w:val="en-US"/>
+        </w:rPr>
+        <w:drawing>
+          <wp:inline distT="0" distB="0" distL="0" distR="0" wp14:anchorId="31BAD914" wp14:editId="3F565183">
+            <wp:extent cx="5200529" cy="3125321"/>
+            <wp:effectExtent l="0" t="0" r="635" b="0"/>
+            <wp:docPr id="5" name="Picture 5"/>
+            <wp:cNvGraphicFramePr>
+              <a:graphicFrameLocks xmlns:a="http://schemas.openxmlformats.org/drawingml/2006/main" noChangeAspect="1"/>
+            </wp:cNvGraphicFramePr>
+            <a:graphic xmlns:a="http://schemas.openxmlformats.org/drawingml/2006/main">
+              <a:graphicData uri="http://schemas.openxmlformats.org/drawingml/2006/picture">
+                <pic:pic xmlns:pic="http://schemas.openxmlformats.org/drawingml/2006/picture">
+                  <pic:nvPicPr>
+                    <pic:cNvPr id="1" name=""/>
+                    <pic:cNvPicPr/>
+                  </pic:nvPicPr>
+                  <pic:blipFill>
+                    <a:blip r:embed="rId8"/>
+                    <a:stretch>
+                      <a:fillRect/>
+                    </a:stretch>
+                  </pic:blipFill>
+                  <pic:spPr>
+                    <a:xfrm>
+                      <a:off x="0" y="0"/>
+                      <a:ext cx="5203115" cy="3126875"/>
+                    </a:xfrm>
+                    <a:prstGeom prst="rect">
+                      <a:avLst/>
+                    </a:prstGeom>
+                  </pic:spPr>
+                </pic:pic>
+              </a:graphicData>
+            </a:graphic>
+          </wp:inline>
+        </w:drawing>
+      </w:r>
+    </w:p>
+    <w:p>
+      <w:pPr>
+        <w:spacing w:after="0" w:line="360" w:lineRule="auto"/>
+        <w:rPr>
+          <w:rFonts w:ascii="Times New Roman" w:hAnsi="Times New Roman" w:cs="Times New Roman"/>
+          <w:noProof/>
+          <w:sz w:val="28"/>
+          <w:szCs w:val="28"/>
+          <w:lang w:val="en-US"/>
+        </w:rPr>
+      </w:pPr>
+    </w:p>
+    <w:p>
+      <w:pPr>
+        <w:spacing w:after="0" w:line="360" w:lineRule="auto"/>
+        <w:rPr>
+          <w:rFonts w:ascii="Times New Roman" w:hAnsi="Times New Roman" w:cs="Times New Roman"/>
+          <w:noProof/>
+          <w:sz w:val="28"/>
+          <w:szCs w:val="28"/>
+          <w:lang w:val="en-US"/>
+        </w:rPr>
+      </w:pPr>
+    </w:p>
+    <w:p>
+      <w:pPr>
+        <w:spacing w:after="0" w:line="360" w:lineRule="auto"/>
+        <w:rPr>
+          <w:rFonts w:ascii="Times New Roman" w:hAnsi="Times New Roman" w:cs="Times New Roman"/>
+          <w:noProof/>
+          <w:sz w:val="28"/>
+          <w:szCs w:val="28"/>
+          <w:lang w:val="en-US"/>
+        </w:rPr>
+      </w:pPr>
+    </w:p>
+    <w:p>
+      <w:pPr>
+        <w:spacing w:after="0" w:line="360" w:lineRule="auto"/>
+        <w:rPr>
+          <w:rFonts w:ascii="Times New Roman" w:hAnsi="Times New Roman" w:cs="Times New Roman"/>
+          <w:noProof/>
+          <w:sz w:val="28"/>
+          <w:szCs w:val="28"/>
+          <w:lang w:val="en-US"/>
+        </w:rPr>
+      </w:pPr>
+    </w:p>
+    <w:p>
+      <w:pPr>
+        <w:spacing w:after="0" w:line="360" w:lineRule="auto"/>
+        <w:rPr>
+          <w:rFonts w:ascii="Times New Roman" w:hAnsi="Times New Roman" w:cs="Times New Roman"/>
+          <w:noProof/>
+          <w:sz w:val="28"/>
+          <w:szCs w:val="28"/>
+          <w:lang w:val="en-US"/>
+        </w:rPr>
+      </w:pPr>
+    </w:p>
+    <w:p>
+      <w:pPr>
+        <w:spacing w:after="0" w:line="360" w:lineRule="auto"/>
+        <w:rPr>
+          <w:rFonts w:ascii="Times New Roman" w:hAnsi="Times New Roman" w:cs="Times New Roman"/>
+          <w:noProof/>
+          <w:sz w:val="28"/>
+          <w:szCs w:val="28"/>
+        </w:rPr>
+      </w:pPr>
+      <w:r>
+        <w:rPr>
+          <w:rFonts w:ascii="Times New Roman" w:hAnsi="Times New Roman" w:cs="Times New Roman"/>
+          <w:noProof/>
+          <w:sz w:val="28"/>
+          <w:szCs w:val="28"/>
+        </w:rPr>
+        <w:lastRenderedPageBreak/>
+        <w:t>Таблица</w:t>
+      </w:r>
+      <w:r>
+        <w:rPr>
+          <w:rFonts w:ascii="Times New Roman" w:hAnsi="Times New Roman" w:cs="Times New Roman"/>
+          <w:noProof/>
+          <w:sz w:val="28"/>
+          <w:szCs w:val="28"/>
+        </w:rPr>
+        <w:t xml:space="preserve"> </w:t>
+      </w:r>
+      <w:r>
+        <w:rPr>
+          <w:rFonts w:ascii="Times New Roman" w:hAnsi="Times New Roman" w:cs="Times New Roman"/>
+          <w:noProof/>
+          <w:sz w:val="28"/>
+          <w:szCs w:val="28"/>
+        </w:rPr>
+        <w:t>publishers</w:t>
+      </w:r>
+    </w:p>
+    <w:p>
+      <w:pPr>
+        <w:spacing w:after="0" w:line="360" w:lineRule="auto"/>
+        <w:jc w:val="center"/>
+        <w:rPr>
+          <w:rFonts w:ascii="Times New Roman" w:hAnsi="Times New Roman" w:cs="Times New Roman"/>
+          <w:noProof/>
+          <w:sz w:val="28"/>
+          <w:szCs w:val="28"/>
+        </w:rPr>
+      </w:pPr>
+      <w:r>
+        <w:rPr>
+          <w:rFonts w:ascii="Times New Roman" w:hAnsi="Times New Roman" w:cs="Times New Roman"/>
+          <w:noProof/>
+          <w:sz w:val="28"/>
+          <w:szCs w:val="28"/>
+        </w:rPr>
+        <w:drawing>
+          <wp:inline distT="0" distB="0" distL="0" distR="0" wp14:anchorId="0D921A72" wp14:editId="67704710">
+            <wp:extent cx="5654239" cy="2480491"/>
+            <wp:effectExtent l="0" t="0" r="3810" b="0"/>
+            <wp:docPr id="6" name="Picture 6"/>
+            <wp:cNvGraphicFramePr>
+              <a:graphicFrameLocks xmlns:a="http://schemas.openxmlformats.org/drawingml/2006/main" noChangeAspect="1"/>
+            </wp:cNvGraphicFramePr>
+            <a:graphic xmlns:a="http://schemas.openxmlformats.org/drawingml/2006/main">
+              <a:graphicData uri="http://schemas.openxmlformats.org/drawingml/2006/picture">
+                <pic:pic xmlns:pic="http://schemas.openxmlformats.org/drawingml/2006/picture">
+                  <pic:nvPicPr>
+                    <pic:cNvPr id="1" name=""/>
+                    <pic:cNvPicPr/>
+                  </pic:nvPicPr>
+                  <pic:blipFill>
+                    <a:blip r:embed="rId9"/>
+                    <a:stretch>
+                      <a:fillRect/>
+                    </a:stretch>
+                  </pic:blipFill>
+                  <pic:spPr>
+                    <a:xfrm>
+                      <a:off x="0" y="0"/>
+                      <a:ext cx="5656562" cy="2481510"/>
+                    </a:xfrm>
+                    <a:prstGeom prst="rect">
+                      <a:avLst/>
+                    </a:prstGeom>
+                  </pic:spPr>
+                </pic:pic>
+              </a:graphicData>
+            </a:graphic>
+          </wp:inline>
+        </w:drawing>
+      </w:r>
+    </w:p>
+    <w:p>
+      <w:pPr>
+        <w:spacing w:after="0" w:line="360" w:lineRule="auto"/>
+        <w:rPr>
+          <w:rFonts w:ascii="Times New Roman" w:hAnsi="Times New Roman" w:cs="Times New Roman"/>
+          <w:noProof/>
+          <w:sz w:val="28"/>
+          <w:szCs w:val="28"/>
+        </w:rPr>
+      </w:pPr>
+      <w:r>
+        <w:rPr>
+          <w:rFonts w:ascii="Times New Roman" w:hAnsi="Times New Roman" w:cs="Times New Roman"/>
+          <w:noProof/>
+          <w:sz w:val="28"/>
+          <w:szCs w:val="28"/>
+        </w:rPr>
+        <w:t xml:space="preserve">Таблица </w:t>
+      </w:r>
+      <w:r>
+        <w:rPr>
+          <w:rFonts w:ascii="Times New Roman" w:hAnsi="Times New Roman" w:cs="Times New Roman"/>
+          <w:noProof/>
+          <w:sz w:val="28"/>
+          <w:szCs w:val="28"/>
+        </w:rPr>
+        <w:t>book_authors</w:t>
+      </w:r>
+    </w:p>
+    <w:p>
+      <w:pPr>
+        <w:spacing w:after="0" w:line="360" w:lineRule="auto"/>
+        <w:jc w:val="center"/>
+        <w:rPr>
+          <w:rFonts w:ascii="Times New Roman" w:hAnsi="Times New Roman" w:cs="Times New Roman"/>
+          <w:noProof/>
+          <w:sz w:val="28"/>
+          <w:szCs w:val="28"/>
+        </w:rPr>
+      </w:pPr>
+      <w:r>
+        <w:rPr>
+          <w:rFonts w:ascii="Times New Roman" w:hAnsi="Times New Roman" w:cs="Times New Roman"/>
+          <w:noProof/>
+          <w:sz w:val="28"/>
+          <w:szCs w:val="28"/>
+        </w:rPr>
+        <w:drawing>
+          <wp:inline distT="0" distB="0" distL="0" distR="0" wp14:anchorId="39708B16" wp14:editId="71E6A49B">
+            <wp:extent cx="2896763" cy="4984819"/>
+            <wp:effectExtent l="0" t="0" r="0" b="6350"/>
+            <wp:docPr id="7" name="Picture 7"/>
+            <wp:cNvGraphicFramePr>
+              <a:graphicFrameLocks xmlns:a="http://schemas.openxmlformats.org/drawingml/2006/main" noChangeAspect="1"/>
+            </wp:cNvGraphicFramePr>
+            <a:graphic xmlns:a="http://schemas.openxmlformats.org/drawingml/2006/main">
+              <a:graphicData uri="http://schemas.openxmlformats.org/drawingml/2006/picture">
+                <pic:pic xmlns:pic="http://schemas.openxmlformats.org/drawingml/2006/picture">
+                  <pic:nvPicPr>
+                    <pic:cNvPr id="1" name=""/>
+                    <pic:cNvPicPr/>
+                  </pic:nvPicPr>
+                  <pic:blipFill>
+                    <a:blip r:embed="rId10"/>
+                    <a:stretch>
+                      <a:fillRect/>
+                    </a:stretch>
+                  </pic:blipFill>
+                  <pic:spPr>
+                    <a:xfrm>
+                      <a:off x="0" y="0"/>
+                      <a:ext cx="2900724" cy="4991635"/>
+                    </a:xfrm>
+                    <a:prstGeom prst="rect">
+                      <a:avLst/>
+                    </a:prstGeom>
+                  </pic:spPr>
+                </pic:pic>
+              </a:graphicData>
+            </a:graphic>
+          </wp:inline>
+        </w:drawing>
+      </w:r>
+    </w:p>
+    <w:p>
+      <w:pPr>
+        <w:spacing w:after="0" w:line="360" w:lineRule="auto"/>
+        <w:rPr>
+          <w:rFonts w:ascii="Times New Roman" w:hAnsi="Times New Roman" w:cs="Times New Roman"/>
+          <w:noProof/>
+          <w:sz w:val="28"/>
+          <w:szCs w:val="28"/>
+        </w:rPr>
+      </w:pPr>
+    </w:p>
+    <w:p/>
+    <w:p/>
+    <w:p>
+      <w:pPr>
+        <w:rPr>
+          <w:rFonts w:ascii="Times New Roman" w:hAnsi="Times New Roman" w:cs="Times New Roman"/>
+          <w:sz w:val="28"/>
+          <w:szCs w:val="28"/>
+        </w:rPr>
+      </w:pPr>
+      <w:r>
+        <w:rPr>
+          <w:rFonts w:ascii="Times New Roman" w:hAnsi="Times New Roman" w:cs="Times New Roman"/>
+          <w:sz w:val="28"/>
+          <w:szCs w:val="28"/>
+        </w:rPr>
+        <w:lastRenderedPageBreak/>
+        <w:t>Таблица</w:t>
+      </w:r>
+      <w:r>
+        <w:rPr>
+          <w:rFonts w:ascii="Times New Roman" w:hAnsi="Times New Roman" w:cs="Times New Roman"/>
+          <w:sz w:val="28"/>
+          <w:szCs w:val="28"/>
+        </w:rPr>
+        <w:t xml:space="preserve"> </w:t>
+      </w:r>
+      <w:proofErr w:type="spellStart"/>
+      <w:r>
+        <w:rPr>
+          <w:rFonts w:ascii="Times New Roman" w:hAnsi="Times New Roman" w:cs="Times New Roman"/>
+          <w:sz w:val="28"/>
+          <w:szCs w:val="28"/>
+        </w:rPr>
+        <w:t>customers</w:t>
+      </w:r>
+      <w:proofErr w:type="spellEnd"/>
+    </w:p>
+    <w:p>
+      <w:pPr>
+        <w:rPr>
+          <w:rFonts w:ascii="Times New Roman" w:hAnsi="Times New Roman" w:cs="Times New Roman"/>
+          <w:sz w:val="28"/>
+          <w:szCs w:val="28"/>
+        </w:rPr>
+      </w:pPr>
+      <w:r>
+        <w:rPr>
+          <w:rFonts w:ascii="Times New Roman" w:hAnsi="Times New Roman" w:cs="Times New Roman"/>
+          <w:sz w:val="28"/>
+          <w:szCs w:val="28"/>
+        </w:rPr>
+        <w:drawing>
+          <wp:inline distT="0" distB="0" distL="0" distR="0" wp14:anchorId="70D810CF" wp14:editId="68F7A97D">
+            <wp:extent cx="5940425" cy="2687320"/>
+            <wp:effectExtent l="0" t="0" r="3175" b="0"/>
+            <wp:docPr id="8" name="Picture 8"/>
+            <wp:cNvGraphicFramePr>
+              <a:graphicFrameLocks xmlns:a="http://schemas.openxmlformats.org/drawingml/2006/main" noChangeAspect="1"/>
+            </wp:cNvGraphicFramePr>
+            <a:graphic xmlns:a="http://schemas.openxmlformats.org/drawingml/2006/main">
+              <a:graphicData uri="http://schemas.openxmlformats.org/drawingml/2006/picture">
+                <pic:pic xmlns:pic="http://schemas.openxmlformats.org/drawingml/2006/picture">
+                  <pic:nvPicPr>
+                    <pic:cNvPr id="1" name=""/>
+                    <pic:cNvPicPr/>
+                  </pic:nvPicPr>
+                  <pic:blipFill>
+                    <a:blip r:embed="rId11"/>
+                    <a:stretch>
+                      <a:fillRect/>
+                    </a:stretch>
+                  </pic:blipFill>
+                  <pic:spPr>
+                    <a:xfrm>
+                      <a:off x="0" y="0"/>
+                      <a:ext cx="5940425" cy="2687320"/>
+                    </a:xfrm>
+                    <a:prstGeom prst="rect">
+                      <a:avLst/>
+                    </a:prstGeom>
+                  </pic:spPr>
+                </pic:pic>
+              </a:graphicData>
+            </a:graphic>
+          </wp:inline>
+        </w:drawing>
+      </w:r>
+    </w:p>
+    <w:p>
+      <w:pPr>
+        <w:rPr>
+          <w:rFonts w:ascii="Times New Roman" w:hAnsi="Times New Roman" w:cs="Times New Roman"/>
+          <w:sz w:val="28"/>
+          <w:szCs w:val="28"/>
+        </w:rPr>
+      </w:pPr>
+    </w:p>
+    <w:p>
+      <w:pPr>
+        <w:rPr>
+          <w:rFonts w:ascii="Times New Roman" w:hAnsi="Times New Roman" w:cs="Times New Roman"/>
+          <w:sz w:val="28"/>
+          <w:szCs w:val="28"/>
+        </w:rPr>
+      </w:pPr>
+      <w:r>
+        <w:rPr>
+          <w:rFonts w:ascii="Times New Roman" w:hAnsi="Times New Roman" w:cs="Times New Roman"/>
+          <w:sz w:val="28"/>
+          <w:szCs w:val="28"/>
+        </w:rPr>
+        <w:t xml:space="preserve">Таблица </w:t>
+      </w:r>
+      <w:proofErr w:type="spellStart"/>
+      <w:r>
+        <w:rPr>
+          <w:rFonts w:ascii="Times New Roman" w:hAnsi="Times New Roman" w:cs="Times New Roman"/>
+          <w:sz w:val="28"/>
+          <w:szCs w:val="28"/>
+        </w:rPr>
+        <w:t>employees</w:t>
+      </w:r>
+      <w:proofErr w:type="spellEnd"/>
+    </w:p>
+    <w:p>
+      <w:pPr>
+        <w:rPr>
+          <w:rFonts w:ascii="Times New Roman" w:hAnsi="Times New Roman" w:cs="Times New Roman"/>
+          <w:sz w:val="28"/>
+          <w:szCs w:val="28"/>
+        </w:rPr>
+      </w:pPr>
+      <w:r>
+        <w:rPr>
+          <w:rFonts w:ascii="Times New Roman" w:hAnsi="Times New Roman" w:cs="Times New Roman"/>
+          <w:sz w:val="28"/>
+          <w:szCs w:val="28"/>
+        </w:rPr>
+        <w:drawing>
+          <wp:inline distT="0" distB="0" distL="0" distR="0" wp14:anchorId="6D667706" wp14:editId="30AF8173">
+            <wp:extent cx="5940425" cy="2456815"/>
+            <wp:effectExtent l="0" t="0" r="3175" b="635"/>
+            <wp:docPr id="9" name="Picture 9"/>
+            <wp:cNvGraphicFramePr>
+              <a:graphicFrameLocks xmlns:a="http://schemas.openxmlformats.org/drawingml/2006/main" noChangeAspect="1"/>
+            </wp:cNvGraphicFramePr>
+            <a:graphic xmlns:a="http://schemas.openxmlformats.org/drawingml/2006/main">
+              <a:graphicData uri="http://schemas.openxmlformats.org/drawingml/2006/picture">
+                <pic:pic xmlns:pic="http://schemas.openxmlformats.org/drawingml/2006/picture">
+                  <pic:nvPicPr>
+                    <pic:cNvPr id="1" name=""/>
+                    <pic:cNvPicPr/>
+                  </pic:nvPicPr>
+                  <pic:blipFill>
+                    <a:blip r:embed="rId12"/>
+                    <a:stretch>
+                      <a:fillRect/>
+                    </a:stretch>
+                  </pic:blipFill>
+                  <pic:spPr>
+                    <a:xfrm>
+                      <a:off x="0" y="0"/>
+                      <a:ext cx="5940425" cy="2456815"/>
+                    </a:xfrm>
+                    <a:prstGeom prst="rect">
+                      <a:avLst/>
+                    </a:prstGeom>
+                  </pic:spPr>
+                </pic:pic>
+              </a:graphicData>
+            </a:graphic>
+          </wp:inline>
+        </w:drawing>
+      </w:r>
+    </w:p>
+    <w:p>
+      <w:pPr>
+        <w:rPr>
+          <w:rFonts w:ascii="Times New Roman" w:hAnsi="Times New Roman" w:cs="Times New Roman"/>
+          <w:sz w:val="28"/>
+          <w:szCs w:val="28"/>
+        </w:rPr>
+      </w:pPr>
+    </w:p>
+    <w:p>
+      <w:pPr>
+        <w:rPr>
+          <w:rFonts w:ascii="Times New Roman" w:hAnsi="Times New Roman" w:cs="Times New Roman"/>
+          <w:sz w:val="28"/>
+          <w:szCs w:val="28"/>
+        </w:rPr>
+      </w:pPr>
+    </w:p>
+    <w:p>
+      <w:pPr>
+        <w:rPr>
+          <w:rFonts w:ascii="Times New Roman" w:hAnsi="Times New Roman" w:cs="Times New Roman"/>
+          <w:sz w:val="28"/>
+          <w:szCs w:val="28"/>
+        </w:rPr>
+      </w:pPr>
+    </w:p>
+    <w:p>
+      <w:pPr>
+        <w:rPr>
+          <w:rFonts w:ascii="Times New Roman" w:hAnsi="Times New Roman" w:cs="Times New Roman"/>
+          <w:sz w:val="28"/>
+          <w:szCs w:val="28"/>
+        </w:rPr>
+      </w:pPr>
+    </w:p>
+    <w:p>
+      <w:pPr>
+        <w:rPr>
+          <w:rFonts w:ascii="Times New Roman" w:hAnsi="Times New Roman" w:cs="Times New Roman"/>
+          <w:sz w:val="28"/>
+          <w:szCs w:val="28"/>
+        </w:rPr>
+      </w:pPr>
+    </w:p>
+    <w:p>
+      <w:pPr>
+        <w:rPr>
+          <w:rFonts w:ascii="Times New Roman" w:hAnsi="Times New Roman" w:cs="Times New Roman"/>
+          <w:sz w:val="28"/>
+          <w:szCs w:val="28"/>
+        </w:rPr>
+      </w:pPr>
+    </w:p>
+    <w:p>
+      <w:pPr>
+        <w:rPr>
+          <w:rFonts w:ascii="Times New Roman" w:hAnsi="Times New Roman" w:cs="Times New Roman"/>
+          <w:sz w:val="28"/>
+          <w:szCs w:val="28"/>
+        </w:rPr>
+      </w:pPr>
+    </w:p>
+    <w:p>
+      <w:pPr>
+        <w:rPr>
+          <w:rFonts w:ascii="Times New Roman" w:hAnsi="Times New Roman" w:cs="Times New Roman"/>
+          <w:sz w:val="28"/>
+          <w:szCs w:val="28"/>
+        </w:rPr>
+      </w:pPr>
+    </w:p>
+    <w:p>
+      <w:pPr>
+        <w:rPr>
+          <w:rFonts w:ascii="Times New Roman" w:hAnsi="Times New Roman" w:cs="Times New Roman"/>
+          <w:sz w:val="28"/>
+          <w:szCs w:val="28"/>
+        </w:rPr>
+      </w:pPr>
+    </w:p>
+    <w:p>
+      <w:pPr>
+        <w:rPr>
+          <w:rFonts w:ascii="Times New Roman" w:hAnsi="Times New Roman" w:cs="Times New Roman"/>
+          <w:sz w:val="28"/>
+          <w:szCs w:val="28"/>
+        </w:rPr>
+      </w:pPr>
+      <w:r>
+        <w:rPr>
+          <w:rFonts w:ascii="Times New Roman" w:hAnsi="Times New Roman" w:cs="Times New Roman"/>
+          <w:sz w:val="28"/>
+          <w:szCs w:val="28"/>
+        </w:rPr>
+        <w:lastRenderedPageBreak/>
+        <w:t xml:space="preserve">Таблица </w:t>
+      </w:r>
+      <w:proofErr w:type="spellStart"/>
+      <w:r>
+        <w:rPr>
+          <w:rFonts w:ascii="Times New Roman" w:hAnsi="Times New Roman" w:cs="Times New Roman"/>
+          <w:sz w:val="28"/>
+          <w:szCs w:val="28"/>
+        </w:rPr>
+        <w:t>orders</w:t>
+      </w:r>
+      <w:proofErr w:type="spellEnd"/>
+    </w:p>
+    <w:p>
+      <w:pPr>
+        <w:rPr>
+          <w:rFonts w:ascii="Times New Roman" w:hAnsi="Times New Roman" w:cs="Times New Roman"/>
+          <w:sz w:val="28"/>
+          <w:szCs w:val="28"/>
+        </w:rPr>
+      </w:pPr>
+      <w:r>
+        <w:rPr>
+          <w:rFonts w:ascii="Times New Roman" w:hAnsi="Times New Roman" w:cs="Times New Roman"/>
+          <w:sz w:val="28"/>
+          <w:szCs w:val="28"/>
+        </w:rPr>
+        <w:drawing>
+          <wp:inline distT="0" distB="0" distL="0" distR="0" wp14:anchorId="69F4B66F" wp14:editId="3191810B">
+            <wp:extent cx="5940425" cy="3849370"/>
+            <wp:effectExtent l="0" t="0" r="3175" b="0"/>
+            <wp:docPr id="10" name="Picture 10"/>
+            <wp:cNvGraphicFramePr>
+              <a:graphicFrameLocks xmlns:a="http://schemas.openxmlformats.org/drawingml/2006/main" noChangeAspect="1"/>
+            </wp:cNvGraphicFramePr>
+            <a:graphic xmlns:a="http://schemas.openxmlformats.org/drawingml/2006/main">
+              <a:graphicData uri="http://schemas.openxmlformats.org/drawingml/2006/picture">
+                <pic:pic xmlns:pic="http://schemas.openxmlformats.org/drawingml/2006/picture">
+                  <pic:nvPicPr>
+                    <pic:cNvPr id="1" name=""/>
+                    <pic:cNvPicPr/>
+                  </pic:nvPicPr>
+                  <pic:blipFill>
+                    <a:blip r:embed="rId13"/>
+                    <a:stretch>
+                      <a:fillRect/>
+                    </a:stretch>
+                  </pic:blipFill>
+                  <pic:spPr>
+                    <a:xfrm>
+                      <a:off x="0" y="0"/>
+                      <a:ext cx="5940425" cy="3849370"/>
+                    </a:xfrm>
+                    <a:prstGeom prst="rect">
+                      <a:avLst/>
+                    </a:prstGeom>
+                  </pic:spPr>
+                </pic:pic>
+              </a:graphicData>
+            </a:graphic>
+          </wp:inline>
+        </w:drawing>
+      </w:r>
+    </w:p>
+    <w:p>
+      <w:pPr>
+        <w:rPr>
+          <w:rFonts w:ascii="Times New Roman" w:hAnsi="Times New Roman" w:cs="Times New Roman"/>
+          <w:sz w:val="28"/>
+          <w:szCs w:val="28"/>
+        </w:rPr>
+      </w:pPr>
+    </w:p>
+    <w:p>
+      <w:pPr>
+        <w:rPr>
+          <w:rFonts w:ascii="Times New Roman" w:hAnsi="Times New Roman" w:cs="Times New Roman"/>
+          <w:sz w:val="28"/>
+          <w:szCs w:val="28"/>
+        </w:rPr>
+      </w:pPr>
+    </w:p>
+    <w:p>
+      <w:pPr>
+        <w:rPr>
+          <w:rFonts w:ascii="Times New Roman" w:hAnsi="Times New Roman" w:cs="Times New Roman"/>
+          <w:sz w:val="28"/>
+          <w:szCs w:val="28"/>
+        </w:rPr>
+      </w:pPr>
+    </w:p>
+    <w:p>
+      <w:pPr>
+        <w:rPr>
+          <w:rFonts w:ascii="Times New Roman" w:hAnsi="Times New Roman" w:cs="Times New Roman"/>
+          <w:sz w:val="28"/>
+          <w:szCs w:val="28"/>
+        </w:rPr>
+      </w:pPr>
+    </w:p>
+    <w:p>
+      <w:pPr>
+        <w:rPr>
+          <w:rFonts w:ascii="Times New Roman" w:hAnsi="Times New Roman" w:cs="Times New Roman"/>
+          <w:sz w:val="28"/>
+          <w:szCs w:val="28"/>
+        </w:rPr>
+      </w:pPr>
+    </w:p>
+    <w:p>
+      <w:pPr>
+        <w:rPr>
+          <w:rFonts w:ascii="Times New Roman" w:hAnsi="Times New Roman" w:cs="Times New Roman"/>
+          <w:sz w:val="28"/>
+          <w:szCs w:val="28"/>
+        </w:rPr>
+      </w:pPr>
+    </w:p>
+    <w:p>
+      <w:pPr>
+        <w:rPr>
+          <w:rFonts w:ascii="Times New Roman" w:hAnsi="Times New Roman" w:cs="Times New Roman"/>
+          <w:sz w:val="28"/>
+          <w:szCs w:val="28"/>
+        </w:rPr>
+      </w:pPr>
+    </w:p>
+    <w:p>
+      <w:pPr>
+        <w:rPr>
+          <w:rFonts w:ascii="Times New Roman" w:hAnsi="Times New Roman" w:cs="Times New Roman"/>
+          <w:sz w:val="28"/>
+          <w:szCs w:val="28"/>
+        </w:rPr>
+      </w:pPr>
+    </w:p>
+    <w:p>
+      <w:pPr>
+        <w:rPr>
+          <w:rFonts w:ascii="Times New Roman" w:hAnsi="Times New Roman" w:cs="Times New Roman"/>
+          <w:sz w:val="28"/>
+          <w:szCs w:val="28"/>
+        </w:rPr>
+      </w:pPr>
+    </w:p>
+    <w:p>
+      <w:pPr>
+        <w:rPr>
+          <w:rFonts w:ascii="Times New Roman" w:hAnsi="Times New Roman" w:cs="Times New Roman"/>
+          <w:sz w:val="28"/>
+          <w:szCs w:val="28"/>
+        </w:rPr>
+      </w:pPr>
+    </w:p>
+    <w:p>
+      <w:pPr>
+        <w:rPr>
+          <w:rFonts w:ascii="Times New Roman" w:hAnsi="Times New Roman" w:cs="Times New Roman"/>
+          <w:sz w:val="28"/>
+          <w:szCs w:val="28"/>
+        </w:rPr>
+      </w:pPr>
+    </w:p>
+    <w:p>
+      <w:pPr>
+        <w:rPr>
+          <w:rFonts w:ascii="Times New Roman" w:hAnsi="Times New Roman" w:cs="Times New Roman"/>
+          <w:sz w:val="28"/>
+          <w:szCs w:val="28"/>
+        </w:rPr>
+      </w:pPr>
+    </w:p>
+    <w:p>
+      <w:pPr>
+        <w:rPr>
+          <w:rFonts w:ascii="Times New Roman" w:hAnsi="Times New Roman" w:cs="Times New Roman"/>
+          <w:sz w:val="28"/>
+          <w:szCs w:val="28"/>
+        </w:rPr>
+      </w:pPr>
+    </w:p>
+    <w:p>
+      <w:pPr>
+        <w:rPr>
+          <w:rFonts w:ascii="Times New Roman" w:hAnsi="Times New Roman" w:cs="Times New Roman"/>
+          <w:sz w:val="28"/>
+          <w:szCs w:val="28"/>
+        </w:rPr>
+      </w:pPr>
+    </w:p>
+    <w:p>
+      <w:pPr>
+        <w:rPr>
+          <w:rFonts w:ascii="Times New Roman" w:hAnsi="Times New Roman" w:cs="Times New Roman"/>
+          <w:sz w:val="28"/>
+          <w:szCs w:val="28"/>
+        </w:rPr>
+      </w:pPr>
+    </w:p>
+    <w:p>
+      <w:pPr>
+        <w:rPr>
+          <w:rFonts w:ascii="Times New Roman" w:hAnsi="Times New Roman" w:cs="Times New Roman"/>
+          <w:sz w:val="28"/>
+          <w:szCs w:val="28"/>
+        </w:rPr>
+      </w:pPr>
+      <w:r>
+        <w:rPr>
+          <w:rFonts w:ascii="Times New Roman" w:hAnsi="Times New Roman" w:cs="Times New Roman"/>
+          <w:sz w:val="28"/>
+          <w:szCs w:val="28"/>
+        </w:rPr>
+        <w:lastRenderedPageBreak/>
+        <w:t>Запросы</w:t>
+      </w:r>
+      <w:r>
+        <w:rPr>
+          <w:rFonts w:ascii="Times New Roman" w:hAnsi="Times New Roman" w:cs="Times New Roman"/>
+          <w:sz w:val="28"/>
+          <w:szCs w:val="28"/>
+        </w:rPr>
+        <w:t>:</w:t>
+      </w:r>
+    </w:p>
+    <w:p>
+      <w:pPr>
+        <w:rPr>
+          <w:rFonts w:ascii="Times New Roman" w:hAnsi="Times New Roman" w:cs="Times New Roman"/>
+          <w:sz w:val="28"/>
+          <w:szCs w:val="28"/>
+        </w:rPr>
+      </w:pPr>
+      <w:r>
+        <w:rPr>
+          <w:rFonts w:ascii="Times New Roman" w:hAnsi="Times New Roman" w:cs="Times New Roman"/>
+          <w:sz w:val="28"/>
+          <w:szCs w:val="28"/>
+        </w:rPr>
+        <w:t>1. Поиск покупателей, оформивших более одного заказа</w:t>
+      </w:r>
+    </w:p>
+    <w:p>
+      <w:pPr>
+        <w:rPr>
+          <w:rFonts w:ascii="Times New Roman" w:hAnsi="Times New Roman" w:cs="Times New Roman"/>
+          <w:sz w:val="28"/>
+          <w:szCs w:val="28"/>
+        </w:rPr>
+      </w:pPr>
+      <w:r>
+        <w:rPr>
+          <w:rFonts w:ascii="Times New Roman" w:hAnsi="Times New Roman" w:cs="Times New Roman"/>
+          <w:sz w:val="28"/>
+          <w:szCs w:val="28"/>
+        </w:rPr>
+        <w:t>Формулировка на русском языке: вывести список покупателей, которые оформили более одного заказа. Для каждого покупателя указать ФИО и количество оформленных заказов. Отсортировать результат по убыванию количества заказов, а при равенстве — по ФИО в алфавитном порядке.</w:t>
+      </w:r>
+    </w:p>
+    <w:p>
+      <w:pPr>
+        <w:spacing w:after="0" w:line="240" w:lineRule="auto"/>
+        <w:rPr>
+          <w:rFonts w:ascii="Times New Roman" w:hAnsi="Times New Roman" w:cs="Times New Roman"/>
+          <w:lang w:val="en-US"/>
+        </w:rPr>
+      </w:pPr>
+      <w:r>
+        <w:rPr>
+          <w:rFonts w:ascii="Times New Roman" w:hAnsi="Times New Roman" w:cs="Times New Roman"/>
+          <w:lang w:val="en-US"/>
+        </w:rPr>
+        <w:t>SELECT</w:t>
+      </w:r>
+    </w:p>
+    <w:p>
+      <w:pPr>
+        <w:spacing w:after="0" w:line="240" w:lineRule="auto"/>
+        <w:rPr>
+          <w:rFonts w:ascii="Times New Roman" w:hAnsi="Times New Roman" w:cs="Times New Roman"/>
+          <w:lang w:val="en-US"/>
+        </w:rPr>
+      </w:pPr>
+      <w:r>
+        <w:rPr>
+          <w:rFonts w:ascii="Times New Roman" w:hAnsi="Times New Roman" w:cs="Times New Roman"/>
+          <w:lang w:val="en-US"/>
+        </w:rPr>
+        <w:t xml:space="preserve">    </w:t>
+      </w:r>
+      <w:proofErr w:type="spellStart"/>
+      <w:r>
+        <w:rPr>
+          <w:rFonts w:ascii="Times New Roman" w:hAnsi="Times New Roman" w:cs="Times New Roman"/>
+          <w:lang w:val="en-US"/>
+        </w:rPr>
+        <w:t>c.full_name</w:t>
+      </w:r>
+      <w:proofErr w:type="spellEnd"/>
+      <w:r>
+        <w:rPr>
+          <w:rFonts w:ascii="Times New Roman" w:hAnsi="Times New Roman" w:cs="Times New Roman"/>
+          <w:lang w:val="en-US"/>
+        </w:rPr>
+        <w:t xml:space="preserve"> AS </w:t>
+      </w:r>
+      <w:proofErr w:type="spellStart"/>
+      <w:r>
+        <w:rPr>
+          <w:rFonts w:ascii="Times New Roman" w:hAnsi="Times New Roman" w:cs="Times New Roman"/>
+          <w:lang w:val="en-US"/>
+        </w:rPr>
+        <w:t>customer_name</w:t>
+      </w:r>
+      <w:proofErr w:type="spellEnd"/>
+      <w:r>
+        <w:rPr>
+          <w:rFonts w:ascii="Times New Roman" w:hAnsi="Times New Roman" w:cs="Times New Roman"/>
+          <w:lang w:val="en-US"/>
+        </w:rPr>
+        <w:t>,</w:t>
+      </w:r>
+    </w:p>
+    <w:p>
+      <w:pPr>
+        <w:spacing w:after="0" w:line="240" w:lineRule="auto"/>
+        <w:rPr>
+          <w:rFonts w:ascii="Times New Roman" w:hAnsi="Times New Roman" w:cs="Times New Roman"/>
+          <w:lang w:val="en-US"/>
+        </w:rPr>
+      </w:pPr>
+      <w:r>
+        <w:rPr>
+          <w:rFonts w:ascii="Times New Roman" w:hAnsi="Times New Roman" w:cs="Times New Roman"/>
+          <w:lang w:val="en-US"/>
+        </w:rPr>
+        <w:t xml:space="preserve">    COUNT(</w:t>
+      </w:r>
+      <w:proofErr w:type="spellStart"/>
+      <w:proofErr w:type="gramStart"/>
+      <w:r>
+        <w:rPr>
+          <w:rFonts w:ascii="Times New Roman" w:hAnsi="Times New Roman" w:cs="Times New Roman"/>
+          <w:lang w:val="en-US"/>
+        </w:rPr>
+        <w:t>o.order</w:t>
+      </w:r>
+      <w:proofErr w:type="gramEnd"/>
+      <w:r>
+        <w:rPr>
+          <w:rFonts w:ascii="Times New Roman" w:hAnsi="Times New Roman" w:cs="Times New Roman"/>
+          <w:lang w:val="en-US"/>
+        </w:rPr>
+        <w:t>_id</w:t>
+      </w:r>
+      <w:proofErr w:type="spellEnd"/>
+      <w:r>
+        <w:rPr>
+          <w:rFonts w:ascii="Times New Roman" w:hAnsi="Times New Roman" w:cs="Times New Roman"/>
+          <w:lang w:val="en-US"/>
+        </w:rPr>
+        <w:t xml:space="preserve">) AS </w:t>
+      </w:r>
+      <w:proofErr w:type="spellStart"/>
+      <w:r>
+        <w:rPr>
+          <w:rFonts w:ascii="Times New Roman" w:hAnsi="Times New Roman" w:cs="Times New Roman"/>
+          <w:lang w:val="en-US"/>
+        </w:rPr>
+        <w:t>orders_count</w:t>
+      </w:r>
+      <w:proofErr w:type="spellEnd"/>
+    </w:p>
+    <w:p>
+      <w:pPr>
+        <w:spacing w:after="0" w:line="240" w:lineRule="auto"/>
+        <w:rPr>
+          <w:rFonts w:ascii="Times New Roman" w:hAnsi="Times New Roman" w:cs="Times New Roman"/>
+          <w:lang w:val="en-US"/>
+        </w:rPr>
+      </w:pPr>
+      <w:r>
+        <w:rPr>
+          <w:rFonts w:ascii="Times New Roman" w:hAnsi="Times New Roman" w:cs="Times New Roman"/>
+          <w:lang w:val="en-US"/>
+        </w:rPr>
+        <w:t xml:space="preserve">FROM </w:t>
+      </w:r>
+      <w:proofErr w:type="spellStart"/>
+      <w:proofErr w:type="gramStart"/>
+      <w:r>
+        <w:rPr>
+          <w:rFonts w:ascii="Times New Roman" w:hAnsi="Times New Roman" w:cs="Times New Roman"/>
+          <w:lang w:val="en-US"/>
+        </w:rPr>
+        <w:t>library.customers</w:t>
+      </w:r>
+      <w:proofErr w:type="spellEnd"/>
+      <w:proofErr w:type="gramEnd"/>
+      <w:r>
+        <w:rPr>
+          <w:rFonts w:ascii="Times New Roman" w:hAnsi="Times New Roman" w:cs="Times New Roman"/>
+          <w:lang w:val="en-US"/>
+        </w:rPr>
+        <w:t xml:space="preserve"> c,</w:t>
+      </w:r>
+    </w:p>
+    <w:p>
+      <w:pPr>
+        <w:spacing w:after="0" w:line="240" w:lineRule="auto"/>
+        <w:rPr>
+          <w:rFonts w:ascii="Times New Roman" w:hAnsi="Times New Roman" w:cs="Times New Roman"/>
+          <w:lang w:val="en-US"/>
+        </w:rPr>
+      </w:pPr>
+      <w:r>
+        <w:rPr>
+          <w:rFonts w:ascii="Times New Roman" w:hAnsi="Times New Roman" w:cs="Times New Roman"/>
+          <w:lang w:val="en-US"/>
+        </w:rPr>
+        <w:t xml:space="preserve">     </w:t>
+      </w:r>
+      <w:proofErr w:type="spellStart"/>
+      <w:proofErr w:type="gramStart"/>
+      <w:r>
+        <w:rPr>
+          <w:rFonts w:ascii="Times New Roman" w:hAnsi="Times New Roman" w:cs="Times New Roman"/>
+          <w:lang w:val="en-US"/>
+        </w:rPr>
+        <w:t>library.orders</w:t>
+      </w:r>
+      <w:proofErr w:type="spellEnd"/>
+      <w:proofErr w:type="gramEnd"/>
+      <w:r>
+        <w:rPr>
+          <w:rFonts w:ascii="Times New Roman" w:hAnsi="Times New Roman" w:cs="Times New Roman"/>
+          <w:lang w:val="en-US"/>
+        </w:rPr>
+        <w:t xml:space="preserve"> o</w:t>
+      </w:r>
+    </w:p>
+    <w:p>
+      <w:pPr>
+        <w:spacing w:after="0" w:line="240" w:lineRule="auto"/>
+        <w:rPr>
+          <w:rFonts w:ascii="Times New Roman" w:hAnsi="Times New Roman" w:cs="Times New Roman"/>
+          <w:lang w:val="en-US"/>
+        </w:rPr>
+      </w:pPr>
+      <w:r>
+        <w:rPr>
+          <w:rFonts w:ascii="Times New Roman" w:hAnsi="Times New Roman" w:cs="Times New Roman"/>
+          <w:lang w:val="en-US"/>
+        </w:rPr>
+        <w:t xml:space="preserve">WHERE </w:t>
+      </w:r>
+      <w:proofErr w:type="spellStart"/>
+      <w:proofErr w:type="gramStart"/>
+      <w:r>
+        <w:rPr>
+          <w:rFonts w:ascii="Times New Roman" w:hAnsi="Times New Roman" w:cs="Times New Roman"/>
+          <w:lang w:val="en-US"/>
+        </w:rPr>
+        <w:t>o.customer</w:t>
+      </w:r>
+      <w:proofErr w:type="gramEnd"/>
+      <w:r>
+        <w:rPr>
+          <w:rFonts w:ascii="Times New Roman" w:hAnsi="Times New Roman" w:cs="Times New Roman"/>
+          <w:lang w:val="en-US"/>
+        </w:rPr>
+        <w:t>_id</w:t>
+      </w:r>
+      <w:proofErr w:type="spellEnd"/>
+      <w:r>
+        <w:rPr>
+          <w:rFonts w:ascii="Times New Roman" w:hAnsi="Times New Roman" w:cs="Times New Roman"/>
+          <w:lang w:val="en-US"/>
+        </w:rPr>
+        <w:t xml:space="preserve"> = </w:t>
+      </w:r>
+      <w:proofErr w:type="spellStart"/>
+      <w:r>
+        <w:rPr>
+          <w:rFonts w:ascii="Times New Roman" w:hAnsi="Times New Roman" w:cs="Times New Roman"/>
+          <w:lang w:val="en-US"/>
+        </w:rPr>
+        <w:t>c.customer_id</w:t>
+      </w:r>
+      <w:proofErr w:type="spellEnd"/>
+    </w:p>
+    <w:p>
+      <w:pPr>
+        <w:spacing w:after="0" w:line="240" w:lineRule="auto"/>
+        <w:rPr>
+          <w:rFonts w:ascii="Times New Roman" w:hAnsi="Times New Roman" w:cs="Times New Roman"/>
+          <w:lang w:val="en-US"/>
+        </w:rPr>
+      </w:pPr>
+      <w:r>
+        <w:rPr>
+          <w:rFonts w:ascii="Times New Roman" w:hAnsi="Times New Roman" w:cs="Times New Roman"/>
+          <w:lang w:val="en-US"/>
+        </w:rPr>
+        <w:t xml:space="preserve">GROUP BY </w:t>
+      </w:r>
+      <w:proofErr w:type="spellStart"/>
+      <w:proofErr w:type="gramStart"/>
+      <w:r>
+        <w:rPr>
+          <w:rFonts w:ascii="Times New Roman" w:hAnsi="Times New Roman" w:cs="Times New Roman"/>
+          <w:lang w:val="en-US"/>
+        </w:rPr>
+        <w:t>c.customer</w:t>
+      </w:r>
+      <w:proofErr w:type="gramEnd"/>
+      <w:r>
+        <w:rPr>
+          <w:rFonts w:ascii="Times New Roman" w:hAnsi="Times New Roman" w:cs="Times New Roman"/>
+          <w:lang w:val="en-US"/>
+        </w:rPr>
+        <w:t>_id</w:t>
+      </w:r>
+      <w:proofErr w:type="spellEnd"/>
+      <w:r>
+        <w:rPr>
+          <w:rFonts w:ascii="Times New Roman" w:hAnsi="Times New Roman" w:cs="Times New Roman"/>
+          <w:lang w:val="en-US"/>
+        </w:rPr>
+        <w:t xml:space="preserve">, </w:t>
+      </w:r>
+      <w:proofErr w:type="spellStart"/>
+      <w:r>
+        <w:rPr>
+          <w:rFonts w:ascii="Times New Roman" w:hAnsi="Times New Roman" w:cs="Times New Roman"/>
+          <w:lang w:val="en-US"/>
+        </w:rPr>
+        <w:t>c.full_name</w:t>
+      </w:r>
+      <w:proofErr w:type="spellEnd"/>
+    </w:p>
+    <w:p>
+      <w:pPr>
+        <w:spacing w:after="0" w:line="240" w:lineRule="auto"/>
+        <w:rPr>
+          <w:rFonts w:ascii="Times New Roman" w:hAnsi="Times New Roman" w:cs="Times New Roman"/>
+          <w:lang w:val="en-US"/>
+        </w:rPr>
+      </w:pPr>
+      <w:r>
+        <w:rPr>
+          <w:rFonts w:ascii="Times New Roman" w:hAnsi="Times New Roman" w:cs="Times New Roman"/>
+          <w:lang w:val="en-US"/>
+        </w:rPr>
+        <w:t>HAVING COUNT(</w:t>
+      </w:r>
+      <w:proofErr w:type="spellStart"/>
+      <w:proofErr w:type="gramStart"/>
+      <w:r>
+        <w:rPr>
+          <w:rFonts w:ascii="Times New Roman" w:hAnsi="Times New Roman" w:cs="Times New Roman"/>
+          <w:lang w:val="en-US"/>
+        </w:rPr>
+        <w:t>o.order</w:t>
+      </w:r>
+      <w:proofErr w:type="gramEnd"/>
+      <w:r>
+        <w:rPr>
+          <w:rFonts w:ascii="Times New Roman" w:hAnsi="Times New Roman" w:cs="Times New Roman"/>
+          <w:lang w:val="en-US"/>
+        </w:rPr>
+        <w:t>_id</w:t>
+      </w:r>
+      <w:proofErr w:type="spellEnd"/>
+      <w:r>
+        <w:rPr>
+          <w:rFonts w:ascii="Times New Roman" w:hAnsi="Times New Roman" w:cs="Times New Roman"/>
+          <w:lang w:val="en-US"/>
+        </w:rPr>
+        <w:t>) &gt; 1</w:t>
+      </w:r>
+    </w:p>
+    <w:p>
+      <w:pPr>
+        <w:spacing w:after="0" w:line="240" w:lineRule="auto"/>
+        <w:rPr>
+          <w:rFonts w:ascii="Times New Roman" w:hAnsi="Times New Roman" w:cs="Times New Roman"/>
+          <w:lang w:val="en-US"/>
+        </w:rPr>
+      </w:pPr>
+      <w:r>
+        <w:rPr>
+          <w:rFonts w:ascii="Times New Roman" w:hAnsi="Times New Roman" w:cs="Times New Roman"/>
+          <w:lang w:val="en-US"/>
+        </w:rPr>
+        <w:t xml:space="preserve">ORDER BY </w:t>
+      </w:r>
+      <w:proofErr w:type="spellStart"/>
+      <w:r>
+        <w:rPr>
+          <w:rFonts w:ascii="Times New Roman" w:hAnsi="Times New Roman" w:cs="Times New Roman"/>
+          <w:lang w:val="en-US"/>
+        </w:rPr>
+        <w:t>orders_count</w:t>
+      </w:r>
+      <w:proofErr w:type="spellEnd"/>
+      <w:r>
+        <w:rPr>
+          <w:rFonts w:ascii="Times New Roman" w:hAnsi="Times New Roman" w:cs="Times New Roman"/>
+          <w:lang w:val="en-US"/>
+        </w:rPr>
+        <w:t xml:space="preserve"> DESC, </w:t>
+      </w:r>
+      <w:proofErr w:type="spellStart"/>
+      <w:r>
+        <w:rPr>
+          <w:rFonts w:ascii="Times New Roman" w:hAnsi="Times New Roman" w:cs="Times New Roman"/>
+          <w:lang w:val="en-US"/>
+        </w:rPr>
+        <w:t>customer_name</w:t>
+      </w:r>
+      <w:proofErr w:type="spellEnd"/>
+      <w:r>
+        <w:rPr>
+          <w:rFonts w:ascii="Times New Roman" w:hAnsi="Times New Roman" w:cs="Times New Roman"/>
+          <w:lang w:val="en-US"/>
+        </w:rPr>
+        <w:t>;</w:t>
+      </w:r>
+    </w:p>
+    <w:p>
+      <w:pPr>
+        <w:spacing w:after="0" w:line="240" w:lineRule="auto"/>
+        <w:rPr>
+          <w:rFonts w:ascii="Times New Roman" w:hAnsi="Times New Roman" w:cs="Times New Roman"/>
+          <w:lang w:val="en-US"/>
+        </w:rPr>
+      </w:pPr>
+    </w:p>
+    <w:p>
+      <w:pPr>
+        <w:jc w:val="center"/>
+        <w:rPr>
+          <w:rFonts w:ascii="Times New Roman" w:hAnsi="Times New Roman" w:cs="Times New Roman"/>
+          <w:sz w:val="28"/>
+          <w:szCs w:val="28"/>
+          <w:lang w:val="en-US"/>
+        </w:rPr>
+      </w:pPr>
+      <w:r>
+        <w:rPr>
+          <w:rFonts w:ascii="Times New Roman" w:hAnsi="Times New Roman" w:cs="Times New Roman"/>
+          <w:sz w:val="28"/>
+          <w:szCs w:val="28"/>
+          <w:lang w:val="en-US"/>
+        </w:rPr>
+        <w:drawing>
+          <wp:inline distT="0" distB="0" distL="0" distR="0" wp14:anchorId="217CB74F" wp14:editId="4891046D">
+            <wp:extent cx="4359018" cy="2103302"/>
+            <wp:effectExtent l="0" t="0" r="3810" b="0"/>
+            <wp:docPr id="11" name="Picture 11"/>
+            <wp:cNvGraphicFramePr>
+              <a:graphicFrameLocks xmlns:a="http://schemas.openxmlformats.org/drawingml/2006/main" noChangeAspect="1"/>
+            </wp:cNvGraphicFramePr>
+            <a:graphic xmlns:a="http://schemas.openxmlformats.org/drawingml/2006/main">
+              <a:graphicData uri="http://schemas.openxmlformats.org/drawingml/2006/picture">
+                <pic:pic xmlns:pic="http://schemas.openxmlformats.org/drawingml/2006/picture">
+                  <pic:nvPicPr>
+                    <pic:cNvPr id="1" name=""/>
+                    <pic:cNvPicPr/>
+                  </pic:nvPicPr>
+                  <pic:blipFill>
+                    <a:blip r:embed="rId14"/>
+                    <a:stretch>
+                      <a:fillRect/>
+                    </a:stretch>
+                  </pic:blipFill>
+                  <pic:spPr>
+                    <a:xfrm>
+                      <a:off x="0" y="0"/>
+                      <a:ext cx="4359018" cy="2103302"/>
+                    </a:xfrm>
+                    <a:prstGeom prst="rect">
+                      <a:avLst/>
+                    </a:prstGeom>
+                  </pic:spPr>
+                </pic:pic>
+              </a:graphicData>
+            </a:graphic>
+          </wp:inline>
+        </w:drawing>
+      </w:r>
+    </w:p>
+    <w:p>
+      <w:pPr>
+        <w:jc w:val="center"/>
+        <w:rPr>
+          <w:rFonts w:ascii="Times New Roman" w:hAnsi="Times New Roman" w:cs="Times New Roman"/>
+          <w:sz w:val="28"/>
+          <w:szCs w:val="28"/>
+          <w:lang w:val="en-US"/>
+        </w:rPr>
+      </w:pPr>
+    </w:p>
+    <w:p>
+      <w:pPr>
+        <w:jc w:val="center"/>
+        <w:rPr>
+          <w:rFonts w:ascii="Times New Roman" w:hAnsi="Times New Roman" w:cs="Times New Roman"/>
+          <w:sz w:val="28"/>
+          <w:szCs w:val="28"/>
+          <w:lang w:val="en-US"/>
+        </w:rPr>
+      </w:pPr>
+    </w:p>
+    <w:p>
+      <w:pPr>
+        <w:jc w:val="center"/>
+        <w:rPr>
+          <w:rFonts w:ascii="Times New Roman" w:hAnsi="Times New Roman" w:cs="Times New Roman"/>
+          <w:sz w:val="28"/>
+          <w:szCs w:val="28"/>
+          <w:lang w:val="en-US"/>
+        </w:rPr>
+      </w:pPr>
+    </w:p>
+    <w:p>
+      <w:pPr>
+        <w:jc w:val="center"/>
+        <w:rPr>
+          <w:rFonts w:ascii="Times New Roman" w:hAnsi="Times New Roman" w:cs="Times New Roman"/>
+          <w:sz w:val="28"/>
+          <w:szCs w:val="28"/>
+          <w:lang w:val="en-US"/>
+        </w:rPr>
+      </w:pPr>
+    </w:p>
+    <w:p>
+      <w:pPr>
+        <w:jc w:val="center"/>
+        <w:rPr>
+          <w:rFonts w:ascii="Times New Roman" w:hAnsi="Times New Roman" w:cs="Times New Roman"/>
+          <w:sz w:val="28"/>
+          <w:szCs w:val="28"/>
+          <w:lang w:val="en-US"/>
+        </w:rPr>
+      </w:pPr>
+    </w:p>
+    <w:p>
+      <w:pPr>
+        <w:jc w:val="center"/>
+        <w:rPr>
+          <w:rFonts w:ascii="Times New Roman" w:hAnsi="Times New Roman" w:cs="Times New Roman"/>
+          <w:sz w:val="28"/>
+          <w:szCs w:val="28"/>
+          <w:lang w:val="en-US"/>
+        </w:rPr>
+      </w:pPr>
+    </w:p>
+    <w:p>
+      <w:pPr>
+        <w:jc w:val="center"/>
+        <w:rPr>
+          <w:rFonts w:ascii="Times New Roman" w:hAnsi="Times New Roman" w:cs="Times New Roman"/>
+          <w:sz w:val="28"/>
+          <w:szCs w:val="28"/>
+          <w:lang w:val="en-US"/>
+        </w:rPr>
+      </w:pPr>
+    </w:p>
+    <w:p>
+      <w:pPr>
+        <w:jc w:val="center"/>
+        <w:rPr>
+          <w:rFonts w:ascii="Times New Roman" w:hAnsi="Times New Roman" w:cs="Times New Roman"/>
+          <w:sz w:val="28"/>
+          <w:szCs w:val="28"/>
+          <w:lang w:val="en-US"/>
+        </w:rPr>
+      </w:pPr>
+    </w:p>
+    <w:p>
+      <w:pPr>
+        <w:jc w:val="center"/>
+        <w:rPr>
+          <w:rFonts w:ascii="Times New Roman" w:hAnsi="Times New Roman" w:cs="Times New Roman"/>
+          <w:sz w:val="28"/>
+          <w:szCs w:val="28"/>
+          <w:lang w:val="en-US"/>
+        </w:rPr>
+      </w:pPr>
+    </w:p>
+    <w:p>
+      <w:pPr>
+        <w:jc w:val="center"/>
+        <w:rPr>
+          <w:rFonts w:ascii="Times New Roman" w:hAnsi="Times New Roman" w:cs="Times New Roman"/>
+          <w:sz w:val="28"/>
+          <w:szCs w:val="28"/>
+          <w:lang w:val="en-US"/>
+        </w:rPr>
+      </w:pPr>
+    </w:p>
+    <w:p>
+      <w:pPr>
+        <w:jc w:val="center"/>
+        <w:rPr>
+          <w:rFonts w:ascii="Times New Roman" w:hAnsi="Times New Roman" w:cs="Times New Roman"/>
+          <w:sz w:val="28"/>
+          <w:szCs w:val="28"/>
+          <w:lang w:val="en-US"/>
+        </w:rPr>
+      </w:pPr>
+    </w:p>
+    <w:p>
+      <w:pPr>
+        <w:jc w:val="center"/>
+        <w:rPr>
+          <w:rFonts w:ascii="Times New Roman" w:hAnsi="Times New Roman" w:cs="Times New Roman"/>
+          <w:sz w:val="28"/>
+          <w:szCs w:val="28"/>
+          <w:lang w:val="en-US"/>
+        </w:rPr>
+      </w:pPr>
+    </w:p>
+    <w:p>
+      <w:pPr>
+        <w:rPr>
+          <w:rFonts w:ascii="Times New Roman" w:hAnsi="Times New Roman" w:cs="Times New Roman"/>
+          <w:sz w:val="28"/>
+          <w:szCs w:val="28"/>
+        </w:rPr>
+      </w:pPr>
+      <w:r>
+        <w:rPr>
+          <w:rFonts w:ascii="Times New Roman" w:hAnsi="Times New Roman" w:cs="Times New Roman"/>
+          <w:sz w:val="28"/>
+          <w:szCs w:val="28"/>
+        </w:rPr>
+        <w:lastRenderedPageBreak/>
+        <w:t>2. Подсчёт общего количества книг по издательствам</w:t>
+      </w:r>
+    </w:p>
+    <w:p>
+      <w:pPr>
+        <w:rPr>
+          <w:rFonts w:ascii="Times New Roman" w:hAnsi="Times New Roman" w:cs="Times New Roman"/>
+          <w:sz w:val="28"/>
+          <w:szCs w:val="28"/>
+          <w:lang w:val="en-US"/>
+        </w:rPr>
+      </w:pPr>
+      <w:r>
+        <w:rPr>
+          <w:rFonts w:ascii="Times New Roman" w:hAnsi="Times New Roman" w:cs="Times New Roman"/>
+          <w:sz w:val="28"/>
+          <w:szCs w:val="28"/>
+        </w:rPr>
+        <w:t xml:space="preserve">Формулировка на русском языке: вывести названия издательств, города их расположения и общее количество экземпляров книг каждого издательства, имеющихся в наличии. </w:t>
+      </w:r>
+      <w:proofErr w:type="spellStart"/>
+      <w:r>
+        <w:rPr>
+          <w:rFonts w:ascii="Times New Roman" w:hAnsi="Times New Roman" w:cs="Times New Roman"/>
+          <w:sz w:val="28"/>
+          <w:szCs w:val="28"/>
+          <w:lang w:val="en-US"/>
+        </w:rPr>
+        <w:t>Отсортировать</w:t>
+      </w:r>
+      <w:proofErr w:type="spellEnd"/>
+      <w:r>
+        <w:rPr>
+          <w:rFonts w:ascii="Times New Roman" w:hAnsi="Times New Roman" w:cs="Times New Roman"/>
+          <w:sz w:val="28"/>
+          <w:szCs w:val="28"/>
+          <w:lang w:val="en-US"/>
+        </w:rPr>
+        <w:t xml:space="preserve"> </w:t>
+      </w:r>
+      <w:proofErr w:type="spellStart"/>
+      <w:r>
+        <w:rPr>
+          <w:rFonts w:ascii="Times New Roman" w:hAnsi="Times New Roman" w:cs="Times New Roman"/>
+          <w:sz w:val="28"/>
+          <w:szCs w:val="28"/>
+          <w:lang w:val="en-US"/>
+        </w:rPr>
+        <w:t>результат</w:t>
+      </w:r>
+      <w:proofErr w:type="spellEnd"/>
+      <w:r>
+        <w:rPr>
+          <w:rFonts w:ascii="Times New Roman" w:hAnsi="Times New Roman" w:cs="Times New Roman"/>
+          <w:sz w:val="28"/>
+          <w:szCs w:val="28"/>
+          <w:lang w:val="en-US"/>
+        </w:rPr>
+        <w:t xml:space="preserve"> </w:t>
+      </w:r>
+      <w:proofErr w:type="spellStart"/>
+      <w:r>
+        <w:rPr>
+          <w:rFonts w:ascii="Times New Roman" w:hAnsi="Times New Roman" w:cs="Times New Roman"/>
+          <w:sz w:val="28"/>
+          <w:szCs w:val="28"/>
+          <w:lang w:val="en-US"/>
+        </w:rPr>
+        <w:t>по</w:t>
+      </w:r>
+      <w:proofErr w:type="spellEnd"/>
+      <w:r>
+        <w:rPr>
+          <w:rFonts w:ascii="Times New Roman" w:hAnsi="Times New Roman" w:cs="Times New Roman"/>
+          <w:sz w:val="28"/>
+          <w:szCs w:val="28"/>
+          <w:lang w:val="en-US"/>
+        </w:rPr>
+        <w:t xml:space="preserve"> </w:t>
+      </w:r>
+      <w:proofErr w:type="spellStart"/>
+      <w:r>
+        <w:rPr>
+          <w:rFonts w:ascii="Times New Roman" w:hAnsi="Times New Roman" w:cs="Times New Roman"/>
+          <w:sz w:val="28"/>
+          <w:szCs w:val="28"/>
+          <w:lang w:val="en-US"/>
+        </w:rPr>
+        <w:t>убыванию</w:t>
+      </w:r>
+      <w:proofErr w:type="spellEnd"/>
+      <w:r>
+        <w:rPr>
+          <w:rFonts w:ascii="Times New Roman" w:hAnsi="Times New Roman" w:cs="Times New Roman"/>
+          <w:sz w:val="28"/>
+          <w:szCs w:val="28"/>
+          <w:lang w:val="en-US"/>
+        </w:rPr>
+        <w:t xml:space="preserve"> </w:t>
+      </w:r>
+      <w:proofErr w:type="spellStart"/>
+      <w:r>
+        <w:rPr>
+          <w:rFonts w:ascii="Times New Roman" w:hAnsi="Times New Roman" w:cs="Times New Roman"/>
+          <w:sz w:val="28"/>
+          <w:szCs w:val="28"/>
+          <w:lang w:val="en-US"/>
+        </w:rPr>
+        <w:t>количества</w:t>
+      </w:r>
+      <w:proofErr w:type="spellEnd"/>
+      <w:r>
+        <w:rPr>
+          <w:rFonts w:ascii="Times New Roman" w:hAnsi="Times New Roman" w:cs="Times New Roman"/>
+          <w:sz w:val="28"/>
+          <w:szCs w:val="28"/>
+          <w:lang w:val="en-US"/>
+        </w:rPr>
+        <w:t xml:space="preserve"> </w:t>
+      </w:r>
+      <w:proofErr w:type="spellStart"/>
+      <w:r>
+        <w:rPr>
+          <w:rFonts w:ascii="Times New Roman" w:hAnsi="Times New Roman" w:cs="Times New Roman"/>
+          <w:sz w:val="28"/>
+          <w:szCs w:val="28"/>
+          <w:lang w:val="en-US"/>
+        </w:rPr>
+        <w:t>экземпляров</w:t>
+      </w:r>
+      <w:proofErr w:type="spellEnd"/>
+      <w:r>
+        <w:rPr>
+          <w:rFonts w:ascii="Times New Roman" w:hAnsi="Times New Roman" w:cs="Times New Roman"/>
+          <w:sz w:val="28"/>
+          <w:szCs w:val="28"/>
+          <w:lang w:val="en-US"/>
+        </w:rPr>
+        <w:t>.</w:t>
+      </w:r>
+    </w:p>
+    <w:p>
+      <w:pPr>
+        <w:spacing w:after="0" w:line="240" w:lineRule="auto"/>
+        <w:rPr>
+          <w:rFonts w:ascii="Times New Roman" w:hAnsi="Times New Roman" w:cs="Times New Roman"/>
+          <w:lang w:val="en-US"/>
+        </w:rPr>
+      </w:pPr>
+      <w:r>
+        <w:rPr>
+          <w:rFonts w:ascii="Times New Roman" w:hAnsi="Times New Roman" w:cs="Times New Roman"/>
+          <w:lang w:val="en-US"/>
+        </w:rPr>
+        <w:t>SELECT</w:t>
+      </w:r>
+    </w:p>
+    <w:p>
+      <w:pPr>
+        <w:spacing w:after="0" w:line="240" w:lineRule="auto"/>
+        <w:rPr>
+          <w:rFonts w:ascii="Times New Roman" w:hAnsi="Times New Roman" w:cs="Times New Roman"/>
+          <w:lang w:val="en-US"/>
+        </w:rPr>
+      </w:pPr>
+      <w:r>
+        <w:rPr>
+          <w:rFonts w:ascii="Times New Roman" w:hAnsi="Times New Roman" w:cs="Times New Roman"/>
+          <w:lang w:val="en-US"/>
+        </w:rPr>
+        <w:t xml:space="preserve">    </w:t>
+      </w:r>
+      <w:proofErr w:type="spellStart"/>
+      <w:proofErr w:type="gramStart"/>
+      <w:r>
+        <w:rPr>
+          <w:rFonts w:ascii="Times New Roman" w:hAnsi="Times New Roman" w:cs="Times New Roman"/>
+          <w:lang w:val="en-US"/>
+        </w:rPr>
+        <w:t>p.publisher</w:t>
+      </w:r>
+      <w:proofErr w:type="gramEnd"/>
+      <w:r>
+        <w:rPr>
+          <w:rFonts w:ascii="Times New Roman" w:hAnsi="Times New Roman" w:cs="Times New Roman"/>
+          <w:lang w:val="en-US"/>
+        </w:rPr>
+        <w:t>_name</w:t>
+      </w:r>
+      <w:proofErr w:type="spellEnd"/>
+      <w:r>
+        <w:rPr>
+          <w:rFonts w:ascii="Times New Roman" w:hAnsi="Times New Roman" w:cs="Times New Roman"/>
+          <w:lang w:val="en-US"/>
+        </w:rPr>
+        <w:t>,</w:t>
+      </w:r>
+    </w:p>
+    <w:p>
+      <w:pPr>
+        <w:spacing w:after="0" w:line="240" w:lineRule="auto"/>
+        <w:rPr>
+          <w:rFonts w:ascii="Times New Roman" w:hAnsi="Times New Roman" w:cs="Times New Roman"/>
+          <w:lang w:val="en-US"/>
+        </w:rPr>
+      </w:pPr>
+      <w:r>
+        <w:rPr>
+          <w:rFonts w:ascii="Times New Roman" w:hAnsi="Times New Roman" w:cs="Times New Roman"/>
+          <w:lang w:val="en-US"/>
+        </w:rPr>
+        <w:t xml:space="preserve">    </w:t>
+      </w:r>
+      <w:proofErr w:type="spellStart"/>
+      <w:proofErr w:type="gramStart"/>
+      <w:r>
+        <w:rPr>
+          <w:rFonts w:ascii="Times New Roman" w:hAnsi="Times New Roman" w:cs="Times New Roman"/>
+          <w:lang w:val="en-US"/>
+        </w:rPr>
+        <w:t>p.city</w:t>
+      </w:r>
+      <w:proofErr w:type="spellEnd"/>
+      <w:proofErr w:type="gramEnd"/>
+      <w:r>
+        <w:rPr>
+          <w:rFonts w:ascii="Times New Roman" w:hAnsi="Times New Roman" w:cs="Times New Roman"/>
+          <w:lang w:val="en-US"/>
+        </w:rPr>
+        <w:t>,</w:t>
+      </w:r>
+    </w:p>
+    <w:p>
+      <w:pPr>
+        <w:spacing w:after="0" w:line="240" w:lineRule="auto"/>
+        <w:rPr>
+          <w:rFonts w:ascii="Times New Roman" w:hAnsi="Times New Roman" w:cs="Times New Roman"/>
+          <w:lang w:val="en-US"/>
+        </w:rPr>
+      </w:pPr>
+      <w:r>
+        <w:rPr>
+          <w:rFonts w:ascii="Times New Roman" w:hAnsi="Times New Roman" w:cs="Times New Roman"/>
+          <w:lang w:val="en-US"/>
+        </w:rPr>
+        <w:t xml:space="preserve">    SUM(</w:t>
+      </w:r>
+      <w:proofErr w:type="spellStart"/>
+      <w:proofErr w:type="gramStart"/>
+      <w:r>
+        <w:rPr>
+          <w:rFonts w:ascii="Times New Roman" w:hAnsi="Times New Roman" w:cs="Times New Roman"/>
+          <w:lang w:val="en-US"/>
+        </w:rPr>
+        <w:t>b.stock</w:t>
+      </w:r>
+      <w:proofErr w:type="gramEnd"/>
+      <w:r>
+        <w:rPr>
+          <w:rFonts w:ascii="Times New Roman" w:hAnsi="Times New Roman" w:cs="Times New Roman"/>
+          <w:lang w:val="en-US"/>
+        </w:rPr>
+        <w:t>_quantity</w:t>
+      </w:r>
+      <w:proofErr w:type="spellEnd"/>
+      <w:r>
+        <w:rPr>
+          <w:rFonts w:ascii="Times New Roman" w:hAnsi="Times New Roman" w:cs="Times New Roman"/>
+          <w:lang w:val="en-US"/>
+        </w:rPr>
+        <w:t xml:space="preserve">) AS </w:t>
+      </w:r>
+      <w:proofErr w:type="spellStart"/>
+      <w:r>
+        <w:rPr>
+          <w:rFonts w:ascii="Times New Roman" w:hAnsi="Times New Roman" w:cs="Times New Roman"/>
+          <w:lang w:val="en-US"/>
+        </w:rPr>
+        <w:t>total_stock</w:t>
+      </w:r>
+      <w:proofErr w:type="spellEnd"/>
+    </w:p>
+    <w:p>
+      <w:pPr>
+        <w:spacing w:after="0" w:line="240" w:lineRule="auto"/>
+        <w:rPr>
+          <w:rFonts w:ascii="Times New Roman" w:hAnsi="Times New Roman" w:cs="Times New Roman"/>
+          <w:lang w:val="en-US"/>
+        </w:rPr>
+      </w:pPr>
+      <w:r>
+        <w:rPr>
+          <w:rFonts w:ascii="Times New Roman" w:hAnsi="Times New Roman" w:cs="Times New Roman"/>
+          <w:lang w:val="en-US"/>
+        </w:rPr>
+        <w:t xml:space="preserve">FROM </w:t>
+      </w:r>
+      <w:proofErr w:type="spellStart"/>
+      <w:proofErr w:type="gramStart"/>
+      <w:r>
+        <w:rPr>
+          <w:rFonts w:ascii="Times New Roman" w:hAnsi="Times New Roman" w:cs="Times New Roman"/>
+          <w:lang w:val="en-US"/>
+        </w:rPr>
+        <w:t>library.publishers</w:t>
+      </w:r>
+      <w:proofErr w:type="spellEnd"/>
+      <w:proofErr w:type="gramEnd"/>
+      <w:r>
+        <w:rPr>
+          <w:rFonts w:ascii="Times New Roman" w:hAnsi="Times New Roman" w:cs="Times New Roman"/>
+          <w:lang w:val="en-US"/>
+        </w:rPr>
+        <w:t xml:space="preserve"> p,</w:t>
+      </w:r>
+    </w:p>
+    <w:p>
+      <w:pPr>
+        <w:spacing w:after="0" w:line="240" w:lineRule="auto"/>
+        <w:rPr>
+          <w:rFonts w:ascii="Times New Roman" w:hAnsi="Times New Roman" w:cs="Times New Roman"/>
+          <w:lang w:val="en-US"/>
+        </w:rPr>
+      </w:pPr>
+      <w:r>
+        <w:rPr>
+          <w:rFonts w:ascii="Times New Roman" w:hAnsi="Times New Roman" w:cs="Times New Roman"/>
+          <w:lang w:val="en-US"/>
+        </w:rPr>
+        <w:t xml:space="preserve">     </w:t>
+      </w:r>
+      <w:proofErr w:type="spellStart"/>
+      <w:proofErr w:type="gramStart"/>
+      <w:r>
+        <w:rPr>
+          <w:rFonts w:ascii="Times New Roman" w:hAnsi="Times New Roman" w:cs="Times New Roman"/>
+          <w:lang w:val="en-US"/>
+        </w:rPr>
+        <w:t>library.books</w:t>
+      </w:r>
+      <w:proofErr w:type="spellEnd"/>
+      <w:proofErr w:type="gramEnd"/>
+      <w:r>
+        <w:rPr>
+          <w:rFonts w:ascii="Times New Roman" w:hAnsi="Times New Roman" w:cs="Times New Roman"/>
+          <w:lang w:val="en-US"/>
+        </w:rPr>
+        <w:t xml:space="preserve"> b</w:t>
+      </w:r>
+    </w:p>
+    <w:p>
+      <w:pPr>
+        <w:spacing w:after="0" w:line="240" w:lineRule="auto"/>
+        <w:rPr>
+          <w:rFonts w:ascii="Times New Roman" w:hAnsi="Times New Roman" w:cs="Times New Roman"/>
+          <w:lang w:val="en-US"/>
+        </w:rPr>
+      </w:pPr>
+      <w:r>
+        <w:rPr>
+          <w:rFonts w:ascii="Times New Roman" w:hAnsi="Times New Roman" w:cs="Times New Roman"/>
+          <w:lang w:val="en-US"/>
+        </w:rPr>
+        <w:t xml:space="preserve">WHERE </w:t>
+      </w:r>
+      <w:proofErr w:type="spellStart"/>
+      <w:proofErr w:type="gramStart"/>
+      <w:r>
+        <w:rPr>
+          <w:rFonts w:ascii="Times New Roman" w:hAnsi="Times New Roman" w:cs="Times New Roman"/>
+          <w:lang w:val="en-US"/>
+        </w:rPr>
+        <w:t>b.publisher</w:t>
+      </w:r>
+      <w:proofErr w:type="gramEnd"/>
+      <w:r>
+        <w:rPr>
+          <w:rFonts w:ascii="Times New Roman" w:hAnsi="Times New Roman" w:cs="Times New Roman"/>
+          <w:lang w:val="en-US"/>
+        </w:rPr>
+        <w:t>_id</w:t>
+      </w:r>
+      <w:proofErr w:type="spellEnd"/>
+      <w:r>
+        <w:rPr>
+          <w:rFonts w:ascii="Times New Roman" w:hAnsi="Times New Roman" w:cs="Times New Roman"/>
+          <w:lang w:val="en-US"/>
+        </w:rPr>
+        <w:t xml:space="preserve"> = </w:t>
+      </w:r>
+      <w:proofErr w:type="spellStart"/>
+      <w:r>
+        <w:rPr>
+          <w:rFonts w:ascii="Times New Roman" w:hAnsi="Times New Roman" w:cs="Times New Roman"/>
+          <w:lang w:val="en-US"/>
+        </w:rPr>
+        <w:t>p.publisher_id</w:t>
+      </w:r>
+      <w:proofErr w:type="spellEnd"/>
+    </w:p>
+    <w:p>
+      <w:pPr>
+        <w:spacing w:after="0" w:line="240" w:lineRule="auto"/>
+        <w:rPr>
+          <w:rFonts w:ascii="Times New Roman" w:hAnsi="Times New Roman" w:cs="Times New Roman"/>
+          <w:lang w:val="en-US"/>
+        </w:rPr>
+      </w:pPr>
+      <w:r>
+        <w:rPr>
+          <w:rFonts w:ascii="Times New Roman" w:hAnsi="Times New Roman" w:cs="Times New Roman"/>
+          <w:lang w:val="en-US"/>
+        </w:rPr>
+        <w:t xml:space="preserve">GROUP BY </w:t>
+      </w:r>
+      <w:proofErr w:type="spellStart"/>
+      <w:proofErr w:type="gramStart"/>
+      <w:r>
+        <w:rPr>
+          <w:rFonts w:ascii="Times New Roman" w:hAnsi="Times New Roman" w:cs="Times New Roman"/>
+          <w:lang w:val="en-US"/>
+        </w:rPr>
+        <w:t>p.publisher</w:t>
+      </w:r>
+      <w:proofErr w:type="gramEnd"/>
+      <w:r>
+        <w:rPr>
+          <w:rFonts w:ascii="Times New Roman" w:hAnsi="Times New Roman" w:cs="Times New Roman"/>
+          <w:lang w:val="en-US"/>
+        </w:rPr>
+        <w:t>_id</w:t>
+      </w:r>
+      <w:proofErr w:type="spellEnd"/>
+      <w:r>
+        <w:rPr>
+          <w:rFonts w:ascii="Times New Roman" w:hAnsi="Times New Roman" w:cs="Times New Roman"/>
+          <w:lang w:val="en-US"/>
+        </w:rPr>
+        <w:t xml:space="preserve">, </w:t>
+      </w:r>
+      <w:proofErr w:type="spellStart"/>
+      <w:r>
+        <w:rPr>
+          <w:rFonts w:ascii="Times New Roman" w:hAnsi="Times New Roman" w:cs="Times New Roman"/>
+          <w:lang w:val="en-US"/>
+        </w:rPr>
+        <w:t>p.publisher_name</w:t>
+      </w:r>
+      <w:proofErr w:type="spellEnd"/>
+      <w:r>
+        <w:rPr>
+          <w:rFonts w:ascii="Times New Roman" w:hAnsi="Times New Roman" w:cs="Times New Roman"/>
+          <w:lang w:val="en-US"/>
+        </w:rPr>
+        <w:t xml:space="preserve">, </w:t>
+      </w:r>
+      <w:proofErr w:type="spellStart"/>
+      <w:r>
+        <w:rPr>
+          <w:rFonts w:ascii="Times New Roman" w:hAnsi="Times New Roman" w:cs="Times New Roman"/>
+          <w:lang w:val="en-US"/>
+        </w:rPr>
+        <w:t>p.city</w:t>
+      </w:r>
+      <w:proofErr w:type="spellEnd"/>
+    </w:p>
+    <w:p>
+      <w:pPr>
+        <w:spacing w:after="0" w:line="240" w:lineRule="auto"/>
+        <w:rPr>
+          <w:rFonts w:ascii="Times New Roman" w:hAnsi="Times New Roman" w:cs="Times New Roman"/>
+          <w:lang w:val="en-US"/>
+        </w:rPr>
+      </w:pPr>
+      <w:r>
+        <w:rPr>
+          <w:rFonts w:ascii="Times New Roman" w:hAnsi="Times New Roman" w:cs="Times New Roman"/>
+          <w:lang w:val="en-US"/>
+        </w:rPr>
+        <w:t xml:space="preserve">ORDER BY </w:t>
+      </w:r>
+      <w:proofErr w:type="spellStart"/>
+      <w:r>
+        <w:rPr>
+          <w:rFonts w:ascii="Times New Roman" w:hAnsi="Times New Roman" w:cs="Times New Roman"/>
+          <w:lang w:val="en-US"/>
+        </w:rPr>
+        <w:t>total_stock</w:t>
+      </w:r>
+      <w:proofErr w:type="spellEnd"/>
+      <w:r>
+        <w:rPr>
+          <w:rFonts w:ascii="Times New Roman" w:hAnsi="Times New Roman" w:cs="Times New Roman"/>
+          <w:lang w:val="en-US"/>
+        </w:rPr>
+        <w:t xml:space="preserve"> DESC;</w:t>
+      </w:r>
+    </w:p>
+    <w:p>
+      <w:pPr>
+        <w:rPr>
+          <w:rFonts w:ascii="Times New Roman" w:hAnsi="Times New Roman" w:cs="Times New Roman"/>
+          <w:sz w:val="28"/>
+          <w:szCs w:val="28"/>
+          <w:lang w:val="en-US"/>
+        </w:rPr>
+      </w:pPr>
+    </w:p>
+    <w:p>
+      <w:pPr>
+        <w:jc w:val="center"/>
+        <w:rPr>
+          <w:rFonts w:ascii="Times New Roman" w:hAnsi="Times New Roman" w:cs="Times New Roman"/>
+          <w:sz w:val="28"/>
+          <w:szCs w:val="28"/>
+          <w:lang w:val="en-US"/>
+        </w:rPr>
+      </w:pPr>
+      <w:r>
+        <w:rPr>
+          <w:rFonts w:ascii="Times New Roman" w:hAnsi="Times New Roman" w:cs="Times New Roman"/>
+          <w:sz w:val="28"/>
+          <w:szCs w:val="28"/>
+          <w:lang w:val="en-US"/>
+        </w:rPr>
+        <w:drawing>
+          <wp:inline distT="0" distB="0" distL="0" distR="0" wp14:anchorId="41BA54CB" wp14:editId="2453D7F9">
+            <wp:extent cx="4839119" cy="2491956"/>
+            <wp:effectExtent l="0" t="0" r="0" b="3810"/>
+            <wp:docPr id="12" name="Picture 12"/>
+            <wp:cNvGraphicFramePr>
+              <a:graphicFrameLocks xmlns:a="http://schemas.openxmlformats.org/drawingml/2006/main" noChangeAspect="1"/>
+            </wp:cNvGraphicFramePr>
+            <a:graphic xmlns:a="http://schemas.openxmlformats.org/drawingml/2006/main">
+              <a:graphicData uri="http://schemas.openxmlformats.org/drawingml/2006/picture">
+                <pic:pic xmlns:pic="http://schemas.openxmlformats.org/drawingml/2006/picture">
+                  <pic:nvPicPr>
+                    <pic:cNvPr id="1" name=""/>
+                    <pic:cNvPicPr/>
+                  </pic:nvPicPr>
+                  <pic:blipFill>
+                    <a:blip r:embed="rId15"/>
+                    <a:stretch>
+                      <a:fillRect/>
+                    </a:stretch>
+                  </pic:blipFill>
+                  <pic:spPr>
+                    <a:xfrm>
+                      <a:off x="0" y="0"/>
+                      <a:ext cx="4839119" cy="2491956"/>
+                    </a:xfrm>
+                    <a:prstGeom prst="rect">
+                      <a:avLst/>
+                    </a:prstGeom>
+                  </pic:spPr>
+                </pic:pic>
+              </a:graphicData>
+            </a:graphic>
+          </wp:inline>
+        </w:drawing>
+      </w:r>
+    </w:p>
+    <w:p>
+      <w:pPr>
+        <w:jc w:val="center"/>
+        <w:rPr>
+          <w:rFonts w:ascii="Times New Roman" w:hAnsi="Times New Roman" w:cs="Times New Roman"/>
+          <w:sz w:val="28"/>
+          <w:szCs w:val="28"/>
+          <w:lang w:val="en-US"/>
+        </w:rPr>
+      </w:pPr>
+    </w:p>
+    <w:p>
+      <w:pPr>
+        <w:rPr>
+          <w:rFonts w:ascii="Times New Roman" w:hAnsi="Times New Roman" w:cs="Times New Roman"/>
+          <w:sz w:val="28"/>
+          <w:szCs w:val="28"/>
+        </w:rPr>
+      </w:pPr>
+      <w:r>
+        <w:rPr>
+          <w:rFonts w:ascii="Times New Roman" w:hAnsi="Times New Roman" w:cs="Times New Roman"/>
+          <w:sz w:val="28"/>
+          <w:szCs w:val="28"/>
+        </w:rPr>
+        <w:t>3. Расчёт общей стоимости заказов</w:t>
+      </w:r>
+    </w:p>
+    <w:p>
+      <w:pPr>
+        <w:rPr>
+          <w:rFonts w:ascii="Times New Roman" w:hAnsi="Times New Roman" w:cs="Times New Roman"/>
+          <w:sz w:val="28"/>
+          <w:szCs w:val="28"/>
+        </w:rPr>
+      </w:pPr>
+      <w:r>
+        <w:rPr>
+          <w:rFonts w:ascii="Times New Roman" w:hAnsi="Times New Roman" w:cs="Times New Roman"/>
+          <w:sz w:val="28"/>
+          <w:szCs w:val="28"/>
+        </w:rPr>
+        <w:t>Формулировка на русском языке: вывести идентификатор и дату каждого заказа, ФИО покупателя и общую стоимость заказа. Стоимость рассчитывается как сумма произведений количества экземпляров каждой книги на её цену в соответствующем заказе. Отсортировать результат по дате заказа в порядке убывания.</w:t>
+      </w:r>
+    </w:p>
+    <w:p>
+      <w:pPr>
+        <w:spacing w:after="0" w:line="240" w:lineRule="auto"/>
+        <w:rPr>
+          <w:rFonts w:ascii="Times New Roman" w:hAnsi="Times New Roman" w:cs="Times New Roman"/>
+          <w:lang w:val="en-US"/>
+        </w:rPr>
+      </w:pPr>
+      <w:r>
+        <w:rPr>
+          <w:rFonts w:ascii="Times New Roman" w:hAnsi="Times New Roman" w:cs="Times New Roman"/>
+          <w:lang w:val="en-US"/>
+        </w:rPr>
+        <w:t>SELECT</w:t>
+      </w:r>
+    </w:p>
+    <w:p>
+      <w:pPr>
+        <w:spacing w:after="0" w:line="240" w:lineRule="auto"/>
+        <w:rPr>
+          <w:rFonts w:ascii="Times New Roman" w:hAnsi="Times New Roman" w:cs="Times New Roman"/>
+          <w:lang w:val="en-US"/>
+        </w:rPr>
+      </w:pPr>
+      <w:r>
+        <w:rPr>
+          <w:rFonts w:ascii="Times New Roman" w:hAnsi="Times New Roman" w:cs="Times New Roman"/>
+          <w:lang w:val="en-US"/>
+        </w:rPr>
+        <w:t xml:space="preserve">    </w:t>
+      </w:r>
+      <w:proofErr w:type="spellStart"/>
+      <w:proofErr w:type="gramStart"/>
+      <w:r>
+        <w:rPr>
+          <w:rFonts w:ascii="Times New Roman" w:hAnsi="Times New Roman" w:cs="Times New Roman"/>
+          <w:lang w:val="en-US"/>
+        </w:rPr>
+        <w:t>o.order</w:t>
+      </w:r>
+      <w:proofErr w:type="gramEnd"/>
+      <w:r>
+        <w:rPr>
+          <w:rFonts w:ascii="Times New Roman" w:hAnsi="Times New Roman" w:cs="Times New Roman"/>
+          <w:lang w:val="en-US"/>
+        </w:rPr>
+        <w:t>_id</w:t>
+      </w:r>
+      <w:proofErr w:type="spellEnd"/>
+      <w:r>
+        <w:rPr>
+          <w:rFonts w:ascii="Times New Roman" w:hAnsi="Times New Roman" w:cs="Times New Roman"/>
+          <w:lang w:val="en-US"/>
+        </w:rPr>
+        <w:t>,</w:t>
+      </w:r>
+    </w:p>
+    <w:p>
+      <w:pPr>
+        <w:spacing w:after="0" w:line="240" w:lineRule="auto"/>
+        <w:rPr>
+          <w:rFonts w:ascii="Times New Roman" w:hAnsi="Times New Roman" w:cs="Times New Roman"/>
+          <w:lang w:val="en-US"/>
+        </w:rPr>
+      </w:pPr>
+      <w:r>
+        <w:rPr>
+          <w:rFonts w:ascii="Times New Roman" w:hAnsi="Times New Roman" w:cs="Times New Roman"/>
+          <w:lang w:val="en-US"/>
+        </w:rPr>
+        <w:t xml:space="preserve">    </w:t>
+      </w:r>
+      <w:proofErr w:type="spellStart"/>
+      <w:proofErr w:type="gramStart"/>
+      <w:r>
+        <w:rPr>
+          <w:rFonts w:ascii="Times New Roman" w:hAnsi="Times New Roman" w:cs="Times New Roman"/>
+          <w:lang w:val="en-US"/>
+        </w:rPr>
+        <w:t>o.order</w:t>
+      </w:r>
+      <w:proofErr w:type="gramEnd"/>
+      <w:r>
+        <w:rPr>
+          <w:rFonts w:ascii="Times New Roman" w:hAnsi="Times New Roman" w:cs="Times New Roman"/>
+          <w:lang w:val="en-US"/>
+        </w:rPr>
+        <w:t>_date</w:t>
+      </w:r>
+      <w:proofErr w:type="spellEnd"/>
+      <w:r>
+        <w:rPr>
+          <w:rFonts w:ascii="Times New Roman" w:hAnsi="Times New Roman" w:cs="Times New Roman"/>
+          <w:lang w:val="en-US"/>
+        </w:rPr>
+        <w:t>,</w:t>
+      </w:r>
+    </w:p>
+    <w:p>
+      <w:pPr>
+        <w:spacing w:after="0" w:line="240" w:lineRule="auto"/>
+        <w:rPr>
+          <w:rFonts w:ascii="Times New Roman" w:hAnsi="Times New Roman" w:cs="Times New Roman"/>
+          <w:lang w:val="en-US"/>
+        </w:rPr>
+      </w:pPr>
+      <w:r>
+        <w:rPr>
+          <w:rFonts w:ascii="Times New Roman" w:hAnsi="Times New Roman" w:cs="Times New Roman"/>
+          <w:lang w:val="en-US"/>
+        </w:rPr>
+        <w:t xml:space="preserve">    </w:t>
+      </w:r>
+      <w:proofErr w:type="spellStart"/>
+      <w:r>
+        <w:rPr>
+          <w:rFonts w:ascii="Times New Roman" w:hAnsi="Times New Roman" w:cs="Times New Roman"/>
+          <w:lang w:val="en-US"/>
+        </w:rPr>
+        <w:t>c.full_name</w:t>
+      </w:r>
+      <w:proofErr w:type="spellEnd"/>
+      <w:r>
+        <w:rPr>
+          <w:rFonts w:ascii="Times New Roman" w:hAnsi="Times New Roman" w:cs="Times New Roman"/>
+          <w:lang w:val="en-US"/>
+        </w:rPr>
+        <w:t xml:space="preserve"> AS </w:t>
+      </w:r>
+      <w:proofErr w:type="spellStart"/>
+      <w:r>
+        <w:rPr>
+          <w:rFonts w:ascii="Times New Roman" w:hAnsi="Times New Roman" w:cs="Times New Roman"/>
+          <w:lang w:val="en-US"/>
+        </w:rPr>
+        <w:t>customer_name</w:t>
+      </w:r>
+      <w:proofErr w:type="spellEnd"/>
+      <w:r>
+        <w:rPr>
+          <w:rFonts w:ascii="Times New Roman" w:hAnsi="Times New Roman" w:cs="Times New Roman"/>
+          <w:lang w:val="en-US"/>
+        </w:rPr>
+        <w:t>,</w:t>
+      </w:r>
+    </w:p>
+    <w:p>
+      <w:pPr>
+        <w:spacing w:after="0" w:line="240" w:lineRule="auto"/>
+        <w:rPr>
+          <w:rFonts w:ascii="Times New Roman" w:hAnsi="Times New Roman" w:cs="Times New Roman"/>
+          <w:lang w:val="en-US"/>
+        </w:rPr>
+      </w:pPr>
+      <w:r>
+        <w:rPr>
+          <w:rFonts w:ascii="Times New Roman" w:hAnsi="Times New Roman" w:cs="Times New Roman"/>
+          <w:lang w:val="en-US"/>
+        </w:rPr>
+        <w:t xml:space="preserve">    </w:t>
+      </w:r>
+      <w:proofErr w:type="gramStart"/>
+      <w:r>
+        <w:rPr>
+          <w:rFonts w:ascii="Times New Roman" w:hAnsi="Times New Roman" w:cs="Times New Roman"/>
+          <w:lang w:val="en-US"/>
+        </w:rPr>
+        <w:t>SUM(</w:t>
+      </w:r>
+      <w:proofErr w:type="spellStart"/>
+      <w:proofErr w:type="gramEnd"/>
+      <w:r>
+        <w:rPr>
+          <w:rFonts w:ascii="Times New Roman" w:hAnsi="Times New Roman" w:cs="Times New Roman"/>
+          <w:lang w:val="en-US"/>
+        </w:rPr>
+        <w:t>oi.quantity</w:t>
+      </w:r>
+      <w:proofErr w:type="spellEnd"/>
+      <w:r>
+        <w:rPr>
+          <w:rFonts w:ascii="Times New Roman" w:hAnsi="Times New Roman" w:cs="Times New Roman"/>
+          <w:lang w:val="en-US"/>
+        </w:rPr>
+        <w:t xml:space="preserve"> * </w:t>
+      </w:r>
+      <w:proofErr w:type="spellStart"/>
+      <w:r>
+        <w:rPr>
+          <w:rFonts w:ascii="Times New Roman" w:hAnsi="Times New Roman" w:cs="Times New Roman"/>
+          <w:lang w:val="en-US"/>
+        </w:rPr>
+        <w:t>oi.unit_price</w:t>
+      </w:r>
+      <w:proofErr w:type="spellEnd"/>
+      <w:r>
+        <w:rPr>
+          <w:rFonts w:ascii="Times New Roman" w:hAnsi="Times New Roman" w:cs="Times New Roman"/>
+          <w:lang w:val="en-US"/>
+        </w:rPr>
+        <w:t xml:space="preserve">) AS </w:t>
+      </w:r>
+      <w:proofErr w:type="spellStart"/>
+      <w:r>
+        <w:rPr>
+          <w:rFonts w:ascii="Times New Roman" w:hAnsi="Times New Roman" w:cs="Times New Roman"/>
+          <w:lang w:val="en-US"/>
+        </w:rPr>
+        <w:t>order_total</w:t>
+      </w:r>
+      <w:proofErr w:type="spellEnd"/>
+    </w:p>
+    <w:p>
+      <w:pPr>
+        <w:spacing w:after="0" w:line="240" w:lineRule="auto"/>
+        <w:rPr>
+          <w:rFonts w:ascii="Times New Roman" w:hAnsi="Times New Roman" w:cs="Times New Roman"/>
+          <w:lang w:val="en-US"/>
+        </w:rPr>
+      </w:pPr>
+      <w:r>
+        <w:rPr>
+          <w:rFonts w:ascii="Times New Roman" w:hAnsi="Times New Roman" w:cs="Times New Roman"/>
+          <w:lang w:val="en-US"/>
+        </w:rPr>
+        <w:t xml:space="preserve">FROM </w:t>
+      </w:r>
+      <w:proofErr w:type="spellStart"/>
+      <w:proofErr w:type="gramStart"/>
+      <w:r>
+        <w:rPr>
+          <w:rFonts w:ascii="Times New Roman" w:hAnsi="Times New Roman" w:cs="Times New Roman"/>
+          <w:lang w:val="en-US"/>
+        </w:rPr>
+        <w:t>library.orders</w:t>
+      </w:r>
+      <w:proofErr w:type="spellEnd"/>
+      <w:proofErr w:type="gramEnd"/>
+      <w:r>
+        <w:rPr>
+          <w:rFonts w:ascii="Times New Roman" w:hAnsi="Times New Roman" w:cs="Times New Roman"/>
+          <w:lang w:val="en-US"/>
+        </w:rPr>
+        <w:t xml:space="preserve"> o</w:t>
+      </w:r>
+    </w:p>
+    <w:p>
+      <w:pPr>
+        <w:spacing w:after="0" w:line="240" w:lineRule="auto"/>
+        <w:rPr>
+          <w:rFonts w:ascii="Times New Roman" w:hAnsi="Times New Roman" w:cs="Times New Roman"/>
+          <w:lang w:val="en-US"/>
+        </w:rPr>
+      </w:pPr>
+      <w:r>
+        <w:rPr>
+          <w:rFonts w:ascii="Times New Roman" w:hAnsi="Times New Roman" w:cs="Times New Roman"/>
+          <w:lang w:val="en-US"/>
+        </w:rPr>
+        <w:t xml:space="preserve">         JOIN </w:t>
+      </w:r>
+      <w:proofErr w:type="spellStart"/>
+      <w:proofErr w:type="gramStart"/>
+      <w:r>
+        <w:rPr>
+          <w:rFonts w:ascii="Times New Roman" w:hAnsi="Times New Roman" w:cs="Times New Roman"/>
+          <w:lang w:val="en-US"/>
+        </w:rPr>
+        <w:t>library.customers</w:t>
+      </w:r>
+      <w:proofErr w:type="spellEnd"/>
+      <w:proofErr w:type="gramEnd"/>
+      <w:r>
+        <w:rPr>
+          <w:rFonts w:ascii="Times New Roman" w:hAnsi="Times New Roman" w:cs="Times New Roman"/>
+          <w:lang w:val="en-US"/>
+        </w:rPr>
+        <w:t xml:space="preserve"> c</w:t>
+      </w:r>
+    </w:p>
+    <w:p>
+      <w:pPr>
+        <w:spacing w:after="0" w:line="240" w:lineRule="auto"/>
+        <w:rPr>
+          <w:rFonts w:ascii="Times New Roman" w:hAnsi="Times New Roman" w:cs="Times New Roman"/>
+          <w:lang w:val="en-US"/>
+        </w:rPr>
+      </w:pPr>
+      <w:r>
+        <w:rPr>
+          <w:rFonts w:ascii="Times New Roman" w:hAnsi="Times New Roman" w:cs="Times New Roman"/>
+          <w:lang w:val="en-US"/>
+        </w:rPr>
+        <w:t xml:space="preserve">              ON </w:t>
+      </w:r>
+      <w:proofErr w:type="spellStart"/>
+      <w:proofErr w:type="gramStart"/>
+      <w:r>
+        <w:rPr>
+          <w:rFonts w:ascii="Times New Roman" w:hAnsi="Times New Roman" w:cs="Times New Roman"/>
+          <w:lang w:val="en-US"/>
+        </w:rPr>
+        <w:t>c.customer</w:t>
+      </w:r>
+      <w:proofErr w:type="gramEnd"/>
+      <w:r>
+        <w:rPr>
+          <w:rFonts w:ascii="Times New Roman" w:hAnsi="Times New Roman" w:cs="Times New Roman"/>
+          <w:lang w:val="en-US"/>
+        </w:rPr>
+        <w:t>_id</w:t>
+      </w:r>
+      <w:proofErr w:type="spellEnd"/>
+      <w:r>
+        <w:rPr>
+          <w:rFonts w:ascii="Times New Roman" w:hAnsi="Times New Roman" w:cs="Times New Roman"/>
+          <w:lang w:val="en-US"/>
+        </w:rPr>
+        <w:t xml:space="preserve"> = </w:t>
+      </w:r>
+      <w:proofErr w:type="spellStart"/>
+      <w:r>
+        <w:rPr>
+          <w:rFonts w:ascii="Times New Roman" w:hAnsi="Times New Roman" w:cs="Times New Roman"/>
+          <w:lang w:val="en-US"/>
+        </w:rPr>
+        <w:t>o.customer_id</w:t>
+      </w:r>
+      <w:proofErr w:type="spellEnd"/>
+    </w:p>
+    <w:p>
+      <w:pPr>
+        <w:spacing w:after="0" w:line="240" w:lineRule="auto"/>
+        <w:rPr>
+          <w:rFonts w:ascii="Times New Roman" w:hAnsi="Times New Roman" w:cs="Times New Roman"/>
+          <w:lang w:val="en-US"/>
+        </w:rPr>
+      </w:pPr>
+      <w:r>
+        <w:rPr>
+          <w:rFonts w:ascii="Times New Roman" w:hAnsi="Times New Roman" w:cs="Times New Roman"/>
+          <w:lang w:val="en-US"/>
+        </w:rPr>
+        <w:t xml:space="preserve">         JOIN </w:t>
+      </w:r>
+      <w:proofErr w:type="spellStart"/>
+      <w:proofErr w:type="gramStart"/>
+      <w:r>
+        <w:rPr>
+          <w:rFonts w:ascii="Times New Roman" w:hAnsi="Times New Roman" w:cs="Times New Roman"/>
+          <w:lang w:val="en-US"/>
+        </w:rPr>
+        <w:t>library.order</w:t>
+      </w:r>
+      <w:proofErr w:type="gramEnd"/>
+      <w:r>
+        <w:rPr>
+          <w:rFonts w:ascii="Times New Roman" w:hAnsi="Times New Roman" w:cs="Times New Roman"/>
+          <w:lang w:val="en-US"/>
+        </w:rPr>
+        <w:t>_items</w:t>
+      </w:r>
+      <w:proofErr w:type="spellEnd"/>
+      <w:r>
+        <w:rPr>
+          <w:rFonts w:ascii="Times New Roman" w:hAnsi="Times New Roman" w:cs="Times New Roman"/>
+          <w:lang w:val="en-US"/>
+        </w:rPr>
+        <w:t xml:space="preserve"> oi</w:t>
+      </w:r>
+    </w:p>
+    <w:p>
+      <w:pPr>
+        <w:spacing w:after="0" w:line="240" w:lineRule="auto"/>
+        <w:rPr>
+          <w:rFonts w:ascii="Times New Roman" w:hAnsi="Times New Roman" w:cs="Times New Roman"/>
+          <w:lang w:val="en-US"/>
+        </w:rPr>
+      </w:pPr>
+      <w:r>
+        <w:rPr>
+          <w:rFonts w:ascii="Times New Roman" w:hAnsi="Times New Roman" w:cs="Times New Roman"/>
+          <w:lang w:val="en-US"/>
+        </w:rPr>
+        <w:t xml:space="preserve">              ON </w:t>
+      </w:r>
+      <w:proofErr w:type="spellStart"/>
+      <w:proofErr w:type="gramStart"/>
+      <w:r>
+        <w:rPr>
+          <w:rFonts w:ascii="Times New Roman" w:hAnsi="Times New Roman" w:cs="Times New Roman"/>
+          <w:lang w:val="en-US"/>
+        </w:rPr>
+        <w:t>oi.order</w:t>
+      </w:r>
+      <w:proofErr w:type="gramEnd"/>
+      <w:r>
+        <w:rPr>
+          <w:rFonts w:ascii="Times New Roman" w:hAnsi="Times New Roman" w:cs="Times New Roman"/>
+          <w:lang w:val="en-US"/>
+        </w:rPr>
+        <w:t>_id</w:t>
+      </w:r>
+      <w:proofErr w:type="spellEnd"/>
+      <w:r>
+        <w:rPr>
+          <w:rFonts w:ascii="Times New Roman" w:hAnsi="Times New Roman" w:cs="Times New Roman"/>
+          <w:lang w:val="en-US"/>
+        </w:rPr>
+        <w:t xml:space="preserve"> = </w:t>
+      </w:r>
+      <w:proofErr w:type="spellStart"/>
+      <w:r>
+        <w:rPr>
+          <w:rFonts w:ascii="Times New Roman" w:hAnsi="Times New Roman" w:cs="Times New Roman"/>
+          <w:lang w:val="en-US"/>
+        </w:rPr>
+        <w:t>o.order_id</w:t>
+      </w:r>
+      <w:proofErr w:type="spellEnd"/>
+    </w:p>
+    <w:p>
+      <w:pPr>
+        <w:spacing w:after="0" w:line="240" w:lineRule="auto"/>
+        <w:rPr>
+          <w:rFonts w:ascii="Times New Roman" w:hAnsi="Times New Roman" w:cs="Times New Roman"/>
+          <w:lang w:val="en-US"/>
+        </w:rPr>
+      </w:pPr>
+      <w:r>
+        <w:rPr>
+          <w:rFonts w:ascii="Times New Roman" w:hAnsi="Times New Roman" w:cs="Times New Roman"/>
+          <w:lang w:val="en-US"/>
+        </w:rPr>
+        <w:lastRenderedPageBreak/>
+        <w:t xml:space="preserve">GROUP BY </w:t>
+      </w:r>
+      <w:proofErr w:type="spellStart"/>
+      <w:proofErr w:type="gramStart"/>
+      <w:r>
+        <w:rPr>
+          <w:rFonts w:ascii="Times New Roman" w:hAnsi="Times New Roman" w:cs="Times New Roman"/>
+          <w:lang w:val="en-US"/>
+        </w:rPr>
+        <w:t>o.order</w:t>
+      </w:r>
+      <w:proofErr w:type="gramEnd"/>
+      <w:r>
+        <w:rPr>
+          <w:rFonts w:ascii="Times New Roman" w:hAnsi="Times New Roman" w:cs="Times New Roman"/>
+          <w:lang w:val="en-US"/>
+        </w:rPr>
+        <w:t>_id</w:t>
+      </w:r>
+      <w:proofErr w:type="spellEnd"/>
+      <w:r>
+        <w:rPr>
+          <w:rFonts w:ascii="Times New Roman" w:hAnsi="Times New Roman" w:cs="Times New Roman"/>
+          <w:lang w:val="en-US"/>
+        </w:rPr>
+        <w:t xml:space="preserve">, </w:t>
+      </w:r>
+      <w:proofErr w:type="spellStart"/>
+      <w:r>
+        <w:rPr>
+          <w:rFonts w:ascii="Times New Roman" w:hAnsi="Times New Roman" w:cs="Times New Roman"/>
+          <w:lang w:val="en-US"/>
+        </w:rPr>
+        <w:t>o.order_date</w:t>
+      </w:r>
+      <w:proofErr w:type="spellEnd"/>
+      <w:r>
+        <w:rPr>
+          <w:rFonts w:ascii="Times New Roman" w:hAnsi="Times New Roman" w:cs="Times New Roman"/>
+          <w:lang w:val="en-US"/>
+        </w:rPr>
+        <w:t xml:space="preserve">, </w:t>
+      </w:r>
+      <w:proofErr w:type="spellStart"/>
+      <w:r>
+        <w:rPr>
+          <w:rFonts w:ascii="Times New Roman" w:hAnsi="Times New Roman" w:cs="Times New Roman"/>
+          <w:lang w:val="en-US"/>
+        </w:rPr>
+        <w:t>c.full_name</w:t>
+      </w:r>
+      <w:proofErr w:type="spellEnd"/>
+    </w:p>
+    <w:p>
+      <w:pPr>
+        <w:spacing w:after="0" w:line="240" w:lineRule="auto"/>
+        <w:rPr>
+          <w:rFonts w:ascii="Times New Roman" w:hAnsi="Times New Roman" w:cs="Times New Roman"/>
+          <w:lang w:val="en-US"/>
+        </w:rPr>
+      </w:pPr>
+      <w:r>
+        <w:rPr>
+          <w:rFonts w:ascii="Times New Roman" w:hAnsi="Times New Roman" w:cs="Times New Roman"/>
+          <w:lang w:val="en-US"/>
+        </w:rPr>
+        <w:t xml:space="preserve">ORDER BY </w:t>
+      </w:r>
+      <w:proofErr w:type="spellStart"/>
+      <w:proofErr w:type="gramStart"/>
+      <w:r>
+        <w:rPr>
+          <w:rFonts w:ascii="Times New Roman" w:hAnsi="Times New Roman" w:cs="Times New Roman"/>
+          <w:lang w:val="en-US"/>
+        </w:rPr>
+        <w:t>o.order</w:t>
+      </w:r>
+      <w:proofErr w:type="gramEnd"/>
+      <w:r>
+        <w:rPr>
+          <w:rFonts w:ascii="Times New Roman" w:hAnsi="Times New Roman" w:cs="Times New Roman"/>
+          <w:lang w:val="en-US"/>
+        </w:rPr>
+        <w:t>_date</w:t>
+      </w:r>
+      <w:proofErr w:type="spellEnd"/>
+      <w:r>
+        <w:rPr>
+          <w:rFonts w:ascii="Times New Roman" w:hAnsi="Times New Roman" w:cs="Times New Roman"/>
+          <w:lang w:val="en-US"/>
+        </w:rPr>
+        <w:t xml:space="preserve"> DESC;</w:t>
+      </w:r>
+    </w:p>
+    <w:p>
+      <w:pPr>
+        <w:rPr>
+          <w:rFonts w:ascii="Times New Roman" w:hAnsi="Times New Roman" w:cs="Times New Roman"/>
+          <w:sz w:val="28"/>
+          <w:szCs w:val="28"/>
+          <w:lang w:val="en-US"/>
+        </w:rPr>
+      </w:pPr>
+    </w:p>
+    <w:p>
+      <w:pPr>
+        <w:jc w:val="center"/>
+        <w:rPr>
+          <w:rFonts w:ascii="Times New Roman" w:hAnsi="Times New Roman" w:cs="Times New Roman"/>
+          <w:sz w:val="28"/>
+          <w:szCs w:val="28"/>
+          <w:lang w:val="en-US"/>
+        </w:rPr>
+      </w:pPr>
+      <w:r>
+        <w:rPr>
+          <w:rFonts w:ascii="Times New Roman" w:hAnsi="Times New Roman" w:cs="Times New Roman"/>
+          <w:sz w:val="28"/>
+          <w:szCs w:val="28"/>
+          <w:lang w:val="en-US"/>
+        </w:rPr>
+        <w:drawing>
+          <wp:inline distT="0" distB="0" distL="0" distR="0" wp14:anchorId="74564B67" wp14:editId="350A75ED">
+            <wp:extent cx="5216385" cy="3473120"/>
+            <wp:effectExtent l="0" t="0" r="3810" b="0"/>
+            <wp:docPr id="13" name="Picture 13"/>
+            <wp:cNvGraphicFramePr>
+              <a:graphicFrameLocks xmlns:a="http://schemas.openxmlformats.org/drawingml/2006/main" noChangeAspect="1"/>
+            </wp:cNvGraphicFramePr>
+            <a:graphic xmlns:a="http://schemas.openxmlformats.org/drawingml/2006/main">
+              <a:graphicData uri="http://schemas.openxmlformats.org/drawingml/2006/picture">
+                <pic:pic xmlns:pic="http://schemas.openxmlformats.org/drawingml/2006/picture">
+                  <pic:nvPicPr>
+                    <pic:cNvPr id="1" name=""/>
+                    <pic:cNvPicPr/>
+                  </pic:nvPicPr>
+                  <pic:blipFill>
+                    <a:blip r:embed="rId16"/>
+                    <a:stretch>
+                      <a:fillRect/>
+                    </a:stretch>
+                  </pic:blipFill>
+                  <pic:spPr>
+                    <a:xfrm>
+                      <a:off x="0" y="0"/>
+                      <a:ext cx="5219668" cy="3475306"/>
+                    </a:xfrm>
+                    <a:prstGeom prst="rect">
+                      <a:avLst/>
+                    </a:prstGeom>
+                  </pic:spPr>
+                </pic:pic>
+              </a:graphicData>
+            </a:graphic>
+          </wp:inline>
+        </w:drawing>
+      </w:r>
+    </w:p>
+    <w:p>
+      <w:pPr>
+        <w:rPr>
+          <w:rFonts w:ascii="Times New Roman" w:hAnsi="Times New Roman" w:cs="Times New Roman"/>
+          <w:sz w:val="28"/>
+          <w:szCs w:val="28"/>
+        </w:rPr>
+      </w:pPr>
+      <w:r>
+        <w:rPr>
+          <w:rFonts w:ascii="Times New Roman" w:hAnsi="Times New Roman" w:cs="Times New Roman"/>
+          <w:sz w:val="28"/>
+          <w:szCs w:val="28"/>
+        </w:rPr>
+        <w:t>4. Вывод информации о книгах, авторах и издательствах</w:t>
+      </w:r>
+    </w:p>
+    <w:p>
+      <w:pPr>
+        <w:rPr>
+          <w:rFonts w:ascii="Times New Roman" w:hAnsi="Times New Roman" w:cs="Times New Roman"/>
+          <w:sz w:val="28"/>
+          <w:szCs w:val="28"/>
+        </w:rPr>
+      </w:pPr>
+      <w:r>
+        <w:rPr>
+          <w:rFonts w:ascii="Times New Roman" w:hAnsi="Times New Roman" w:cs="Times New Roman"/>
+          <w:sz w:val="28"/>
+          <w:szCs w:val="28"/>
+        </w:rPr>
+        <w:t>Формулировка на русском языке: вывести названия книг, ФИО их авторов, названия издательств и цены книг. Для получения информации используются связи между таблицами книг, авторов, издательств и промежуточной таблицей, устанавливающей соответствие книг и авторов. Отсортировать результат по названию книги, а затем по имени автора.</w:t>
+      </w:r>
+    </w:p>
+    <w:p>
+      <w:pPr>
+        <w:spacing w:after="0" w:line="240" w:lineRule="auto"/>
+        <w:rPr>
+          <w:rFonts w:ascii="Times New Roman" w:hAnsi="Times New Roman" w:cs="Times New Roman"/>
+          <w:lang w:val="en-US"/>
+        </w:rPr>
+      </w:pPr>
+      <w:r>
+        <w:rPr>
+          <w:rFonts w:ascii="Times New Roman" w:hAnsi="Times New Roman" w:cs="Times New Roman"/>
+          <w:lang w:val="en-US"/>
+        </w:rPr>
+        <w:t>SELECT</w:t>
+      </w:r>
+    </w:p>
+    <w:p>
+      <w:pPr>
+        <w:spacing w:after="0" w:line="240" w:lineRule="auto"/>
+        <w:rPr>
+          <w:rFonts w:ascii="Times New Roman" w:hAnsi="Times New Roman" w:cs="Times New Roman"/>
+          <w:lang w:val="en-US"/>
+        </w:rPr>
+      </w:pPr>
+      <w:r>
+        <w:rPr>
+          <w:rFonts w:ascii="Times New Roman" w:hAnsi="Times New Roman" w:cs="Times New Roman"/>
+          <w:lang w:val="en-US"/>
+        </w:rPr>
+        <w:t xml:space="preserve">    </w:t>
+      </w:r>
+      <w:proofErr w:type="spellStart"/>
+      <w:proofErr w:type="gramStart"/>
+      <w:r>
+        <w:rPr>
+          <w:rFonts w:ascii="Times New Roman" w:hAnsi="Times New Roman" w:cs="Times New Roman"/>
+          <w:lang w:val="en-US"/>
+        </w:rPr>
+        <w:t>b.title</w:t>
+      </w:r>
+      <w:proofErr w:type="spellEnd"/>
+      <w:proofErr w:type="gramEnd"/>
+      <w:r>
+        <w:rPr>
+          <w:rFonts w:ascii="Times New Roman" w:hAnsi="Times New Roman" w:cs="Times New Roman"/>
+          <w:lang w:val="en-US"/>
+        </w:rPr>
+        <w:t xml:space="preserve"> AS </w:t>
+      </w:r>
+      <w:proofErr w:type="spellStart"/>
+      <w:r>
+        <w:rPr>
+          <w:rFonts w:ascii="Times New Roman" w:hAnsi="Times New Roman" w:cs="Times New Roman"/>
+          <w:lang w:val="en-US"/>
+        </w:rPr>
+        <w:t>book_title</w:t>
+      </w:r>
+      <w:proofErr w:type="spellEnd"/>
+      <w:r>
+        <w:rPr>
+          <w:rFonts w:ascii="Times New Roman" w:hAnsi="Times New Roman" w:cs="Times New Roman"/>
+          <w:lang w:val="en-US"/>
+        </w:rPr>
+        <w:t>,</w:t>
+      </w:r>
+    </w:p>
+    <w:p>
+      <w:pPr>
+        <w:spacing w:after="0" w:line="240" w:lineRule="auto"/>
+        <w:rPr>
+          <w:rFonts w:ascii="Times New Roman" w:hAnsi="Times New Roman" w:cs="Times New Roman"/>
+          <w:lang w:val="en-US"/>
+        </w:rPr>
+      </w:pPr>
+      <w:r>
+        <w:rPr>
+          <w:rFonts w:ascii="Times New Roman" w:hAnsi="Times New Roman" w:cs="Times New Roman"/>
+          <w:lang w:val="en-US"/>
+        </w:rPr>
+        <w:t xml:space="preserve">    </w:t>
+      </w:r>
+      <w:proofErr w:type="spellStart"/>
+      <w:proofErr w:type="gramStart"/>
+      <w:r>
+        <w:rPr>
+          <w:rFonts w:ascii="Times New Roman" w:hAnsi="Times New Roman" w:cs="Times New Roman"/>
+          <w:lang w:val="en-US"/>
+        </w:rPr>
+        <w:t>a.full</w:t>
+      </w:r>
+      <w:proofErr w:type="gramEnd"/>
+      <w:r>
+        <w:rPr>
+          <w:rFonts w:ascii="Times New Roman" w:hAnsi="Times New Roman" w:cs="Times New Roman"/>
+          <w:lang w:val="en-US"/>
+        </w:rPr>
+        <w:t>_name</w:t>
+      </w:r>
+      <w:proofErr w:type="spellEnd"/>
+      <w:r>
+        <w:rPr>
+          <w:rFonts w:ascii="Times New Roman" w:hAnsi="Times New Roman" w:cs="Times New Roman"/>
+          <w:lang w:val="en-US"/>
+        </w:rPr>
+        <w:t xml:space="preserve"> AS </w:t>
+      </w:r>
+      <w:proofErr w:type="spellStart"/>
+      <w:r>
+        <w:rPr>
+          <w:rFonts w:ascii="Times New Roman" w:hAnsi="Times New Roman" w:cs="Times New Roman"/>
+          <w:lang w:val="en-US"/>
+        </w:rPr>
+        <w:t>author_name</w:t>
+      </w:r>
+      <w:proofErr w:type="spellEnd"/>
+      <w:r>
+        <w:rPr>
+          <w:rFonts w:ascii="Times New Roman" w:hAnsi="Times New Roman" w:cs="Times New Roman"/>
+          <w:lang w:val="en-US"/>
+        </w:rPr>
+        <w:t>,</w:t>
+      </w:r>
+    </w:p>
+    <w:p>
+      <w:pPr>
+        <w:spacing w:after="0" w:line="240" w:lineRule="auto"/>
+        <w:rPr>
+          <w:rFonts w:ascii="Times New Roman" w:hAnsi="Times New Roman" w:cs="Times New Roman"/>
+          <w:lang w:val="en-US"/>
+        </w:rPr>
+      </w:pPr>
+      <w:r>
+        <w:rPr>
+          <w:rFonts w:ascii="Times New Roman" w:hAnsi="Times New Roman" w:cs="Times New Roman"/>
+          <w:lang w:val="en-US"/>
+        </w:rPr>
+        <w:t xml:space="preserve">    </w:t>
+      </w:r>
+      <w:proofErr w:type="spellStart"/>
+      <w:proofErr w:type="gramStart"/>
+      <w:r>
+        <w:rPr>
+          <w:rFonts w:ascii="Times New Roman" w:hAnsi="Times New Roman" w:cs="Times New Roman"/>
+          <w:lang w:val="en-US"/>
+        </w:rPr>
+        <w:t>p.publisher</w:t>
+      </w:r>
+      <w:proofErr w:type="gramEnd"/>
+      <w:r>
+        <w:rPr>
+          <w:rFonts w:ascii="Times New Roman" w:hAnsi="Times New Roman" w:cs="Times New Roman"/>
+          <w:lang w:val="en-US"/>
+        </w:rPr>
+        <w:t>_name</w:t>
+      </w:r>
+      <w:proofErr w:type="spellEnd"/>
+      <w:r>
+        <w:rPr>
+          <w:rFonts w:ascii="Times New Roman" w:hAnsi="Times New Roman" w:cs="Times New Roman"/>
+          <w:lang w:val="en-US"/>
+        </w:rPr>
+        <w:t>,</w:t>
+      </w:r>
+    </w:p>
+    <w:p>
+      <w:pPr>
+        <w:spacing w:after="0" w:line="240" w:lineRule="auto"/>
+        <w:rPr>
+          <w:rFonts w:ascii="Times New Roman" w:hAnsi="Times New Roman" w:cs="Times New Roman"/>
+          <w:lang w:val="en-US"/>
+        </w:rPr>
+      </w:pPr>
+      <w:r>
+        <w:rPr>
+          <w:rFonts w:ascii="Times New Roman" w:hAnsi="Times New Roman" w:cs="Times New Roman"/>
+          <w:lang w:val="en-US"/>
+        </w:rPr>
+        <w:t xml:space="preserve">    </w:t>
+      </w:r>
+      <w:proofErr w:type="spellStart"/>
+      <w:proofErr w:type="gramStart"/>
+      <w:r>
+        <w:rPr>
+          <w:rFonts w:ascii="Times New Roman" w:hAnsi="Times New Roman" w:cs="Times New Roman"/>
+          <w:lang w:val="en-US"/>
+        </w:rPr>
+        <w:t>b.price</w:t>
+      </w:r>
+      <w:proofErr w:type="spellEnd"/>
+      <w:proofErr w:type="gramEnd"/>
+    </w:p>
+    <w:p>
+      <w:pPr>
+        <w:spacing w:after="0" w:line="240" w:lineRule="auto"/>
+        <w:rPr>
+          <w:rFonts w:ascii="Times New Roman" w:hAnsi="Times New Roman" w:cs="Times New Roman"/>
+          <w:lang w:val="en-US"/>
+        </w:rPr>
+      </w:pPr>
+      <w:r>
+        <w:rPr>
+          <w:rFonts w:ascii="Times New Roman" w:hAnsi="Times New Roman" w:cs="Times New Roman"/>
+          <w:lang w:val="en-US"/>
+        </w:rPr>
+        <w:t xml:space="preserve">FROM </w:t>
+      </w:r>
+      <w:proofErr w:type="spellStart"/>
+      <w:proofErr w:type="gramStart"/>
+      <w:r>
+        <w:rPr>
+          <w:rFonts w:ascii="Times New Roman" w:hAnsi="Times New Roman" w:cs="Times New Roman"/>
+          <w:lang w:val="en-US"/>
+        </w:rPr>
+        <w:t>library.books</w:t>
+      </w:r>
+      <w:proofErr w:type="spellEnd"/>
+      <w:proofErr w:type="gramEnd"/>
+      <w:r>
+        <w:rPr>
+          <w:rFonts w:ascii="Times New Roman" w:hAnsi="Times New Roman" w:cs="Times New Roman"/>
+          <w:lang w:val="en-US"/>
+        </w:rPr>
+        <w:t xml:space="preserve"> b</w:t>
+      </w:r>
+    </w:p>
+    <w:p>
+      <w:pPr>
+        <w:spacing w:after="0" w:line="240" w:lineRule="auto"/>
+        <w:rPr>
+          <w:rFonts w:ascii="Times New Roman" w:hAnsi="Times New Roman" w:cs="Times New Roman"/>
+          <w:lang w:val="en-US"/>
+        </w:rPr>
+      </w:pPr>
+      <w:r>
+        <w:rPr>
+          <w:rFonts w:ascii="Times New Roman" w:hAnsi="Times New Roman" w:cs="Times New Roman"/>
+          <w:lang w:val="en-US"/>
+        </w:rPr>
+        <w:t xml:space="preserve">         JOIN </w:t>
+      </w:r>
+      <w:proofErr w:type="spellStart"/>
+      <w:proofErr w:type="gramStart"/>
+      <w:r>
+        <w:rPr>
+          <w:rFonts w:ascii="Times New Roman" w:hAnsi="Times New Roman" w:cs="Times New Roman"/>
+          <w:lang w:val="en-US"/>
+        </w:rPr>
+        <w:t>library.book</w:t>
+      </w:r>
+      <w:proofErr w:type="gramEnd"/>
+      <w:r>
+        <w:rPr>
+          <w:rFonts w:ascii="Times New Roman" w:hAnsi="Times New Roman" w:cs="Times New Roman"/>
+          <w:lang w:val="en-US"/>
+        </w:rPr>
+        <w:t>_authors</w:t>
+      </w:r>
+      <w:proofErr w:type="spellEnd"/>
+      <w:r>
+        <w:rPr>
+          <w:rFonts w:ascii="Times New Roman" w:hAnsi="Times New Roman" w:cs="Times New Roman"/>
+          <w:lang w:val="en-US"/>
+        </w:rPr>
+        <w:t xml:space="preserve"> </w:t>
+      </w:r>
+      <w:proofErr w:type="spellStart"/>
+      <w:r>
+        <w:rPr>
+          <w:rFonts w:ascii="Times New Roman" w:hAnsi="Times New Roman" w:cs="Times New Roman"/>
+          <w:lang w:val="en-US"/>
+        </w:rPr>
+        <w:t>ba</w:t>
+      </w:r>
+      <w:proofErr w:type="spellEnd"/>
+    </w:p>
+    <w:p>
+      <w:pPr>
+        <w:spacing w:after="0" w:line="240" w:lineRule="auto"/>
+        <w:rPr>
+          <w:rFonts w:ascii="Times New Roman" w:hAnsi="Times New Roman" w:cs="Times New Roman"/>
+          <w:lang w:val="en-US"/>
+        </w:rPr>
+      </w:pPr>
+      <w:r>
+        <w:rPr>
+          <w:rFonts w:ascii="Times New Roman" w:hAnsi="Times New Roman" w:cs="Times New Roman"/>
+          <w:lang w:val="en-US"/>
+        </w:rPr>
+        <w:t xml:space="preserve">              ON </w:t>
+      </w:r>
+      <w:proofErr w:type="spellStart"/>
+      <w:proofErr w:type="gramStart"/>
+      <w:r>
+        <w:rPr>
+          <w:rFonts w:ascii="Times New Roman" w:hAnsi="Times New Roman" w:cs="Times New Roman"/>
+          <w:lang w:val="en-US"/>
+        </w:rPr>
+        <w:t>ba.book</w:t>
+      </w:r>
+      <w:proofErr w:type="gramEnd"/>
+      <w:r>
+        <w:rPr>
+          <w:rFonts w:ascii="Times New Roman" w:hAnsi="Times New Roman" w:cs="Times New Roman"/>
+          <w:lang w:val="en-US"/>
+        </w:rPr>
+        <w:t>_id</w:t>
+      </w:r>
+      <w:proofErr w:type="spellEnd"/>
+      <w:r>
+        <w:rPr>
+          <w:rFonts w:ascii="Times New Roman" w:hAnsi="Times New Roman" w:cs="Times New Roman"/>
+          <w:lang w:val="en-US"/>
+        </w:rPr>
+        <w:t xml:space="preserve"> = </w:t>
+      </w:r>
+      <w:proofErr w:type="spellStart"/>
+      <w:r>
+        <w:rPr>
+          <w:rFonts w:ascii="Times New Roman" w:hAnsi="Times New Roman" w:cs="Times New Roman"/>
+          <w:lang w:val="en-US"/>
+        </w:rPr>
+        <w:t>b.book_id</w:t>
+      </w:r>
+      <w:proofErr w:type="spellEnd"/>
+    </w:p>
+    <w:p>
+      <w:pPr>
+        <w:spacing w:after="0" w:line="240" w:lineRule="auto"/>
+        <w:rPr>
+          <w:rFonts w:ascii="Times New Roman" w:hAnsi="Times New Roman" w:cs="Times New Roman"/>
+          <w:lang w:val="en-US"/>
+        </w:rPr>
+      </w:pPr>
+      <w:r>
+        <w:rPr>
+          <w:rFonts w:ascii="Times New Roman" w:hAnsi="Times New Roman" w:cs="Times New Roman"/>
+          <w:lang w:val="en-US"/>
+        </w:rPr>
+        <w:t xml:space="preserve">         JOIN </w:t>
+      </w:r>
+      <w:proofErr w:type="spellStart"/>
+      <w:proofErr w:type="gramStart"/>
+      <w:r>
+        <w:rPr>
+          <w:rFonts w:ascii="Times New Roman" w:hAnsi="Times New Roman" w:cs="Times New Roman"/>
+          <w:lang w:val="en-US"/>
+        </w:rPr>
+        <w:t>library.authors</w:t>
+      </w:r>
+      <w:proofErr w:type="spellEnd"/>
+      <w:proofErr w:type="gramEnd"/>
+      <w:r>
+        <w:rPr>
+          <w:rFonts w:ascii="Times New Roman" w:hAnsi="Times New Roman" w:cs="Times New Roman"/>
+          <w:lang w:val="en-US"/>
+        </w:rPr>
+        <w:t xml:space="preserve"> a</w:t>
+      </w:r>
+    </w:p>
+    <w:p>
+      <w:pPr>
+        <w:spacing w:after="0" w:line="240" w:lineRule="auto"/>
+        <w:rPr>
+          <w:rFonts w:ascii="Times New Roman" w:hAnsi="Times New Roman" w:cs="Times New Roman"/>
+          <w:lang w:val="en-US"/>
+        </w:rPr>
+      </w:pPr>
+      <w:r>
+        <w:rPr>
+          <w:rFonts w:ascii="Times New Roman" w:hAnsi="Times New Roman" w:cs="Times New Roman"/>
+          <w:lang w:val="en-US"/>
+        </w:rPr>
+        <w:t xml:space="preserve">              ON </w:t>
+      </w:r>
+      <w:proofErr w:type="spellStart"/>
+      <w:proofErr w:type="gramStart"/>
+      <w:r>
+        <w:rPr>
+          <w:rFonts w:ascii="Times New Roman" w:hAnsi="Times New Roman" w:cs="Times New Roman"/>
+          <w:lang w:val="en-US"/>
+        </w:rPr>
+        <w:t>a.author</w:t>
+      </w:r>
+      <w:proofErr w:type="gramEnd"/>
+      <w:r>
+        <w:rPr>
+          <w:rFonts w:ascii="Times New Roman" w:hAnsi="Times New Roman" w:cs="Times New Roman"/>
+          <w:lang w:val="en-US"/>
+        </w:rPr>
+        <w:t>_id</w:t>
+      </w:r>
+      <w:proofErr w:type="spellEnd"/>
+      <w:r>
+        <w:rPr>
+          <w:rFonts w:ascii="Times New Roman" w:hAnsi="Times New Roman" w:cs="Times New Roman"/>
+          <w:lang w:val="en-US"/>
+        </w:rPr>
+        <w:t xml:space="preserve"> = </w:t>
+      </w:r>
+      <w:proofErr w:type="spellStart"/>
+      <w:r>
+        <w:rPr>
+          <w:rFonts w:ascii="Times New Roman" w:hAnsi="Times New Roman" w:cs="Times New Roman"/>
+          <w:lang w:val="en-US"/>
+        </w:rPr>
+        <w:t>ba.author_id</w:t>
+      </w:r>
+      <w:proofErr w:type="spellEnd"/>
+    </w:p>
+    <w:p>
+      <w:pPr>
+        <w:spacing w:after="0" w:line="240" w:lineRule="auto"/>
+        <w:rPr>
+          <w:rFonts w:ascii="Times New Roman" w:hAnsi="Times New Roman" w:cs="Times New Roman"/>
+          <w:lang w:val="en-US"/>
+        </w:rPr>
+      </w:pPr>
+      <w:r>
+        <w:rPr>
+          <w:rFonts w:ascii="Times New Roman" w:hAnsi="Times New Roman" w:cs="Times New Roman"/>
+          <w:lang w:val="en-US"/>
+        </w:rPr>
+        <w:t xml:space="preserve">         JOIN </w:t>
+      </w:r>
+      <w:proofErr w:type="spellStart"/>
+      <w:proofErr w:type="gramStart"/>
+      <w:r>
+        <w:rPr>
+          <w:rFonts w:ascii="Times New Roman" w:hAnsi="Times New Roman" w:cs="Times New Roman"/>
+          <w:lang w:val="en-US"/>
+        </w:rPr>
+        <w:t>library.publishers</w:t>
+      </w:r>
+      <w:proofErr w:type="spellEnd"/>
+      <w:proofErr w:type="gramEnd"/>
+      <w:r>
+        <w:rPr>
+          <w:rFonts w:ascii="Times New Roman" w:hAnsi="Times New Roman" w:cs="Times New Roman"/>
+          <w:lang w:val="en-US"/>
+        </w:rPr>
+        <w:t xml:space="preserve"> p</w:t>
+      </w:r>
+    </w:p>
+    <w:p>
+      <w:pPr>
+        <w:spacing w:after="0" w:line="240" w:lineRule="auto"/>
+        <w:rPr>
+          <w:rFonts w:ascii="Times New Roman" w:hAnsi="Times New Roman" w:cs="Times New Roman"/>
+          <w:lang w:val="en-US"/>
+        </w:rPr>
+      </w:pPr>
+      <w:r>
+        <w:rPr>
+          <w:rFonts w:ascii="Times New Roman" w:hAnsi="Times New Roman" w:cs="Times New Roman"/>
+          <w:lang w:val="en-US"/>
+        </w:rPr>
+        <w:t xml:space="preserve">              ON </w:t>
+      </w:r>
+      <w:proofErr w:type="spellStart"/>
+      <w:proofErr w:type="gramStart"/>
+      <w:r>
+        <w:rPr>
+          <w:rFonts w:ascii="Times New Roman" w:hAnsi="Times New Roman" w:cs="Times New Roman"/>
+          <w:lang w:val="en-US"/>
+        </w:rPr>
+        <w:t>p.publisher</w:t>
+      </w:r>
+      <w:proofErr w:type="gramEnd"/>
+      <w:r>
+        <w:rPr>
+          <w:rFonts w:ascii="Times New Roman" w:hAnsi="Times New Roman" w:cs="Times New Roman"/>
+          <w:lang w:val="en-US"/>
+        </w:rPr>
+        <w:t>_id</w:t>
+      </w:r>
+      <w:proofErr w:type="spellEnd"/>
+      <w:r>
+        <w:rPr>
+          <w:rFonts w:ascii="Times New Roman" w:hAnsi="Times New Roman" w:cs="Times New Roman"/>
+          <w:lang w:val="en-US"/>
+        </w:rPr>
+        <w:t xml:space="preserve"> = </w:t>
+      </w:r>
+      <w:proofErr w:type="spellStart"/>
+      <w:r>
+        <w:rPr>
+          <w:rFonts w:ascii="Times New Roman" w:hAnsi="Times New Roman" w:cs="Times New Roman"/>
+          <w:lang w:val="en-US"/>
+        </w:rPr>
+        <w:t>b.publisher_id</w:t>
+      </w:r>
+      <w:proofErr w:type="spellEnd"/>
+    </w:p>
+    <w:p>
+      <w:pPr>
+        <w:spacing w:after="0" w:line="240" w:lineRule="auto"/>
+        <w:rPr>
+          <w:rFonts w:ascii="Times New Roman" w:hAnsi="Times New Roman" w:cs="Times New Roman"/>
+          <w:lang w:val="en-US"/>
+        </w:rPr>
+      </w:pPr>
+      <w:r>
+        <w:rPr>
+          <w:rFonts w:ascii="Times New Roman" w:hAnsi="Times New Roman" w:cs="Times New Roman"/>
+          <w:lang w:val="en-US"/>
+        </w:rPr>
+        <w:t xml:space="preserve">ORDER BY </w:t>
+      </w:r>
+      <w:proofErr w:type="spellStart"/>
+      <w:proofErr w:type="gramStart"/>
+      <w:r>
+        <w:rPr>
+          <w:rFonts w:ascii="Times New Roman" w:hAnsi="Times New Roman" w:cs="Times New Roman"/>
+          <w:lang w:val="en-US"/>
+        </w:rPr>
+        <w:t>b.title</w:t>
+      </w:r>
+      <w:proofErr w:type="spellEnd"/>
+      <w:proofErr w:type="gramEnd"/>
+      <w:r>
+        <w:rPr>
+          <w:rFonts w:ascii="Times New Roman" w:hAnsi="Times New Roman" w:cs="Times New Roman"/>
+          <w:lang w:val="en-US"/>
+        </w:rPr>
+        <w:t xml:space="preserve">, </w:t>
+      </w:r>
+      <w:proofErr w:type="spellStart"/>
+      <w:r>
+        <w:rPr>
+          <w:rFonts w:ascii="Times New Roman" w:hAnsi="Times New Roman" w:cs="Times New Roman"/>
+          <w:lang w:val="en-US"/>
+        </w:rPr>
+        <w:t>author_name</w:t>
+      </w:r>
+      <w:proofErr w:type="spellEnd"/>
+      <w:r>
+        <w:rPr>
+          <w:rFonts w:ascii="Times New Roman" w:hAnsi="Times New Roman" w:cs="Times New Roman"/>
+          <w:lang w:val="en-US"/>
+        </w:rPr>
+        <w:t>;</w:t>
+      </w:r>
+    </w:p>
+    <w:p>
+      <w:pPr>
+        <w:rPr>
+          <w:rFonts w:ascii="Times New Roman" w:hAnsi="Times New Roman" w:cs="Times New Roman"/>
+          <w:sz w:val="28"/>
+          <w:szCs w:val="28"/>
+          <w:lang w:val="en-US"/>
+        </w:rPr>
+      </w:pPr>
+    </w:p>
+    <w:p>
+      <w:pPr>
+        <w:jc w:val="center"/>
+        <w:rPr>
+          <w:rFonts w:ascii="Times New Roman" w:hAnsi="Times New Roman" w:cs="Times New Roman"/>
+          <w:sz w:val="28"/>
+          <w:szCs w:val="28"/>
+          <w:lang w:val="en-US"/>
+        </w:rPr>
+      </w:pPr>
+      <w:r>
+        <w:rPr>
+          <w:rFonts w:ascii="Times New Roman" w:hAnsi="Times New Roman" w:cs="Times New Roman"/>
+          <w:sz w:val="28"/>
+          <w:szCs w:val="28"/>
+          <w:lang w:val="en-US"/>
+        </w:rPr>
+        <w:lastRenderedPageBreak/>
+        <w:drawing>
+          <wp:inline distT="0" distB="0" distL="0" distR="0" wp14:anchorId="0E4DA956" wp14:editId="4072F872">
+            <wp:extent cx="4830265" cy="2742744"/>
+            <wp:effectExtent l="0" t="0" r="8890" b="635"/>
+            <wp:docPr id="14" name="Picture 14"/>
+            <wp:cNvGraphicFramePr>
+              <a:graphicFrameLocks xmlns:a="http://schemas.openxmlformats.org/drawingml/2006/main" noChangeAspect="1"/>
+            </wp:cNvGraphicFramePr>
+            <a:graphic xmlns:a="http://schemas.openxmlformats.org/drawingml/2006/main">
+              <a:graphicData uri="http://schemas.openxmlformats.org/drawingml/2006/picture">
+                <pic:pic xmlns:pic="http://schemas.openxmlformats.org/drawingml/2006/picture">
+                  <pic:nvPicPr>
+                    <pic:cNvPr id="1" name=""/>
+                    <pic:cNvPicPr/>
+                  </pic:nvPicPr>
+                  <pic:blipFill>
+                    <a:blip r:embed="rId17"/>
+                    <a:stretch>
+                      <a:fillRect/>
+                    </a:stretch>
+                  </pic:blipFill>
+                  <pic:spPr>
+                    <a:xfrm>
+                      <a:off x="0" y="0"/>
+                      <a:ext cx="4833969" cy="2744847"/>
+                    </a:xfrm>
+                    <a:prstGeom prst="rect">
+                      <a:avLst/>
+                    </a:prstGeom>
+                  </pic:spPr>
+                </pic:pic>
+              </a:graphicData>
+            </a:graphic>
+          </wp:inline>
+        </w:drawing>
+      </w:r>
+    </w:p>
+    <w:p>
+      <w:pPr>
+        <w:rPr>
+          <w:rFonts w:ascii="Times New Roman" w:hAnsi="Times New Roman" w:cs="Times New Roman"/>
+          <w:sz w:val="28"/>
+          <w:szCs w:val="28"/>
+        </w:rPr>
+      </w:pPr>
+      <w:r>
+        <w:rPr>
+          <w:rFonts w:ascii="Times New Roman" w:hAnsi="Times New Roman" w:cs="Times New Roman"/>
+          <w:sz w:val="28"/>
+          <w:szCs w:val="28"/>
+        </w:rPr>
+        <w:t>5. Создание представления с подробной информацией о заказах</w:t>
+      </w:r>
+    </w:p>
+    <w:p>
+      <w:pPr>
+        <w:rPr>
+          <w:rFonts w:ascii="Times New Roman" w:hAnsi="Times New Roman" w:cs="Times New Roman"/>
+          <w:sz w:val="28"/>
+          <w:szCs w:val="28"/>
+        </w:rPr>
+      </w:pPr>
+      <w:r>
+        <w:rPr>
+          <w:rFonts w:ascii="Times New Roman" w:hAnsi="Times New Roman" w:cs="Times New Roman"/>
+          <w:sz w:val="28"/>
+          <w:szCs w:val="28"/>
+        </w:rPr>
+        <w:t xml:space="preserve">Формулировка на русском языке: создать представление </w:t>
+      </w:r>
+      <w:proofErr w:type="spellStart"/>
+      <w:proofErr w:type="gramStart"/>
+      <w:r>
+        <w:rPr>
+          <w:rFonts w:ascii="Times New Roman" w:hAnsi="Times New Roman" w:cs="Times New Roman"/>
+          <w:sz w:val="28"/>
+          <w:szCs w:val="28"/>
+        </w:rPr>
+        <w:t>library.v</w:t>
+      </w:r>
+      <w:proofErr w:type="gramEnd"/>
+      <w:r>
+        <w:rPr>
+          <w:rFonts w:ascii="Times New Roman" w:hAnsi="Times New Roman" w:cs="Times New Roman"/>
+          <w:sz w:val="28"/>
+          <w:szCs w:val="28"/>
+        </w:rPr>
+        <w:t>_order_details</w:t>
+      </w:r>
+      <w:proofErr w:type="spellEnd"/>
+      <w:r>
+        <w:rPr>
+          <w:rFonts w:ascii="Times New Roman" w:hAnsi="Times New Roman" w:cs="Times New Roman"/>
+          <w:sz w:val="28"/>
+          <w:szCs w:val="28"/>
+        </w:rPr>
+        <w:t>, содержащее идентификатор заказа, ФИО покупателя, ФИО сотрудника, оформившего заказ, дату оформления, статус заказа и количество различных позиций в заказе. Представление объединяет сведения из таблиц заказов, покупателей, сотрудников и состава заказов.</w:t>
+      </w:r>
+    </w:p>
+    <w:p>
+      <w:pPr>
+        <w:spacing w:after="0" w:line="240" w:lineRule="auto"/>
+        <w:rPr>
+          <w:rFonts w:ascii="Times New Roman" w:hAnsi="Times New Roman" w:cs="Times New Roman"/>
+          <w:lang w:val="en-US"/>
+        </w:rPr>
+      </w:pPr>
+      <w:r>
+        <w:rPr>
+          <w:rFonts w:ascii="Times New Roman" w:hAnsi="Times New Roman" w:cs="Times New Roman"/>
+          <w:lang w:val="en-US"/>
+        </w:rPr>
+        <w:t xml:space="preserve">CREATE OR REPLACE VIEW </w:t>
+      </w:r>
+      <w:proofErr w:type="spellStart"/>
+      <w:proofErr w:type="gramStart"/>
+      <w:r>
+        <w:rPr>
+          <w:rFonts w:ascii="Times New Roman" w:hAnsi="Times New Roman" w:cs="Times New Roman"/>
+          <w:lang w:val="en-US"/>
+        </w:rPr>
+        <w:t>library.v</w:t>
+      </w:r>
+      <w:proofErr w:type="gramEnd"/>
+      <w:r>
+        <w:rPr>
+          <w:rFonts w:ascii="Times New Roman" w:hAnsi="Times New Roman" w:cs="Times New Roman"/>
+          <w:lang w:val="en-US"/>
+        </w:rPr>
+        <w:t>_order_details</w:t>
+      </w:r>
+      <w:proofErr w:type="spellEnd"/>
+      <w:r>
+        <w:rPr>
+          <w:rFonts w:ascii="Times New Roman" w:hAnsi="Times New Roman" w:cs="Times New Roman"/>
+          <w:lang w:val="en-US"/>
+        </w:rPr>
+        <w:t xml:space="preserve"> AS</w:t>
+      </w:r>
+    </w:p>
+    <w:p>
+      <w:pPr>
+        <w:spacing w:after="0" w:line="240" w:lineRule="auto"/>
+        <w:rPr>
+          <w:rFonts w:ascii="Times New Roman" w:hAnsi="Times New Roman" w:cs="Times New Roman"/>
+          <w:lang w:val="en-US"/>
+        </w:rPr>
+      </w:pPr>
+      <w:r>
+        <w:rPr>
+          <w:rFonts w:ascii="Times New Roman" w:hAnsi="Times New Roman" w:cs="Times New Roman"/>
+          <w:lang w:val="en-US"/>
+        </w:rPr>
+        <w:t>SELECT</w:t>
+      </w:r>
+    </w:p>
+    <w:p>
+      <w:pPr>
+        <w:spacing w:after="0" w:line="240" w:lineRule="auto"/>
+        <w:rPr>
+          <w:rFonts w:ascii="Times New Roman" w:hAnsi="Times New Roman" w:cs="Times New Roman"/>
+          <w:lang w:val="en-US"/>
+        </w:rPr>
+      </w:pPr>
+      <w:r>
+        <w:rPr>
+          <w:rFonts w:ascii="Times New Roman" w:hAnsi="Times New Roman" w:cs="Times New Roman"/>
+          <w:lang w:val="en-US"/>
+        </w:rPr>
+        <w:t xml:space="preserve">    </w:t>
+      </w:r>
+      <w:proofErr w:type="spellStart"/>
+      <w:proofErr w:type="gramStart"/>
+      <w:r>
+        <w:rPr>
+          <w:rFonts w:ascii="Times New Roman" w:hAnsi="Times New Roman" w:cs="Times New Roman"/>
+          <w:lang w:val="en-US"/>
+        </w:rPr>
+        <w:t>o.order</w:t>
+      </w:r>
+      <w:proofErr w:type="gramEnd"/>
+      <w:r>
+        <w:rPr>
+          <w:rFonts w:ascii="Times New Roman" w:hAnsi="Times New Roman" w:cs="Times New Roman"/>
+          <w:lang w:val="en-US"/>
+        </w:rPr>
+        <w:t>_id</w:t>
+      </w:r>
+      <w:proofErr w:type="spellEnd"/>
+      <w:r>
+        <w:rPr>
+          <w:rFonts w:ascii="Times New Roman" w:hAnsi="Times New Roman" w:cs="Times New Roman"/>
+          <w:lang w:val="en-US"/>
+        </w:rPr>
+        <w:t>,</w:t>
+      </w:r>
+    </w:p>
+    <w:p>
+      <w:pPr>
+        <w:spacing w:after="0" w:line="240" w:lineRule="auto"/>
+        <w:rPr>
+          <w:rFonts w:ascii="Times New Roman" w:hAnsi="Times New Roman" w:cs="Times New Roman"/>
+          <w:lang w:val="en-US"/>
+        </w:rPr>
+      </w:pPr>
+      <w:r>
+        <w:rPr>
+          <w:rFonts w:ascii="Times New Roman" w:hAnsi="Times New Roman" w:cs="Times New Roman"/>
+          <w:lang w:val="en-US"/>
+        </w:rPr>
+        <w:t xml:space="preserve">    </w:t>
+      </w:r>
+      <w:proofErr w:type="spellStart"/>
+      <w:r>
+        <w:rPr>
+          <w:rFonts w:ascii="Times New Roman" w:hAnsi="Times New Roman" w:cs="Times New Roman"/>
+          <w:lang w:val="en-US"/>
+        </w:rPr>
+        <w:t>c.full_name</w:t>
+      </w:r>
+      <w:proofErr w:type="spellEnd"/>
+      <w:r>
+        <w:rPr>
+          <w:rFonts w:ascii="Times New Roman" w:hAnsi="Times New Roman" w:cs="Times New Roman"/>
+          <w:lang w:val="en-US"/>
+        </w:rPr>
+        <w:t xml:space="preserve"> AS </w:t>
+      </w:r>
+      <w:proofErr w:type="spellStart"/>
+      <w:r>
+        <w:rPr>
+          <w:rFonts w:ascii="Times New Roman" w:hAnsi="Times New Roman" w:cs="Times New Roman"/>
+          <w:lang w:val="en-US"/>
+        </w:rPr>
+        <w:t>customer_name</w:t>
+      </w:r>
+      <w:proofErr w:type="spellEnd"/>
+      <w:r>
+        <w:rPr>
+          <w:rFonts w:ascii="Times New Roman" w:hAnsi="Times New Roman" w:cs="Times New Roman"/>
+          <w:lang w:val="en-US"/>
+        </w:rPr>
+        <w:t>,</w:t>
+      </w:r>
+    </w:p>
+    <w:p>
+      <w:pPr>
+        <w:spacing w:after="0" w:line="240" w:lineRule="auto"/>
+        <w:rPr>
+          <w:rFonts w:ascii="Times New Roman" w:hAnsi="Times New Roman" w:cs="Times New Roman"/>
+          <w:lang w:val="en-US"/>
+        </w:rPr>
+      </w:pPr>
+      <w:r>
+        <w:rPr>
+          <w:rFonts w:ascii="Times New Roman" w:hAnsi="Times New Roman" w:cs="Times New Roman"/>
+          <w:lang w:val="en-US"/>
+        </w:rPr>
+        <w:t xml:space="preserve">    </w:t>
+      </w:r>
+      <w:proofErr w:type="spellStart"/>
+      <w:proofErr w:type="gramStart"/>
+      <w:r>
+        <w:rPr>
+          <w:rFonts w:ascii="Times New Roman" w:hAnsi="Times New Roman" w:cs="Times New Roman"/>
+          <w:lang w:val="en-US"/>
+        </w:rPr>
+        <w:t>e.full</w:t>
+      </w:r>
+      <w:proofErr w:type="gramEnd"/>
+      <w:r>
+        <w:rPr>
+          <w:rFonts w:ascii="Times New Roman" w:hAnsi="Times New Roman" w:cs="Times New Roman"/>
+          <w:lang w:val="en-US"/>
+        </w:rPr>
+        <w:t>_name</w:t>
+      </w:r>
+      <w:proofErr w:type="spellEnd"/>
+      <w:r>
+        <w:rPr>
+          <w:rFonts w:ascii="Times New Roman" w:hAnsi="Times New Roman" w:cs="Times New Roman"/>
+          <w:lang w:val="en-US"/>
+        </w:rPr>
+        <w:t xml:space="preserve"> AS </w:t>
+      </w:r>
+      <w:proofErr w:type="spellStart"/>
+      <w:r>
+        <w:rPr>
+          <w:rFonts w:ascii="Times New Roman" w:hAnsi="Times New Roman" w:cs="Times New Roman"/>
+          <w:lang w:val="en-US"/>
+        </w:rPr>
+        <w:t>employee_name</w:t>
+      </w:r>
+      <w:proofErr w:type="spellEnd"/>
+      <w:r>
+        <w:rPr>
+          <w:rFonts w:ascii="Times New Roman" w:hAnsi="Times New Roman" w:cs="Times New Roman"/>
+          <w:lang w:val="en-US"/>
+        </w:rPr>
+        <w:t>,</w:t>
+      </w:r>
+    </w:p>
+    <w:p>
+      <w:pPr>
+        <w:spacing w:after="0" w:line="240" w:lineRule="auto"/>
+        <w:rPr>
+          <w:rFonts w:ascii="Times New Roman" w:hAnsi="Times New Roman" w:cs="Times New Roman"/>
+          <w:lang w:val="en-US"/>
+        </w:rPr>
+      </w:pPr>
+      <w:r>
+        <w:rPr>
+          <w:rFonts w:ascii="Times New Roman" w:hAnsi="Times New Roman" w:cs="Times New Roman"/>
+          <w:lang w:val="en-US"/>
+        </w:rPr>
+        <w:t xml:space="preserve">    </w:t>
+      </w:r>
+      <w:proofErr w:type="spellStart"/>
+      <w:proofErr w:type="gramStart"/>
+      <w:r>
+        <w:rPr>
+          <w:rFonts w:ascii="Times New Roman" w:hAnsi="Times New Roman" w:cs="Times New Roman"/>
+          <w:lang w:val="en-US"/>
+        </w:rPr>
+        <w:t>o.order</w:t>
+      </w:r>
+      <w:proofErr w:type="gramEnd"/>
+      <w:r>
+        <w:rPr>
+          <w:rFonts w:ascii="Times New Roman" w:hAnsi="Times New Roman" w:cs="Times New Roman"/>
+          <w:lang w:val="en-US"/>
+        </w:rPr>
+        <w:t>_date</w:t>
+      </w:r>
+      <w:proofErr w:type="spellEnd"/>
+      <w:r>
+        <w:rPr>
+          <w:rFonts w:ascii="Times New Roman" w:hAnsi="Times New Roman" w:cs="Times New Roman"/>
+          <w:lang w:val="en-US"/>
+        </w:rPr>
+        <w:t>,</w:t>
+      </w:r>
+    </w:p>
+    <w:p>
+      <w:pPr>
+        <w:spacing w:after="0" w:line="240" w:lineRule="auto"/>
+        <w:rPr>
+          <w:rFonts w:ascii="Times New Roman" w:hAnsi="Times New Roman" w:cs="Times New Roman"/>
+          <w:lang w:val="en-US"/>
+        </w:rPr>
+      </w:pPr>
+      <w:r>
+        <w:rPr>
+          <w:rFonts w:ascii="Times New Roman" w:hAnsi="Times New Roman" w:cs="Times New Roman"/>
+          <w:lang w:val="en-US"/>
+        </w:rPr>
+        <w:t xml:space="preserve">    </w:t>
+      </w:r>
+      <w:proofErr w:type="spellStart"/>
+      <w:proofErr w:type="gramStart"/>
+      <w:r>
+        <w:rPr>
+          <w:rFonts w:ascii="Times New Roman" w:hAnsi="Times New Roman" w:cs="Times New Roman"/>
+          <w:lang w:val="en-US"/>
+        </w:rPr>
+        <w:t>o.status</w:t>
+      </w:r>
+      <w:proofErr w:type="spellEnd"/>
+      <w:proofErr w:type="gramEnd"/>
+      <w:r>
+        <w:rPr>
+          <w:rFonts w:ascii="Times New Roman" w:hAnsi="Times New Roman" w:cs="Times New Roman"/>
+          <w:lang w:val="en-US"/>
+        </w:rPr>
+        <w:t>,</w:t>
+      </w:r>
+    </w:p>
+    <w:p>
+      <w:pPr>
+        <w:spacing w:after="0" w:line="240" w:lineRule="auto"/>
+        <w:rPr>
+          <w:rFonts w:ascii="Times New Roman" w:hAnsi="Times New Roman" w:cs="Times New Roman"/>
+          <w:lang w:val="en-US"/>
+        </w:rPr>
+      </w:pPr>
+      <w:r>
+        <w:rPr>
+          <w:rFonts w:ascii="Times New Roman" w:hAnsi="Times New Roman" w:cs="Times New Roman"/>
+          <w:lang w:val="en-US"/>
+        </w:rPr>
+        <w:t xml:space="preserve">    </w:t>
+      </w:r>
+      <w:proofErr w:type="gramStart"/>
+      <w:r>
+        <w:rPr>
+          <w:rFonts w:ascii="Times New Roman" w:hAnsi="Times New Roman" w:cs="Times New Roman"/>
+          <w:lang w:val="en-US"/>
+        </w:rPr>
+        <w:t>COUNT(</w:t>
+      </w:r>
+      <w:proofErr w:type="spellStart"/>
+      <w:proofErr w:type="gramEnd"/>
+      <w:r>
+        <w:rPr>
+          <w:rFonts w:ascii="Times New Roman" w:hAnsi="Times New Roman" w:cs="Times New Roman"/>
+          <w:lang w:val="en-US"/>
+        </w:rPr>
+        <w:t>oi.order_item_id</w:t>
+      </w:r>
+      <w:proofErr w:type="spellEnd"/>
+      <w:r>
+        <w:rPr>
+          <w:rFonts w:ascii="Times New Roman" w:hAnsi="Times New Roman" w:cs="Times New Roman"/>
+          <w:lang w:val="en-US"/>
+        </w:rPr>
+        <w:t xml:space="preserve">) AS </w:t>
+      </w:r>
+      <w:proofErr w:type="spellStart"/>
+      <w:r>
+        <w:rPr>
+          <w:rFonts w:ascii="Times New Roman" w:hAnsi="Times New Roman" w:cs="Times New Roman"/>
+          <w:lang w:val="en-US"/>
+        </w:rPr>
+        <w:t>items_count</w:t>
+      </w:r>
+      <w:proofErr w:type="spellEnd"/>
+    </w:p>
+    <w:p>
+      <w:pPr>
+        <w:spacing w:after="0" w:line="240" w:lineRule="auto"/>
+        <w:rPr>
+          <w:rFonts w:ascii="Times New Roman" w:hAnsi="Times New Roman" w:cs="Times New Roman"/>
+          <w:lang w:val="en-US"/>
+        </w:rPr>
+      </w:pPr>
+      <w:r>
+        <w:rPr>
+          <w:rFonts w:ascii="Times New Roman" w:hAnsi="Times New Roman" w:cs="Times New Roman"/>
+          <w:lang w:val="en-US"/>
+        </w:rPr>
+        <w:t xml:space="preserve">FROM </w:t>
+      </w:r>
+      <w:proofErr w:type="spellStart"/>
+      <w:proofErr w:type="gramStart"/>
+      <w:r>
+        <w:rPr>
+          <w:rFonts w:ascii="Times New Roman" w:hAnsi="Times New Roman" w:cs="Times New Roman"/>
+          <w:lang w:val="en-US"/>
+        </w:rPr>
+        <w:t>library.orders</w:t>
+      </w:r>
+      <w:proofErr w:type="spellEnd"/>
+      <w:proofErr w:type="gramEnd"/>
+      <w:r>
+        <w:rPr>
+          <w:rFonts w:ascii="Times New Roman" w:hAnsi="Times New Roman" w:cs="Times New Roman"/>
+          <w:lang w:val="en-US"/>
+        </w:rPr>
+        <w:t xml:space="preserve"> o</w:t>
+      </w:r>
+    </w:p>
+    <w:p>
+      <w:pPr>
+        <w:spacing w:after="0" w:line="240" w:lineRule="auto"/>
+        <w:rPr>
+          <w:rFonts w:ascii="Times New Roman" w:hAnsi="Times New Roman" w:cs="Times New Roman"/>
+          <w:lang w:val="en-US"/>
+        </w:rPr>
+      </w:pPr>
+      <w:r>
+        <w:rPr>
+          <w:rFonts w:ascii="Times New Roman" w:hAnsi="Times New Roman" w:cs="Times New Roman"/>
+          <w:lang w:val="en-US"/>
+        </w:rPr>
+        <w:t xml:space="preserve">         JOIN </w:t>
+      </w:r>
+      <w:proofErr w:type="spellStart"/>
+      <w:proofErr w:type="gramStart"/>
+      <w:r>
+        <w:rPr>
+          <w:rFonts w:ascii="Times New Roman" w:hAnsi="Times New Roman" w:cs="Times New Roman"/>
+          <w:lang w:val="en-US"/>
+        </w:rPr>
+        <w:t>library.customers</w:t>
+      </w:r>
+      <w:proofErr w:type="spellEnd"/>
+      <w:proofErr w:type="gramEnd"/>
+      <w:r>
+        <w:rPr>
+          <w:rFonts w:ascii="Times New Roman" w:hAnsi="Times New Roman" w:cs="Times New Roman"/>
+          <w:lang w:val="en-US"/>
+        </w:rPr>
+        <w:t xml:space="preserve"> c</w:t>
+      </w:r>
+    </w:p>
+    <w:p>
+      <w:pPr>
+        <w:spacing w:after="0" w:line="240" w:lineRule="auto"/>
+        <w:rPr>
+          <w:rFonts w:ascii="Times New Roman" w:hAnsi="Times New Roman" w:cs="Times New Roman"/>
+          <w:lang w:val="en-US"/>
+        </w:rPr>
+      </w:pPr>
+      <w:r>
+        <w:rPr>
+          <w:rFonts w:ascii="Times New Roman" w:hAnsi="Times New Roman" w:cs="Times New Roman"/>
+          <w:lang w:val="en-US"/>
+        </w:rPr>
+        <w:t xml:space="preserve">              ON </w:t>
+      </w:r>
+      <w:proofErr w:type="spellStart"/>
+      <w:proofErr w:type="gramStart"/>
+      <w:r>
+        <w:rPr>
+          <w:rFonts w:ascii="Times New Roman" w:hAnsi="Times New Roman" w:cs="Times New Roman"/>
+          <w:lang w:val="en-US"/>
+        </w:rPr>
+        <w:t>c.customer</w:t>
+      </w:r>
+      <w:proofErr w:type="gramEnd"/>
+      <w:r>
+        <w:rPr>
+          <w:rFonts w:ascii="Times New Roman" w:hAnsi="Times New Roman" w:cs="Times New Roman"/>
+          <w:lang w:val="en-US"/>
+        </w:rPr>
+        <w:t>_id</w:t>
+      </w:r>
+      <w:proofErr w:type="spellEnd"/>
+      <w:r>
+        <w:rPr>
+          <w:rFonts w:ascii="Times New Roman" w:hAnsi="Times New Roman" w:cs="Times New Roman"/>
+          <w:lang w:val="en-US"/>
+        </w:rPr>
+        <w:t xml:space="preserve"> = </w:t>
+      </w:r>
+      <w:proofErr w:type="spellStart"/>
+      <w:r>
+        <w:rPr>
+          <w:rFonts w:ascii="Times New Roman" w:hAnsi="Times New Roman" w:cs="Times New Roman"/>
+          <w:lang w:val="en-US"/>
+        </w:rPr>
+        <w:t>o.customer_id</w:t>
+      </w:r>
+      <w:proofErr w:type="spellEnd"/>
+    </w:p>
+    <w:p>
+      <w:pPr>
+        <w:spacing w:after="0" w:line="240" w:lineRule="auto"/>
+        <w:rPr>
+          <w:rFonts w:ascii="Times New Roman" w:hAnsi="Times New Roman" w:cs="Times New Roman"/>
+          <w:lang w:val="en-US"/>
+        </w:rPr>
+      </w:pPr>
+      <w:r>
+        <w:rPr>
+          <w:rFonts w:ascii="Times New Roman" w:hAnsi="Times New Roman" w:cs="Times New Roman"/>
+          <w:lang w:val="en-US"/>
+        </w:rPr>
+        <w:t xml:space="preserve">         JOIN </w:t>
+      </w:r>
+      <w:proofErr w:type="spellStart"/>
+      <w:proofErr w:type="gramStart"/>
+      <w:r>
+        <w:rPr>
+          <w:rFonts w:ascii="Times New Roman" w:hAnsi="Times New Roman" w:cs="Times New Roman"/>
+          <w:lang w:val="en-US"/>
+        </w:rPr>
+        <w:t>library.employees</w:t>
+      </w:r>
+      <w:proofErr w:type="spellEnd"/>
+      <w:proofErr w:type="gramEnd"/>
+      <w:r>
+        <w:rPr>
+          <w:rFonts w:ascii="Times New Roman" w:hAnsi="Times New Roman" w:cs="Times New Roman"/>
+          <w:lang w:val="en-US"/>
+        </w:rPr>
+        <w:t xml:space="preserve"> e</w:t>
+      </w:r>
+    </w:p>
+    <w:p>
+      <w:pPr>
+        <w:spacing w:after="0" w:line="240" w:lineRule="auto"/>
+        <w:rPr>
+          <w:rFonts w:ascii="Times New Roman" w:hAnsi="Times New Roman" w:cs="Times New Roman"/>
+          <w:lang w:val="en-US"/>
+        </w:rPr>
+      </w:pPr>
+      <w:r>
+        <w:rPr>
+          <w:rFonts w:ascii="Times New Roman" w:hAnsi="Times New Roman" w:cs="Times New Roman"/>
+          <w:lang w:val="en-US"/>
+        </w:rPr>
+        <w:t xml:space="preserve">              ON </w:t>
+      </w:r>
+      <w:proofErr w:type="spellStart"/>
+      <w:proofErr w:type="gramStart"/>
+      <w:r>
+        <w:rPr>
+          <w:rFonts w:ascii="Times New Roman" w:hAnsi="Times New Roman" w:cs="Times New Roman"/>
+          <w:lang w:val="en-US"/>
+        </w:rPr>
+        <w:t>e.employee</w:t>
+      </w:r>
+      <w:proofErr w:type="gramEnd"/>
+      <w:r>
+        <w:rPr>
+          <w:rFonts w:ascii="Times New Roman" w:hAnsi="Times New Roman" w:cs="Times New Roman"/>
+          <w:lang w:val="en-US"/>
+        </w:rPr>
+        <w:t>_id</w:t>
+      </w:r>
+      <w:proofErr w:type="spellEnd"/>
+      <w:r>
+        <w:rPr>
+          <w:rFonts w:ascii="Times New Roman" w:hAnsi="Times New Roman" w:cs="Times New Roman"/>
+          <w:lang w:val="en-US"/>
+        </w:rPr>
+        <w:t xml:space="preserve"> = </w:t>
+      </w:r>
+      <w:proofErr w:type="spellStart"/>
+      <w:r>
+        <w:rPr>
+          <w:rFonts w:ascii="Times New Roman" w:hAnsi="Times New Roman" w:cs="Times New Roman"/>
+          <w:lang w:val="en-US"/>
+        </w:rPr>
+        <w:t>o.employee_id</w:t>
+      </w:r>
+      <w:proofErr w:type="spellEnd"/>
+    </w:p>
+    <w:p>
+      <w:pPr>
+        <w:spacing w:after="0" w:line="240" w:lineRule="auto"/>
+        <w:rPr>
+          <w:rFonts w:ascii="Times New Roman" w:hAnsi="Times New Roman" w:cs="Times New Roman"/>
+          <w:lang w:val="en-US"/>
+        </w:rPr>
+      </w:pPr>
+      <w:r>
+        <w:rPr>
+          <w:rFonts w:ascii="Times New Roman" w:hAnsi="Times New Roman" w:cs="Times New Roman"/>
+          <w:lang w:val="en-US"/>
+        </w:rPr>
+        <w:t xml:space="preserve">         JOIN </w:t>
+      </w:r>
+      <w:proofErr w:type="spellStart"/>
+      <w:proofErr w:type="gramStart"/>
+      <w:r>
+        <w:rPr>
+          <w:rFonts w:ascii="Times New Roman" w:hAnsi="Times New Roman" w:cs="Times New Roman"/>
+          <w:lang w:val="en-US"/>
+        </w:rPr>
+        <w:t>library.order</w:t>
+      </w:r>
+      <w:proofErr w:type="gramEnd"/>
+      <w:r>
+        <w:rPr>
+          <w:rFonts w:ascii="Times New Roman" w:hAnsi="Times New Roman" w:cs="Times New Roman"/>
+          <w:lang w:val="en-US"/>
+        </w:rPr>
+        <w:t>_items</w:t>
+      </w:r>
+      <w:proofErr w:type="spellEnd"/>
+      <w:r>
+        <w:rPr>
+          <w:rFonts w:ascii="Times New Roman" w:hAnsi="Times New Roman" w:cs="Times New Roman"/>
+          <w:lang w:val="en-US"/>
+        </w:rPr>
+        <w:t xml:space="preserve"> oi</w:t>
+      </w:r>
+    </w:p>
+    <w:p>
+      <w:pPr>
+        <w:spacing w:after="0" w:line="240" w:lineRule="auto"/>
+        <w:rPr>
+          <w:rFonts w:ascii="Times New Roman" w:hAnsi="Times New Roman" w:cs="Times New Roman"/>
+          <w:lang w:val="en-US"/>
+        </w:rPr>
+      </w:pPr>
+      <w:r>
+        <w:rPr>
+          <w:rFonts w:ascii="Times New Roman" w:hAnsi="Times New Roman" w:cs="Times New Roman"/>
+          <w:lang w:val="en-US"/>
+        </w:rPr>
+        <w:t xml:space="preserve">              ON </w:t>
+      </w:r>
+      <w:proofErr w:type="spellStart"/>
+      <w:proofErr w:type="gramStart"/>
+      <w:r>
+        <w:rPr>
+          <w:rFonts w:ascii="Times New Roman" w:hAnsi="Times New Roman" w:cs="Times New Roman"/>
+          <w:lang w:val="en-US"/>
+        </w:rPr>
+        <w:t>oi.order</w:t>
+      </w:r>
+      <w:proofErr w:type="gramEnd"/>
+      <w:r>
+        <w:rPr>
+          <w:rFonts w:ascii="Times New Roman" w:hAnsi="Times New Roman" w:cs="Times New Roman"/>
+          <w:lang w:val="en-US"/>
+        </w:rPr>
+        <w:t>_id</w:t>
+      </w:r>
+      <w:proofErr w:type="spellEnd"/>
+      <w:r>
+        <w:rPr>
+          <w:rFonts w:ascii="Times New Roman" w:hAnsi="Times New Roman" w:cs="Times New Roman"/>
+          <w:lang w:val="en-US"/>
+        </w:rPr>
+        <w:t xml:space="preserve"> = </w:t>
+      </w:r>
+      <w:proofErr w:type="spellStart"/>
+      <w:r>
+        <w:rPr>
+          <w:rFonts w:ascii="Times New Roman" w:hAnsi="Times New Roman" w:cs="Times New Roman"/>
+          <w:lang w:val="en-US"/>
+        </w:rPr>
+        <w:t>o.order_id</w:t>
+      </w:r>
+      <w:proofErr w:type="spellEnd"/>
+    </w:p>
+    <w:p>
+      <w:pPr>
+        <w:spacing w:after="0" w:line="240" w:lineRule="auto"/>
+        <w:rPr>
+          <w:rFonts w:ascii="Times New Roman" w:hAnsi="Times New Roman" w:cs="Times New Roman"/>
+          <w:lang w:val="en-US"/>
+        </w:rPr>
+      </w:pPr>
+      <w:r>
+        <w:rPr>
+          <w:rFonts w:ascii="Times New Roman" w:hAnsi="Times New Roman" w:cs="Times New Roman"/>
+          <w:lang w:val="en-US"/>
+        </w:rPr>
+        <w:t>GROUP BY</w:t>
+      </w:r>
+    </w:p>
+    <w:p>
+      <w:pPr>
+        <w:spacing w:after="0" w:line="240" w:lineRule="auto"/>
+        <w:rPr>
+          <w:rFonts w:ascii="Times New Roman" w:hAnsi="Times New Roman" w:cs="Times New Roman"/>
+          <w:lang w:val="en-US"/>
+        </w:rPr>
+      </w:pPr>
+      <w:r>
+        <w:rPr>
+          <w:rFonts w:ascii="Times New Roman" w:hAnsi="Times New Roman" w:cs="Times New Roman"/>
+          <w:lang w:val="en-US"/>
+        </w:rPr>
+        <w:t xml:space="preserve">    </w:t>
+      </w:r>
+      <w:proofErr w:type="spellStart"/>
+      <w:proofErr w:type="gramStart"/>
+      <w:r>
+        <w:rPr>
+          <w:rFonts w:ascii="Times New Roman" w:hAnsi="Times New Roman" w:cs="Times New Roman"/>
+          <w:lang w:val="en-US"/>
+        </w:rPr>
+        <w:t>o.order</w:t>
+      </w:r>
+      <w:proofErr w:type="gramEnd"/>
+      <w:r>
+        <w:rPr>
+          <w:rFonts w:ascii="Times New Roman" w:hAnsi="Times New Roman" w:cs="Times New Roman"/>
+          <w:lang w:val="en-US"/>
+        </w:rPr>
+        <w:t>_id</w:t>
+      </w:r>
+      <w:proofErr w:type="spellEnd"/>
+      <w:r>
+        <w:rPr>
+          <w:rFonts w:ascii="Times New Roman" w:hAnsi="Times New Roman" w:cs="Times New Roman"/>
+          <w:lang w:val="en-US"/>
+        </w:rPr>
+        <w:t>,</w:t>
+      </w:r>
+    </w:p>
+    <w:p>
+      <w:pPr>
+        <w:spacing w:after="0" w:line="240" w:lineRule="auto"/>
+        <w:rPr>
+          <w:rFonts w:ascii="Times New Roman" w:hAnsi="Times New Roman" w:cs="Times New Roman"/>
+          <w:lang w:val="en-US"/>
+        </w:rPr>
+      </w:pPr>
+      <w:r>
+        <w:rPr>
+          <w:rFonts w:ascii="Times New Roman" w:hAnsi="Times New Roman" w:cs="Times New Roman"/>
+          <w:lang w:val="en-US"/>
+        </w:rPr>
+        <w:t xml:space="preserve">    </w:t>
+      </w:r>
+      <w:proofErr w:type="spellStart"/>
+      <w:r>
+        <w:rPr>
+          <w:rFonts w:ascii="Times New Roman" w:hAnsi="Times New Roman" w:cs="Times New Roman"/>
+          <w:lang w:val="en-US"/>
+        </w:rPr>
+        <w:t>c.full_name</w:t>
+      </w:r>
+      <w:proofErr w:type="spellEnd"/>
+      <w:r>
+        <w:rPr>
+          <w:rFonts w:ascii="Times New Roman" w:hAnsi="Times New Roman" w:cs="Times New Roman"/>
+          <w:lang w:val="en-US"/>
+        </w:rPr>
+        <w:t>,</w:t>
+      </w:r>
+    </w:p>
+    <w:p>
+      <w:pPr>
+        <w:spacing w:after="0" w:line="240" w:lineRule="auto"/>
+        <w:rPr>
+          <w:rFonts w:ascii="Times New Roman" w:hAnsi="Times New Roman" w:cs="Times New Roman"/>
+          <w:lang w:val="en-US"/>
+        </w:rPr>
+      </w:pPr>
+      <w:r>
+        <w:rPr>
+          <w:rFonts w:ascii="Times New Roman" w:hAnsi="Times New Roman" w:cs="Times New Roman"/>
+          <w:lang w:val="en-US"/>
+        </w:rPr>
+        <w:t xml:space="preserve">    </w:t>
+      </w:r>
+      <w:proofErr w:type="spellStart"/>
+      <w:proofErr w:type="gramStart"/>
+      <w:r>
+        <w:rPr>
+          <w:rFonts w:ascii="Times New Roman" w:hAnsi="Times New Roman" w:cs="Times New Roman"/>
+          <w:lang w:val="en-US"/>
+        </w:rPr>
+        <w:t>e.full</w:t>
+      </w:r>
+      <w:proofErr w:type="gramEnd"/>
+      <w:r>
+        <w:rPr>
+          <w:rFonts w:ascii="Times New Roman" w:hAnsi="Times New Roman" w:cs="Times New Roman"/>
+          <w:lang w:val="en-US"/>
+        </w:rPr>
+        <w:t>_name</w:t>
+      </w:r>
+      <w:proofErr w:type="spellEnd"/>
+      <w:r>
+        <w:rPr>
+          <w:rFonts w:ascii="Times New Roman" w:hAnsi="Times New Roman" w:cs="Times New Roman"/>
+          <w:lang w:val="en-US"/>
+        </w:rPr>
+        <w:t>,</w:t>
+      </w:r>
+    </w:p>
+    <w:p>
+      <w:pPr>
+        <w:spacing w:after="0" w:line="240" w:lineRule="auto"/>
+        <w:rPr>
+          <w:rFonts w:ascii="Times New Roman" w:hAnsi="Times New Roman" w:cs="Times New Roman"/>
+          <w:lang w:val="en-US"/>
+        </w:rPr>
+      </w:pPr>
+      <w:r>
+        <w:rPr>
+          <w:rFonts w:ascii="Times New Roman" w:hAnsi="Times New Roman" w:cs="Times New Roman"/>
+          <w:lang w:val="en-US"/>
+        </w:rPr>
+        <w:t xml:space="preserve">    </w:t>
+      </w:r>
+      <w:proofErr w:type="spellStart"/>
+      <w:proofErr w:type="gramStart"/>
+      <w:r>
+        <w:rPr>
+          <w:rFonts w:ascii="Times New Roman" w:hAnsi="Times New Roman" w:cs="Times New Roman"/>
+          <w:lang w:val="en-US"/>
+        </w:rPr>
+        <w:t>o.order</w:t>
+      </w:r>
+      <w:proofErr w:type="gramEnd"/>
+      <w:r>
+        <w:rPr>
+          <w:rFonts w:ascii="Times New Roman" w:hAnsi="Times New Roman" w:cs="Times New Roman"/>
+          <w:lang w:val="en-US"/>
+        </w:rPr>
+        <w:t>_date</w:t>
+      </w:r>
+      <w:proofErr w:type="spellEnd"/>
+      <w:r>
+        <w:rPr>
+          <w:rFonts w:ascii="Times New Roman" w:hAnsi="Times New Roman" w:cs="Times New Roman"/>
+          <w:lang w:val="en-US"/>
+        </w:rPr>
+        <w:t>,</w:t>
+      </w:r>
+    </w:p>
+    <w:p>
+      <w:pPr>
+        <w:spacing w:after="0" w:line="240" w:lineRule="auto"/>
+        <w:rPr>
+          <w:rFonts w:ascii="Times New Roman" w:hAnsi="Times New Roman" w:cs="Times New Roman"/>
+          <w:lang w:val="en-US"/>
+        </w:rPr>
+      </w:pPr>
+      <w:r>
+        <w:rPr>
+          <w:rFonts w:ascii="Times New Roman" w:hAnsi="Times New Roman" w:cs="Times New Roman"/>
+          <w:lang w:val="en-US"/>
+        </w:rPr>
+        <w:t xml:space="preserve">    </w:t>
+      </w:r>
+      <w:proofErr w:type="spellStart"/>
+      <w:proofErr w:type="gramStart"/>
+      <w:r>
+        <w:rPr>
+          <w:rFonts w:ascii="Times New Roman" w:hAnsi="Times New Roman" w:cs="Times New Roman"/>
+          <w:lang w:val="en-US"/>
+        </w:rPr>
+        <w:t>o.status</w:t>
+      </w:r>
+      <w:proofErr w:type="spellEnd"/>
+      <w:proofErr w:type="gramEnd"/>
+      <w:r>
+        <w:rPr>
+          <w:rFonts w:ascii="Times New Roman" w:hAnsi="Times New Roman" w:cs="Times New Roman"/>
+          <w:lang w:val="en-US"/>
+        </w:rPr>
+        <w:t>;</w:t>
+      </w:r>
+    </w:p>
+    <w:p>
+      <w:pPr>
+        <w:spacing w:after="0" w:line="240" w:lineRule="auto"/>
+        <w:rPr>
+          <w:rFonts w:ascii="Times New Roman" w:hAnsi="Times New Roman" w:cs="Times New Roman"/>
+          <w:lang w:val="en-US"/>
+        </w:rPr>
+      </w:pPr>
+    </w:p>
+    <w:p>
+      <w:pPr>
+        <w:rPr>
+          <w:rFonts w:ascii="Times New Roman" w:hAnsi="Times New Roman" w:cs="Times New Roman"/>
+          <w:sz w:val="28"/>
+          <w:szCs w:val="28"/>
+          <w:lang w:val="en-US"/>
+        </w:rPr>
+      </w:pPr>
+      <w:r>
+        <w:rPr>
+          <w:rFonts w:ascii="Times New Roman" w:hAnsi="Times New Roman" w:cs="Times New Roman"/>
+          <w:sz w:val="28"/>
+          <w:szCs w:val="28"/>
+          <w:lang w:val="en-US"/>
+        </w:rPr>
+        <w:lastRenderedPageBreak/>
+        <w:drawing>
+          <wp:inline distT="0" distB="0" distL="0" distR="0" wp14:anchorId="6C3FEEDA" wp14:editId="6BBB0E70">
+            <wp:extent cx="4275190" cy="2827265"/>
+            <wp:effectExtent l="0" t="0" r="0" b="0"/>
+            <wp:docPr id="15" name="Picture 15"/>
+            <wp:cNvGraphicFramePr>
+              <a:graphicFrameLocks xmlns:a="http://schemas.openxmlformats.org/drawingml/2006/main" noChangeAspect="1"/>
+            </wp:cNvGraphicFramePr>
+            <a:graphic xmlns:a="http://schemas.openxmlformats.org/drawingml/2006/main">
+              <a:graphicData uri="http://schemas.openxmlformats.org/drawingml/2006/picture">
+                <pic:pic xmlns:pic="http://schemas.openxmlformats.org/drawingml/2006/picture">
+                  <pic:nvPicPr>
+                    <pic:cNvPr id="1" name=""/>
+                    <pic:cNvPicPr/>
+                  </pic:nvPicPr>
+                  <pic:blipFill>
+                    <a:blip r:embed="rId18"/>
+                    <a:stretch>
+                      <a:fillRect/>
+                    </a:stretch>
+                  </pic:blipFill>
+                  <pic:spPr>
+                    <a:xfrm>
+                      <a:off x="0" y="0"/>
+                      <a:ext cx="4275190" cy="2827265"/>
+                    </a:xfrm>
+                    <a:prstGeom prst="rect">
+                      <a:avLst/>
+                    </a:prstGeom>
+                  </pic:spPr>
+                </pic:pic>
+              </a:graphicData>
+            </a:graphic>
+          </wp:inline>
+        </w:drawing>
+      </w:r>
+    </w:p>
+    <w:p>
+      <w:pPr>
+        <w:rPr>
+          <w:rFonts w:ascii="Times New Roman" w:hAnsi="Times New Roman" w:cs="Times New Roman"/>
+          <w:sz w:val="28"/>
+          <w:szCs w:val="28"/>
+          <w:lang w:val="en-US"/>
+        </w:rPr>
+      </w:pPr>
+      <w:r>
+        <w:rPr>
+          <w:rFonts w:ascii="Times New Roman" w:hAnsi="Times New Roman" w:cs="Times New Roman"/>
+          <w:sz w:val="28"/>
+          <w:szCs w:val="28"/>
+          <w:lang w:val="en-US"/>
+        </w:rPr>
+        <w:drawing>
+          <wp:inline distT="0" distB="0" distL="0" distR="0" wp14:anchorId="144D01CB" wp14:editId="2AA19936">
+            <wp:extent cx="5940425" cy="2964815"/>
+            <wp:effectExtent l="0" t="0" r="3175" b="6985"/>
+            <wp:docPr id="16" name="Picture 16"/>
+            <wp:cNvGraphicFramePr>
+              <a:graphicFrameLocks xmlns:a="http://schemas.openxmlformats.org/drawingml/2006/main" noChangeAspect="1"/>
+            </wp:cNvGraphicFramePr>
+            <a:graphic xmlns:a="http://schemas.openxmlformats.org/drawingml/2006/main">
+              <a:graphicData uri="http://schemas.openxmlformats.org/drawingml/2006/picture">
+                <pic:pic xmlns:pic="http://schemas.openxmlformats.org/drawingml/2006/picture">
+                  <pic:nvPicPr>
+                    <pic:cNvPr id="1" name=""/>
+                    <pic:cNvPicPr/>
+                  </pic:nvPicPr>
+                  <pic:blipFill>
+                    <a:blip r:embed="rId19"/>
+                    <a:stretch>
+                      <a:fillRect/>
+                    </a:stretch>
+                  </pic:blipFill>
+                  <pic:spPr>
+                    <a:xfrm>
+                      <a:off x="0" y="0"/>
+                      <a:ext cx="5940425" cy="2964815"/>
+                    </a:xfrm>
+                    <a:prstGeom prst="rect">
+                      <a:avLst/>
+                    </a:prstGeom>
+                  </pic:spPr>
+                </pic:pic>
+              </a:graphicData>
+            </a:graphic>
+          </wp:inline>
+        </w:drawing>
+      </w:r>
+    </w:p>
+    <w:p>
+      <w:pPr>
+        <w:rPr>
+          <w:rFonts w:ascii="Times New Roman" w:hAnsi="Times New Roman" w:cs="Times New Roman"/>
+          <w:sz w:val="28"/>
+          <w:szCs w:val="28"/>
+        </w:rPr>
+      </w:pPr>
+      <w:r>
+        <w:rPr>
+          <w:rFonts w:ascii="Times New Roman" w:hAnsi="Times New Roman" w:cs="Times New Roman"/>
+          <w:sz w:val="28"/>
+          <w:szCs w:val="28"/>
+        </w:rPr>
+        <w:t>6. Создание представления с информацией о книгах и количестве авторов</w:t>
+      </w:r>
+    </w:p>
+    <w:p>
+      <w:pPr>
+        <w:rPr>
+          <w:rFonts w:ascii="Times New Roman" w:hAnsi="Times New Roman" w:cs="Times New Roman"/>
+          <w:sz w:val="28"/>
+          <w:szCs w:val="28"/>
+        </w:rPr>
+      </w:pPr>
+      <w:r>
+        <w:rPr>
+          <w:rFonts w:ascii="Times New Roman" w:hAnsi="Times New Roman" w:cs="Times New Roman"/>
+          <w:sz w:val="28"/>
+          <w:szCs w:val="28"/>
+        </w:rPr>
+        <w:t xml:space="preserve">Формулировка на русском языке: создать представление </w:t>
+      </w:r>
+      <w:proofErr w:type="spellStart"/>
+      <w:proofErr w:type="gramStart"/>
+      <w:r>
+        <w:rPr>
+          <w:rFonts w:ascii="Times New Roman" w:hAnsi="Times New Roman" w:cs="Times New Roman"/>
+          <w:sz w:val="28"/>
+          <w:szCs w:val="28"/>
+        </w:rPr>
+        <w:t>library.v</w:t>
+      </w:r>
+      <w:proofErr w:type="gramEnd"/>
+      <w:r>
+        <w:rPr>
+          <w:rFonts w:ascii="Times New Roman" w:hAnsi="Times New Roman" w:cs="Times New Roman"/>
+          <w:sz w:val="28"/>
+          <w:szCs w:val="28"/>
+        </w:rPr>
+        <w:t>_books_with_authors</w:t>
+      </w:r>
+      <w:proofErr w:type="spellEnd"/>
+      <w:r>
+        <w:rPr>
+          <w:rFonts w:ascii="Times New Roman" w:hAnsi="Times New Roman" w:cs="Times New Roman"/>
+          <w:sz w:val="28"/>
+          <w:szCs w:val="28"/>
+        </w:rPr>
+        <w:t>, содержащее идентификатор и название книги, название издательства, цену книги, количество её авторов и признак того, превышает ли цена книги среднюю цену всех книг в магазине. Для определения признака используется подзапрос, вычисляющий среднюю цену книг. Если цена книги выше средней, признак принимает значение TRUE, в противном случае — FALSE.</w:t>
+      </w:r>
+    </w:p>
+    <w:p>
+      <w:pPr>
+        <w:spacing w:after="0" w:line="240" w:lineRule="auto"/>
+        <w:rPr>
+          <w:rFonts w:ascii="Times New Roman" w:hAnsi="Times New Roman" w:cs="Times New Roman"/>
+          <w:lang w:val="en-US"/>
+        </w:rPr>
+      </w:pPr>
+      <w:r>
+        <w:rPr>
+          <w:rFonts w:ascii="Times New Roman" w:hAnsi="Times New Roman" w:cs="Times New Roman"/>
+          <w:lang w:val="en-US"/>
+        </w:rPr>
+        <w:t xml:space="preserve">CREATE OR REPLACE VIEW </w:t>
+      </w:r>
+      <w:proofErr w:type="spellStart"/>
+      <w:proofErr w:type="gramStart"/>
+      <w:r>
+        <w:rPr>
+          <w:rFonts w:ascii="Times New Roman" w:hAnsi="Times New Roman" w:cs="Times New Roman"/>
+          <w:lang w:val="en-US"/>
+        </w:rPr>
+        <w:t>library.v</w:t>
+      </w:r>
+      <w:proofErr w:type="gramEnd"/>
+      <w:r>
+        <w:rPr>
+          <w:rFonts w:ascii="Times New Roman" w:hAnsi="Times New Roman" w:cs="Times New Roman"/>
+          <w:lang w:val="en-US"/>
+        </w:rPr>
+        <w:t>_books_with_authors</w:t>
+      </w:r>
+      <w:proofErr w:type="spellEnd"/>
+      <w:r>
+        <w:rPr>
+          <w:rFonts w:ascii="Times New Roman" w:hAnsi="Times New Roman" w:cs="Times New Roman"/>
+          <w:lang w:val="en-US"/>
+        </w:rPr>
+        <w:t xml:space="preserve"> AS</w:t>
+      </w:r>
+    </w:p>
+    <w:p>
+      <w:pPr>
+        <w:spacing w:after="0" w:line="240" w:lineRule="auto"/>
+        <w:rPr>
+          <w:rFonts w:ascii="Times New Roman" w:hAnsi="Times New Roman" w:cs="Times New Roman"/>
+          <w:lang w:val="en-US"/>
+        </w:rPr>
+      </w:pPr>
+      <w:r>
+        <w:rPr>
+          <w:rFonts w:ascii="Times New Roman" w:hAnsi="Times New Roman" w:cs="Times New Roman"/>
+          <w:lang w:val="en-US"/>
+        </w:rPr>
+        <w:t>SELECT</w:t>
+      </w:r>
+    </w:p>
+    <w:p>
+      <w:pPr>
+        <w:spacing w:after="0" w:line="240" w:lineRule="auto"/>
+        <w:rPr>
+          <w:rFonts w:ascii="Times New Roman" w:hAnsi="Times New Roman" w:cs="Times New Roman"/>
+          <w:lang w:val="en-US"/>
+        </w:rPr>
+      </w:pPr>
+      <w:r>
+        <w:rPr>
+          <w:rFonts w:ascii="Times New Roman" w:hAnsi="Times New Roman" w:cs="Times New Roman"/>
+          <w:lang w:val="en-US"/>
+        </w:rPr>
+        <w:t xml:space="preserve">    </w:t>
+      </w:r>
+      <w:proofErr w:type="spellStart"/>
+      <w:proofErr w:type="gramStart"/>
+      <w:r>
+        <w:rPr>
+          <w:rFonts w:ascii="Times New Roman" w:hAnsi="Times New Roman" w:cs="Times New Roman"/>
+          <w:lang w:val="en-US"/>
+        </w:rPr>
+        <w:t>b.book</w:t>
+      </w:r>
+      <w:proofErr w:type="gramEnd"/>
+      <w:r>
+        <w:rPr>
+          <w:rFonts w:ascii="Times New Roman" w:hAnsi="Times New Roman" w:cs="Times New Roman"/>
+          <w:lang w:val="en-US"/>
+        </w:rPr>
+        <w:t>_id</w:t>
+      </w:r>
+      <w:proofErr w:type="spellEnd"/>
+      <w:r>
+        <w:rPr>
+          <w:rFonts w:ascii="Times New Roman" w:hAnsi="Times New Roman" w:cs="Times New Roman"/>
+          <w:lang w:val="en-US"/>
+        </w:rPr>
+        <w:t>,</w:t>
+      </w:r>
+    </w:p>
+    <w:p>
+      <w:pPr>
+        <w:spacing w:after="0" w:line="240" w:lineRule="auto"/>
+        <w:rPr>
+          <w:rFonts w:ascii="Times New Roman" w:hAnsi="Times New Roman" w:cs="Times New Roman"/>
+          <w:lang w:val="en-US"/>
+        </w:rPr>
+      </w:pPr>
+      <w:r>
+        <w:rPr>
+          <w:rFonts w:ascii="Times New Roman" w:hAnsi="Times New Roman" w:cs="Times New Roman"/>
+          <w:lang w:val="en-US"/>
+        </w:rPr>
+        <w:t xml:space="preserve">    </w:t>
+      </w:r>
+      <w:proofErr w:type="spellStart"/>
+      <w:proofErr w:type="gramStart"/>
+      <w:r>
+        <w:rPr>
+          <w:rFonts w:ascii="Times New Roman" w:hAnsi="Times New Roman" w:cs="Times New Roman"/>
+          <w:lang w:val="en-US"/>
+        </w:rPr>
+        <w:t>b.title</w:t>
+      </w:r>
+      <w:proofErr w:type="spellEnd"/>
+      <w:proofErr w:type="gramEnd"/>
+      <w:r>
+        <w:rPr>
+          <w:rFonts w:ascii="Times New Roman" w:hAnsi="Times New Roman" w:cs="Times New Roman"/>
+          <w:lang w:val="en-US"/>
+        </w:rPr>
+        <w:t xml:space="preserve"> AS </w:t>
+      </w:r>
+      <w:proofErr w:type="spellStart"/>
+      <w:r>
+        <w:rPr>
+          <w:rFonts w:ascii="Times New Roman" w:hAnsi="Times New Roman" w:cs="Times New Roman"/>
+          <w:lang w:val="en-US"/>
+        </w:rPr>
+        <w:t>book_title</w:t>
+      </w:r>
+      <w:proofErr w:type="spellEnd"/>
+      <w:r>
+        <w:rPr>
+          <w:rFonts w:ascii="Times New Roman" w:hAnsi="Times New Roman" w:cs="Times New Roman"/>
+          <w:lang w:val="en-US"/>
+        </w:rPr>
+        <w:t>,</w:t>
+      </w:r>
+    </w:p>
+    <w:p>
+      <w:pPr>
+        <w:spacing w:after="0" w:line="240" w:lineRule="auto"/>
+        <w:rPr>
+          <w:rFonts w:ascii="Times New Roman" w:hAnsi="Times New Roman" w:cs="Times New Roman"/>
+          <w:lang w:val="en-US"/>
+        </w:rPr>
+      </w:pPr>
+      <w:r>
+        <w:rPr>
+          <w:rFonts w:ascii="Times New Roman" w:hAnsi="Times New Roman" w:cs="Times New Roman"/>
+          <w:lang w:val="en-US"/>
+        </w:rPr>
+        <w:t xml:space="preserve">    </w:t>
+      </w:r>
+      <w:proofErr w:type="spellStart"/>
+      <w:proofErr w:type="gramStart"/>
+      <w:r>
+        <w:rPr>
+          <w:rFonts w:ascii="Times New Roman" w:hAnsi="Times New Roman" w:cs="Times New Roman"/>
+          <w:lang w:val="en-US"/>
+        </w:rPr>
+        <w:t>p.publisher</w:t>
+      </w:r>
+      <w:proofErr w:type="gramEnd"/>
+      <w:r>
+        <w:rPr>
+          <w:rFonts w:ascii="Times New Roman" w:hAnsi="Times New Roman" w:cs="Times New Roman"/>
+          <w:lang w:val="en-US"/>
+        </w:rPr>
+        <w:t>_name</w:t>
+      </w:r>
+      <w:proofErr w:type="spellEnd"/>
+      <w:r>
+        <w:rPr>
+          <w:rFonts w:ascii="Times New Roman" w:hAnsi="Times New Roman" w:cs="Times New Roman"/>
+          <w:lang w:val="en-US"/>
+        </w:rPr>
+        <w:t>,</w:t>
+      </w:r>
+    </w:p>
+    <w:p>
+      <w:pPr>
+        <w:spacing w:after="0" w:line="240" w:lineRule="auto"/>
+        <w:rPr>
+          <w:rFonts w:ascii="Times New Roman" w:hAnsi="Times New Roman" w:cs="Times New Roman"/>
+          <w:lang w:val="en-US"/>
+        </w:rPr>
+      </w:pPr>
+      <w:r>
+        <w:rPr>
+          <w:rFonts w:ascii="Times New Roman" w:hAnsi="Times New Roman" w:cs="Times New Roman"/>
+          <w:lang w:val="en-US"/>
+        </w:rPr>
+        <w:t xml:space="preserve">    </w:t>
+      </w:r>
+      <w:proofErr w:type="spellStart"/>
+      <w:proofErr w:type="gramStart"/>
+      <w:r>
+        <w:rPr>
+          <w:rFonts w:ascii="Times New Roman" w:hAnsi="Times New Roman" w:cs="Times New Roman"/>
+          <w:lang w:val="en-US"/>
+        </w:rPr>
+        <w:t>b.price</w:t>
+      </w:r>
+      <w:proofErr w:type="spellEnd"/>
+      <w:proofErr w:type="gramEnd"/>
+      <w:r>
+        <w:rPr>
+          <w:rFonts w:ascii="Times New Roman" w:hAnsi="Times New Roman" w:cs="Times New Roman"/>
+          <w:lang w:val="en-US"/>
+        </w:rPr>
+        <w:t>,</w:t>
+      </w:r>
+    </w:p>
+    <w:p>
+      <w:pPr>
+        <w:spacing w:after="0" w:line="240" w:lineRule="auto"/>
+        <w:rPr>
+          <w:rFonts w:ascii="Times New Roman" w:hAnsi="Times New Roman" w:cs="Times New Roman"/>
+          <w:lang w:val="en-US"/>
+        </w:rPr>
+      </w:pPr>
+      <w:r>
+        <w:rPr>
+          <w:rFonts w:ascii="Times New Roman" w:hAnsi="Times New Roman" w:cs="Times New Roman"/>
+          <w:lang w:val="en-US"/>
+        </w:rPr>
+        <w:t xml:space="preserve">    </w:t>
+      </w:r>
+      <w:proofErr w:type="gramStart"/>
+      <w:r>
+        <w:rPr>
+          <w:rFonts w:ascii="Times New Roman" w:hAnsi="Times New Roman" w:cs="Times New Roman"/>
+          <w:lang w:val="en-US"/>
+        </w:rPr>
+        <w:t>COUNT(</w:t>
+      </w:r>
+      <w:proofErr w:type="spellStart"/>
+      <w:proofErr w:type="gramEnd"/>
+      <w:r>
+        <w:rPr>
+          <w:rFonts w:ascii="Times New Roman" w:hAnsi="Times New Roman" w:cs="Times New Roman"/>
+          <w:lang w:val="en-US"/>
+        </w:rPr>
+        <w:t>ba.author_id</w:t>
+      </w:r>
+      <w:proofErr w:type="spellEnd"/>
+      <w:r>
+        <w:rPr>
+          <w:rFonts w:ascii="Times New Roman" w:hAnsi="Times New Roman" w:cs="Times New Roman"/>
+          <w:lang w:val="en-US"/>
+        </w:rPr>
+        <w:t xml:space="preserve">) AS </w:t>
+      </w:r>
+      <w:proofErr w:type="spellStart"/>
+      <w:r>
+        <w:rPr>
+          <w:rFonts w:ascii="Times New Roman" w:hAnsi="Times New Roman" w:cs="Times New Roman"/>
+          <w:lang w:val="en-US"/>
+        </w:rPr>
+        <w:t>authors_count</w:t>
+      </w:r>
+      <w:proofErr w:type="spellEnd"/>
+      <w:r>
+        <w:rPr>
+          <w:rFonts w:ascii="Times New Roman" w:hAnsi="Times New Roman" w:cs="Times New Roman"/>
+          <w:lang w:val="en-US"/>
+        </w:rPr>
+        <w:t>,</w:t>
+      </w:r>
+    </w:p>
+    <w:p>
+      <w:pPr>
+        <w:spacing w:after="0" w:line="240" w:lineRule="auto"/>
+        <w:rPr>
+          <w:rFonts w:ascii="Times New Roman" w:hAnsi="Times New Roman" w:cs="Times New Roman"/>
+          <w:lang w:val="en-US"/>
+        </w:rPr>
+      </w:pPr>
+      <w:r>
+        <w:rPr>
+          <w:rFonts w:ascii="Times New Roman" w:hAnsi="Times New Roman" w:cs="Times New Roman"/>
+          <w:lang w:val="en-US"/>
+        </w:rPr>
+        <w:lastRenderedPageBreak/>
+        <w:t xml:space="preserve">    CASE</w:t>
+      </w:r>
+    </w:p>
+    <w:p>
+      <w:pPr>
+        <w:spacing w:after="0" w:line="240" w:lineRule="auto"/>
+        <w:rPr>
+          <w:rFonts w:ascii="Times New Roman" w:hAnsi="Times New Roman" w:cs="Times New Roman"/>
+          <w:lang w:val="en-US"/>
+        </w:rPr>
+      </w:pPr>
+      <w:r>
+        <w:rPr>
+          <w:rFonts w:ascii="Times New Roman" w:hAnsi="Times New Roman" w:cs="Times New Roman"/>
+          <w:lang w:val="en-US"/>
+        </w:rPr>
+        <w:t xml:space="preserve">        WHEN </w:t>
+      </w:r>
+      <w:proofErr w:type="spellStart"/>
+      <w:proofErr w:type="gramStart"/>
+      <w:r>
+        <w:rPr>
+          <w:rFonts w:ascii="Times New Roman" w:hAnsi="Times New Roman" w:cs="Times New Roman"/>
+          <w:lang w:val="en-US"/>
+        </w:rPr>
+        <w:t>b.price</w:t>
+      </w:r>
+      <w:proofErr w:type="spellEnd"/>
+      <w:proofErr w:type="gramEnd"/>
+      <w:r>
+        <w:rPr>
+          <w:rFonts w:ascii="Times New Roman" w:hAnsi="Times New Roman" w:cs="Times New Roman"/>
+          <w:lang w:val="en-US"/>
+        </w:rPr>
+        <w:t xml:space="preserve"> &gt; (</w:t>
+      </w:r>
+    </w:p>
+    <w:p>
+      <w:pPr>
+        <w:spacing w:after="0" w:line="240" w:lineRule="auto"/>
+        <w:rPr>
+          <w:rFonts w:ascii="Times New Roman" w:hAnsi="Times New Roman" w:cs="Times New Roman"/>
+          <w:lang w:val="en-US"/>
+        </w:rPr>
+      </w:pPr>
+      <w:r>
+        <w:rPr>
+          <w:rFonts w:ascii="Times New Roman" w:hAnsi="Times New Roman" w:cs="Times New Roman"/>
+          <w:lang w:val="en-US"/>
+        </w:rPr>
+        <w:t xml:space="preserve">            SELECT </w:t>
+      </w:r>
+      <w:proofErr w:type="gramStart"/>
+      <w:r>
+        <w:rPr>
+          <w:rFonts w:ascii="Times New Roman" w:hAnsi="Times New Roman" w:cs="Times New Roman"/>
+          <w:lang w:val="en-US"/>
+        </w:rPr>
+        <w:t>AVG(</w:t>
+      </w:r>
+      <w:proofErr w:type="gramEnd"/>
+      <w:r>
+        <w:rPr>
+          <w:rFonts w:ascii="Times New Roman" w:hAnsi="Times New Roman" w:cs="Times New Roman"/>
+          <w:lang w:val="en-US"/>
+        </w:rPr>
+        <w:t>price)</w:t>
+      </w:r>
+    </w:p>
+    <w:p>
+      <w:pPr>
+        <w:spacing w:after="0" w:line="240" w:lineRule="auto"/>
+        <w:rPr>
+          <w:rFonts w:ascii="Times New Roman" w:hAnsi="Times New Roman" w:cs="Times New Roman"/>
+          <w:lang w:val="en-US"/>
+        </w:rPr>
+      </w:pPr>
+      <w:r>
+        <w:rPr>
+          <w:rFonts w:ascii="Times New Roman" w:hAnsi="Times New Roman" w:cs="Times New Roman"/>
+          <w:lang w:val="en-US"/>
+        </w:rPr>
+        <w:t xml:space="preserve">            FROM </w:t>
+      </w:r>
+      <w:proofErr w:type="spellStart"/>
+      <w:proofErr w:type="gramStart"/>
+      <w:r>
+        <w:rPr>
+          <w:rFonts w:ascii="Times New Roman" w:hAnsi="Times New Roman" w:cs="Times New Roman"/>
+          <w:lang w:val="en-US"/>
+        </w:rPr>
+        <w:t>library.books</w:t>
+      </w:r>
+      <w:proofErr w:type="spellEnd"/>
+      <w:proofErr w:type="gramEnd"/>
+    </w:p>
+    <w:p>
+      <w:pPr>
+        <w:spacing w:after="0" w:line="240" w:lineRule="auto"/>
+        <w:rPr>
+          <w:rFonts w:ascii="Times New Roman" w:hAnsi="Times New Roman" w:cs="Times New Roman"/>
+          <w:lang w:val="en-US"/>
+        </w:rPr>
+      </w:pPr>
+      <w:r>
+        <w:rPr>
+          <w:rFonts w:ascii="Times New Roman" w:hAnsi="Times New Roman" w:cs="Times New Roman"/>
+          <w:lang w:val="en-US"/>
+        </w:rPr>
+        <w:t xml:space="preserve">        ) THEN TRUE</w:t>
+      </w:r>
+    </w:p>
+    <w:p>
+      <w:pPr>
+        <w:spacing w:after="0" w:line="240" w:lineRule="auto"/>
+        <w:rPr>
+          <w:rFonts w:ascii="Times New Roman" w:hAnsi="Times New Roman" w:cs="Times New Roman"/>
+          <w:lang w:val="en-US"/>
+        </w:rPr>
+      </w:pPr>
+      <w:r>
+        <w:rPr>
+          <w:rFonts w:ascii="Times New Roman" w:hAnsi="Times New Roman" w:cs="Times New Roman"/>
+          <w:lang w:val="en-US"/>
+        </w:rPr>
+        <w:t xml:space="preserve">        ELSE FALSE</w:t>
+      </w:r>
+    </w:p>
+    <w:p>
+      <w:pPr>
+        <w:spacing w:after="0" w:line="240" w:lineRule="auto"/>
+        <w:rPr>
+          <w:rFonts w:ascii="Times New Roman" w:hAnsi="Times New Roman" w:cs="Times New Roman"/>
+          <w:lang w:val="en-US"/>
+        </w:rPr>
+      </w:pPr>
+      <w:r>
+        <w:rPr>
+          <w:rFonts w:ascii="Times New Roman" w:hAnsi="Times New Roman" w:cs="Times New Roman"/>
+          <w:lang w:val="en-US"/>
+        </w:rPr>
+        <w:t xml:space="preserve">        END AS </w:t>
+      </w:r>
+      <w:proofErr w:type="spellStart"/>
+      <w:r>
+        <w:rPr>
+          <w:rFonts w:ascii="Times New Roman" w:hAnsi="Times New Roman" w:cs="Times New Roman"/>
+          <w:lang w:val="en-US"/>
+        </w:rPr>
+        <w:t>is_above_average_price</w:t>
+      </w:r>
+      <w:proofErr w:type="spellEnd"/>
+    </w:p>
+    <w:p>
+      <w:pPr>
+        <w:spacing w:after="0" w:line="240" w:lineRule="auto"/>
+        <w:rPr>
+          <w:rFonts w:ascii="Times New Roman" w:hAnsi="Times New Roman" w:cs="Times New Roman"/>
+          <w:lang w:val="en-US"/>
+        </w:rPr>
+      </w:pPr>
+      <w:r>
+        <w:rPr>
+          <w:rFonts w:ascii="Times New Roman" w:hAnsi="Times New Roman" w:cs="Times New Roman"/>
+          <w:lang w:val="en-US"/>
+        </w:rPr>
+        <w:t xml:space="preserve">FROM </w:t>
+      </w:r>
+      <w:proofErr w:type="spellStart"/>
+      <w:proofErr w:type="gramStart"/>
+      <w:r>
+        <w:rPr>
+          <w:rFonts w:ascii="Times New Roman" w:hAnsi="Times New Roman" w:cs="Times New Roman"/>
+          <w:lang w:val="en-US"/>
+        </w:rPr>
+        <w:t>library.books</w:t>
+      </w:r>
+      <w:proofErr w:type="spellEnd"/>
+      <w:proofErr w:type="gramEnd"/>
+      <w:r>
+        <w:rPr>
+          <w:rFonts w:ascii="Times New Roman" w:hAnsi="Times New Roman" w:cs="Times New Roman"/>
+          <w:lang w:val="en-US"/>
+        </w:rPr>
+        <w:t xml:space="preserve"> b</w:t>
+      </w:r>
+    </w:p>
+    <w:p>
+      <w:pPr>
+        <w:spacing w:after="0" w:line="240" w:lineRule="auto"/>
+        <w:rPr>
+          <w:rFonts w:ascii="Times New Roman" w:hAnsi="Times New Roman" w:cs="Times New Roman"/>
+          <w:lang w:val="en-US"/>
+        </w:rPr>
+      </w:pPr>
+      <w:r>
+        <w:rPr>
+          <w:rFonts w:ascii="Times New Roman" w:hAnsi="Times New Roman" w:cs="Times New Roman"/>
+          <w:lang w:val="en-US"/>
+        </w:rPr>
+        <w:t xml:space="preserve">         JOIN </w:t>
+      </w:r>
+      <w:proofErr w:type="spellStart"/>
+      <w:proofErr w:type="gramStart"/>
+      <w:r>
+        <w:rPr>
+          <w:rFonts w:ascii="Times New Roman" w:hAnsi="Times New Roman" w:cs="Times New Roman"/>
+          <w:lang w:val="en-US"/>
+        </w:rPr>
+        <w:t>library.publishers</w:t>
+      </w:r>
+      <w:proofErr w:type="spellEnd"/>
+      <w:proofErr w:type="gramEnd"/>
+      <w:r>
+        <w:rPr>
+          <w:rFonts w:ascii="Times New Roman" w:hAnsi="Times New Roman" w:cs="Times New Roman"/>
+          <w:lang w:val="en-US"/>
+        </w:rPr>
+        <w:t xml:space="preserve"> p</w:t>
+      </w:r>
+    </w:p>
+    <w:p>
+      <w:pPr>
+        <w:spacing w:after="0" w:line="240" w:lineRule="auto"/>
+        <w:rPr>
+          <w:rFonts w:ascii="Times New Roman" w:hAnsi="Times New Roman" w:cs="Times New Roman"/>
+          <w:lang w:val="en-US"/>
+        </w:rPr>
+      </w:pPr>
+      <w:r>
+        <w:rPr>
+          <w:rFonts w:ascii="Times New Roman" w:hAnsi="Times New Roman" w:cs="Times New Roman"/>
+          <w:lang w:val="en-US"/>
+        </w:rPr>
+        <w:t xml:space="preserve">              ON </w:t>
+      </w:r>
+      <w:proofErr w:type="spellStart"/>
+      <w:proofErr w:type="gramStart"/>
+      <w:r>
+        <w:rPr>
+          <w:rFonts w:ascii="Times New Roman" w:hAnsi="Times New Roman" w:cs="Times New Roman"/>
+          <w:lang w:val="en-US"/>
+        </w:rPr>
+        <w:t>p.publisher</w:t>
+      </w:r>
+      <w:proofErr w:type="gramEnd"/>
+      <w:r>
+        <w:rPr>
+          <w:rFonts w:ascii="Times New Roman" w:hAnsi="Times New Roman" w:cs="Times New Roman"/>
+          <w:lang w:val="en-US"/>
+        </w:rPr>
+        <w:t>_id</w:t>
+      </w:r>
+      <w:proofErr w:type="spellEnd"/>
+      <w:r>
+        <w:rPr>
+          <w:rFonts w:ascii="Times New Roman" w:hAnsi="Times New Roman" w:cs="Times New Roman"/>
+          <w:lang w:val="en-US"/>
+        </w:rPr>
+        <w:t xml:space="preserve"> = </w:t>
+      </w:r>
+      <w:proofErr w:type="spellStart"/>
+      <w:r>
+        <w:rPr>
+          <w:rFonts w:ascii="Times New Roman" w:hAnsi="Times New Roman" w:cs="Times New Roman"/>
+          <w:lang w:val="en-US"/>
+        </w:rPr>
+        <w:t>b.publisher_id</w:t>
+      </w:r>
+      <w:proofErr w:type="spellEnd"/>
+    </w:p>
+    <w:p>
+      <w:pPr>
+        <w:spacing w:after="0" w:line="240" w:lineRule="auto"/>
+        <w:rPr>
+          <w:rFonts w:ascii="Times New Roman" w:hAnsi="Times New Roman" w:cs="Times New Roman"/>
+          <w:lang w:val="en-US"/>
+        </w:rPr>
+      </w:pPr>
+      <w:r>
+        <w:rPr>
+          <w:rFonts w:ascii="Times New Roman" w:hAnsi="Times New Roman" w:cs="Times New Roman"/>
+          <w:lang w:val="en-US"/>
+        </w:rPr>
+        <w:t xml:space="preserve">         JOIN </w:t>
+      </w:r>
+      <w:proofErr w:type="spellStart"/>
+      <w:proofErr w:type="gramStart"/>
+      <w:r>
+        <w:rPr>
+          <w:rFonts w:ascii="Times New Roman" w:hAnsi="Times New Roman" w:cs="Times New Roman"/>
+          <w:lang w:val="en-US"/>
+        </w:rPr>
+        <w:t>library.book</w:t>
+      </w:r>
+      <w:proofErr w:type="gramEnd"/>
+      <w:r>
+        <w:rPr>
+          <w:rFonts w:ascii="Times New Roman" w:hAnsi="Times New Roman" w:cs="Times New Roman"/>
+          <w:lang w:val="en-US"/>
+        </w:rPr>
+        <w:t>_authors</w:t>
+      </w:r>
+      <w:proofErr w:type="spellEnd"/>
+      <w:r>
+        <w:rPr>
+          <w:rFonts w:ascii="Times New Roman" w:hAnsi="Times New Roman" w:cs="Times New Roman"/>
+          <w:lang w:val="en-US"/>
+        </w:rPr>
+        <w:t xml:space="preserve"> </w:t>
+      </w:r>
+      <w:proofErr w:type="spellStart"/>
+      <w:r>
+        <w:rPr>
+          <w:rFonts w:ascii="Times New Roman" w:hAnsi="Times New Roman" w:cs="Times New Roman"/>
+          <w:lang w:val="en-US"/>
+        </w:rPr>
+        <w:t>ba</w:t>
+      </w:r>
+      <w:proofErr w:type="spellEnd"/>
+    </w:p>
+    <w:p>
+      <w:pPr>
+        <w:spacing w:after="0" w:line="240" w:lineRule="auto"/>
+        <w:rPr>
+          <w:rFonts w:ascii="Times New Roman" w:hAnsi="Times New Roman" w:cs="Times New Roman"/>
+          <w:lang w:val="en-US"/>
+        </w:rPr>
+      </w:pPr>
+      <w:r>
+        <w:rPr>
+          <w:rFonts w:ascii="Times New Roman" w:hAnsi="Times New Roman" w:cs="Times New Roman"/>
+          <w:lang w:val="en-US"/>
+        </w:rPr>
+        <w:t xml:space="preserve">              ON </w:t>
+      </w:r>
+      <w:proofErr w:type="spellStart"/>
+      <w:proofErr w:type="gramStart"/>
+      <w:r>
+        <w:rPr>
+          <w:rFonts w:ascii="Times New Roman" w:hAnsi="Times New Roman" w:cs="Times New Roman"/>
+          <w:lang w:val="en-US"/>
+        </w:rPr>
+        <w:t>ba.book</w:t>
+      </w:r>
+      <w:proofErr w:type="gramEnd"/>
+      <w:r>
+        <w:rPr>
+          <w:rFonts w:ascii="Times New Roman" w:hAnsi="Times New Roman" w:cs="Times New Roman"/>
+          <w:lang w:val="en-US"/>
+        </w:rPr>
+        <w:t>_id</w:t>
+      </w:r>
+      <w:proofErr w:type="spellEnd"/>
+      <w:r>
+        <w:rPr>
+          <w:rFonts w:ascii="Times New Roman" w:hAnsi="Times New Roman" w:cs="Times New Roman"/>
+          <w:lang w:val="en-US"/>
+        </w:rPr>
+        <w:t xml:space="preserve"> = </w:t>
+      </w:r>
+      <w:proofErr w:type="spellStart"/>
+      <w:r>
+        <w:rPr>
+          <w:rFonts w:ascii="Times New Roman" w:hAnsi="Times New Roman" w:cs="Times New Roman"/>
+          <w:lang w:val="en-US"/>
+        </w:rPr>
+        <w:t>b.book_id</w:t>
+      </w:r>
+      <w:proofErr w:type="spellEnd"/>
+    </w:p>
+    <w:p>
+      <w:pPr>
+        <w:spacing w:after="0" w:line="240" w:lineRule="auto"/>
+        <w:rPr>
+          <w:rFonts w:ascii="Times New Roman" w:hAnsi="Times New Roman" w:cs="Times New Roman"/>
+          <w:lang w:val="en-US"/>
+        </w:rPr>
+      </w:pPr>
+      <w:r>
+        <w:rPr>
+          <w:rFonts w:ascii="Times New Roman" w:hAnsi="Times New Roman" w:cs="Times New Roman"/>
+          <w:lang w:val="en-US"/>
+        </w:rPr>
+        <w:t>GROUP BY</w:t>
+      </w:r>
+    </w:p>
+    <w:p>
+      <w:pPr>
+        <w:spacing w:after="0" w:line="240" w:lineRule="auto"/>
+        <w:rPr>
+          <w:rFonts w:ascii="Times New Roman" w:hAnsi="Times New Roman" w:cs="Times New Roman"/>
+          <w:lang w:val="en-US"/>
+        </w:rPr>
+      </w:pPr>
+      <w:r>
+        <w:rPr>
+          <w:rFonts w:ascii="Times New Roman" w:hAnsi="Times New Roman" w:cs="Times New Roman"/>
+          <w:lang w:val="en-US"/>
+        </w:rPr>
+        <w:t xml:space="preserve">    </w:t>
+      </w:r>
+      <w:proofErr w:type="spellStart"/>
+      <w:proofErr w:type="gramStart"/>
+      <w:r>
+        <w:rPr>
+          <w:rFonts w:ascii="Times New Roman" w:hAnsi="Times New Roman" w:cs="Times New Roman"/>
+          <w:lang w:val="en-US"/>
+        </w:rPr>
+        <w:t>b.book</w:t>
+      </w:r>
+      <w:proofErr w:type="gramEnd"/>
+      <w:r>
+        <w:rPr>
+          <w:rFonts w:ascii="Times New Roman" w:hAnsi="Times New Roman" w:cs="Times New Roman"/>
+          <w:lang w:val="en-US"/>
+        </w:rPr>
+        <w:t>_id</w:t>
+      </w:r>
+      <w:proofErr w:type="spellEnd"/>
+      <w:r>
+        <w:rPr>
+          <w:rFonts w:ascii="Times New Roman" w:hAnsi="Times New Roman" w:cs="Times New Roman"/>
+          <w:lang w:val="en-US"/>
+        </w:rPr>
+        <w:t>,</w:t>
+      </w:r>
+    </w:p>
+    <w:p>
+      <w:pPr>
+        <w:spacing w:after="0" w:line="240" w:lineRule="auto"/>
+        <w:rPr>
+          <w:rFonts w:ascii="Times New Roman" w:hAnsi="Times New Roman" w:cs="Times New Roman"/>
+          <w:lang w:val="en-US"/>
+        </w:rPr>
+      </w:pPr>
+      <w:r>
+        <w:rPr>
+          <w:rFonts w:ascii="Times New Roman" w:hAnsi="Times New Roman" w:cs="Times New Roman"/>
+          <w:lang w:val="en-US"/>
+        </w:rPr>
+        <w:t xml:space="preserve">    </w:t>
+      </w:r>
+      <w:proofErr w:type="spellStart"/>
+      <w:proofErr w:type="gramStart"/>
+      <w:r>
+        <w:rPr>
+          <w:rFonts w:ascii="Times New Roman" w:hAnsi="Times New Roman" w:cs="Times New Roman"/>
+          <w:lang w:val="en-US"/>
+        </w:rPr>
+        <w:t>b.title</w:t>
+      </w:r>
+      <w:proofErr w:type="spellEnd"/>
+      <w:proofErr w:type="gramEnd"/>
+      <w:r>
+        <w:rPr>
+          <w:rFonts w:ascii="Times New Roman" w:hAnsi="Times New Roman" w:cs="Times New Roman"/>
+          <w:lang w:val="en-US"/>
+        </w:rPr>
+        <w:t>,</w:t>
+      </w:r>
+    </w:p>
+    <w:p>
+      <w:pPr>
+        <w:spacing w:after="0" w:line="240" w:lineRule="auto"/>
+        <w:rPr>
+          <w:rFonts w:ascii="Times New Roman" w:hAnsi="Times New Roman" w:cs="Times New Roman"/>
+          <w:lang w:val="en-US"/>
+        </w:rPr>
+      </w:pPr>
+      <w:r>
+        <w:rPr>
+          <w:rFonts w:ascii="Times New Roman" w:hAnsi="Times New Roman" w:cs="Times New Roman"/>
+          <w:lang w:val="en-US"/>
+        </w:rPr>
+        <w:t xml:space="preserve">    </w:t>
+      </w:r>
+      <w:proofErr w:type="spellStart"/>
+      <w:proofErr w:type="gramStart"/>
+      <w:r>
+        <w:rPr>
+          <w:rFonts w:ascii="Times New Roman" w:hAnsi="Times New Roman" w:cs="Times New Roman"/>
+          <w:lang w:val="en-US"/>
+        </w:rPr>
+        <w:t>p.publisher</w:t>
+      </w:r>
+      <w:proofErr w:type="gramEnd"/>
+      <w:r>
+        <w:rPr>
+          <w:rFonts w:ascii="Times New Roman" w:hAnsi="Times New Roman" w:cs="Times New Roman"/>
+          <w:lang w:val="en-US"/>
+        </w:rPr>
+        <w:t>_name</w:t>
+      </w:r>
+      <w:proofErr w:type="spellEnd"/>
+      <w:r>
+        <w:rPr>
+          <w:rFonts w:ascii="Times New Roman" w:hAnsi="Times New Roman" w:cs="Times New Roman"/>
+          <w:lang w:val="en-US"/>
+        </w:rPr>
+        <w:t>,</w:t>
+      </w:r>
+    </w:p>
+    <w:p>
+      <w:pPr>
+        <w:spacing w:after="0" w:line="240" w:lineRule="auto"/>
+        <w:rPr>
+          <w:rFonts w:ascii="Times New Roman" w:hAnsi="Times New Roman" w:cs="Times New Roman"/>
+        </w:rPr>
+      </w:pPr>
+      <w:r>
+        <w:rPr>
+          <w:rFonts w:ascii="Times New Roman" w:hAnsi="Times New Roman" w:cs="Times New Roman"/>
+          <w:lang w:val="en-US"/>
+        </w:rPr>
+        <w:t xml:space="preserve">    </w:t>
+      </w:r>
+      <w:proofErr w:type="spellStart"/>
+      <w:proofErr w:type="gramStart"/>
+      <w:r>
+        <w:rPr>
+          <w:rFonts w:ascii="Times New Roman" w:hAnsi="Times New Roman" w:cs="Times New Roman"/>
+        </w:rPr>
+        <w:t>b.price</w:t>
+      </w:r>
+      <w:proofErr w:type="spellEnd"/>
+      <w:proofErr w:type="gramEnd"/>
+      <w:r>
+        <w:rPr>
+          <w:rFonts w:ascii="Times New Roman" w:hAnsi="Times New Roman" w:cs="Times New Roman"/>
+        </w:rPr>
+        <w:t>;</w:t>
+      </w:r>
+    </w:p>
+    <w:p>
+      <w:pPr>
+        <w:spacing w:after="0" w:line="240" w:lineRule="auto"/>
+        <w:rPr>
+          <w:rFonts w:ascii="Times New Roman" w:hAnsi="Times New Roman" w:cs="Times New Roman"/>
+        </w:rPr>
+      </w:pPr>
+    </w:p>
+    <w:p>
+      <w:pPr>
+        <w:rPr>
+          <w:rFonts w:ascii="Times New Roman" w:hAnsi="Times New Roman" w:cs="Times New Roman"/>
+          <w:sz w:val="28"/>
+          <w:szCs w:val="28"/>
+        </w:rPr>
+      </w:pPr>
+      <w:r>
+        <w:rPr>
+          <w:rFonts w:ascii="Times New Roman" w:hAnsi="Times New Roman" w:cs="Times New Roman"/>
+          <w:sz w:val="28"/>
+          <w:szCs w:val="28"/>
+        </w:rPr>
+        <w:drawing>
+          <wp:inline distT="0" distB="0" distL="0" distR="0" wp14:anchorId="5FFE8996" wp14:editId="42F118BB">
+            <wp:extent cx="4991533" cy="2316681"/>
+            <wp:effectExtent l="0" t="0" r="0" b="7620"/>
+            <wp:docPr id="17" name="Picture 17"/>
+            <wp:cNvGraphicFramePr>
+              <a:graphicFrameLocks xmlns:a="http://schemas.openxmlformats.org/drawingml/2006/main" noChangeAspect="1"/>
+            </wp:cNvGraphicFramePr>
+            <a:graphic xmlns:a="http://schemas.openxmlformats.org/drawingml/2006/main">
+              <a:graphicData uri="http://schemas.openxmlformats.org/drawingml/2006/picture">
+                <pic:pic xmlns:pic="http://schemas.openxmlformats.org/drawingml/2006/picture">
+                  <pic:nvPicPr>
+                    <pic:cNvPr id="1" name=""/>
+                    <pic:cNvPicPr/>
+                  </pic:nvPicPr>
+                  <pic:blipFill>
+                    <a:blip r:embed="rId20"/>
+                    <a:stretch>
+                      <a:fillRect/>
+                    </a:stretch>
+                  </pic:blipFill>
+                  <pic:spPr>
+                    <a:xfrm>
+                      <a:off x="0" y="0"/>
+                      <a:ext cx="4991533" cy="2316681"/>
+                    </a:xfrm>
+                    <a:prstGeom prst="rect">
+                      <a:avLst/>
+                    </a:prstGeom>
+                  </pic:spPr>
+                </pic:pic>
+              </a:graphicData>
+            </a:graphic>
+          </wp:inline>
+        </w:drawing>
+      </w:r>
+    </w:p>
+    <w:p>
+      <w:pPr>
+        <w:rPr>
+          <w:rFonts w:ascii="Times New Roman" w:hAnsi="Times New Roman" w:cs="Times New Roman"/>
+          <w:sz w:val="28"/>
+          <w:szCs w:val="28"/>
+        </w:rPr>
+      </w:pPr>
+      <w:r>
+        <w:rPr>
+          <w:rFonts w:ascii="Times New Roman" w:hAnsi="Times New Roman" w:cs="Times New Roman"/>
+          <w:sz w:val="28"/>
+          <w:szCs w:val="28"/>
+        </w:rPr>
+        <w:drawing>
+          <wp:inline distT="0" distB="0" distL="0" distR="0" wp14:anchorId="2CE06CA6" wp14:editId="23E72D7A">
+            <wp:extent cx="5940425" cy="3359785"/>
+            <wp:effectExtent l="0" t="0" r="3175" b="0"/>
+            <wp:docPr id="18" name="Picture 18"/>
+            <wp:cNvGraphicFramePr>
+              <a:graphicFrameLocks xmlns:a="http://schemas.openxmlformats.org/drawingml/2006/main" noChangeAspect="1"/>
+            </wp:cNvGraphicFramePr>
+            <a:graphic xmlns:a="http://schemas.openxmlformats.org/drawingml/2006/main">
+              <a:graphicData uri="http://schemas.openxmlformats.org/drawingml/2006/picture">
+                <pic:pic xmlns:pic="http://schemas.openxmlformats.org/drawingml/2006/picture">
+                  <pic:nvPicPr>
+                    <pic:cNvPr id="1" name=""/>
+                    <pic:cNvPicPr/>
+                  </pic:nvPicPr>
+                  <pic:blipFill>
+                    <a:blip r:embed="rId21"/>
+                    <a:stretch>
+                      <a:fillRect/>
+                    </a:stretch>
+                  </pic:blipFill>
+                  <pic:spPr>
+                    <a:xfrm>
+                      <a:off x="0" y="0"/>
+                      <a:ext cx="5940425" cy="3359785"/>
+                    </a:xfrm>
+                    <a:prstGeom prst="rect">
+                      <a:avLst/>
+                    </a:prstGeom>
+                  </pic:spPr>
+                </pic:pic>
+              </a:graphicData>
+            </a:graphic>
+          </wp:inline>
+        </w:drawing>
+      </w:r>
+    </w:p>
+    <w:p>
+      <w:pPr>
+        <w:rPr>
+          <w:rFonts w:ascii="Times New Roman" w:hAnsi="Times New Roman" w:cs="Times New Roman"/>
+          <w:sz w:val="28"/>
+          <w:szCs w:val="28"/>
+        </w:rPr>
+      </w:pPr>
+    </w:p>
+    <w:p>
+      <w:pPr>
+        <w:jc w:val="center"/>
+        <w:rPr>
+          <w:rFonts w:ascii="Times New Roman" w:hAnsi="Times New Roman" w:cs="Times New Roman"/>
+          <w:sz w:val="28"/>
+          <w:szCs w:val="28"/>
+        </w:rPr>
+      </w:pPr>
+      <w:r>
+        <w:rPr>
+          <w:rFonts w:ascii="Times New Roman" w:hAnsi="Times New Roman" w:cs="Times New Roman"/>
+          <w:sz w:val="28"/>
+          <w:szCs w:val="28"/>
+        </w:rPr>
+        <w:lastRenderedPageBreak/>
+        <w:t>Приложение</w:t>
+      </w:r>
+    </w:p>
+    <w:p>
+      <w:pPr>
+        <w:rPr>
+          <w:rFonts w:ascii="Times New Roman" w:hAnsi="Times New Roman" w:cs="Times New Roman"/>
+          <w:sz w:val="28"/>
+          <w:szCs w:val="28"/>
+        </w:rPr>
+      </w:pPr>
+      <w:r>
+        <w:rPr>
+          <w:rFonts w:ascii="Times New Roman" w:hAnsi="Times New Roman" w:cs="Times New Roman"/>
+          <w:sz w:val="28"/>
+          <w:szCs w:val="28"/>
+        </w:rPr>
+        <w:t>Заполнение таблиц:</w:t>
+      </w:r>
+    </w:p>
+    <w:p>
+      <w:pPr>
+        <w:spacing w:after="0" w:line="240" w:lineRule="auto"/>
+        <w:rPr>
+          <w:rFonts w:ascii="Times New Roman" w:hAnsi="Times New Roman" w:cs="Times New Roman"/>
+          <w:lang w:val="en-US"/>
+        </w:rPr>
+      </w:pPr>
+      <w:r>
+        <w:rPr>
+          <w:rFonts w:ascii="Times New Roman" w:hAnsi="Times New Roman" w:cs="Times New Roman"/>
+          <w:lang w:val="en-US"/>
+        </w:rPr>
+        <w:t xml:space="preserve">SET </w:t>
+      </w:r>
+      <w:proofErr w:type="spellStart"/>
+      <w:r>
+        <w:rPr>
+          <w:rFonts w:ascii="Times New Roman" w:hAnsi="Times New Roman" w:cs="Times New Roman"/>
+          <w:lang w:val="en-US"/>
+        </w:rPr>
+        <w:t>search_path</w:t>
+      </w:r>
+      <w:proofErr w:type="spellEnd"/>
+      <w:r>
+        <w:rPr>
+          <w:rFonts w:ascii="Times New Roman" w:hAnsi="Times New Roman" w:cs="Times New Roman"/>
+          <w:lang w:val="en-US"/>
+        </w:rPr>
+        <w:t xml:space="preserve"> TO library, public;</w:t>
+      </w:r>
+    </w:p>
+    <w:p>
+      <w:pPr>
+        <w:spacing w:after="0" w:line="240" w:lineRule="auto"/>
+        <w:rPr>
+          <w:rFonts w:ascii="Times New Roman" w:hAnsi="Times New Roman" w:cs="Times New Roman"/>
+          <w:lang w:val="en-US"/>
+        </w:rPr>
+      </w:pPr>
+    </w:p>
+    <w:p>
+      <w:pPr>
+        <w:spacing w:after="0" w:line="240" w:lineRule="auto"/>
+        <w:rPr>
+          <w:rFonts w:ascii="Times New Roman" w:hAnsi="Times New Roman" w:cs="Times New Roman"/>
+          <w:lang w:val="en-US"/>
+        </w:rPr>
+      </w:pPr>
+      <w:r>
+        <w:rPr>
+          <w:rFonts w:ascii="Times New Roman" w:hAnsi="Times New Roman" w:cs="Times New Roman"/>
+          <w:lang w:val="en-US"/>
+        </w:rPr>
+        <w:t>-- =========================================================</w:t>
+      </w:r>
+    </w:p>
+    <w:p>
+      <w:pPr>
+        <w:spacing w:after="0" w:line="240" w:lineRule="auto"/>
+        <w:rPr>
+          <w:rFonts w:ascii="Times New Roman" w:hAnsi="Times New Roman" w:cs="Times New Roman"/>
+          <w:lang w:val="en-US"/>
+        </w:rPr>
+      </w:pPr>
+      <w:r>
+        <w:rPr>
+          <w:rFonts w:ascii="Times New Roman" w:hAnsi="Times New Roman" w:cs="Times New Roman"/>
+          <w:lang w:val="en-US"/>
+        </w:rPr>
+        <w:t xml:space="preserve">-- 1. </w:t>
+      </w:r>
+      <w:proofErr w:type="spellStart"/>
+      <w:r>
+        <w:rPr>
+          <w:rFonts w:ascii="Times New Roman" w:hAnsi="Times New Roman" w:cs="Times New Roman"/>
+          <w:lang w:val="en-US"/>
+        </w:rPr>
+        <w:t>Авторы</w:t>
+      </w:r>
+      <w:proofErr w:type="spellEnd"/>
+    </w:p>
+    <w:p>
+      <w:pPr>
+        <w:spacing w:after="0" w:line="240" w:lineRule="auto"/>
+        <w:rPr>
+          <w:rFonts w:ascii="Times New Roman" w:hAnsi="Times New Roman" w:cs="Times New Roman"/>
+          <w:lang w:val="en-US"/>
+        </w:rPr>
+      </w:pPr>
+      <w:r>
+        <w:rPr>
+          <w:rFonts w:ascii="Times New Roman" w:hAnsi="Times New Roman" w:cs="Times New Roman"/>
+          <w:lang w:val="en-US"/>
+        </w:rPr>
+        <w:t>-- =========================================================</w:t>
+      </w:r>
+    </w:p>
+    <w:p>
+      <w:pPr>
+        <w:spacing w:after="0" w:line="240" w:lineRule="auto"/>
+        <w:rPr>
+          <w:rFonts w:ascii="Times New Roman" w:hAnsi="Times New Roman" w:cs="Times New Roman"/>
+          <w:lang w:val="en-US"/>
+        </w:rPr>
+      </w:pPr>
+    </w:p>
+    <w:p>
+      <w:pPr>
+        <w:spacing w:after="0" w:line="240" w:lineRule="auto"/>
+        <w:rPr>
+          <w:rFonts w:ascii="Times New Roman" w:hAnsi="Times New Roman" w:cs="Times New Roman"/>
+          <w:lang w:val="en-US"/>
+        </w:rPr>
+      </w:pPr>
+      <w:r>
+        <w:rPr>
+          <w:rFonts w:ascii="Times New Roman" w:hAnsi="Times New Roman" w:cs="Times New Roman"/>
+          <w:lang w:val="en-US"/>
+        </w:rPr>
+        <w:t xml:space="preserve">INSERT INTO </w:t>
+      </w:r>
+      <w:proofErr w:type="spellStart"/>
+      <w:proofErr w:type="gramStart"/>
+      <w:r>
+        <w:rPr>
+          <w:rFonts w:ascii="Times New Roman" w:hAnsi="Times New Roman" w:cs="Times New Roman"/>
+          <w:lang w:val="en-US"/>
+        </w:rPr>
+        <w:t>library.authors</w:t>
+      </w:r>
+      <w:proofErr w:type="spellEnd"/>
+      <w:proofErr w:type="gramEnd"/>
+    </w:p>
+    <w:p>
+      <w:pPr>
+        <w:spacing w:after="0" w:line="240" w:lineRule="auto"/>
+        <w:rPr>
+          <w:rFonts w:ascii="Times New Roman" w:hAnsi="Times New Roman" w:cs="Times New Roman"/>
+          <w:lang w:val="en-US"/>
+        </w:rPr>
+      </w:pPr>
+      <w:r>
+        <w:rPr>
+          <w:rFonts w:ascii="Times New Roman" w:hAnsi="Times New Roman" w:cs="Times New Roman"/>
+          <w:lang w:val="en-US"/>
+        </w:rPr>
+        <w:t>(</w:t>
+      </w:r>
+      <w:proofErr w:type="spellStart"/>
+      <w:proofErr w:type="gramStart"/>
+      <w:r>
+        <w:rPr>
+          <w:rFonts w:ascii="Times New Roman" w:hAnsi="Times New Roman" w:cs="Times New Roman"/>
+          <w:lang w:val="en-US"/>
+        </w:rPr>
+        <w:t>author</w:t>
+      </w:r>
+      <w:proofErr w:type="gramEnd"/>
+      <w:r>
+        <w:rPr>
+          <w:rFonts w:ascii="Times New Roman" w:hAnsi="Times New Roman" w:cs="Times New Roman"/>
+          <w:lang w:val="en-US"/>
+        </w:rPr>
+        <w:t>_id</w:t>
+      </w:r>
+      <w:proofErr w:type="spellEnd"/>
+      <w:r>
+        <w:rPr>
+          <w:rFonts w:ascii="Times New Roman" w:hAnsi="Times New Roman" w:cs="Times New Roman"/>
+          <w:lang w:val="en-US"/>
+        </w:rPr>
+        <w:t xml:space="preserve">, </w:t>
+      </w:r>
+      <w:proofErr w:type="spellStart"/>
+      <w:r>
+        <w:rPr>
+          <w:rFonts w:ascii="Times New Roman" w:hAnsi="Times New Roman" w:cs="Times New Roman"/>
+          <w:lang w:val="en-US"/>
+        </w:rPr>
+        <w:t>full_name</w:t>
+      </w:r>
+      <w:proofErr w:type="spellEnd"/>
+      <w:r>
+        <w:rPr>
+          <w:rFonts w:ascii="Times New Roman" w:hAnsi="Times New Roman" w:cs="Times New Roman"/>
+          <w:lang w:val="en-US"/>
+        </w:rPr>
+        <w:t xml:space="preserve">, </w:t>
+      </w:r>
+      <w:proofErr w:type="spellStart"/>
+      <w:r>
+        <w:rPr>
+          <w:rFonts w:ascii="Times New Roman" w:hAnsi="Times New Roman" w:cs="Times New Roman"/>
+          <w:lang w:val="en-US"/>
+        </w:rPr>
+        <w:t>birth_date</w:t>
+      </w:r>
+      <w:proofErr w:type="spellEnd"/>
+      <w:r>
+        <w:rPr>
+          <w:rFonts w:ascii="Times New Roman" w:hAnsi="Times New Roman" w:cs="Times New Roman"/>
+          <w:lang w:val="en-US"/>
+        </w:rPr>
+        <w:t>, country)</w:t>
+      </w:r>
+    </w:p>
+    <w:p>
+      <w:pPr>
+        <w:spacing w:after="0" w:line="240" w:lineRule="auto"/>
+        <w:rPr>
+          <w:rFonts w:ascii="Times New Roman" w:hAnsi="Times New Roman" w:cs="Times New Roman"/>
+        </w:rPr>
+      </w:pPr>
+      <w:r>
+        <w:rPr>
+          <w:rFonts w:ascii="Times New Roman" w:hAnsi="Times New Roman" w:cs="Times New Roman"/>
+          <w:lang w:val="en-US"/>
+        </w:rPr>
+        <w:t>VALUES</w:t>
+      </w:r>
+    </w:p>
+    <w:p>
+      <w:pPr>
+        <w:spacing w:after="0" w:line="240" w:lineRule="auto"/>
+        <w:rPr>
+          <w:rFonts w:ascii="Times New Roman" w:hAnsi="Times New Roman" w:cs="Times New Roman"/>
+        </w:rPr>
+      </w:pPr>
+      <w:r>
+        <w:rPr>
+          <w:rFonts w:ascii="Times New Roman" w:hAnsi="Times New Roman" w:cs="Times New Roman"/>
+        </w:rPr>
+        <w:t xml:space="preserve">    (1, 'Фёдор Достоевский', '1821-11-11', 'Россия'),</w:t>
+      </w:r>
+    </w:p>
+    <w:p>
+      <w:pPr>
+        <w:spacing w:after="0" w:line="240" w:lineRule="auto"/>
+        <w:rPr>
+          <w:rFonts w:ascii="Times New Roman" w:hAnsi="Times New Roman" w:cs="Times New Roman"/>
+        </w:rPr>
+      </w:pPr>
+      <w:r>
+        <w:rPr>
+          <w:rFonts w:ascii="Times New Roman" w:hAnsi="Times New Roman" w:cs="Times New Roman"/>
+        </w:rPr>
+        <w:t xml:space="preserve">    (2, 'Лев Толстой', '1828-09-09', 'Россия'),</w:t>
+      </w:r>
+    </w:p>
+    <w:p>
+      <w:pPr>
+        <w:spacing w:after="0" w:line="240" w:lineRule="auto"/>
+        <w:rPr>
+          <w:rFonts w:ascii="Times New Roman" w:hAnsi="Times New Roman" w:cs="Times New Roman"/>
+        </w:rPr>
+      </w:pPr>
+      <w:r>
+        <w:rPr>
+          <w:rFonts w:ascii="Times New Roman" w:hAnsi="Times New Roman" w:cs="Times New Roman"/>
+        </w:rPr>
+        <w:t xml:space="preserve">    (3, 'Александр Пушкин', '1799-06-06', 'Россия'),</w:t>
+      </w:r>
+    </w:p>
+    <w:p>
+      <w:pPr>
+        <w:spacing w:after="0" w:line="240" w:lineRule="auto"/>
+        <w:rPr>
+          <w:rFonts w:ascii="Times New Roman" w:hAnsi="Times New Roman" w:cs="Times New Roman"/>
+        </w:rPr>
+      </w:pPr>
+      <w:r>
+        <w:rPr>
+          <w:rFonts w:ascii="Times New Roman" w:hAnsi="Times New Roman" w:cs="Times New Roman"/>
+        </w:rPr>
+        <w:t xml:space="preserve">    (4, 'Джордж Оруэлл', '1903-06-25', 'Великобритания'),</w:t>
+      </w:r>
+    </w:p>
+    <w:p>
+      <w:pPr>
+        <w:spacing w:after="0" w:line="240" w:lineRule="auto"/>
+        <w:rPr>
+          <w:rFonts w:ascii="Times New Roman" w:hAnsi="Times New Roman" w:cs="Times New Roman"/>
+        </w:rPr>
+      </w:pPr>
+      <w:r>
+        <w:rPr>
+          <w:rFonts w:ascii="Times New Roman" w:hAnsi="Times New Roman" w:cs="Times New Roman"/>
+        </w:rPr>
+        <w:t xml:space="preserve">    (5, 'Джоан Роулинг', '1965-07-31', 'Великобритания'),</w:t>
+      </w:r>
+    </w:p>
+    <w:p>
+      <w:pPr>
+        <w:spacing w:after="0" w:line="240" w:lineRule="auto"/>
+        <w:rPr>
+          <w:rFonts w:ascii="Times New Roman" w:hAnsi="Times New Roman" w:cs="Times New Roman"/>
+        </w:rPr>
+      </w:pPr>
+      <w:r>
+        <w:rPr>
+          <w:rFonts w:ascii="Times New Roman" w:hAnsi="Times New Roman" w:cs="Times New Roman"/>
+        </w:rPr>
+        <w:t xml:space="preserve">    (6, 'Стивен Кинг', '1947-09-21', 'США'),</w:t>
+      </w:r>
+    </w:p>
+    <w:p>
+      <w:pPr>
+        <w:spacing w:after="0" w:line="240" w:lineRule="auto"/>
+        <w:rPr>
+          <w:rFonts w:ascii="Times New Roman" w:hAnsi="Times New Roman" w:cs="Times New Roman"/>
+        </w:rPr>
+      </w:pPr>
+      <w:r>
+        <w:rPr>
+          <w:rFonts w:ascii="Times New Roman" w:hAnsi="Times New Roman" w:cs="Times New Roman"/>
+        </w:rPr>
+        <w:t xml:space="preserve">    (7, 'Эрнест Хемингуэй', '1899-07-21', 'США'),</w:t>
+      </w:r>
+    </w:p>
+    <w:p>
+      <w:pPr>
+        <w:spacing w:after="0" w:line="240" w:lineRule="auto"/>
+        <w:rPr>
+          <w:rFonts w:ascii="Times New Roman" w:hAnsi="Times New Roman" w:cs="Times New Roman"/>
+        </w:rPr>
+      </w:pPr>
+      <w:r>
+        <w:rPr>
+          <w:rFonts w:ascii="Times New Roman" w:hAnsi="Times New Roman" w:cs="Times New Roman"/>
+        </w:rPr>
+        <w:t xml:space="preserve">    (8, 'Михаил Булгаков', '1891-05-15', 'Россия'),</w:t>
+      </w:r>
+    </w:p>
+    <w:p>
+      <w:pPr>
+        <w:spacing w:after="0" w:line="240" w:lineRule="auto"/>
+        <w:rPr>
+          <w:rFonts w:ascii="Times New Roman" w:hAnsi="Times New Roman" w:cs="Times New Roman"/>
+        </w:rPr>
+      </w:pPr>
+      <w:r>
+        <w:rPr>
+          <w:rFonts w:ascii="Times New Roman" w:hAnsi="Times New Roman" w:cs="Times New Roman"/>
+        </w:rPr>
+        <w:t xml:space="preserve">    (9, 'Рэй Брэдбери', '1920-08-22', 'США'),</w:t>
+      </w:r>
+    </w:p>
+    <w:p>
+      <w:pPr>
+        <w:spacing w:after="0" w:line="240" w:lineRule="auto"/>
+        <w:rPr>
+          <w:rFonts w:ascii="Times New Roman" w:hAnsi="Times New Roman" w:cs="Times New Roman"/>
+        </w:rPr>
+      </w:pPr>
+      <w:r>
+        <w:rPr>
+          <w:rFonts w:ascii="Times New Roman" w:hAnsi="Times New Roman" w:cs="Times New Roman"/>
+        </w:rPr>
+        <w:t xml:space="preserve">    (10, 'Антуан де Сент-Экзюпери', '1900-06-29', 'Франция');</w:t>
+      </w:r>
+    </w:p>
+    <w:p>
+      <w:pPr>
+        <w:spacing w:after="0" w:line="240" w:lineRule="auto"/>
+        <w:rPr>
+          <w:rFonts w:ascii="Times New Roman" w:hAnsi="Times New Roman" w:cs="Times New Roman"/>
+        </w:rPr>
+      </w:pPr>
+    </w:p>
+    <w:p>
+      <w:pPr>
+        <w:spacing w:after="0" w:line="240" w:lineRule="auto"/>
+        <w:rPr>
+          <w:rFonts w:ascii="Times New Roman" w:hAnsi="Times New Roman" w:cs="Times New Roman"/>
+          <w:lang w:val="en-US"/>
+        </w:rPr>
+      </w:pPr>
+      <w:r>
+        <w:rPr>
+          <w:rFonts w:ascii="Times New Roman" w:hAnsi="Times New Roman" w:cs="Times New Roman"/>
+          <w:lang w:val="en-US"/>
+        </w:rPr>
+        <w:t>-- =========================================================</w:t>
+      </w:r>
+    </w:p>
+    <w:p>
+      <w:pPr>
+        <w:spacing w:after="0" w:line="240" w:lineRule="auto"/>
+        <w:rPr>
+          <w:rFonts w:ascii="Times New Roman" w:hAnsi="Times New Roman" w:cs="Times New Roman"/>
+          <w:lang w:val="en-US"/>
+        </w:rPr>
+      </w:pPr>
+      <w:r>
+        <w:rPr>
+          <w:rFonts w:ascii="Times New Roman" w:hAnsi="Times New Roman" w:cs="Times New Roman"/>
+          <w:lang w:val="en-US"/>
+        </w:rPr>
+        <w:t xml:space="preserve">-- 2. </w:t>
+      </w:r>
+      <w:proofErr w:type="spellStart"/>
+      <w:r>
+        <w:rPr>
+          <w:rFonts w:ascii="Times New Roman" w:hAnsi="Times New Roman" w:cs="Times New Roman"/>
+          <w:lang w:val="en-US"/>
+        </w:rPr>
+        <w:t>Издательства</w:t>
+      </w:r>
+      <w:proofErr w:type="spellEnd"/>
+    </w:p>
+    <w:p>
+      <w:pPr>
+        <w:spacing w:after="0" w:line="240" w:lineRule="auto"/>
+        <w:rPr>
+          <w:rFonts w:ascii="Times New Roman" w:hAnsi="Times New Roman" w:cs="Times New Roman"/>
+          <w:lang w:val="en-US"/>
+        </w:rPr>
+      </w:pPr>
+      <w:r>
+        <w:rPr>
+          <w:rFonts w:ascii="Times New Roman" w:hAnsi="Times New Roman" w:cs="Times New Roman"/>
+          <w:lang w:val="en-US"/>
+        </w:rPr>
+        <w:t>-- =========================================================</w:t>
+      </w:r>
+    </w:p>
+    <w:p>
+      <w:pPr>
+        <w:spacing w:after="0" w:line="240" w:lineRule="auto"/>
+        <w:rPr>
+          <w:rFonts w:ascii="Times New Roman" w:hAnsi="Times New Roman" w:cs="Times New Roman"/>
+          <w:lang w:val="en-US"/>
+        </w:rPr>
+      </w:pPr>
+    </w:p>
+    <w:p>
+      <w:pPr>
+        <w:spacing w:after="0" w:line="240" w:lineRule="auto"/>
+        <w:rPr>
+          <w:rFonts w:ascii="Times New Roman" w:hAnsi="Times New Roman" w:cs="Times New Roman"/>
+          <w:lang w:val="en-US"/>
+        </w:rPr>
+      </w:pPr>
+      <w:r>
+        <w:rPr>
+          <w:rFonts w:ascii="Times New Roman" w:hAnsi="Times New Roman" w:cs="Times New Roman"/>
+          <w:lang w:val="en-US"/>
+        </w:rPr>
+        <w:t xml:space="preserve">INSERT INTO </w:t>
+      </w:r>
+      <w:proofErr w:type="spellStart"/>
+      <w:proofErr w:type="gramStart"/>
+      <w:r>
+        <w:rPr>
+          <w:rFonts w:ascii="Times New Roman" w:hAnsi="Times New Roman" w:cs="Times New Roman"/>
+          <w:lang w:val="en-US"/>
+        </w:rPr>
+        <w:t>library.publishers</w:t>
+      </w:r>
+      <w:proofErr w:type="spellEnd"/>
+      <w:proofErr w:type="gramEnd"/>
+    </w:p>
+    <w:p>
+      <w:pPr>
+        <w:spacing w:after="0" w:line="240" w:lineRule="auto"/>
+        <w:rPr>
+          <w:rFonts w:ascii="Times New Roman" w:hAnsi="Times New Roman" w:cs="Times New Roman"/>
+          <w:lang w:val="en-US"/>
+        </w:rPr>
+      </w:pPr>
+      <w:r>
+        <w:rPr>
+          <w:rFonts w:ascii="Times New Roman" w:hAnsi="Times New Roman" w:cs="Times New Roman"/>
+          <w:lang w:val="en-US"/>
+        </w:rPr>
+        <w:t>(</w:t>
+      </w:r>
+      <w:proofErr w:type="spellStart"/>
+      <w:proofErr w:type="gramStart"/>
+      <w:r>
+        <w:rPr>
+          <w:rFonts w:ascii="Times New Roman" w:hAnsi="Times New Roman" w:cs="Times New Roman"/>
+          <w:lang w:val="en-US"/>
+        </w:rPr>
+        <w:t>publisher</w:t>
+      </w:r>
+      <w:proofErr w:type="gramEnd"/>
+      <w:r>
+        <w:rPr>
+          <w:rFonts w:ascii="Times New Roman" w:hAnsi="Times New Roman" w:cs="Times New Roman"/>
+          <w:lang w:val="en-US"/>
+        </w:rPr>
+        <w:t>_id</w:t>
+      </w:r>
+      <w:proofErr w:type="spellEnd"/>
+      <w:r>
+        <w:rPr>
+          <w:rFonts w:ascii="Times New Roman" w:hAnsi="Times New Roman" w:cs="Times New Roman"/>
+          <w:lang w:val="en-US"/>
+        </w:rPr>
+        <w:t xml:space="preserve">, </w:t>
+      </w:r>
+      <w:proofErr w:type="spellStart"/>
+      <w:r>
+        <w:rPr>
+          <w:rFonts w:ascii="Times New Roman" w:hAnsi="Times New Roman" w:cs="Times New Roman"/>
+          <w:lang w:val="en-US"/>
+        </w:rPr>
+        <w:t>publisher_name</w:t>
+      </w:r>
+      <w:proofErr w:type="spellEnd"/>
+      <w:r>
+        <w:rPr>
+          <w:rFonts w:ascii="Times New Roman" w:hAnsi="Times New Roman" w:cs="Times New Roman"/>
+          <w:lang w:val="en-US"/>
+        </w:rPr>
+        <w:t>, city, country)</w:t>
+      </w:r>
+    </w:p>
+    <w:p>
+      <w:pPr>
+        <w:spacing w:after="0" w:line="240" w:lineRule="auto"/>
+        <w:rPr>
+          <w:rFonts w:ascii="Times New Roman" w:hAnsi="Times New Roman" w:cs="Times New Roman"/>
+          <w:lang w:val="en-US"/>
+        </w:rPr>
+      </w:pPr>
+      <w:r>
+        <w:rPr>
+          <w:rFonts w:ascii="Times New Roman" w:hAnsi="Times New Roman" w:cs="Times New Roman"/>
+          <w:lang w:val="en-US"/>
+        </w:rPr>
+        <w:t>VALUES</w:t>
+      </w:r>
+    </w:p>
+    <w:p>
+      <w:pPr>
+        <w:spacing w:after="0" w:line="240" w:lineRule="auto"/>
+        <w:rPr>
+          <w:rFonts w:ascii="Times New Roman" w:hAnsi="Times New Roman" w:cs="Times New Roman"/>
+          <w:lang w:val="en-US"/>
+        </w:rPr>
+      </w:pPr>
+      <w:r>
+        <w:rPr>
+          <w:rFonts w:ascii="Times New Roman" w:hAnsi="Times New Roman" w:cs="Times New Roman"/>
+          <w:lang w:val="en-US"/>
+        </w:rPr>
+        <w:t xml:space="preserve">    (1, '</w:t>
+      </w:r>
+      <w:proofErr w:type="spellStart"/>
+      <w:r>
+        <w:rPr>
+          <w:rFonts w:ascii="Times New Roman" w:hAnsi="Times New Roman" w:cs="Times New Roman"/>
+          <w:lang w:val="en-US"/>
+        </w:rPr>
+        <w:t>Эксмо</w:t>
+      </w:r>
+      <w:proofErr w:type="spellEnd"/>
+      <w:r>
+        <w:rPr>
+          <w:rFonts w:ascii="Times New Roman" w:hAnsi="Times New Roman" w:cs="Times New Roman"/>
+          <w:lang w:val="en-US"/>
+        </w:rPr>
+        <w:t>', '</w:t>
+      </w:r>
+      <w:proofErr w:type="spellStart"/>
+      <w:r>
+        <w:rPr>
+          <w:rFonts w:ascii="Times New Roman" w:hAnsi="Times New Roman" w:cs="Times New Roman"/>
+          <w:lang w:val="en-US"/>
+        </w:rPr>
+        <w:t>Москва</w:t>
+      </w:r>
+      <w:proofErr w:type="spellEnd"/>
+      <w:r>
+        <w:rPr>
+          <w:rFonts w:ascii="Times New Roman" w:hAnsi="Times New Roman" w:cs="Times New Roman"/>
+          <w:lang w:val="en-US"/>
+        </w:rPr>
+        <w:t>', '</w:t>
+      </w:r>
+      <w:proofErr w:type="spellStart"/>
+      <w:r>
+        <w:rPr>
+          <w:rFonts w:ascii="Times New Roman" w:hAnsi="Times New Roman" w:cs="Times New Roman"/>
+          <w:lang w:val="en-US"/>
+        </w:rPr>
+        <w:t>Россия</w:t>
+      </w:r>
+      <w:proofErr w:type="spellEnd"/>
+      <w:r>
+        <w:rPr>
+          <w:rFonts w:ascii="Times New Roman" w:hAnsi="Times New Roman" w:cs="Times New Roman"/>
+          <w:lang w:val="en-US"/>
+        </w:rPr>
+        <w:t>'),</w:t>
+      </w:r>
+    </w:p>
+    <w:p>
+      <w:pPr>
+        <w:spacing w:after="0" w:line="240" w:lineRule="auto"/>
+        <w:rPr>
+          <w:rFonts w:ascii="Times New Roman" w:hAnsi="Times New Roman" w:cs="Times New Roman"/>
+          <w:lang w:val="en-US"/>
+        </w:rPr>
+      </w:pPr>
+      <w:r>
+        <w:rPr>
+          <w:rFonts w:ascii="Times New Roman" w:hAnsi="Times New Roman" w:cs="Times New Roman"/>
+          <w:lang w:val="en-US"/>
+        </w:rPr>
+        <w:t xml:space="preserve">    (2, 'АСТ', '</w:t>
+      </w:r>
+      <w:proofErr w:type="spellStart"/>
+      <w:r>
+        <w:rPr>
+          <w:rFonts w:ascii="Times New Roman" w:hAnsi="Times New Roman" w:cs="Times New Roman"/>
+          <w:lang w:val="en-US"/>
+        </w:rPr>
+        <w:t>Москва</w:t>
+      </w:r>
+      <w:proofErr w:type="spellEnd"/>
+      <w:r>
+        <w:rPr>
+          <w:rFonts w:ascii="Times New Roman" w:hAnsi="Times New Roman" w:cs="Times New Roman"/>
+          <w:lang w:val="en-US"/>
+        </w:rPr>
+        <w:t>', '</w:t>
+      </w:r>
+      <w:proofErr w:type="spellStart"/>
+      <w:r>
+        <w:rPr>
+          <w:rFonts w:ascii="Times New Roman" w:hAnsi="Times New Roman" w:cs="Times New Roman"/>
+          <w:lang w:val="en-US"/>
+        </w:rPr>
+        <w:t>Россия</w:t>
+      </w:r>
+      <w:proofErr w:type="spellEnd"/>
+      <w:r>
+        <w:rPr>
+          <w:rFonts w:ascii="Times New Roman" w:hAnsi="Times New Roman" w:cs="Times New Roman"/>
+          <w:lang w:val="en-US"/>
+        </w:rPr>
+        <w:t>'),</w:t>
+      </w:r>
+    </w:p>
+    <w:p>
+      <w:pPr>
+        <w:spacing w:after="0" w:line="240" w:lineRule="auto"/>
+        <w:rPr>
+          <w:rFonts w:ascii="Times New Roman" w:hAnsi="Times New Roman" w:cs="Times New Roman"/>
+        </w:rPr>
+      </w:pPr>
+      <w:r>
+        <w:rPr>
+          <w:rFonts w:ascii="Times New Roman" w:hAnsi="Times New Roman" w:cs="Times New Roman"/>
+          <w:lang w:val="en-US"/>
+        </w:rPr>
+        <w:t xml:space="preserve">    </w:t>
+      </w:r>
+      <w:r>
+        <w:rPr>
+          <w:rFonts w:ascii="Times New Roman" w:hAnsi="Times New Roman" w:cs="Times New Roman"/>
+        </w:rPr>
+        <w:t>(3, 'Азбука', 'Санкт-Петербург', 'Россия'),</w:t>
+      </w:r>
+    </w:p>
+    <w:p>
+      <w:pPr>
+        <w:spacing w:after="0" w:line="240" w:lineRule="auto"/>
+        <w:rPr>
+          <w:rFonts w:ascii="Times New Roman" w:hAnsi="Times New Roman" w:cs="Times New Roman"/>
+        </w:rPr>
+      </w:pPr>
+      <w:r>
+        <w:rPr>
+          <w:rFonts w:ascii="Times New Roman" w:hAnsi="Times New Roman" w:cs="Times New Roman"/>
+        </w:rPr>
+        <w:t xml:space="preserve">    (4, '</w:t>
+      </w:r>
+      <w:r>
+        <w:rPr>
+          <w:rFonts w:ascii="Times New Roman" w:hAnsi="Times New Roman" w:cs="Times New Roman"/>
+          <w:lang w:val="en-US"/>
+        </w:rPr>
+        <w:t>Penguin</w:t>
+      </w:r>
+      <w:r>
+        <w:rPr>
+          <w:rFonts w:ascii="Times New Roman" w:hAnsi="Times New Roman" w:cs="Times New Roman"/>
+        </w:rPr>
+        <w:t xml:space="preserve"> </w:t>
+      </w:r>
+      <w:r>
+        <w:rPr>
+          <w:rFonts w:ascii="Times New Roman" w:hAnsi="Times New Roman" w:cs="Times New Roman"/>
+          <w:lang w:val="en-US"/>
+        </w:rPr>
+        <w:t>Books</w:t>
+      </w:r>
+      <w:r>
+        <w:rPr>
+          <w:rFonts w:ascii="Times New Roman" w:hAnsi="Times New Roman" w:cs="Times New Roman"/>
+        </w:rPr>
+        <w:t>', 'Лондон', 'Великобритания'),</w:t>
+      </w:r>
+    </w:p>
+    <w:p>
+      <w:pPr>
+        <w:spacing w:after="0" w:line="240" w:lineRule="auto"/>
+        <w:rPr>
+          <w:rFonts w:ascii="Times New Roman" w:hAnsi="Times New Roman" w:cs="Times New Roman"/>
+        </w:rPr>
+      </w:pPr>
+      <w:r>
+        <w:rPr>
+          <w:rFonts w:ascii="Times New Roman" w:hAnsi="Times New Roman" w:cs="Times New Roman"/>
+        </w:rPr>
+        <w:t xml:space="preserve">    (5, '</w:t>
+      </w:r>
+      <w:r>
+        <w:rPr>
+          <w:rFonts w:ascii="Times New Roman" w:hAnsi="Times New Roman" w:cs="Times New Roman"/>
+          <w:lang w:val="en-US"/>
+        </w:rPr>
+        <w:t>HarperCollins</w:t>
+      </w:r>
+      <w:r>
+        <w:rPr>
+          <w:rFonts w:ascii="Times New Roman" w:hAnsi="Times New Roman" w:cs="Times New Roman"/>
+        </w:rPr>
+        <w:t>', 'Нью-Йорк', 'США'),</w:t>
+      </w:r>
+    </w:p>
+    <w:p>
+      <w:pPr>
+        <w:spacing w:after="0" w:line="240" w:lineRule="auto"/>
+        <w:rPr>
+          <w:rFonts w:ascii="Times New Roman" w:hAnsi="Times New Roman" w:cs="Times New Roman"/>
+        </w:rPr>
+      </w:pPr>
+      <w:r>
+        <w:rPr>
+          <w:rFonts w:ascii="Times New Roman" w:hAnsi="Times New Roman" w:cs="Times New Roman"/>
+        </w:rPr>
+        <w:t xml:space="preserve">    (6, 'Просвещение', 'Москва', 'Россия');</w:t>
+      </w:r>
+    </w:p>
+    <w:p>
+      <w:pPr>
+        <w:spacing w:after="0" w:line="240" w:lineRule="auto"/>
+        <w:rPr>
+          <w:rFonts w:ascii="Times New Roman" w:hAnsi="Times New Roman" w:cs="Times New Roman"/>
+        </w:rPr>
+      </w:pPr>
+    </w:p>
+    <w:p>
+      <w:pPr>
+        <w:spacing w:after="0" w:line="240" w:lineRule="auto"/>
+        <w:rPr>
+          <w:rFonts w:ascii="Times New Roman" w:hAnsi="Times New Roman" w:cs="Times New Roman"/>
+          <w:lang w:val="en-US"/>
+        </w:rPr>
+      </w:pPr>
+      <w:r>
+        <w:rPr>
+          <w:rFonts w:ascii="Times New Roman" w:hAnsi="Times New Roman" w:cs="Times New Roman"/>
+          <w:lang w:val="en-US"/>
+        </w:rPr>
+        <w:t>-- =========================================================</w:t>
+      </w:r>
+    </w:p>
+    <w:p>
+      <w:pPr>
+        <w:spacing w:after="0" w:line="240" w:lineRule="auto"/>
+        <w:rPr>
+          <w:rFonts w:ascii="Times New Roman" w:hAnsi="Times New Roman" w:cs="Times New Roman"/>
+          <w:lang w:val="en-US"/>
+        </w:rPr>
+      </w:pPr>
+      <w:r>
+        <w:rPr>
+          <w:rFonts w:ascii="Times New Roman" w:hAnsi="Times New Roman" w:cs="Times New Roman"/>
+          <w:lang w:val="en-US"/>
+        </w:rPr>
+        <w:t xml:space="preserve">-- 3. </w:t>
+      </w:r>
+      <w:proofErr w:type="spellStart"/>
+      <w:r>
+        <w:rPr>
+          <w:rFonts w:ascii="Times New Roman" w:hAnsi="Times New Roman" w:cs="Times New Roman"/>
+          <w:lang w:val="en-US"/>
+        </w:rPr>
+        <w:t>Книги</w:t>
+      </w:r>
+      <w:proofErr w:type="spellEnd"/>
+    </w:p>
+    <w:p>
+      <w:pPr>
+        <w:spacing w:after="0" w:line="240" w:lineRule="auto"/>
+        <w:rPr>
+          <w:rFonts w:ascii="Times New Roman" w:hAnsi="Times New Roman" w:cs="Times New Roman"/>
+          <w:lang w:val="en-US"/>
+        </w:rPr>
+      </w:pPr>
+      <w:r>
+        <w:rPr>
+          <w:rFonts w:ascii="Times New Roman" w:hAnsi="Times New Roman" w:cs="Times New Roman"/>
+          <w:lang w:val="en-US"/>
+        </w:rPr>
+        <w:t>-- =========================================================</w:t>
+      </w:r>
+    </w:p>
+    <w:p>
+      <w:pPr>
+        <w:spacing w:after="0" w:line="240" w:lineRule="auto"/>
+        <w:rPr>
+          <w:rFonts w:ascii="Times New Roman" w:hAnsi="Times New Roman" w:cs="Times New Roman"/>
+          <w:lang w:val="en-US"/>
+        </w:rPr>
+      </w:pPr>
+    </w:p>
+    <w:p>
+      <w:pPr>
+        <w:spacing w:after="0" w:line="240" w:lineRule="auto"/>
+        <w:rPr>
+          <w:rFonts w:ascii="Times New Roman" w:hAnsi="Times New Roman" w:cs="Times New Roman"/>
+          <w:lang w:val="en-US"/>
+        </w:rPr>
+      </w:pPr>
+      <w:r>
+        <w:rPr>
+          <w:rFonts w:ascii="Times New Roman" w:hAnsi="Times New Roman" w:cs="Times New Roman"/>
+          <w:lang w:val="en-US"/>
+        </w:rPr>
+        <w:t xml:space="preserve">INSERT INTO </w:t>
+      </w:r>
+      <w:proofErr w:type="spellStart"/>
+      <w:proofErr w:type="gramStart"/>
+      <w:r>
+        <w:rPr>
+          <w:rFonts w:ascii="Times New Roman" w:hAnsi="Times New Roman" w:cs="Times New Roman"/>
+          <w:lang w:val="en-US"/>
+        </w:rPr>
+        <w:t>library.books</w:t>
+      </w:r>
+      <w:proofErr w:type="spellEnd"/>
+      <w:proofErr w:type="gramEnd"/>
+    </w:p>
+    <w:p>
+      <w:pPr>
+        <w:spacing w:after="0" w:line="240" w:lineRule="auto"/>
+        <w:rPr>
+          <w:rFonts w:ascii="Times New Roman" w:hAnsi="Times New Roman" w:cs="Times New Roman"/>
+          <w:lang w:val="en-US"/>
+        </w:rPr>
+      </w:pPr>
+      <w:r>
+        <w:rPr>
+          <w:rFonts w:ascii="Times New Roman" w:hAnsi="Times New Roman" w:cs="Times New Roman"/>
+          <w:lang w:val="en-US"/>
+        </w:rPr>
+        <w:t>(</w:t>
+      </w:r>
+      <w:proofErr w:type="spellStart"/>
+      <w:proofErr w:type="gramStart"/>
+      <w:r>
+        <w:rPr>
+          <w:rFonts w:ascii="Times New Roman" w:hAnsi="Times New Roman" w:cs="Times New Roman"/>
+          <w:lang w:val="en-US"/>
+        </w:rPr>
+        <w:t>book</w:t>
+      </w:r>
+      <w:proofErr w:type="gramEnd"/>
+      <w:r>
+        <w:rPr>
+          <w:rFonts w:ascii="Times New Roman" w:hAnsi="Times New Roman" w:cs="Times New Roman"/>
+          <w:lang w:val="en-US"/>
+        </w:rPr>
+        <w:t>_id</w:t>
+      </w:r>
+      <w:proofErr w:type="spellEnd"/>
+      <w:r>
+        <w:rPr>
+          <w:rFonts w:ascii="Times New Roman" w:hAnsi="Times New Roman" w:cs="Times New Roman"/>
+          <w:lang w:val="en-US"/>
+        </w:rPr>
+        <w:t xml:space="preserve">, title, </w:t>
+      </w:r>
+      <w:proofErr w:type="spellStart"/>
+      <w:r>
+        <w:rPr>
+          <w:rFonts w:ascii="Times New Roman" w:hAnsi="Times New Roman" w:cs="Times New Roman"/>
+          <w:lang w:val="en-US"/>
+        </w:rPr>
+        <w:t>isbn</w:t>
+      </w:r>
+      <w:proofErr w:type="spellEnd"/>
+      <w:r>
+        <w:rPr>
+          <w:rFonts w:ascii="Times New Roman" w:hAnsi="Times New Roman" w:cs="Times New Roman"/>
+          <w:lang w:val="en-US"/>
+        </w:rPr>
+        <w:t xml:space="preserve">, </w:t>
+      </w:r>
+      <w:proofErr w:type="spellStart"/>
+      <w:r>
+        <w:rPr>
+          <w:rFonts w:ascii="Times New Roman" w:hAnsi="Times New Roman" w:cs="Times New Roman"/>
+          <w:lang w:val="en-US"/>
+        </w:rPr>
+        <w:t>publication_year</w:t>
+      </w:r>
+      <w:proofErr w:type="spellEnd"/>
+      <w:r>
+        <w:rPr>
+          <w:rFonts w:ascii="Times New Roman" w:hAnsi="Times New Roman" w:cs="Times New Roman"/>
+          <w:lang w:val="en-US"/>
+        </w:rPr>
+        <w:t>, price,</w:t>
+      </w:r>
+    </w:p>
+    <w:p>
+      <w:pPr>
+        <w:spacing w:after="0" w:line="240" w:lineRule="auto"/>
+        <w:rPr>
+          <w:rFonts w:ascii="Times New Roman" w:hAnsi="Times New Roman" w:cs="Times New Roman"/>
+        </w:rPr>
+      </w:pPr>
+      <w:r>
+        <w:rPr>
+          <w:rFonts w:ascii="Times New Roman" w:hAnsi="Times New Roman" w:cs="Times New Roman"/>
+          <w:lang w:val="en-US"/>
+        </w:rPr>
+        <w:t xml:space="preserve"> stock</w:t>
+      </w:r>
+      <w:r>
+        <w:rPr>
+          <w:rFonts w:ascii="Times New Roman" w:hAnsi="Times New Roman" w:cs="Times New Roman"/>
+        </w:rPr>
+        <w:t>_</w:t>
+      </w:r>
+      <w:r>
+        <w:rPr>
+          <w:rFonts w:ascii="Times New Roman" w:hAnsi="Times New Roman" w:cs="Times New Roman"/>
+          <w:lang w:val="en-US"/>
+        </w:rPr>
+        <w:t>quantity</w:t>
+      </w:r>
+      <w:r>
+        <w:rPr>
+          <w:rFonts w:ascii="Times New Roman" w:hAnsi="Times New Roman" w:cs="Times New Roman"/>
+        </w:rPr>
+        <w:t xml:space="preserve">, </w:t>
+      </w:r>
+      <w:r>
+        <w:rPr>
+          <w:rFonts w:ascii="Times New Roman" w:hAnsi="Times New Roman" w:cs="Times New Roman"/>
+          <w:lang w:val="en-US"/>
+        </w:rPr>
+        <w:t>publisher</w:t>
+      </w:r>
+      <w:r>
+        <w:rPr>
+          <w:rFonts w:ascii="Times New Roman" w:hAnsi="Times New Roman" w:cs="Times New Roman"/>
+        </w:rPr>
+        <w:t>_</w:t>
+      </w:r>
+      <w:r>
+        <w:rPr>
+          <w:rFonts w:ascii="Times New Roman" w:hAnsi="Times New Roman" w:cs="Times New Roman"/>
+          <w:lang w:val="en-US"/>
+        </w:rPr>
+        <w:t>id</w:t>
+      </w:r>
+      <w:r>
+        <w:rPr>
+          <w:rFonts w:ascii="Times New Roman" w:hAnsi="Times New Roman" w:cs="Times New Roman"/>
+        </w:rPr>
+        <w:t>)</w:t>
+      </w:r>
+    </w:p>
+    <w:p>
+      <w:pPr>
+        <w:spacing w:after="0" w:line="240" w:lineRule="auto"/>
+        <w:rPr>
+          <w:rFonts w:ascii="Times New Roman" w:hAnsi="Times New Roman" w:cs="Times New Roman"/>
+        </w:rPr>
+      </w:pPr>
+      <w:r>
+        <w:rPr>
+          <w:rFonts w:ascii="Times New Roman" w:hAnsi="Times New Roman" w:cs="Times New Roman"/>
+          <w:lang w:val="en-US"/>
+        </w:rPr>
+        <w:t>VALUES</w:t>
+      </w:r>
+    </w:p>
+    <w:p>
+      <w:pPr>
+        <w:spacing w:after="0" w:line="240" w:lineRule="auto"/>
+        <w:rPr>
+          <w:rFonts w:ascii="Times New Roman" w:hAnsi="Times New Roman" w:cs="Times New Roman"/>
+        </w:rPr>
+      </w:pPr>
+      <w:r>
+        <w:rPr>
+          <w:rFonts w:ascii="Times New Roman" w:hAnsi="Times New Roman" w:cs="Times New Roman"/>
+        </w:rPr>
+        <w:t xml:space="preserve">    (1, 'Преступление и наказание', '9785170900001', 2020, 650.00, 20, 1),</w:t>
+      </w:r>
+    </w:p>
+    <w:p>
+      <w:pPr>
+        <w:spacing w:after="0" w:line="240" w:lineRule="auto"/>
+        <w:rPr>
+          <w:rFonts w:ascii="Times New Roman" w:hAnsi="Times New Roman" w:cs="Times New Roman"/>
+        </w:rPr>
+      </w:pPr>
+      <w:r>
+        <w:rPr>
+          <w:rFonts w:ascii="Times New Roman" w:hAnsi="Times New Roman" w:cs="Times New Roman"/>
+        </w:rPr>
+        <w:t xml:space="preserve">    (2, 'Война и мир', '9785170900002', 2019, 1200.00, 15, 1),</w:t>
+      </w:r>
+    </w:p>
+    <w:p>
+      <w:pPr>
+        <w:spacing w:after="0" w:line="240" w:lineRule="auto"/>
+        <w:rPr>
+          <w:rFonts w:ascii="Times New Roman" w:hAnsi="Times New Roman" w:cs="Times New Roman"/>
+        </w:rPr>
+      </w:pPr>
+      <w:r>
+        <w:rPr>
+          <w:rFonts w:ascii="Times New Roman" w:hAnsi="Times New Roman" w:cs="Times New Roman"/>
+        </w:rPr>
+        <w:t xml:space="preserve">    (3, 'Евгений Онегин', '9785389000003', 2018, 450.00, 10, 3),</w:t>
+      </w:r>
+    </w:p>
+    <w:p>
+      <w:pPr>
+        <w:spacing w:after="0" w:line="240" w:lineRule="auto"/>
+        <w:rPr>
+          <w:rFonts w:ascii="Times New Roman" w:hAnsi="Times New Roman" w:cs="Times New Roman"/>
+        </w:rPr>
+      </w:pPr>
+      <w:r>
+        <w:rPr>
+          <w:rFonts w:ascii="Times New Roman" w:hAnsi="Times New Roman" w:cs="Times New Roman"/>
+        </w:rPr>
+        <w:t xml:space="preserve">    (4, '1984', '9780141030004', 2021, 800.00, 25, 4),</w:t>
+      </w:r>
+    </w:p>
+    <w:p>
+      <w:pPr>
+        <w:spacing w:after="0" w:line="240" w:lineRule="auto"/>
+        <w:rPr>
+          <w:rFonts w:ascii="Times New Roman" w:hAnsi="Times New Roman" w:cs="Times New Roman"/>
+        </w:rPr>
+      </w:pPr>
+      <w:r>
+        <w:rPr>
+          <w:rFonts w:ascii="Times New Roman" w:hAnsi="Times New Roman" w:cs="Times New Roman"/>
+        </w:rPr>
+        <w:t xml:space="preserve">    (5, 'Гарри Поттер и философский камень', '9785389000005', 2022, 950.00, 30, 3),</w:t>
+      </w:r>
+    </w:p>
+    <w:p>
+      <w:pPr>
+        <w:spacing w:after="0" w:line="240" w:lineRule="auto"/>
+        <w:rPr>
+          <w:rFonts w:ascii="Times New Roman" w:hAnsi="Times New Roman" w:cs="Times New Roman"/>
+        </w:rPr>
+      </w:pPr>
+      <w:r>
+        <w:rPr>
+          <w:rFonts w:ascii="Times New Roman" w:hAnsi="Times New Roman" w:cs="Times New Roman"/>
+        </w:rPr>
+        <w:t xml:space="preserve">    (6, 'Сияние', '9785170900006', 2020, 750.00, 12, 2),</w:t>
+      </w:r>
+    </w:p>
+    <w:p>
+      <w:pPr>
+        <w:spacing w:after="0" w:line="240" w:lineRule="auto"/>
+        <w:rPr>
+          <w:rFonts w:ascii="Times New Roman" w:hAnsi="Times New Roman" w:cs="Times New Roman"/>
+        </w:rPr>
+      </w:pPr>
+      <w:r>
+        <w:rPr>
+          <w:rFonts w:ascii="Times New Roman" w:hAnsi="Times New Roman" w:cs="Times New Roman"/>
+        </w:rPr>
+        <w:t xml:space="preserve">    (7, 'Старик и море', '9780141030007', 2017, 500.00, 18, 4),</w:t>
+      </w:r>
+    </w:p>
+    <w:p>
+      <w:pPr>
+        <w:spacing w:after="0" w:line="240" w:lineRule="auto"/>
+        <w:rPr>
+          <w:rFonts w:ascii="Times New Roman" w:hAnsi="Times New Roman" w:cs="Times New Roman"/>
+        </w:rPr>
+      </w:pPr>
+      <w:r>
+        <w:rPr>
+          <w:rFonts w:ascii="Times New Roman" w:hAnsi="Times New Roman" w:cs="Times New Roman"/>
+        </w:rPr>
+        <w:t xml:space="preserve">    (8, 'Мастер и Маргарита', '9785170900008', 2023, 700.00, 22, 2),</w:t>
+      </w:r>
+    </w:p>
+    <w:p>
+      <w:pPr>
+        <w:spacing w:after="0" w:line="240" w:lineRule="auto"/>
+        <w:rPr>
+          <w:rFonts w:ascii="Times New Roman" w:hAnsi="Times New Roman" w:cs="Times New Roman"/>
+        </w:rPr>
+      </w:pPr>
+      <w:r>
+        <w:rPr>
+          <w:rFonts w:ascii="Times New Roman" w:hAnsi="Times New Roman" w:cs="Times New Roman"/>
+        </w:rPr>
+        <w:t xml:space="preserve">    (9, '451 градус по Фаренгейту', '9785389000009', 2021, 600.00, 16, 3),</w:t>
+      </w:r>
+    </w:p>
+    <w:p>
+      <w:pPr>
+        <w:spacing w:after="0" w:line="240" w:lineRule="auto"/>
+        <w:rPr>
+          <w:rFonts w:ascii="Times New Roman" w:hAnsi="Times New Roman" w:cs="Times New Roman"/>
+        </w:rPr>
+      </w:pPr>
+      <w:r>
+        <w:rPr>
+          <w:rFonts w:ascii="Times New Roman" w:hAnsi="Times New Roman" w:cs="Times New Roman"/>
+        </w:rPr>
+        <w:t xml:space="preserve">    (10, 'Маленький принц', '9780141030010', 2019, 400.00, 35, 5),</w:t>
+      </w:r>
+    </w:p>
+    <w:p>
+      <w:pPr>
+        <w:spacing w:after="0" w:line="240" w:lineRule="auto"/>
+        <w:rPr>
+          <w:rFonts w:ascii="Times New Roman" w:hAnsi="Times New Roman" w:cs="Times New Roman"/>
+        </w:rPr>
+      </w:pPr>
+      <w:r>
+        <w:rPr>
+          <w:rFonts w:ascii="Times New Roman" w:hAnsi="Times New Roman" w:cs="Times New Roman"/>
+        </w:rPr>
+        <w:t xml:space="preserve">    (11, 'Идиот', '9785170900011', 2022, 680.00, 14, 1),</w:t>
+      </w:r>
+    </w:p>
+    <w:p>
+      <w:pPr>
+        <w:spacing w:after="0" w:line="240" w:lineRule="auto"/>
+        <w:rPr>
+          <w:rFonts w:ascii="Times New Roman" w:hAnsi="Times New Roman" w:cs="Times New Roman"/>
+        </w:rPr>
+      </w:pPr>
+      <w:r>
+        <w:rPr>
+          <w:rFonts w:ascii="Times New Roman" w:hAnsi="Times New Roman" w:cs="Times New Roman"/>
+        </w:rPr>
+        <w:lastRenderedPageBreak/>
+        <w:t xml:space="preserve">    (12, 'Анна Каренина', '9785170900012', 2020, 1100.00, 11, 2),</w:t>
+      </w:r>
+    </w:p>
+    <w:p>
+      <w:pPr>
+        <w:spacing w:after="0" w:line="240" w:lineRule="auto"/>
+        <w:rPr>
+          <w:rFonts w:ascii="Times New Roman" w:hAnsi="Times New Roman" w:cs="Times New Roman"/>
+        </w:rPr>
+      </w:pPr>
+      <w:r>
+        <w:rPr>
+          <w:rFonts w:ascii="Times New Roman" w:hAnsi="Times New Roman" w:cs="Times New Roman"/>
+        </w:rPr>
+        <w:t xml:space="preserve">    (13, 'Сказки', '9785389000013', 2018, 350.00, 40, 3),</w:t>
+      </w:r>
+    </w:p>
+    <w:p>
+      <w:pPr>
+        <w:spacing w:after="0" w:line="240" w:lineRule="auto"/>
+        <w:rPr>
+          <w:rFonts w:ascii="Times New Roman" w:hAnsi="Times New Roman" w:cs="Times New Roman"/>
+        </w:rPr>
+      </w:pPr>
+      <w:r>
+        <w:rPr>
+          <w:rFonts w:ascii="Times New Roman" w:hAnsi="Times New Roman" w:cs="Times New Roman"/>
+        </w:rPr>
+        <w:t xml:space="preserve">    (14, 'Зелёная миля', '9785170900014', 2024, 900.00, 9, 2),</w:t>
+      </w:r>
+    </w:p>
+    <w:p>
+      <w:pPr>
+        <w:spacing w:after="0" w:line="240" w:lineRule="auto"/>
+        <w:rPr>
+          <w:rFonts w:ascii="Times New Roman" w:hAnsi="Times New Roman" w:cs="Times New Roman"/>
+        </w:rPr>
+      </w:pPr>
+      <w:r>
+        <w:rPr>
+          <w:rFonts w:ascii="Times New Roman" w:hAnsi="Times New Roman" w:cs="Times New Roman"/>
+        </w:rPr>
+        <w:t xml:space="preserve">    (15, 'По ком звонит колокол', '9780141030015', 2016, 720.00, 13, 4);</w:t>
+      </w:r>
+    </w:p>
+    <w:p>
+      <w:pPr>
+        <w:spacing w:after="0" w:line="240" w:lineRule="auto"/>
+        <w:rPr>
+          <w:rFonts w:ascii="Times New Roman" w:hAnsi="Times New Roman" w:cs="Times New Roman"/>
+        </w:rPr>
+      </w:pPr>
+    </w:p>
+    <w:p>
+      <w:pPr>
+        <w:spacing w:after="0" w:line="240" w:lineRule="auto"/>
+        <w:rPr>
+          <w:rFonts w:ascii="Times New Roman" w:hAnsi="Times New Roman" w:cs="Times New Roman"/>
+          <w:lang w:val="en-US"/>
+        </w:rPr>
+      </w:pPr>
+      <w:r>
+        <w:rPr>
+          <w:rFonts w:ascii="Times New Roman" w:hAnsi="Times New Roman" w:cs="Times New Roman"/>
+          <w:lang w:val="en-US"/>
+        </w:rPr>
+        <w:t>-- =========================================================</w:t>
+      </w:r>
+    </w:p>
+    <w:p>
+      <w:pPr>
+        <w:spacing w:after="0" w:line="240" w:lineRule="auto"/>
+        <w:rPr>
+          <w:rFonts w:ascii="Times New Roman" w:hAnsi="Times New Roman" w:cs="Times New Roman"/>
+          <w:lang w:val="en-US"/>
+        </w:rPr>
+      </w:pPr>
+      <w:r>
+        <w:rPr>
+          <w:rFonts w:ascii="Times New Roman" w:hAnsi="Times New Roman" w:cs="Times New Roman"/>
+          <w:lang w:val="en-US"/>
+        </w:rPr>
+        <w:t xml:space="preserve">-- 4. </w:t>
+      </w:r>
+      <w:proofErr w:type="spellStart"/>
+      <w:r>
+        <w:rPr>
+          <w:rFonts w:ascii="Times New Roman" w:hAnsi="Times New Roman" w:cs="Times New Roman"/>
+          <w:lang w:val="en-US"/>
+        </w:rPr>
+        <w:t>Связь</w:t>
+      </w:r>
+      <w:proofErr w:type="spellEnd"/>
+      <w:r>
+        <w:rPr>
+          <w:rFonts w:ascii="Times New Roman" w:hAnsi="Times New Roman" w:cs="Times New Roman"/>
+          <w:lang w:val="en-US"/>
+        </w:rPr>
+        <w:t xml:space="preserve"> </w:t>
+      </w:r>
+      <w:proofErr w:type="spellStart"/>
+      <w:r>
+        <w:rPr>
+          <w:rFonts w:ascii="Times New Roman" w:hAnsi="Times New Roman" w:cs="Times New Roman"/>
+          <w:lang w:val="en-US"/>
+        </w:rPr>
+        <w:t>книг</w:t>
+      </w:r>
+      <w:proofErr w:type="spellEnd"/>
+      <w:r>
+        <w:rPr>
+          <w:rFonts w:ascii="Times New Roman" w:hAnsi="Times New Roman" w:cs="Times New Roman"/>
+          <w:lang w:val="en-US"/>
+        </w:rPr>
+        <w:t xml:space="preserve"> с </w:t>
+      </w:r>
+      <w:proofErr w:type="spellStart"/>
+      <w:r>
+        <w:rPr>
+          <w:rFonts w:ascii="Times New Roman" w:hAnsi="Times New Roman" w:cs="Times New Roman"/>
+          <w:lang w:val="en-US"/>
+        </w:rPr>
+        <w:t>авторами</w:t>
+      </w:r>
+      <w:proofErr w:type="spellEnd"/>
+    </w:p>
+    <w:p>
+      <w:pPr>
+        <w:spacing w:after="0" w:line="240" w:lineRule="auto"/>
+        <w:rPr>
+          <w:rFonts w:ascii="Times New Roman" w:hAnsi="Times New Roman" w:cs="Times New Roman"/>
+          <w:lang w:val="en-US"/>
+        </w:rPr>
+      </w:pPr>
+      <w:r>
+        <w:rPr>
+          <w:rFonts w:ascii="Times New Roman" w:hAnsi="Times New Roman" w:cs="Times New Roman"/>
+          <w:lang w:val="en-US"/>
+        </w:rPr>
+        <w:t>-- =========================================================</w:t>
+      </w:r>
+    </w:p>
+    <w:p>
+      <w:pPr>
+        <w:spacing w:after="0" w:line="240" w:lineRule="auto"/>
+        <w:rPr>
+          <w:rFonts w:ascii="Times New Roman" w:hAnsi="Times New Roman" w:cs="Times New Roman"/>
+          <w:lang w:val="en-US"/>
+        </w:rPr>
+      </w:pPr>
+    </w:p>
+    <w:p>
+      <w:pPr>
+        <w:spacing w:after="0" w:line="240" w:lineRule="auto"/>
+        <w:rPr>
+          <w:rFonts w:ascii="Times New Roman" w:hAnsi="Times New Roman" w:cs="Times New Roman"/>
+          <w:lang w:val="en-US"/>
+        </w:rPr>
+      </w:pPr>
+      <w:r>
+        <w:rPr>
+          <w:rFonts w:ascii="Times New Roman" w:hAnsi="Times New Roman" w:cs="Times New Roman"/>
+          <w:lang w:val="en-US"/>
+        </w:rPr>
+        <w:t xml:space="preserve">INSERT INTO </w:t>
+      </w:r>
+      <w:proofErr w:type="spellStart"/>
+      <w:proofErr w:type="gramStart"/>
+      <w:r>
+        <w:rPr>
+          <w:rFonts w:ascii="Times New Roman" w:hAnsi="Times New Roman" w:cs="Times New Roman"/>
+          <w:lang w:val="en-US"/>
+        </w:rPr>
+        <w:t>library.book</w:t>
+      </w:r>
+      <w:proofErr w:type="gramEnd"/>
+      <w:r>
+        <w:rPr>
+          <w:rFonts w:ascii="Times New Roman" w:hAnsi="Times New Roman" w:cs="Times New Roman"/>
+          <w:lang w:val="en-US"/>
+        </w:rPr>
+        <w:t>_authors</w:t>
+      </w:r>
+      <w:proofErr w:type="spellEnd"/>
+      <w:r>
+        <w:rPr>
+          <w:rFonts w:ascii="Times New Roman" w:hAnsi="Times New Roman" w:cs="Times New Roman"/>
+          <w:lang w:val="en-US"/>
+        </w:rPr>
+        <w:t xml:space="preserve"> (</w:t>
+      </w:r>
+      <w:proofErr w:type="spellStart"/>
+      <w:r>
+        <w:rPr>
+          <w:rFonts w:ascii="Times New Roman" w:hAnsi="Times New Roman" w:cs="Times New Roman"/>
+          <w:lang w:val="en-US"/>
+        </w:rPr>
+        <w:t>book_id</w:t>
+      </w:r>
+      <w:proofErr w:type="spellEnd"/>
+      <w:r>
+        <w:rPr>
+          <w:rFonts w:ascii="Times New Roman" w:hAnsi="Times New Roman" w:cs="Times New Roman"/>
+          <w:lang w:val="en-US"/>
+        </w:rPr>
+        <w:t xml:space="preserve">, </w:t>
+      </w:r>
+      <w:proofErr w:type="spellStart"/>
+      <w:r>
+        <w:rPr>
+          <w:rFonts w:ascii="Times New Roman" w:hAnsi="Times New Roman" w:cs="Times New Roman"/>
+          <w:lang w:val="en-US"/>
+        </w:rPr>
+        <w:t>author_id</w:t>
+      </w:r>
+      <w:proofErr w:type="spellEnd"/>
+      <w:r>
+        <w:rPr>
+          <w:rFonts w:ascii="Times New Roman" w:hAnsi="Times New Roman" w:cs="Times New Roman"/>
+          <w:lang w:val="en-US"/>
+        </w:rPr>
+        <w:t>)</w:t>
+      </w:r>
+    </w:p>
+    <w:p>
+      <w:pPr>
+        <w:spacing w:after="0" w:line="240" w:lineRule="auto"/>
+        <w:rPr>
+          <w:rFonts w:ascii="Times New Roman" w:hAnsi="Times New Roman" w:cs="Times New Roman"/>
+          <w:lang w:val="en-US"/>
+        </w:rPr>
+      </w:pPr>
+      <w:r>
+        <w:rPr>
+          <w:rFonts w:ascii="Times New Roman" w:hAnsi="Times New Roman" w:cs="Times New Roman"/>
+          <w:lang w:val="en-US"/>
+        </w:rPr>
+        <w:t>VALUES</w:t>
+      </w:r>
+    </w:p>
+    <w:p>
+      <w:pPr>
+        <w:spacing w:after="0" w:line="240" w:lineRule="auto"/>
+        <w:rPr>
+          <w:rFonts w:ascii="Times New Roman" w:hAnsi="Times New Roman" w:cs="Times New Roman"/>
+          <w:lang w:val="en-US"/>
+        </w:rPr>
+      </w:pPr>
+      <w:r>
+        <w:rPr>
+          <w:rFonts w:ascii="Times New Roman" w:hAnsi="Times New Roman" w:cs="Times New Roman"/>
+          <w:lang w:val="en-US"/>
+        </w:rPr>
+        <w:t xml:space="preserve">    (1, 1),</w:t>
+      </w:r>
+    </w:p>
+    <w:p>
+      <w:pPr>
+        <w:spacing w:after="0" w:line="240" w:lineRule="auto"/>
+        <w:rPr>
+          <w:rFonts w:ascii="Times New Roman" w:hAnsi="Times New Roman" w:cs="Times New Roman"/>
+          <w:lang w:val="en-US"/>
+        </w:rPr>
+      </w:pPr>
+      <w:r>
+        <w:rPr>
+          <w:rFonts w:ascii="Times New Roman" w:hAnsi="Times New Roman" w:cs="Times New Roman"/>
+          <w:lang w:val="en-US"/>
+        </w:rPr>
+        <w:t xml:space="preserve">    (2, 2),</w:t>
+      </w:r>
+    </w:p>
+    <w:p>
+      <w:pPr>
+        <w:spacing w:after="0" w:line="240" w:lineRule="auto"/>
+        <w:rPr>
+          <w:rFonts w:ascii="Times New Roman" w:hAnsi="Times New Roman" w:cs="Times New Roman"/>
+          <w:lang w:val="en-US"/>
+        </w:rPr>
+      </w:pPr>
+      <w:r>
+        <w:rPr>
+          <w:rFonts w:ascii="Times New Roman" w:hAnsi="Times New Roman" w:cs="Times New Roman"/>
+          <w:lang w:val="en-US"/>
+        </w:rPr>
+        <w:t xml:space="preserve">    (3, 3),</w:t>
+      </w:r>
+    </w:p>
+    <w:p>
+      <w:pPr>
+        <w:spacing w:after="0" w:line="240" w:lineRule="auto"/>
+        <w:rPr>
+          <w:rFonts w:ascii="Times New Roman" w:hAnsi="Times New Roman" w:cs="Times New Roman"/>
+          <w:lang w:val="en-US"/>
+        </w:rPr>
+      </w:pPr>
+      <w:r>
+        <w:rPr>
+          <w:rFonts w:ascii="Times New Roman" w:hAnsi="Times New Roman" w:cs="Times New Roman"/>
+          <w:lang w:val="en-US"/>
+        </w:rPr>
+        <w:t xml:space="preserve">    (4, 4),</w:t>
+      </w:r>
+    </w:p>
+    <w:p>
+      <w:pPr>
+        <w:spacing w:after="0" w:line="240" w:lineRule="auto"/>
+        <w:rPr>
+          <w:rFonts w:ascii="Times New Roman" w:hAnsi="Times New Roman" w:cs="Times New Roman"/>
+          <w:lang w:val="en-US"/>
+        </w:rPr>
+      </w:pPr>
+      <w:r>
+        <w:rPr>
+          <w:rFonts w:ascii="Times New Roman" w:hAnsi="Times New Roman" w:cs="Times New Roman"/>
+          <w:lang w:val="en-US"/>
+        </w:rPr>
+        <w:t xml:space="preserve">    (5, 5),</w:t>
+      </w:r>
+    </w:p>
+    <w:p>
+      <w:pPr>
+        <w:spacing w:after="0" w:line="240" w:lineRule="auto"/>
+        <w:rPr>
+          <w:rFonts w:ascii="Times New Roman" w:hAnsi="Times New Roman" w:cs="Times New Roman"/>
+          <w:lang w:val="en-US"/>
+        </w:rPr>
+      </w:pPr>
+      <w:r>
+        <w:rPr>
+          <w:rFonts w:ascii="Times New Roman" w:hAnsi="Times New Roman" w:cs="Times New Roman"/>
+          <w:lang w:val="en-US"/>
+        </w:rPr>
+        <w:t xml:space="preserve">    (6, 6),</w:t>
+      </w:r>
+    </w:p>
+    <w:p>
+      <w:pPr>
+        <w:spacing w:after="0" w:line="240" w:lineRule="auto"/>
+        <w:rPr>
+          <w:rFonts w:ascii="Times New Roman" w:hAnsi="Times New Roman" w:cs="Times New Roman"/>
+          <w:lang w:val="en-US"/>
+        </w:rPr>
+      </w:pPr>
+      <w:r>
+        <w:rPr>
+          <w:rFonts w:ascii="Times New Roman" w:hAnsi="Times New Roman" w:cs="Times New Roman"/>
+          <w:lang w:val="en-US"/>
+        </w:rPr>
+        <w:t xml:space="preserve">    (7, 7),</w:t>
+      </w:r>
+    </w:p>
+    <w:p>
+      <w:pPr>
+        <w:spacing w:after="0" w:line="240" w:lineRule="auto"/>
+        <w:rPr>
+          <w:rFonts w:ascii="Times New Roman" w:hAnsi="Times New Roman" w:cs="Times New Roman"/>
+          <w:lang w:val="en-US"/>
+        </w:rPr>
+      </w:pPr>
+      <w:r>
+        <w:rPr>
+          <w:rFonts w:ascii="Times New Roman" w:hAnsi="Times New Roman" w:cs="Times New Roman"/>
+          <w:lang w:val="en-US"/>
+        </w:rPr>
+        <w:t xml:space="preserve">    (8, 8),</w:t>
+      </w:r>
+    </w:p>
+    <w:p>
+      <w:pPr>
+        <w:spacing w:after="0" w:line="240" w:lineRule="auto"/>
+        <w:rPr>
+          <w:rFonts w:ascii="Times New Roman" w:hAnsi="Times New Roman" w:cs="Times New Roman"/>
+          <w:lang w:val="en-US"/>
+        </w:rPr>
+      </w:pPr>
+      <w:r>
+        <w:rPr>
+          <w:rFonts w:ascii="Times New Roman" w:hAnsi="Times New Roman" w:cs="Times New Roman"/>
+          <w:lang w:val="en-US"/>
+        </w:rPr>
+        <w:t xml:space="preserve">    (9, 9),</w:t>
+      </w:r>
+    </w:p>
+    <w:p>
+      <w:pPr>
+        <w:spacing w:after="0" w:line="240" w:lineRule="auto"/>
+        <w:rPr>
+          <w:rFonts w:ascii="Times New Roman" w:hAnsi="Times New Roman" w:cs="Times New Roman"/>
+          <w:lang w:val="en-US"/>
+        </w:rPr>
+      </w:pPr>
+      <w:r>
+        <w:rPr>
+          <w:rFonts w:ascii="Times New Roman" w:hAnsi="Times New Roman" w:cs="Times New Roman"/>
+          <w:lang w:val="en-US"/>
+        </w:rPr>
+        <w:t xml:space="preserve">    (10, 10),</w:t>
+      </w:r>
+    </w:p>
+    <w:p>
+      <w:pPr>
+        <w:spacing w:after="0" w:line="240" w:lineRule="auto"/>
+        <w:rPr>
+          <w:rFonts w:ascii="Times New Roman" w:hAnsi="Times New Roman" w:cs="Times New Roman"/>
+          <w:lang w:val="en-US"/>
+        </w:rPr>
+      </w:pPr>
+      <w:r>
+        <w:rPr>
+          <w:rFonts w:ascii="Times New Roman" w:hAnsi="Times New Roman" w:cs="Times New Roman"/>
+          <w:lang w:val="en-US"/>
+        </w:rPr>
+        <w:t xml:space="preserve">    (11, 1),</w:t>
+      </w:r>
+    </w:p>
+    <w:p>
+      <w:pPr>
+        <w:spacing w:after="0" w:line="240" w:lineRule="auto"/>
+        <w:rPr>
+          <w:rFonts w:ascii="Times New Roman" w:hAnsi="Times New Roman" w:cs="Times New Roman"/>
+          <w:lang w:val="en-US"/>
+        </w:rPr>
+      </w:pPr>
+      <w:r>
+        <w:rPr>
+          <w:rFonts w:ascii="Times New Roman" w:hAnsi="Times New Roman" w:cs="Times New Roman"/>
+          <w:lang w:val="en-US"/>
+        </w:rPr>
+        <w:t xml:space="preserve">    (12, 2),</w:t>
+      </w:r>
+    </w:p>
+    <w:p>
+      <w:pPr>
+        <w:spacing w:after="0" w:line="240" w:lineRule="auto"/>
+        <w:rPr>
+          <w:rFonts w:ascii="Times New Roman" w:hAnsi="Times New Roman" w:cs="Times New Roman"/>
+          <w:lang w:val="en-US"/>
+        </w:rPr>
+      </w:pPr>
+      <w:r>
+        <w:rPr>
+          <w:rFonts w:ascii="Times New Roman" w:hAnsi="Times New Roman" w:cs="Times New Roman"/>
+          <w:lang w:val="en-US"/>
+        </w:rPr>
+        <w:t xml:space="preserve">    (13, 3),</w:t>
+      </w:r>
+    </w:p>
+    <w:p>
+      <w:pPr>
+        <w:spacing w:after="0" w:line="240" w:lineRule="auto"/>
+        <w:rPr>
+          <w:rFonts w:ascii="Times New Roman" w:hAnsi="Times New Roman" w:cs="Times New Roman"/>
+          <w:lang w:val="en-US"/>
+        </w:rPr>
+      </w:pPr>
+      <w:r>
+        <w:rPr>
+          <w:rFonts w:ascii="Times New Roman" w:hAnsi="Times New Roman" w:cs="Times New Roman"/>
+          <w:lang w:val="en-US"/>
+        </w:rPr>
+        <w:t xml:space="preserve">    (14, 6),</w:t>
+      </w:r>
+    </w:p>
+    <w:p>
+      <w:pPr>
+        <w:spacing w:after="0" w:line="240" w:lineRule="auto"/>
+        <w:rPr>
+          <w:rFonts w:ascii="Times New Roman" w:hAnsi="Times New Roman" w:cs="Times New Roman"/>
+          <w:lang w:val="en-US"/>
+        </w:rPr>
+      </w:pPr>
+      <w:r>
+        <w:rPr>
+          <w:rFonts w:ascii="Times New Roman" w:hAnsi="Times New Roman" w:cs="Times New Roman"/>
+          <w:lang w:val="en-US"/>
+        </w:rPr>
+        <w:t xml:space="preserve">    (15, 7);</w:t>
+      </w:r>
+    </w:p>
+    <w:p>
+      <w:pPr>
+        <w:spacing w:after="0" w:line="240" w:lineRule="auto"/>
+        <w:rPr>
+          <w:rFonts w:ascii="Times New Roman" w:hAnsi="Times New Roman" w:cs="Times New Roman"/>
+          <w:lang w:val="en-US"/>
+        </w:rPr>
+      </w:pPr>
+    </w:p>
+    <w:p>
+      <w:pPr>
+        <w:spacing w:after="0" w:line="240" w:lineRule="auto"/>
+        <w:rPr>
+          <w:rFonts w:ascii="Times New Roman" w:hAnsi="Times New Roman" w:cs="Times New Roman"/>
+          <w:lang w:val="en-US"/>
+        </w:rPr>
+      </w:pPr>
+      <w:r>
+        <w:rPr>
+          <w:rFonts w:ascii="Times New Roman" w:hAnsi="Times New Roman" w:cs="Times New Roman"/>
+          <w:lang w:val="en-US"/>
+        </w:rPr>
+        <w:t>-- =========================================================</w:t>
+      </w:r>
+    </w:p>
+    <w:p>
+      <w:pPr>
+        <w:spacing w:after="0" w:line="240" w:lineRule="auto"/>
+        <w:rPr>
+          <w:rFonts w:ascii="Times New Roman" w:hAnsi="Times New Roman" w:cs="Times New Roman"/>
+          <w:lang w:val="en-US"/>
+        </w:rPr>
+      </w:pPr>
+      <w:r>
+        <w:rPr>
+          <w:rFonts w:ascii="Times New Roman" w:hAnsi="Times New Roman" w:cs="Times New Roman"/>
+          <w:lang w:val="en-US"/>
+        </w:rPr>
+        <w:t xml:space="preserve">-- 5. </w:t>
+      </w:r>
+      <w:proofErr w:type="spellStart"/>
+      <w:r>
+        <w:rPr>
+          <w:rFonts w:ascii="Times New Roman" w:hAnsi="Times New Roman" w:cs="Times New Roman"/>
+          <w:lang w:val="en-US"/>
+        </w:rPr>
+        <w:t>Покупатели</w:t>
+      </w:r>
+      <w:proofErr w:type="spellEnd"/>
+    </w:p>
+    <w:p>
+      <w:pPr>
+        <w:spacing w:after="0" w:line="240" w:lineRule="auto"/>
+        <w:rPr>
+          <w:rFonts w:ascii="Times New Roman" w:hAnsi="Times New Roman" w:cs="Times New Roman"/>
+          <w:lang w:val="en-US"/>
+        </w:rPr>
+      </w:pPr>
+      <w:r>
+        <w:rPr>
+          <w:rFonts w:ascii="Times New Roman" w:hAnsi="Times New Roman" w:cs="Times New Roman"/>
+          <w:lang w:val="en-US"/>
+        </w:rPr>
+        <w:t>-- =========================================================</w:t>
+      </w:r>
+    </w:p>
+    <w:p>
+      <w:pPr>
+        <w:spacing w:after="0" w:line="240" w:lineRule="auto"/>
+        <w:rPr>
+          <w:rFonts w:ascii="Times New Roman" w:hAnsi="Times New Roman" w:cs="Times New Roman"/>
+          <w:lang w:val="en-US"/>
+        </w:rPr>
+      </w:pPr>
+    </w:p>
+    <w:p>
+      <w:pPr>
+        <w:spacing w:after="0" w:line="240" w:lineRule="auto"/>
+        <w:rPr>
+          <w:rFonts w:ascii="Times New Roman" w:hAnsi="Times New Roman" w:cs="Times New Roman"/>
+          <w:lang w:val="en-US"/>
+        </w:rPr>
+      </w:pPr>
+      <w:r>
+        <w:rPr>
+          <w:rFonts w:ascii="Times New Roman" w:hAnsi="Times New Roman" w:cs="Times New Roman"/>
+          <w:lang w:val="en-US"/>
+        </w:rPr>
+        <w:t xml:space="preserve">INSERT INTO </w:t>
+      </w:r>
+      <w:proofErr w:type="spellStart"/>
+      <w:proofErr w:type="gramStart"/>
+      <w:r>
+        <w:rPr>
+          <w:rFonts w:ascii="Times New Roman" w:hAnsi="Times New Roman" w:cs="Times New Roman"/>
+          <w:lang w:val="en-US"/>
+        </w:rPr>
+        <w:t>library.customers</w:t>
+      </w:r>
+      <w:proofErr w:type="spellEnd"/>
+      <w:proofErr w:type="gramEnd"/>
+    </w:p>
+    <w:p>
+      <w:pPr>
+        <w:spacing w:after="0" w:line="240" w:lineRule="auto"/>
+        <w:rPr>
+          <w:rFonts w:ascii="Times New Roman" w:hAnsi="Times New Roman" w:cs="Times New Roman"/>
+          <w:lang w:val="en-US"/>
+        </w:rPr>
+      </w:pPr>
+      <w:r>
+        <w:rPr>
+          <w:rFonts w:ascii="Times New Roman" w:hAnsi="Times New Roman" w:cs="Times New Roman"/>
+          <w:lang w:val="en-US"/>
+        </w:rPr>
+        <w:t>(</w:t>
+      </w:r>
+      <w:proofErr w:type="spellStart"/>
+      <w:proofErr w:type="gramStart"/>
+      <w:r>
+        <w:rPr>
+          <w:rFonts w:ascii="Times New Roman" w:hAnsi="Times New Roman" w:cs="Times New Roman"/>
+          <w:lang w:val="en-US"/>
+        </w:rPr>
+        <w:t>customer</w:t>
+      </w:r>
+      <w:proofErr w:type="gramEnd"/>
+      <w:r>
+        <w:rPr>
+          <w:rFonts w:ascii="Times New Roman" w:hAnsi="Times New Roman" w:cs="Times New Roman"/>
+          <w:lang w:val="en-US"/>
+        </w:rPr>
+        <w:t>_id</w:t>
+      </w:r>
+      <w:proofErr w:type="spellEnd"/>
+      <w:r>
+        <w:rPr>
+          <w:rFonts w:ascii="Times New Roman" w:hAnsi="Times New Roman" w:cs="Times New Roman"/>
+          <w:lang w:val="en-US"/>
+        </w:rPr>
+        <w:t xml:space="preserve">, </w:t>
+      </w:r>
+      <w:proofErr w:type="spellStart"/>
+      <w:r>
+        <w:rPr>
+          <w:rFonts w:ascii="Times New Roman" w:hAnsi="Times New Roman" w:cs="Times New Roman"/>
+          <w:lang w:val="en-US"/>
+        </w:rPr>
+        <w:t>full_name</w:t>
+      </w:r>
+      <w:proofErr w:type="spellEnd"/>
+      <w:r>
+        <w:rPr>
+          <w:rFonts w:ascii="Times New Roman" w:hAnsi="Times New Roman" w:cs="Times New Roman"/>
+          <w:lang w:val="en-US"/>
+        </w:rPr>
+        <w:t xml:space="preserve">, email, phone, </w:t>
+      </w:r>
+      <w:proofErr w:type="spellStart"/>
+      <w:r>
+        <w:rPr>
+          <w:rFonts w:ascii="Times New Roman" w:hAnsi="Times New Roman" w:cs="Times New Roman"/>
+          <w:lang w:val="en-US"/>
+        </w:rPr>
+        <w:t>registration_date</w:t>
+      </w:r>
+      <w:proofErr w:type="spellEnd"/>
+      <w:r>
+        <w:rPr>
+          <w:rFonts w:ascii="Times New Roman" w:hAnsi="Times New Roman" w:cs="Times New Roman"/>
+          <w:lang w:val="en-US"/>
+        </w:rPr>
+        <w:t>)</w:t>
+      </w:r>
+    </w:p>
+    <w:p>
+      <w:pPr>
+        <w:spacing w:after="0" w:line="240" w:lineRule="auto"/>
+        <w:rPr>
+          <w:rFonts w:ascii="Times New Roman" w:hAnsi="Times New Roman" w:cs="Times New Roman"/>
+        </w:rPr>
+      </w:pPr>
+      <w:r>
+        <w:rPr>
+          <w:rFonts w:ascii="Times New Roman" w:hAnsi="Times New Roman" w:cs="Times New Roman"/>
+          <w:lang w:val="en-US"/>
+        </w:rPr>
+        <w:t>VALUES</w:t>
+      </w:r>
+    </w:p>
+    <w:p>
+      <w:pPr>
+        <w:spacing w:after="0" w:line="240" w:lineRule="auto"/>
+        <w:rPr>
+          <w:rFonts w:ascii="Times New Roman" w:hAnsi="Times New Roman" w:cs="Times New Roman"/>
+        </w:rPr>
+      </w:pPr>
+      <w:r>
+        <w:rPr>
+          <w:rFonts w:ascii="Times New Roman" w:hAnsi="Times New Roman" w:cs="Times New Roman"/>
+        </w:rPr>
+        <w:t xml:space="preserve">    (1, 'Иван Петров', '</w:t>
+      </w:r>
+      <w:proofErr w:type="spellStart"/>
+      <w:r>
+        <w:rPr>
+          <w:rFonts w:ascii="Times New Roman" w:hAnsi="Times New Roman" w:cs="Times New Roman"/>
+          <w:lang w:val="en-US"/>
+        </w:rPr>
+        <w:t>ivan</w:t>
+      </w:r>
+      <w:proofErr w:type="spellEnd"/>
+      <w:r>
+        <w:rPr>
+          <w:rFonts w:ascii="Times New Roman" w:hAnsi="Times New Roman" w:cs="Times New Roman"/>
+        </w:rPr>
+        <w:t>.</w:t>
+      </w:r>
+      <w:proofErr w:type="spellStart"/>
+      <w:r>
+        <w:rPr>
+          <w:rFonts w:ascii="Times New Roman" w:hAnsi="Times New Roman" w:cs="Times New Roman"/>
+          <w:lang w:val="en-US"/>
+        </w:rPr>
+        <w:t>petrov</w:t>
+      </w:r>
+      <w:proofErr w:type="spellEnd"/>
+      <w:r>
+        <w:rPr>
+          <w:rFonts w:ascii="Times New Roman" w:hAnsi="Times New Roman" w:cs="Times New Roman"/>
+        </w:rPr>
+        <w:t>@</w:t>
+      </w:r>
+      <w:r>
+        <w:rPr>
+          <w:rFonts w:ascii="Times New Roman" w:hAnsi="Times New Roman" w:cs="Times New Roman"/>
+          <w:lang w:val="en-US"/>
+        </w:rPr>
+        <w:t>example</w:t>
+      </w:r>
+      <w:r>
+        <w:rPr>
+          <w:rFonts w:ascii="Times New Roman" w:hAnsi="Times New Roman" w:cs="Times New Roman"/>
+        </w:rPr>
+        <w:t>.</w:t>
+      </w:r>
+      <w:r>
+        <w:rPr>
+          <w:rFonts w:ascii="Times New Roman" w:hAnsi="Times New Roman" w:cs="Times New Roman"/>
+          <w:lang w:val="en-US"/>
+        </w:rPr>
+        <w:t>com</w:t>
+      </w:r>
+      <w:r>
+        <w:rPr>
+          <w:rFonts w:ascii="Times New Roman" w:hAnsi="Times New Roman" w:cs="Times New Roman"/>
+        </w:rPr>
+        <w:t>', '+79000000001', '2025-01-10'),</w:t>
+      </w:r>
+    </w:p>
+    <w:p>
+      <w:pPr>
+        <w:spacing w:after="0" w:line="240" w:lineRule="auto"/>
+        <w:rPr>
+          <w:rFonts w:ascii="Times New Roman" w:hAnsi="Times New Roman" w:cs="Times New Roman"/>
+        </w:rPr>
+      </w:pPr>
+      <w:r>
+        <w:rPr>
+          <w:rFonts w:ascii="Times New Roman" w:hAnsi="Times New Roman" w:cs="Times New Roman"/>
+        </w:rPr>
+        <w:t xml:space="preserve">    (2, 'Анна Смирнова', '</w:t>
+      </w:r>
+      <w:r>
+        <w:rPr>
+          <w:rFonts w:ascii="Times New Roman" w:hAnsi="Times New Roman" w:cs="Times New Roman"/>
+          <w:lang w:val="en-US"/>
+        </w:rPr>
+        <w:t>anna</w:t>
+      </w:r>
+      <w:r>
+        <w:rPr>
+          <w:rFonts w:ascii="Times New Roman" w:hAnsi="Times New Roman" w:cs="Times New Roman"/>
+        </w:rPr>
+        <w:t>.</w:t>
+      </w:r>
+      <w:proofErr w:type="spellStart"/>
+      <w:r>
+        <w:rPr>
+          <w:rFonts w:ascii="Times New Roman" w:hAnsi="Times New Roman" w:cs="Times New Roman"/>
+          <w:lang w:val="en-US"/>
+        </w:rPr>
+        <w:t>smirnova</w:t>
+      </w:r>
+      <w:proofErr w:type="spellEnd"/>
+      <w:r>
+        <w:rPr>
+          <w:rFonts w:ascii="Times New Roman" w:hAnsi="Times New Roman" w:cs="Times New Roman"/>
+        </w:rPr>
+        <w:t>@</w:t>
+      </w:r>
+      <w:r>
+        <w:rPr>
+          <w:rFonts w:ascii="Times New Roman" w:hAnsi="Times New Roman" w:cs="Times New Roman"/>
+          <w:lang w:val="en-US"/>
+        </w:rPr>
+        <w:t>example</w:t>
+      </w:r>
+      <w:r>
+        <w:rPr>
+          <w:rFonts w:ascii="Times New Roman" w:hAnsi="Times New Roman" w:cs="Times New Roman"/>
+        </w:rPr>
+        <w:t>.</w:t>
+      </w:r>
+      <w:r>
+        <w:rPr>
+          <w:rFonts w:ascii="Times New Roman" w:hAnsi="Times New Roman" w:cs="Times New Roman"/>
+          <w:lang w:val="en-US"/>
+        </w:rPr>
+        <w:t>com</w:t>
+      </w:r>
+      <w:r>
+        <w:rPr>
+          <w:rFonts w:ascii="Times New Roman" w:hAnsi="Times New Roman" w:cs="Times New Roman"/>
+        </w:rPr>
+        <w:t>', '+79000000002', '2025-02-15'),</w:t>
+      </w:r>
+    </w:p>
+    <w:p>
+      <w:pPr>
+        <w:spacing w:after="0" w:line="240" w:lineRule="auto"/>
+        <w:rPr>
+          <w:rFonts w:ascii="Times New Roman" w:hAnsi="Times New Roman" w:cs="Times New Roman"/>
+        </w:rPr>
+      </w:pPr>
+      <w:r>
+        <w:rPr>
+          <w:rFonts w:ascii="Times New Roman" w:hAnsi="Times New Roman" w:cs="Times New Roman"/>
+        </w:rPr>
+        <w:t xml:space="preserve">    (3, 'Сергей Иванов', '</w:t>
+      </w:r>
+      <w:proofErr w:type="spellStart"/>
+      <w:r>
+        <w:rPr>
+          <w:rFonts w:ascii="Times New Roman" w:hAnsi="Times New Roman" w:cs="Times New Roman"/>
+          <w:lang w:val="en-US"/>
+        </w:rPr>
+        <w:t>sergey</w:t>
+      </w:r>
+      <w:proofErr w:type="spellEnd"/>
+      <w:r>
+        <w:rPr>
+          <w:rFonts w:ascii="Times New Roman" w:hAnsi="Times New Roman" w:cs="Times New Roman"/>
+        </w:rPr>
+        <w:t>.</w:t>
+      </w:r>
+      <w:proofErr w:type="spellStart"/>
+      <w:r>
+        <w:rPr>
+          <w:rFonts w:ascii="Times New Roman" w:hAnsi="Times New Roman" w:cs="Times New Roman"/>
+          <w:lang w:val="en-US"/>
+        </w:rPr>
+        <w:t>ivanov</w:t>
+      </w:r>
+      <w:proofErr w:type="spellEnd"/>
+      <w:r>
+        <w:rPr>
+          <w:rFonts w:ascii="Times New Roman" w:hAnsi="Times New Roman" w:cs="Times New Roman"/>
+        </w:rPr>
+        <w:t>@</w:t>
+      </w:r>
+      <w:r>
+        <w:rPr>
+          <w:rFonts w:ascii="Times New Roman" w:hAnsi="Times New Roman" w:cs="Times New Roman"/>
+          <w:lang w:val="en-US"/>
+        </w:rPr>
+        <w:t>example</w:t>
+      </w:r>
+      <w:r>
+        <w:rPr>
+          <w:rFonts w:ascii="Times New Roman" w:hAnsi="Times New Roman" w:cs="Times New Roman"/>
+        </w:rPr>
+        <w:t>.</w:t>
+      </w:r>
+      <w:r>
+        <w:rPr>
+          <w:rFonts w:ascii="Times New Roman" w:hAnsi="Times New Roman" w:cs="Times New Roman"/>
+          <w:lang w:val="en-US"/>
+        </w:rPr>
+        <w:t>com</w:t>
+      </w:r>
+      <w:r>
+        <w:rPr>
+          <w:rFonts w:ascii="Times New Roman" w:hAnsi="Times New Roman" w:cs="Times New Roman"/>
+        </w:rPr>
+        <w:t>', '+79000000003', '2025-03-20'),</w:t>
+      </w:r>
+    </w:p>
+    <w:p>
+      <w:pPr>
+        <w:spacing w:after="0" w:line="240" w:lineRule="auto"/>
+        <w:rPr>
+          <w:rFonts w:ascii="Times New Roman" w:hAnsi="Times New Roman" w:cs="Times New Roman"/>
+        </w:rPr>
+      </w:pPr>
+      <w:r>
+        <w:rPr>
+          <w:rFonts w:ascii="Times New Roman" w:hAnsi="Times New Roman" w:cs="Times New Roman"/>
+        </w:rPr>
+        <w:t xml:space="preserve">    (4, 'Мария Кузнецова', '</w:t>
+      </w:r>
+      <w:r>
+        <w:rPr>
+          <w:rFonts w:ascii="Times New Roman" w:hAnsi="Times New Roman" w:cs="Times New Roman"/>
+          <w:lang w:val="en-US"/>
+        </w:rPr>
+        <w:t>maria</w:t>
+      </w:r>
+      <w:r>
+        <w:rPr>
+          <w:rFonts w:ascii="Times New Roman" w:hAnsi="Times New Roman" w:cs="Times New Roman"/>
+        </w:rPr>
+        <w:t>.</w:t>
+      </w:r>
+      <w:proofErr w:type="spellStart"/>
+      <w:r>
+        <w:rPr>
+          <w:rFonts w:ascii="Times New Roman" w:hAnsi="Times New Roman" w:cs="Times New Roman"/>
+          <w:lang w:val="en-US"/>
+        </w:rPr>
+        <w:t>kuznetsova</w:t>
+      </w:r>
+      <w:proofErr w:type="spellEnd"/>
+      <w:r>
+        <w:rPr>
+          <w:rFonts w:ascii="Times New Roman" w:hAnsi="Times New Roman" w:cs="Times New Roman"/>
+        </w:rPr>
+        <w:t>@</w:t>
+      </w:r>
+      <w:r>
+        <w:rPr>
+          <w:rFonts w:ascii="Times New Roman" w:hAnsi="Times New Roman" w:cs="Times New Roman"/>
+          <w:lang w:val="en-US"/>
+        </w:rPr>
+        <w:t>example</w:t>
+      </w:r>
+      <w:r>
+        <w:rPr>
+          <w:rFonts w:ascii="Times New Roman" w:hAnsi="Times New Roman" w:cs="Times New Roman"/>
+        </w:rPr>
+        <w:t>.</w:t>
+      </w:r>
+      <w:r>
+        <w:rPr>
+          <w:rFonts w:ascii="Times New Roman" w:hAnsi="Times New Roman" w:cs="Times New Roman"/>
+          <w:lang w:val="en-US"/>
+        </w:rPr>
+        <w:t>com</w:t>
+      </w:r>
+      <w:r>
+        <w:rPr>
+          <w:rFonts w:ascii="Times New Roman" w:hAnsi="Times New Roman" w:cs="Times New Roman"/>
+        </w:rPr>
+        <w:t>', '+79000000004', '2025-04-05'),</w:t>
+      </w:r>
+    </w:p>
+    <w:p>
+      <w:pPr>
+        <w:spacing w:after="0" w:line="240" w:lineRule="auto"/>
+        <w:rPr>
+          <w:rFonts w:ascii="Times New Roman" w:hAnsi="Times New Roman" w:cs="Times New Roman"/>
+        </w:rPr>
+      </w:pPr>
+      <w:r>
+        <w:rPr>
+          <w:rFonts w:ascii="Times New Roman" w:hAnsi="Times New Roman" w:cs="Times New Roman"/>
+        </w:rPr>
+        <w:t xml:space="preserve">    (5, 'Дмитрий Соколов', '</w:t>
+      </w:r>
+      <w:proofErr w:type="spellStart"/>
+      <w:r>
+        <w:rPr>
+          <w:rFonts w:ascii="Times New Roman" w:hAnsi="Times New Roman" w:cs="Times New Roman"/>
+          <w:lang w:val="en-US"/>
+        </w:rPr>
+        <w:t>dmitry</w:t>
+      </w:r>
+      <w:proofErr w:type="spellEnd"/>
+      <w:r>
+        <w:rPr>
+          <w:rFonts w:ascii="Times New Roman" w:hAnsi="Times New Roman" w:cs="Times New Roman"/>
+        </w:rPr>
+        <w:t>.</w:t>
+      </w:r>
+      <w:proofErr w:type="spellStart"/>
+      <w:r>
+        <w:rPr>
+          <w:rFonts w:ascii="Times New Roman" w:hAnsi="Times New Roman" w:cs="Times New Roman"/>
+          <w:lang w:val="en-US"/>
+        </w:rPr>
+        <w:t>sokolov</w:t>
+      </w:r>
+      <w:proofErr w:type="spellEnd"/>
+      <w:r>
+        <w:rPr>
+          <w:rFonts w:ascii="Times New Roman" w:hAnsi="Times New Roman" w:cs="Times New Roman"/>
+        </w:rPr>
+        <w:t>@</w:t>
+      </w:r>
+      <w:r>
+        <w:rPr>
+          <w:rFonts w:ascii="Times New Roman" w:hAnsi="Times New Roman" w:cs="Times New Roman"/>
+          <w:lang w:val="en-US"/>
+        </w:rPr>
+        <w:t>example</w:t>
+      </w:r>
+      <w:r>
+        <w:rPr>
+          <w:rFonts w:ascii="Times New Roman" w:hAnsi="Times New Roman" w:cs="Times New Roman"/>
+        </w:rPr>
+        <w:t>.</w:t>
+      </w:r>
+      <w:r>
+        <w:rPr>
+          <w:rFonts w:ascii="Times New Roman" w:hAnsi="Times New Roman" w:cs="Times New Roman"/>
+          <w:lang w:val="en-US"/>
+        </w:rPr>
+        <w:t>com</w:t>
+      </w:r>
+      <w:r>
+        <w:rPr>
+          <w:rFonts w:ascii="Times New Roman" w:hAnsi="Times New Roman" w:cs="Times New Roman"/>
+        </w:rPr>
+        <w:t>', '+79000000005', '2025-05-12'),</w:t>
+      </w:r>
+    </w:p>
+    <w:p>
+      <w:pPr>
+        <w:spacing w:after="0" w:line="240" w:lineRule="auto"/>
+        <w:rPr>
+          <w:rFonts w:ascii="Times New Roman" w:hAnsi="Times New Roman" w:cs="Times New Roman"/>
+        </w:rPr>
+      </w:pPr>
+      <w:r>
+        <w:rPr>
+          <w:rFonts w:ascii="Times New Roman" w:hAnsi="Times New Roman" w:cs="Times New Roman"/>
+        </w:rPr>
+        <w:t xml:space="preserve">    (6, 'Елена Попова', '</w:t>
+      </w:r>
+      <w:proofErr w:type="spellStart"/>
+      <w:r>
+        <w:rPr>
+          <w:rFonts w:ascii="Times New Roman" w:hAnsi="Times New Roman" w:cs="Times New Roman"/>
+          <w:lang w:val="en-US"/>
+        </w:rPr>
+        <w:t>elena</w:t>
+      </w:r>
+      <w:proofErr w:type="spellEnd"/>
+      <w:r>
+        <w:rPr>
+          <w:rFonts w:ascii="Times New Roman" w:hAnsi="Times New Roman" w:cs="Times New Roman"/>
+        </w:rPr>
+        <w:t>.</w:t>
+      </w:r>
+      <w:proofErr w:type="spellStart"/>
+      <w:r>
+        <w:rPr>
+          <w:rFonts w:ascii="Times New Roman" w:hAnsi="Times New Roman" w:cs="Times New Roman"/>
+          <w:lang w:val="en-US"/>
+        </w:rPr>
+        <w:t>popova</w:t>
+      </w:r>
+      <w:proofErr w:type="spellEnd"/>
+      <w:r>
+        <w:rPr>
+          <w:rFonts w:ascii="Times New Roman" w:hAnsi="Times New Roman" w:cs="Times New Roman"/>
+        </w:rPr>
+        <w:t>@</w:t>
+      </w:r>
+      <w:r>
+        <w:rPr>
+          <w:rFonts w:ascii="Times New Roman" w:hAnsi="Times New Roman" w:cs="Times New Roman"/>
+          <w:lang w:val="en-US"/>
+        </w:rPr>
+        <w:t>example</w:t>
+      </w:r>
+      <w:r>
+        <w:rPr>
+          <w:rFonts w:ascii="Times New Roman" w:hAnsi="Times New Roman" w:cs="Times New Roman"/>
+        </w:rPr>
+        <w:t>.</w:t>
+      </w:r>
+      <w:r>
+        <w:rPr>
+          <w:rFonts w:ascii="Times New Roman" w:hAnsi="Times New Roman" w:cs="Times New Roman"/>
+          <w:lang w:val="en-US"/>
+        </w:rPr>
+        <w:t>com</w:t>
+      </w:r>
+      <w:r>
+        <w:rPr>
+          <w:rFonts w:ascii="Times New Roman" w:hAnsi="Times New Roman" w:cs="Times New Roman"/>
+        </w:rPr>
+        <w:t>', '+79000000006', '2025-06-18'),</w:t>
+      </w:r>
+    </w:p>
+    <w:p>
+      <w:pPr>
+        <w:spacing w:after="0" w:line="240" w:lineRule="auto"/>
+        <w:rPr>
+          <w:rFonts w:ascii="Times New Roman" w:hAnsi="Times New Roman" w:cs="Times New Roman"/>
+        </w:rPr>
+      </w:pPr>
+      <w:r>
+        <w:rPr>
+          <w:rFonts w:ascii="Times New Roman" w:hAnsi="Times New Roman" w:cs="Times New Roman"/>
+        </w:rPr>
+        <w:t xml:space="preserve">    (7, 'Алексей Волков', '</w:t>
+      </w:r>
+      <w:proofErr w:type="spellStart"/>
+      <w:r>
+        <w:rPr>
+          <w:rFonts w:ascii="Times New Roman" w:hAnsi="Times New Roman" w:cs="Times New Roman"/>
+          <w:lang w:val="en-US"/>
+        </w:rPr>
+        <w:t>alexey</w:t>
+      </w:r>
+      <w:proofErr w:type="spellEnd"/>
+      <w:r>
+        <w:rPr>
+          <w:rFonts w:ascii="Times New Roman" w:hAnsi="Times New Roman" w:cs="Times New Roman"/>
+        </w:rPr>
+        <w:t>.</w:t>
+      </w:r>
+      <w:proofErr w:type="spellStart"/>
+      <w:r>
+        <w:rPr>
+          <w:rFonts w:ascii="Times New Roman" w:hAnsi="Times New Roman" w:cs="Times New Roman"/>
+          <w:lang w:val="en-US"/>
+        </w:rPr>
+        <w:t>volkov</w:t>
+      </w:r>
+      <w:proofErr w:type="spellEnd"/>
+      <w:r>
+        <w:rPr>
+          <w:rFonts w:ascii="Times New Roman" w:hAnsi="Times New Roman" w:cs="Times New Roman"/>
+        </w:rPr>
+        <w:t>@</w:t>
+      </w:r>
+      <w:r>
+        <w:rPr>
+          <w:rFonts w:ascii="Times New Roman" w:hAnsi="Times New Roman" w:cs="Times New Roman"/>
+          <w:lang w:val="en-US"/>
+        </w:rPr>
+        <w:t>example</w:t>
+      </w:r>
+      <w:r>
+        <w:rPr>
+          <w:rFonts w:ascii="Times New Roman" w:hAnsi="Times New Roman" w:cs="Times New Roman"/>
+        </w:rPr>
+        <w:t>.</w:t>
+      </w:r>
+      <w:r>
+        <w:rPr>
+          <w:rFonts w:ascii="Times New Roman" w:hAnsi="Times New Roman" w:cs="Times New Roman"/>
+          <w:lang w:val="en-US"/>
+        </w:rPr>
+        <w:t>com</w:t>
+      </w:r>
+      <w:r>
+        <w:rPr>
+          <w:rFonts w:ascii="Times New Roman" w:hAnsi="Times New Roman" w:cs="Times New Roman"/>
+        </w:rPr>
+        <w:t>', '+79000000007', '2025-07-22'),</w:t>
+      </w:r>
+    </w:p>
+    <w:p>
+      <w:pPr>
+        <w:spacing w:after="0" w:line="240" w:lineRule="auto"/>
+        <w:rPr>
+          <w:rFonts w:ascii="Times New Roman" w:hAnsi="Times New Roman" w:cs="Times New Roman"/>
+        </w:rPr>
+      </w:pPr>
+      <w:r>
+        <w:rPr>
+          <w:rFonts w:ascii="Times New Roman" w:hAnsi="Times New Roman" w:cs="Times New Roman"/>
+        </w:rPr>
+        <w:t xml:space="preserve">    (8, 'Ольга Морозова', '</w:t>
+      </w:r>
+      <w:proofErr w:type="spellStart"/>
+      <w:r>
+        <w:rPr>
+          <w:rFonts w:ascii="Times New Roman" w:hAnsi="Times New Roman" w:cs="Times New Roman"/>
+          <w:lang w:val="en-US"/>
+        </w:rPr>
+        <w:t>olga</w:t>
+      </w:r>
+      <w:proofErr w:type="spellEnd"/>
+      <w:r>
+        <w:rPr>
+          <w:rFonts w:ascii="Times New Roman" w:hAnsi="Times New Roman" w:cs="Times New Roman"/>
+        </w:rPr>
+        <w:t>.</w:t>
+      </w:r>
+      <w:proofErr w:type="spellStart"/>
+      <w:r>
+        <w:rPr>
+          <w:rFonts w:ascii="Times New Roman" w:hAnsi="Times New Roman" w:cs="Times New Roman"/>
+          <w:lang w:val="en-US"/>
+        </w:rPr>
+        <w:t>morozova</w:t>
+      </w:r>
+      <w:proofErr w:type="spellEnd"/>
+      <w:r>
+        <w:rPr>
+          <w:rFonts w:ascii="Times New Roman" w:hAnsi="Times New Roman" w:cs="Times New Roman"/>
+        </w:rPr>
+        <w:t>@</w:t>
+      </w:r>
+      <w:r>
+        <w:rPr>
+          <w:rFonts w:ascii="Times New Roman" w:hAnsi="Times New Roman" w:cs="Times New Roman"/>
+          <w:lang w:val="en-US"/>
+        </w:rPr>
+        <w:t>example</w:t>
+      </w:r>
+      <w:r>
+        <w:rPr>
+          <w:rFonts w:ascii="Times New Roman" w:hAnsi="Times New Roman" w:cs="Times New Roman"/>
+        </w:rPr>
+        <w:t>.</w:t>
+      </w:r>
+      <w:r>
+        <w:rPr>
+          <w:rFonts w:ascii="Times New Roman" w:hAnsi="Times New Roman" w:cs="Times New Roman"/>
+          <w:lang w:val="en-US"/>
+        </w:rPr>
+        <w:t>com</w:t>
+      </w:r>
+      <w:r>
+        <w:rPr>
+          <w:rFonts w:ascii="Times New Roman" w:hAnsi="Times New Roman" w:cs="Times New Roman"/>
+        </w:rPr>
+        <w:t>', '+79000000008', '2025-08-30'),</w:t>
+      </w:r>
+    </w:p>
+    <w:p>
+      <w:pPr>
+        <w:spacing w:after="0" w:line="240" w:lineRule="auto"/>
+        <w:rPr>
+          <w:rFonts w:ascii="Times New Roman" w:hAnsi="Times New Roman" w:cs="Times New Roman"/>
+        </w:rPr>
+      </w:pPr>
+      <w:r>
+        <w:rPr>
+          <w:rFonts w:ascii="Times New Roman" w:hAnsi="Times New Roman" w:cs="Times New Roman"/>
+        </w:rPr>
+        <w:t xml:space="preserve">    (9, 'Никита Лебедев', '</w:t>
+      </w:r>
+      <w:proofErr w:type="spellStart"/>
+      <w:r>
+        <w:rPr>
+          <w:rFonts w:ascii="Times New Roman" w:hAnsi="Times New Roman" w:cs="Times New Roman"/>
+          <w:lang w:val="en-US"/>
+        </w:rPr>
+        <w:t>nikita</w:t>
+      </w:r>
+      <w:proofErr w:type="spellEnd"/>
+      <w:r>
+        <w:rPr>
+          <w:rFonts w:ascii="Times New Roman" w:hAnsi="Times New Roman" w:cs="Times New Roman"/>
+        </w:rPr>
+        <w:t>.</w:t>
+      </w:r>
+      <w:proofErr w:type="spellStart"/>
+      <w:r>
+        <w:rPr>
+          <w:rFonts w:ascii="Times New Roman" w:hAnsi="Times New Roman" w:cs="Times New Roman"/>
+          <w:lang w:val="en-US"/>
+        </w:rPr>
+        <w:t>lebedev</w:t>
+      </w:r>
+      <w:proofErr w:type="spellEnd"/>
+      <w:r>
+        <w:rPr>
+          <w:rFonts w:ascii="Times New Roman" w:hAnsi="Times New Roman" w:cs="Times New Roman"/>
+        </w:rPr>
+        <w:t>@</w:t>
+      </w:r>
+      <w:r>
+        <w:rPr>
+          <w:rFonts w:ascii="Times New Roman" w:hAnsi="Times New Roman" w:cs="Times New Roman"/>
+          <w:lang w:val="en-US"/>
+        </w:rPr>
+        <w:t>example</w:t>
+      </w:r>
+      <w:r>
+        <w:rPr>
+          <w:rFonts w:ascii="Times New Roman" w:hAnsi="Times New Roman" w:cs="Times New Roman"/>
+        </w:rPr>
+        <w:t>.</w:t>
+      </w:r>
+      <w:r>
+        <w:rPr>
+          <w:rFonts w:ascii="Times New Roman" w:hAnsi="Times New Roman" w:cs="Times New Roman"/>
+          <w:lang w:val="en-US"/>
+        </w:rPr>
+        <w:t>com</w:t>
+      </w:r>
+      <w:r>
+        <w:rPr>
+          <w:rFonts w:ascii="Times New Roman" w:hAnsi="Times New Roman" w:cs="Times New Roman"/>
+        </w:rPr>
+        <w:t>', '+79000000009', '2025-09-14'),</w:t>
+      </w:r>
+    </w:p>
+    <w:p>
+      <w:pPr>
+        <w:spacing w:after="0" w:line="240" w:lineRule="auto"/>
+        <w:rPr>
+          <w:rFonts w:ascii="Times New Roman" w:hAnsi="Times New Roman" w:cs="Times New Roman"/>
+        </w:rPr>
+      </w:pPr>
+      <w:r>
+        <w:rPr>
+          <w:rFonts w:ascii="Times New Roman" w:hAnsi="Times New Roman" w:cs="Times New Roman"/>
+        </w:rPr>
+        <w:t xml:space="preserve">    (10, 'Татьяна Новикова', '</w:t>
+      </w:r>
+      <w:proofErr w:type="spellStart"/>
+      <w:r>
+        <w:rPr>
+          <w:rFonts w:ascii="Times New Roman" w:hAnsi="Times New Roman" w:cs="Times New Roman"/>
+          <w:lang w:val="en-US"/>
+        </w:rPr>
+        <w:t>tatyana</w:t>
+      </w:r>
+      <w:proofErr w:type="spellEnd"/>
+      <w:r>
+        <w:rPr>
+          <w:rFonts w:ascii="Times New Roman" w:hAnsi="Times New Roman" w:cs="Times New Roman"/>
+        </w:rPr>
+        <w:t>.</w:t>
+      </w:r>
+      <w:proofErr w:type="spellStart"/>
+      <w:r>
+        <w:rPr>
+          <w:rFonts w:ascii="Times New Roman" w:hAnsi="Times New Roman" w:cs="Times New Roman"/>
+          <w:lang w:val="en-US"/>
+        </w:rPr>
+        <w:t>novikova</w:t>
+      </w:r>
+      <w:proofErr w:type="spellEnd"/>
+      <w:r>
+        <w:rPr>
+          <w:rFonts w:ascii="Times New Roman" w:hAnsi="Times New Roman" w:cs="Times New Roman"/>
+        </w:rPr>
+        <w:t>@</w:t>
+      </w:r>
+      <w:r>
+        <w:rPr>
+          <w:rFonts w:ascii="Times New Roman" w:hAnsi="Times New Roman" w:cs="Times New Roman"/>
+          <w:lang w:val="en-US"/>
+        </w:rPr>
+        <w:t>example</w:t>
+      </w:r>
+      <w:r>
+        <w:rPr>
+          <w:rFonts w:ascii="Times New Roman" w:hAnsi="Times New Roman" w:cs="Times New Roman"/>
+        </w:rPr>
+        <w:t>.</w:t>
+      </w:r>
+      <w:r>
+        <w:rPr>
+          <w:rFonts w:ascii="Times New Roman" w:hAnsi="Times New Roman" w:cs="Times New Roman"/>
+          <w:lang w:val="en-US"/>
+        </w:rPr>
+        <w:t>com</w:t>
+      </w:r>
+      <w:r>
+        <w:rPr>
+          <w:rFonts w:ascii="Times New Roman" w:hAnsi="Times New Roman" w:cs="Times New Roman"/>
+        </w:rPr>
+        <w:t>', '+79000000010', '2025-10-01');</w:t>
+      </w:r>
+    </w:p>
+    <w:p>
+      <w:pPr>
+        <w:spacing w:after="0" w:line="240" w:lineRule="auto"/>
+        <w:rPr>
+          <w:rFonts w:ascii="Times New Roman" w:hAnsi="Times New Roman" w:cs="Times New Roman"/>
+        </w:rPr>
+      </w:pPr>
+    </w:p>
+    <w:p>
+      <w:pPr>
+        <w:spacing w:after="0" w:line="240" w:lineRule="auto"/>
+        <w:rPr>
+          <w:rFonts w:ascii="Times New Roman" w:hAnsi="Times New Roman" w:cs="Times New Roman"/>
+          <w:lang w:val="en-US"/>
+        </w:rPr>
+      </w:pPr>
+      <w:r>
+        <w:rPr>
+          <w:rFonts w:ascii="Times New Roman" w:hAnsi="Times New Roman" w:cs="Times New Roman"/>
+          <w:lang w:val="en-US"/>
+        </w:rPr>
+        <w:t>-- =========================================================</w:t>
+      </w:r>
+    </w:p>
+    <w:p>
+      <w:pPr>
+        <w:spacing w:after="0" w:line="240" w:lineRule="auto"/>
+        <w:rPr>
+          <w:rFonts w:ascii="Times New Roman" w:hAnsi="Times New Roman" w:cs="Times New Roman"/>
+          <w:lang w:val="en-US"/>
+        </w:rPr>
+      </w:pPr>
+      <w:r>
+        <w:rPr>
+          <w:rFonts w:ascii="Times New Roman" w:hAnsi="Times New Roman" w:cs="Times New Roman"/>
+          <w:lang w:val="en-US"/>
+        </w:rPr>
+        <w:t xml:space="preserve">-- 6. </w:t>
+      </w:r>
+      <w:proofErr w:type="spellStart"/>
+      <w:r>
+        <w:rPr>
+          <w:rFonts w:ascii="Times New Roman" w:hAnsi="Times New Roman" w:cs="Times New Roman"/>
+          <w:lang w:val="en-US"/>
+        </w:rPr>
+        <w:t>Сотрудники</w:t>
+      </w:r>
+      <w:proofErr w:type="spellEnd"/>
+    </w:p>
+    <w:p>
+      <w:pPr>
+        <w:spacing w:after="0" w:line="240" w:lineRule="auto"/>
+        <w:rPr>
+          <w:rFonts w:ascii="Times New Roman" w:hAnsi="Times New Roman" w:cs="Times New Roman"/>
+          <w:lang w:val="en-US"/>
+        </w:rPr>
+      </w:pPr>
+      <w:r>
+        <w:rPr>
+          <w:rFonts w:ascii="Times New Roman" w:hAnsi="Times New Roman" w:cs="Times New Roman"/>
+          <w:lang w:val="en-US"/>
+        </w:rPr>
+        <w:t>-- =========================================================</w:t>
+      </w:r>
+    </w:p>
+    <w:p>
+      <w:pPr>
+        <w:spacing w:after="0" w:line="240" w:lineRule="auto"/>
+        <w:rPr>
+          <w:rFonts w:ascii="Times New Roman" w:hAnsi="Times New Roman" w:cs="Times New Roman"/>
+          <w:lang w:val="en-US"/>
+        </w:rPr>
+      </w:pPr>
+    </w:p>
+    <w:p>
+      <w:pPr>
+        <w:spacing w:after="0" w:line="240" w:lineRule="auto"/>
+        <w:rPr>
+          <w:rFonts w:ascii="Times New Roman" w:hAnsi="Times New Roman" w:cs="Times New Roman"/>
+          <w:lang w:val="en-US"/>
+        </w:rPr>
+      </w:pPr>
+      <w:r>
+        <w:rPr>
+          <w:rFonts w:ascii="Times New Roman" w:hAnsi="Times New Roman" w:cs="Times New Roman"/>
+          <w:lang w:val="en-US"/>
+        </w:rPr>
+        <w:t xml:space="preserve">INSERT INTO </w:t>
+      </w:r>
+      <w:proofErr w:type="spellStart"/>
+      <w:proofErr w:type="gramStart"/>
+      <w:r>
+        <w:rPr>
+          <w:rFonts w:ascii="Times New Roman" w:hAnsi="Times New Roman" w:cs="Times New Roman"/>
+          <w:lang w:val="en-US"/>
+        </w:rPr>
+        <w:t>library.employees</w:t>
+      </w:r>
+      <w:proofErr w:type="spellEnd"/>
+      <w:proofErr w:type="gramEnd"/>
+    </w:p>
+    <w:p>
+      <w:pPr>
+        <w:spacing w:after="0" w:line="240" w:lineRule="auto"/>
+        <w:rPr>
+          <w:rFonts w:ascii="Times New Roman" w:hAnsi="Times New Roman" w:cs="Times New Roman"/>
+          <w:lang w:val="en-US"/>
+        </w:rPr>
+      </w:pPr>
+      <w:r>
+        <w:rPr>
+          <w:rFonts w:ascii="Times New Roman" w:hAnsi="Times New Roman" w:cs="Times New Roman"/>
+          <w:lang w:val="en-US"/>
+        </w:rPr>
+        <w:t>(</w:t>
+      </w:r>
+      <w:proofErr w:type="spellStart"/>
+      <w:proofErr w:type="gramStart"/>
+      <w:r>
+        <w:rPr>
+          <w:rFonts w:ascii="Times New Roman" w:hAnsi="Times New Roman" w:cs="Times New Roman"/>
+          <w:lang w:val="en-US"/>
+        </w:rPr>
+        <w:t>employee</w:t>
+      </w:r>
+      <w:proofErr w:type="gramEnd"/>
+      <w:r>
+        <w:rPr>
+          <w:rFonts w:ascii="Times New Roman" w:hAnsi="Times New Roman" w:cs="Times New Roman"/>
+          <w:lang w:val="en-US"/>
+        </w:rPr>
+        <w:t>_id</w:t>
+      </w:r>
+      <w:proofErr w:type="spellEnd"/>
+      <w:r>
+        <w:rPr>
+          <w:rFonts w:ascii="Times New Roman" w:hAnsi="Times New Roman" w:cs="Times New Roman"/>
+          <w:lang w:val="en-US"/>
+        </w:rPr>
+        <w:t xml:space="preserve">, </w:t>
+      </w:r>
+      <w:proofErr w:type="spellStart"/>
+      <w:r>
+        <w:rPr>
+          <w:rFonts w:ascii="Times New Roman" w:hAnsi="Times New Roman" w:cs="Times New Roman"/>
+          <w:lang w:val="en-US"/>
+        </w:rPr>
+        <w:t>full_name</w:t>
+      </w:r>
+      <w:proofErr w:type="spellEnd"/>
+      <w:r>
+        <w:rPr>
+          <w:rFonts w:ascii="Times New Roman" w:hAnsi="Times New Roman" w:cs="Times New Roman"/>
+          <w:lang w:val="en-US"/>
+        </w:rPr>
+        <w:t xml:space="preserve">, position, salary, </w:t>
+      </w:r>
+      <w:proofErr w:type="spellStart"/>
+      <w:r>
+        <w:rPr>
+          <w:rFonts w:ascii="Times New Roman" w:hAnsi="Times New Roman" w:cs="Times New Roman"/>
+          <w:lang w:val="en-US"/>
+        </w:rPr>
+        <w:t>hire_date</w:t>
+      </w:r>
+      <w:proofErr w:type="spellEnd"/>
+      <w:r>
+        <w:rPr>
+          <w:rFonts w:ascii="Times New Roman" w:hAnsi="Times New Roman" w:cs="Times New Roman"/>
+          <w:lang w:val="en-US"/>
+        </w:rPr>
+        <w:t>)</w:t>
+      </w:r>
+    </w:p>
+    <w:p>
+      <w:pPr>
+        <w:spacing w:after="0" w:line="240" w:lineRule="auto"/>
+        <w:rPr>
+          <w:rFonts w:ascii="Times New Roman" w:hAnsi="Times New Roman" w:cs="Times New Roman"/>
+        </w:rPr>
+      </w:pPr>
+      <w:r>
+        <w:rPr>
+          <w:rFonts w:ascii="Times New Roman" w:hAnsi="Times New Roman" w:cs="Times New Roman"/>
+          <w:lang w:val="en-US"/>
+        </w:rPr>
+        <w:t>VALUES</w:t>
+      </w:r>
+    </w:p>
+    <w:p>
+      <w:pPr>
+        <w:spacing w:after="0" w:line="240" w:lineRule="auto"/>
+        <w:rPr>
+          <w:rFonts w:ascii="Times New Roman" w:hAnsi="Times New Roman" w:cs="Times New Roman"/>
+        </w:rPr>
+      </w:pPr>
+      <w:r>
+        <w:rPr>
+          <w:rFonts w:ascii="Times New Roman" w:hAnsi="Times New Roman" w:cs="Times New Roman"/>
+        </w:rPr>
+        <w:t xml:space="preserve">    (1, 'Андрей Васильев', 'Менеджер по продажам', 65000.00, '2022-03-01'),</w:t>
+      </w:r>
+    </w:p>
+    <w:p>
+      <w:pPr>
+        <w:spacing w:after="0" w:line="240" w:lineRule="auto"/>
+        <w:rPr>
+          <w:rFonts w:ascii="Times New Roman" w:hAnsi="Times New Roman" w:cs="Times New Roman"/>
+        </w:rPr>
+      </w:pPr>
+      <w:r>
+        <w:rPr>
+          <w:rFonts w:ascii="Times New Roman" w:hAnsi="Times New Roman" w:cs="Times New Roman"/>
+        </w:rPr>
+        <w:t xml:space="preserve">    (2, 'Екатерина Фёдорова', 'Кассир', 48000.00, '2023-06-15'),</w:t>
+      </w:r>
+    </w:p>
+    <w:p>
+      <w:pPr>
+        <w:spacing w:after="0" w:line="240" w:lineRule="auto"/>
+        <w:rPr>
+          <w:rFonts w:ascii="Times New Roman" w:hAnsi="Times New Roman" w:cs="Times New Roman"/>
+        </w:rPr>
+      </w:pPr>
+      <w:r>
+        <w:rPr>
+          <w:rFonts w:ascii="Times New Roman" w:hAnsi="Times New Roman" w:cs="Times New Roman"/>
+        </w:rPr>
+        <w:t xml:space="preserve">    (3, 'Михаил Павлов', 'Старший менеджер', 80000.00, '2021-09-10'),</w:t>
+      </w:r>
+    </w:p>
+    <w:p>
+      <w:pPr>
+        <w:spacing w:after="0" w:line="240" w:lineRule="auto"/>
+        <w:rPr>
+          <w:rFonts w:ascii="Times New Roman" w:hAnsi="Times New Roman" w:cs="Times New Roman"/>
+        </w:rPr>
+      </w:pPr>
+      <w:r>
+        <w:rPr>
+          <w:rFonts w:ascii="Times New Roman" w:hAnsi="Times New Roman" w:cs="Times New Roman"/>
+        </w:rPr>
+        <w:t xml:space="preserve">    (4, 'Наталья Семёнова', 'Администратор', 70000.00, '2020-11-20'),</w:t>
+      </w:r>
+    </w:p>
+    <w:p>
+      <w:pPr>
+        <w:spacing w:after="0" w:line="240" w:lineRule="auto"/>
+        <w:rPr>
+          <w:rFonts w:ascii="Times New Roman" w:hAnsi="Times New Roman" w:cs="Times New Roman"/>
+        </w:rPr>
+      </w:pPr>
+      <w:r>
+        <w:rPr>
+          <w:rFonts w:ascii="Times New Roman" w:hAnsi="Times New Roman" w:cs="Times New Roman"/>
+        </w:rPr>
+        <w:t xml:space="preserve">    (5, 'Павел Козлов', 'Менеджер по продажам', 62000.00, '2024-02-12');</w:t>
+      </w:r>
+    </w:p>
+    <w:p>
+      <w:pPr>
+        <w:spacing w:after="0" w:line="240" w:lineRule="auto"/>
+        <w:rPr>
+          <w:rFonts w:ascii="Times New Roman" w:hAnsi="Times New Roman" w:cs="Times New Roman"/>
+        </w:rPr>
+      </w:pPr>
+    </w:p>
+    <w:p>
+      <w:pPr>
+        <w:spacing w:after="0" w:line="240" w:lineRule="auto"/>
+        <w:rPr>
+          <w:rFonts w:ascii="Times New Roman" w:hAnsi="Times New Roman" w:cs="Times New Roman"/>
+          <w:lang w:val="en-US"/>
+        </w:rPr>
+      </w:pPr>
+      <w:r>
+        <w:rPr>
+          <w:rFonts w:ascii="Times New Roman" w:hAnsi="Times New Roman" w:cs="Times New Roman"/>
+          <w:lang w:val="en-US"/>
+        </w:rPr>
+        <w:t>-- =========================================================</w:t>
+      </w:r>
+    </w:p>
+    <w:p>
+      <w:pPr>
+        <w:spacing w:after="0" w:line="240" w:lineRule="auto"/>
+        <w:rPr>
+          <w:rFonts w:ascii="Times New Roman" w:hAnsi="Times New Roman" w:cs="Times New Roman"/>
+          <w:lang w:val="en-US"/>
+        </w:rPr>
+      </w:pPr>
+      <w:r>
+        <w:rPr>
+          <w:rFonts w:ascii="Times New Roman" w:hAnsi="Times New Roman" w:cs="Times New Roman"/>
+          <w:lang w:val="en-US"/>
+        </w:rPr>
+        <w:t xml:space="preserve">-- 7. </w:t>
+      </w:r>
+      <w:proofErr w:type="spellStart"/>
+      <w:r>
+        <w:rPr>
+          <w:rFonts w:ascii="Times New Roman" w:hAnsi="Times New Roman" w:cs="Times New Roman"/>
+          <w:lang w:val="en-US"/>
+        </w:rPr>
+        <w:t>Заказы</w:t>
+      </w:r>
+      <w:proofErr w:type="spellEnd"/>
+    </w:p>
+    <w:p>
+      <w:pPr>
+        <w:spacing w:after="0" w:line="240" w:lineRule="auto"/>
+        <w:rPr>
+          <w:rFonts w:ascii="Times New Roman" w:hAnsi="Times New Roman" w:cs="Times New Roman"/>
+          <w:lang w:val="en-US"/>
+        </w:rPr>
+      </w:pPr>
+      <w:r>
+        <w:rPr>
+          <w:rFonts w:ascii="Times New Roman" w:hAnsi="Times New Roman" w:cs="Times New Roman"/>
+          <w:lang w:val="en-US"/>
+        </w:rPr>
+        <w:t>-- =========================================================</w:t>
+      </w:r>
+    </w:p>
+    <w:p>
+      <w:pPr>
+        <w:spacing w:after="0" w:line="240" w:lineRule="auto"/>
+        <w:rPr>
+          <w:rFonts w:ascii="Times New Roman" w:hAnsi="Times New Roman" w:cs="Times New Roman"/>
+          <w:lang w:val="en-US"/>
+        </w:rPr>
+      </w:pPr>
+    </w:p>
+    <w:p>
+      <w:pPr>
+        <w:spacing w:after="0" w:line="240" w:lineRule="auto"/>
+        <w:rPr>
+          <w:rFonts w:ascii="Times New Roman" w:hAnsi="Times New Roman" w:cs="Times New Roman"/>
+          <w:lang w:val="en-US"/>
+        </w:rPr>
+      </w:pPr>
+      <w:r>
+        <w:rPr>
+          <w:rFonts w:ascii="Times New Roman" w:hAnsi="Times New Roman" w:cs="Times New Roman"/>
+          <w:lang w:val="en-US"/>
+        </w:rPr>
+        <w:t xml:space="preserve">INSERT INTO </w:t>
+      </w:r>
+      <w:proofErr w:type="spellStart"/>
+      <w:proofErr w:type="gramStart"/>
+      <w:r>
+        <w:rPr>
+          <w:rFonts w:ascii="Times New Roman" w:hAnsi="Times New Roman" w:cs="Times New Roman"/>
+          <w:lang w:val="en-US"/>
+        </w:rPr>
+        <w:t>library.orders</w:t>
+      </w:r>
+      <w:proofErr w:type="spellEnd"/>
+      <w:proofErr w:type="gramEnd"/>
+    </w:p>
+    <w:p>
+      <w:pPr>
+        <w:spacing w:after="0" w:line="240" w:lineRule="auto"/>
+        <w:rPr>
+          <w:rFonts w:ascii="Times New Roman" w:hAnsi="Times New Roman" w:cs="Times New Roman"/>
+          <w:lang w:val="en-US"/>
+        </w:rPr>
+      </w:pPr>
+      <w:r>
+        <w:rPr>
+          <w:rFonts w:ascii="Times New Roman" w:hAnsi="Times New Roman" w:cs="Times New Roman"/>
+          <w:lang w:val="en-US"/>
+        </w:rPr>
+        <w:t>(</w:t>
+      </w:r>
+      <w:proofErr w:type="spellStart"/>
+      <w:proofErr w:type="gramStart"/>
+      <w:r>
+        <w:rPr>
+          <w:rFonts w:ascii="Times New Roman" w:hAnsi="Times New Roman" w:cs="Times New Roman"/>
+          <w:lang w:val="en-US"/>
+        </w:rPr>
+        <w:t>order</w:t>
+      </w:r>
+      <w:proofErr w:type="gramEnd"/>
+      <w:r>
+        <w:rPr>
+          <w:rFonts w:ascii="Times New Roman" w:hAnsi="Times New Roman" w:cs="Times New Roman"/>
+          <w:lang w:val="en-US"/>
+        </w:rPr>
+        <w:t>_id</w:t>
+      </w:r>
+      <w:proofErr w:type="spellEnd"/>
+      <w:r>
+        <w:rPr>
+          <w:rFonts w:ascii="Times New Roman" w:hAnsi="Times New Roman" w:cs="Times New Roman"/>
+          <w:lang w:val="en-US"/>
+        </w:rPr>
+        <w:t xml:space="preserve">, </w:t>
+      </w:r>
+      <w:proofErr w:type="spellStart"/>
+      <w:r>
+        <w:rPr>
+          <w:rFonts w:ascii="Times New Roman" w:hAnsi="Times New Roman" w:cs="Times New Roman"/>
+          <w:lang w:val="en-US"/>
+        </w:rPr>
+        <w:t>customer_id</w:t>
+      </w:r>
+      <w:proofErr w:type="spellEnd"/>
+      <w:r>
+        <w:rPr>
+          <w:rFonts w:ascii="Times New Roman" w:hAnsi="Times New Roman" w:cs="Times New Roman"/>
+          <w:lang w:val="en-US"/>
+        </w:rPr>
+        <w:t xml:space="preserve">, </w:t>
+      </w:r>
+      <w:proofErr w:type="spellStart"/>
+      <w:r>
+        <w:rPr>
+          <w:rFonts w:ascii="Times New Roman" w:hAnsi="Times New Roman" w:cs="Times New Roman"/>
+          <w:lang w:val="en-US"/>
+        </w:rPr>
+        <w:t>employee_id</w:t>
+      </w:r>
+      <w:proofErr w:type="spellEnd"/>
+      <w:r>
+        <w:rPr>
+          <w:rFonts w:ascii="Times New Roman" w:hAnsi="Times New Roman" w:cs="Times New Roman"/>
+          <w:lang w:val="en-US"/>
+        </w:rPr>
+        <w:t xml:space="preserve">, </w:t>
+      </w:r>
+      <w:proofErr w:type="spellStart"/>
+      <w:r>
+        <w:rPr>
+          <w:rFonts w:ascii="Times New Roman" w:hAnsi="Times New Roman" w:cs="Times New Roman"/>
+          <w:lang w:val="en-US"/>
+        </w:rPr>
+        <w:t>order_date</w:t>
+      </w:r>
+      <w:proofErr w:type="spellEnd"/>
+      <w:r>
+        <w:rPr>
+          <w:rFonts w:ascii="Times New Roman" w:hAnsi="Times New Roman" w:cs="Times New Roman"/>
+          <w:lang w:val="en-US"/>
+        </w:rPr>
+        <w:t>, status)</w:t>
+      </w:r>
+    </w:p>
+    <w:p>
+      <w:pPr>
+        <w:spacing w:after="0" w:line="240" w:lineRule="auto"/>
+        <w:rPr>
+          <w:rFonts w:ascii="Times New Roman" w:hAnsi="Times New Roman" w:cs="Times New Roman"/>
+        </w:rPr>
+      </w:pPr>
+      <w:r>
+        <w:rPr>
+          <w:rFonts w:ascii="Times New Roman" w:hAnsi="Times New Roman" w:cs="Times New Roman"/>
+          <w:lang w:val="en-US"/>
+        </w:rPr>
+        <w:t>VALUES</w:t>
+      </w:r>
+    </w:p>
+    <w:p>
+      <w:pPr>
+        <w:spacing w:after="0" w:line="240" w:lineRule="auto"/>
+        <w:rPr>
+          <w:rFonts w:ascii="Times New Roman" w:hAnsi="Times New Roman" w:cs="Times New Roman"/>
+        </w:rPr>
+      </w:pPr>
+      <w:r>
+        <w:rPr>
+          <w:rFonts w:ascii="Times New Roman" w:hAnsi="Times New Roman" w:cs="Times New Roman"/>
+        </w:rPr>
+        <w:t xml:space="preserve">    (1, 1, 1, '2026-01-10 10:30:00', 'Оплачен'),</w:t>
+      </w:r>
+    </w:p>
+    <w:p>
+      <w:pPr>
+        <w:spacing w:after="0" w:line="240" w:lineRule="auto"/>
+        <w:rPr>
+          <w:rFonts w:ascii="Times New Roman" w:hAnsi="Times New Roman" w:cs="Times New Roman"/>
+        </w:rPr>
+      </w:pPr>
+      <w:r>
+        <w:rPr>
+          <w:rFonts w:ascii="Times New Roman" w:hAnsi="Times New Roman" w:cs="Times New Roman"/>
+        </w:rPr>
+        <w:t xml:space="preserve">    (2, 2, 2, '2026-01-12 12:15:00', 'Выполнен'),</w:t>
+      </w:r>
+    </w:p>
+    <w:p>
+      <w:pPr>
+        <w:spacing w:after="0" w:line="240" w:lineRule="auto"/>
+        <w:rPr>
+          <w:rFonts w:ascii="Times New Roman" w:hAnsi="Times New Roman" w:cs="Times New Roman"/>
+        </w:rPr>
+      </w:pPr>
+      <w:r>
+        <w:rPr>
+          <w:rFonts w:ascii="Times New Roman" w:hAnsi="Times New Roman" w:cs="Times New Roman"/>
+        </w:rPr>
+        <w:t xml:space="preserve">    (3, 3, 1, '2026-01-15 14:00:00', 'Новый'),</w:t>
+      </w:r>
+    </w:p>
+    <w:p>
+      <w:pPr>
+        <w:spacing w:after="0" w:line="240" w:lineRule="auto"/>
+        <w:rPr>
+          <w:rFonts w:ascii="Times New Roman" w:hAnsi="Times New Roman" w:cs="Times New Roman"/>
+        </w:rPr>
+      </w:pPr>
+      <w:r>
+        <w:rPr>
+          <w:rFonts w:ascii="Times New Roman" w:hAnsi="Times New Roman" w:cs="Times New Roman"/>
+        </w:rPr>
+        <w:t xml:space="preserve">    (4, 4, 3, '2026-01-18 16:45:00', 'Оплачен'),</w:t>
+      </w:r>
+    </w:p>
+    <w:p>
+      <w:pPr>
+        <w:spacing w:after="0" w:line="240" w:lineRule="auto"/>
+        <w:rPr>
+          <w:rFonts w:ascii="Times New Roman" w:hAnsi="Times New Roman" w:cs="Times New Roman"/>
+        </w:rPr>
+      </w:pPr>
+      <w:r>
+        <w:rPr>
+          <w:rFonts w:ascii="Times New Roman" w:hAnsi="Times New Roman" w:cs="Times New Roman"/>
+        </w:rPr>
+        <w:t xml:space="preserve">    (5, 5, 4, '2026-01-20 11:20:00', 'Отменен'),</w:t>
+      </w:r>
+    </w:p>
+    <w:p>
+      <w:pPr>
+        <w:spacing w:after="0" w:line="240" w:lineRule="auto"/>
+        <w:rPr>
+          <w:rFonts w:ascii="Times New Roman" w:hAnsi="Times New Roman" w:cs="Times New Roman"/>
+        </w:rPr>
+      </w:pPr>
+      <w:r>
+        <w:rPr>
+          <w:rFonts w:ascii="Times New Roman" w:hAnsi="Times New Roman" w:cs="Times New Roman"/>
+        </w:rPr>
+        <w:t xml:space="preserve">    (6, 6, 2, '2026-02-02 09:10:00', 'Выполнен'),</w:t>
+      </w:r>
+    </w:p>
+    <w:p>
+      <w:pPr>
+        <w:spacing w:after="0" w:line="240" w:lineRule="auto"/>
+        <w:rPr>
+          <w:rFonts w:ascii="Times New Roman" w:hAnsi="Times New Roman" w:cs="Times New Roman"/>
+        </w:rPr>
+      </w:pPr>
+      <w:r>
+        <w:rPr>
+          <w:rFonts w:ascii="Times New Roman" w:hAnsi="Times New Roman" w:cs="Times New Roman"/>
+        </w:rPr>
+        <w:t xml:space="preserve">    (7, 7, 5, '2026-02-05 13:30:00', 'Оплачен'),</w:t>
+      </w:r>
+    </w:p>
+    <w:p>
+      <w:pPr>
+        <w:spacing w:after="0" w:line="240" w:lineRule="auto"/>
+        <w:rPr>
+          <w:rFonts w:ascii="Times New Roman" w:hAnsi="Times New Roman" w:cs="Times New Roman"/>
+        </w:rPr>
+      </w:pPr>
+      <w:r>
+        <w:rPr>
+          <w:rFonts w:ascii="Times New Roman" w:hAnsi="Times New Roman" w:cs="Times New Roman"/>
+        </w:rPr>
+        <w:t xml:space="preserve">    (8, 8, 3, '2026-02-10 15:50:00', 'Новый'),</w:t>
+      </w:r>
+    </w:p>
+    <w:p>
+      <w:pPr>
+        <w:spacing w:after="0" w:line="240" w:lineRule="auto"/>
+        <w:rPr>
+          <w:rFonts w:ascii="Times New Roman" w:hAnsi="Times New Roman" w:cs="Times New Roman"/>
+        </w:rPr>
+      </w:pPr>
+      <w:r>
+        <w:rPr>
+          <w:rFonts w:ascii="Times New Roman" w:hAnsi="Times New Roman" w:cs="Times New Roman"/>
+        </w:rPr>
+        <w:t xml:space="preserve">    (9, 9, 4, '2026-02-14 17:00:00', 'Выполнен'),</w:t>
+      </w:r>
+    </w:p>
+    <w:p>
+      <w:pPr>
+        <w:spacing w:after="0" w:line="240" w:lineRule="auto"/>
+        <w:rPr>
+          <w:rFonts w:ascii="Times New Roman" w:hAnsi="Times New Roman" w:cs="Times New Roman"/>
+        </w:rPr>
+      </w:pPr>
+      <w:r>
+        <w:rPr>
+          <w:rFonts w:ascii="Times New Roman" w:hAnsi="Times New Roman" w:cs="Times New Roman"/>
+        </w:rPr>
+        <w:t xml:space="preserve">    (10, 10, 5, '2026-02-20 10:00:00', 'Оплачен'),</w:t>
+      </w:r>
+    </w:p>
+    <w:p>
+      <w:pPr>
+        <w:spacing w:after="0" w:line="240" w:lineRule="auto"/>
+        <w:rPr>
+          <w:rFonts w:ascii="Times New Roman" w:hAnsi="Times New Roman" w:cs="Times New Roman"/>
+        </w:rPr>
+      </w:pPr>
+      <w:r>
+        <w:rPr>
+          <w:rFonts w:ascii="Times New Roman" w:hAnsi="Times New Roman" w:cs="Times New Roman"/>
+        </w:rPr>
+        <w:t xml:space="preserve">    (11, 1, 2, '2026-03-01 12:30:00', 'Выполнен'),</w:t>
+      </w:r>
+    </w:p>
+    <w:p>
+      <w:pPr>
+        <w:spacing w:after="0" w:line="240" w:lineRule="auto"/>
+        <w:rPr>
+          <w:rFonts w:ascii="Times New Roman" w:hAnsi="Times New Roman" w:cs="Times New Roman"/>
+        </w:rPr>
+      </w:pPr>
+      <w:r>
+        <w:rPr>
+          <w:rFonts w:ascii="Times New Roman" w:hAnsi="Times New Roman" w:cs="Times New Roman"/>
+        </w:rPr>
+        <w:t xml:space="preserve">    (12, 3, 3, '2026-03-05 14:15:00', 'Новый');</w:t>
+      </w:r>
+    </w:p>
+    <w:p>
+      <w:pPr>
+        <w:spacing w:after="0" w:line="240" w:lineRule="auto"/>
+        <w:rPr>
+          <w:rFonts w:ascii="Times New Roman" w:hAnsi="Times New Roman" w:cs="Times New Roman"/>
+        </w:rPr>
+      </w:pPr>
+    </w:p>
+    <w:p>
+      <w:pPr>
+        <w:spacing w:after="0" w:line="240" w:lineRule="auto"/>
+        <w:rPr>
+          <w:rFonts w:ascii="Times New Roman" w:hAnsi="Times New Roman" w:cs="Times New Roman"/>
+          <w:lang w:val="en-US"/>
+        </w:rPr>
+      </w:pPr>
+      <w:r>
+        <w:rPr>
+          <w:rFonts w:ascii="Times New Roman" w:hAnsi="Times New Roman" w:cs="Times New Roman"/>
+          <w:lang w:val="en-US"/>
+        </w:rPr>
+        <w:t>-- =========================================================</w:t>
+      </w:r>
+    </w:p>
+    <w:p>
+      <w:pPr>
+        <w:spacing w:after="0" w:line="240" w:lineRule="auto"/>
+        <w:rPr>
+          <w:rFonts w:ascii="Times New Roman" w:hAnsi="Times New Roman" w:cs="Times New Roman"/>
+          <w:lang w:val="en-US"/>
+        </w:rPr>
+      </w:pPr>
+      <w:r>
+        <w:rPr>
+          <w:rFonts w:ascii="Times New Roman" w:hAnsi="Times New Roman" w:cs="Times New Roman"/>
+          <w:lang w:val="en-US"/>
+        </w:rPr>
+        <w:t xml:space="preserve">-- 8. </w:t>
+      </w:r>
+      <w:proofErr w:type="spellStart"/>
+      <w:r>
+        <w:rPr>
+          <w:rFonts w:ascii="Times New Roman" w:hAnsi="Times New Roman" w:cs="Times New Roman"/>
+          <w:lang w:val="en-US"/>
+        </w:rPr>
+        <w:t>Состав</w:t>
+      </w:r>
+      <w:proofErr w:type="spellEnd"/>
+      <w:r>
+        <w:rPr>
+          <w:rFonts w:ascii="Times New Roman" w:hAnsi="Times New Roman" w:cs="Times New Roman"/>
+          <w:lang w:val="en-US"/>
+        </w:rPr>
+        <w:t xml:space="preserve"> </w:t>
+      </w:r>
+      <w:proofErr w:type="spellStart"/>
+      <w:r>
+        <w:rPr>
+          <w:rFonts w:ascii="Times New Roman" w:hAnsi="Times New Roman" w:cs="Times New Roman"/>
+          <w:lang w:val="en-US"/>
+        </w:rPr>
+        <w:t>заказов</w:t>
+      </w:r>
+      <w:proofErr w:type="spellEnd"/>
+    </w:p>
+    <w:p>
+      <w:pPr>
+        <w:spacing w:after="0" w:line="240" w:lineRule="auto"/>
+        <w:rPr>
+          <w:rFonts w:ascii="Times New Roman" w:hAnsi="Times New Roman" w:cs="Times New Roman"/>
+          <w:lang w:val="en-US"/>
+        </w:rPr>
+      </w:pPr>
+      <w:r>
+        <w:rPr>
+          <w:rFonts w:ascii="Times New Roman" w:hAnsi="Times New Roman" w:cs="Times New Roman"/>
+          <w:lang w:val="en-US"/>
+        </w:rPr>
+        <w:t>-- =========================================================</w:t>
+      </w:r>
+    </w:p>
+    <w:p>
+      <w:pPr>
+        <w:spacing w:after="0" w:line="240" w:lineRule="auto"/>
+        <w:rPr>
+          <w:rFonts w:ascii="Times New Roman" w:hAnsi="Times New Roman" w:cs="Times New Roman"/>
+          <w:lang w:val="en-US"/>
+        </w:rPr>
+      </w:pPr>
+    </w:p>
+    <w:p>
+      <w:pPr>
+        <w:spacing w:after="0" w:line="240" w:lineRule="auto"/>
+        <w:rPr>
+          <w:rFonts w:ascii="Times New Roman" w:hAnsi="Times New Roman" w:cs="Times New Roman"/>
+          <w:lang w:val="en-US"/>
+        </w:rPr>
+      </w:pPr>
+      <w:r>
+        <w:rPr>
+          <w:rFonts w:ascii="Times New Roman" w:hAnsi="Times New Roman" w:cs="Times New Roman"/>
+          <w:lang w:val="en-US"/>
+        </w:rPr>
+        <w:t xml:space="preserve">INSERT INTO </w:t>
+      </w:r>
+      <w:proofErr w:type="spellStart"/>
+      <w:proofErr w:type="gramStart"/>
+      <w:r>
+        <w:rPr>
+          <w:rFonts w:ascii="Times New Roman" w:hAnsi="Times New Roman" w:cs="Times New Roman"/>
+          <w:lang w:val="en-US"/>
+        </w:rPr>
+        <w:t>library.order</w:t>
+      </w:r>
+      <w:proofErr w:type="gramEnd"/>
+      <w:r>
+        <w:rPr>
+          <w:rFonts w:ascii="Times New Roman" w:hAnsi="Times New Roman" w:cs="Times New Roman"/>
+          <w:lang w:val="en-US"/>
+        </w:rPr>
+        <w:t>_items</w:t>
+      </w:r>
+      <w:proofErr w:type="spellEnd"/>
+    </w:p>
+    <w:p>
+      <w:pPr>
+        <w:spacing w:after="0" w:line="240" w:lineRule="auto"/>
+        <w:rPr>
+          <w:rFonts w:ascii="Times New Roman" w:hAnsi="Times New Roman" w:cs="Times New Roman"/>
+          <w:lang w:val="en-US"/>
+        </w:rPr>
+      </w:pPr>
+      <w:r>
+        <w:rPr>
+          <w:rFonts w:ascii="Times New Roman" w:hAnsi="Times New Roman" w:cs="Times New Roman"/>
+          <w:lang w:val="en-US"/>
+        </w:rPr>
+        <w:t>(</w:t>
+      </w:r>
+      <w:proofErr w:type="spellStart"/>
+      <w:proofErr w:type="gramStart"/>
+      <w:r>
+        <w:rPr>
+          <w:rFonts w:ascii="Times New Roman" w:hAnsi="Times New Roman" w:cs="Times New Roman"/>
+          <w:lang w:val="en-US"/>
+        </w:rPr>
+        <w:t>order</w:t>
+      </w:r>
+      <w:proofErr w:type="gramEnd"/>
+      <w:r>
+        <w:rPr>
+          <w:rFonts w:ascii="Times New Roman" w:hAnsi="Times New Roman" w:cs="Times New Roman"/>
+          <w:lang w:val="en-US"/>
+        </w:rPr>
+        <w:t>_item_id</w:t>
+      </w:r>
+      <w:proofErr w:type="spellEnd"/>
+      <w:r>
+        <w:rPr>
+          <w:rFonts w:ascii="Times New Roman" w:hAnsi="Times New Roman" w:cs="Times New Roman"/>
+          <w:lang w:val="en-US"/>
+        </w:rPr>
+        <w:t xml:space="preserve">, </w:t>
+      </w:r>
+      <w:proofErr w:type="spellStart"/>
+      <w:r>
+        <w:rPr>
+          <w:rFonts w:ascii="Times New Roman" w:hAnsi="Times New Roman" w:cs="Times New Roman"/>
+          <w:lang w:val="en-US"/>
+        </w:rPr>
+        <w:t>order_id</w:t>
+      </w:r>
+      <w:proofErr w:type="spellEnd"/>
+      <w:r>
+        <w:rPr>
+          <w:rFonts w:ascii="Times New Roman" w:hAnsi="Times New Roman" w:cs="Times New Roman"/>
+          <w:lang w:val="en-US"/>
+        </w:rPr>
+        <w:t xml:space="preserve">, </w:t>
+      </w:r>
+      <w:proofErr w:type="spellStart"/>
+      <w:r>
+        <w:rPr>
+          <w:rFonts w:ascii="Times New Roman" w:hAnsi="Times New Roman" w:cs="Times New Roman"/>
+          <w:lang w:val="en-US"/>
+        </w:rPr>
+        <w:t>book_id</w:t>
+      </w:r>
+      <w:proofErr w:type="spellEnd"/>
+      <w:r>
+        <w:rPr>
+          <w:rFonts w:ascii="Times New Roman" w:hAnsi="Times New Roman" w:cs="Times New Roman"/>
+          <w:lang w:val="en-US"/>
+        </w:rPr>
+        <w:t xml:space="preserve">, quantity, </w:t>
+      </w:r>
+      <w:proofErr w:type="spellStart"/>
+      <w:r>
+        <w:rPr>
+          <w:rFonts w:ascii="Times New Roman" w:hAnsi="Times New Roman" w:cs="Times New Roman"/>
+          <w:lang w:val="en-US"/>
+        </w:rPr>
+        <w:t>unit_price</w:t>
+      </w:r>
+      <w:proofErr w:type="spellEnd"/>
+      <w:r>
+        <w:rPr>
+          <w:rFonts w:ascii="Times New Roman" w:hAnsi="Times New Roman" w:cs="Times New Roman"/>
+          <w:lang w:val="en-US"/>
+        </w:rPr>
+        <w:t>)</w:t>
+      </w:r>
+    </w:p>
+    <w:p>
+      <w:pPr>
+        <w:spacing w:after="0" w:line="240" w:lineRule="auto"/>
+        <w:rPr>
+          <w:rFonts w:ascii="Times New Roman" w:hAnsi="Times New Roman" w:cs="Times New Roman"/>
+          <w:lang w:val="en-US"/>
+        </w:rPr>
+      </w:pPr>
+      <w:r>
+        <w:rPr>
+          <w:rFonts w:ascii="Times New Roman" w:hAnsi="Times New Roman" w:cs="Times New Roman"/>
+          <w:lang w:val="en-US"/>
+        </w:rPr>
+        <w:t>VALUES</w:t>
+      </w:r>
+    </w:p>
+    <w:p>
+      <w:pPr>
+        <w:spacing w:after="0" w:line="240" w:lineRule="auto"/>
+        <w:rPr>
+          <w:rFonts w:ascii="Times New Roman" w:hAnsi="Times New Roman" w:cs="Times New Roman"/>
+          <w:lang w:val="en-US"/>
+        </w:rPr>
+      </w:pPr>
+      <w:r>
+        <w:rPr>
+          <w:rFonts w:ascii="Times New Roman" w:hAnsi="Times New Roman" w:cs="Times New Roman"/>
+          <w:lang w:val="en-US"/>
+        </w:rPr>
+        <w:t xml:space="preserve">    (1, 1, 1, 2, 650.00),</w:t>
+      </w:r>
+    </w:p>
+    <w:p>
+      <w:pPr>
+        <w:spacing w:after="0" w:line="240" w:lineRule="auto"/>
+        <w:rPr>
+          <w:rFonts w:ascii="Times New Roman" w:hAnsi="Times New Roman" w:cs="Times New Roman"/>
+          <w:lang w:val="en-US"/>
+        </w:rPr>
+      </w:pPr>
+      <w:r>
+        <w:rPr>
+          <w:rFonts w:ascii="Times New Roman" w:hAnsi="Times New Roman" w:cs="Times New Roman"/>
+          <w:lang w:val="en-US"/>
+        </w:rPr>
+        <w:t xml:space="preserve">    (2, 1, 4, 1, 800.00),</w:t>
+      </w:r>
+    </w:p>
+    <w:p>
+      <w:pPr>
+        <w:spacing w:after="0" w:line="240" w:lineRule="auto"/>
+        <w:rPr>
+          <w:rFonts w:ascii="Times New Roman" w:hAnsi="Times New Roman" w:cs="Times New Roman"/>
+          <w:lang w:val="en-US"/>
+        </w:rPr>
+      </w:pPr>
+      <w:r>
+        <w:rPr>
+          <w:rFonts w:ascii="Times New Roman" w:hAnsi="Times New Roman" w:cs="Times New Roman"/>
+          <w:lang w:val="en-US"/>
+        </w:rPr>
+        <w:t xml:space="preserve">    (3, 2, 5, 1, 950.00),</w:t>
+      </w:r>
+    </w:p>
+    <w:p>
+      <w:pPr>
+        <w:spacing w:after="0" w:line="240" w:lineRule="auto"/>
+        <w:rPr>
+          <w:rFonts w:ascii="Times New Roman" w:hAnsi="Times New Roman" w:cs="Times New Roman"/>
+          <w:lang w:val="en-US"/>
+        </w:rPr>
+      </w:pPr>
+      <w:r>
+        <w:rPr>
+          <w:rFonts w:ascii="Times New Roman" w:hAnsi="Times New Roman" w:cs="Times New Roman"/>
+          <w:lang w:val="en-US"/>
+        </w:rPr>
+        <w:t xml:space="preserve">    (4, 2, 10, 2, 400.00),</w:t>
+      </w:r>
+    </w:p>
+    <w:p>
+      <w:pPr>
+        <w:spacing w:after="0" w:line="240" w:lineRule="auto"/>
+        <w:rPr>
+          <w:rFonts w:ascii="Times New Roman" w:hAnsi="Times New Roman" w:cs="Times New Roman"/>
+          <w:lang w:val="en-US"/>
+        </w:rPr>
+      </w:pPr>
+      <w:r>
+        <w:rPr>
+          <w:rFonts w:ascii="Times New Roman" w:hAnsi="Times New Roman" w:cs="Times New Roman"/>
+          <w:lang w:val="en-US"/>
+        </w:rPr>
+        <w:t xml:space="preserve">    (5, 3, 8, 1, 700.00),</w:t>
+      </w:r>
+    </w:p>
+    <w:p>
+      <w:pPr>
+        <w:spacing w:after="0" w:line="240" w:lineRule="auto"/>
+        <w:rPr>
+          <w:rFonts w:ascii="Times New Roman" w:hAnsi="Times New Roman" w:cs="Times New Roman"/>
+          <w:lang w:val="en-US"/>
+        </w:rPr>
+      </w:pPr>
+      <w:r>
+        <w:rPr>
+          <w:rFonts w:ascii="Times New Roman" w:hAnsi="Times New Roman" w:cs="Times New Roman"/>
+          <w:lang w:val="en-US"/>
+        </w:rPr>
+        <w:t xml:space="preserve">    (6, 3, 9, 1, 600.00),</w:t>
+      </w:r>
+    </w:p>
+    <w:p>
+      <w:pPr>
+        <w:spacing w:after="0" w:line="240" w:lineRule="auto"/>
+        <w:rPr>
+          <w:rFonts w:ascii="Times New Roman" w:hAnsi="Times New Roman" w:cs="Times New Roman"/>
+          <w:lang w:val="en-US"/>
+        </w:rPr>
+      </w:pPr>
+      <w:r>
+        <w:rPr>
+          <w:rFonts w:ascii="Times New Roman" w:hAnsi="Times New Roman" w:cs="Times New Roman"/>
+          <w:lang w:val="en-US"/>
+        </w:rPr>
+        <w:t xml:space="preserve">    (7, 4, 2, 1, 1200.00),</w:t>
+      </w:r>
+    </w:p>
+    <w:p>
+      <w:pPr>
+        <w:spacing w:after="0" w:line="240" w:lineRule="auto"/>
+        <w:rPr>
+          <w:rFonts w:ascii="Times New Roman" w:hAnsi="Times New Roman" w:cs="Times New Roman"/>
+          <w:lang w:val="en-US"/>
+        </w:rPr>
+      </w:pPr>
+      <w:r>
+        <w:rPr>
+          <w:rFonts w:ascii="Times New Roman" w:hAnsi="Times New Roman" w:cs="Times New Roman"/>
+          <w:lang w:val="en-US"/>
+        </w:rPr>
+        <w:t xml:space="preserve">    (8, 4, 3, 2, 450.00),</w:t>
+      </w:r>
+    </w:p>
+    <w:p>
+      <w:pPr>
+        <w:spacing w:after="0" w:line="240" w:lineRule="auto"/>
+        <w:rPr>
+          <w:rFonts w:ascii="Times New Roman" w:hAnsi="Times New Roman" w:cs="Times New Roman"/>
+          <w:lang w:val="en-US"/>
+        </w:rPr>
+      </w:pPr>
+      <w:r>
+        <w:rPr>
+          <w:rFonts w:ascii="Times New Roman" w:hAnsi="Times New Roman" w:cs="Times New Roman"/>
+          <w:lang w:val="en-US"/>
+        </w:rPr>
+        <w:t xml:space="preserve">    (9, 5, 6, 1, 750.00),</w:t>
+      </w:r>
+    </w:p>
+    <w:p>
+      <w:pPr>
+        <w:spacing w:after="0" w:line="240" w:lineRule="auto"/>
+        <w:rPr>
+          <w:rFonts w:ascii="Times New Roman" w:hAnsi="Times New Roman" w:cs="Times New Roman"/>
+          <w:lang w:val="en-US"/>
+        </w:rPr>
+      </w:pPr>
+      <w:r>
+        <w:rPr>
+          <w:rFonts w:ascii="Times New Roman" w:hAnsi="Times New Roman" w:cs="Times New Roman"/>
+          <w:lang w:val="en-US"/>
+        </w:rPr>
+        <w:t xml:space="preserve">    (10, 6, 7, 2, 500.00),</w:t>
+      </w:r>
+    </w:p>
+    <w:p>
+      <w:pPr>
+        <w:spacing w:after="0" w:line="240" w:lineRule="auto"/>
+        <w:rPr>
+          <w:rFonts w:ascii="Times New Roman" w:hAnsi="Times New Roman" w:cs="Times New Roman"/>
+          <w:lang w:val="en-US"/>
+        </w:rPr>
+      </w:pPr>
+      <w:r>
+        <w:rPr>
+          <w:rFonts w:ascii="Times New Roman" w:hAnsi="Times New Roman" w:cs="Times New Roman"/>
+          <w:lang w:val="en-US"/>
+        </w:rPr>
+        <w:t xml:space="preserve">    (11, 6, 13, 3, 350.00),</w:t>
+      </w:r>
+    </w:p>
+    <w:p>
+      <w:pPr>
+        <w:spacing w:after="0" w:line="240" w:lineRule="auto"/>
+        <w:rPr>
+          <w:rFonts w:ascii="Times New Roman" w:hAnsi="Times New Roman" w:cs="Times New Roman"/>
+          <w:lang w:val="en-US"/>
+        </w:rPr>
+      </w:pPr>
+      <w:r>
+        <w:rPr>
+          <w:rFonts w:ascii="Times New Roman" w:hAnsi="Times New Roman" w:cs="Times New Roman"/>
+          <w:lang w:val="en-US"/>
+        </w:rPr>
+        <w:t xml:space="preserve">    (12, 7, 11, 1, 680.00),</w:t>
+      </w:r>
+    </w:p>
+    <w:p>
+      <w:pPr>
+        <w:spacing w:after="0" w:line="240" w:lineRule="auto"/>
+        <w:rPr>
+          <w:rFonts w:ascii="Times New Roman" w:hAnsi="Times New Roman" w:cs="Times New Roman"/>
+          <w:lang w:val="en-US"/>
+        </w:rPr>
+      </w:pPr>
+      <w:r>
+        <w:rPr>
+          <w:rFonts w:ascii="Times New Roman" w:hAnsi="Times New Roman" w:cs="Times New Roman"/>
+          <w:lang w:val="en-US"/>
+        </w:rPr>
+        <w:t xml:space="preserve">    (13, 7, 12, 1, 1100.00),</w:t>
+      </w:r>
+    </w:p>
+    <w:p>
+      <w:pPr>
+        <w:spacing w:after="0" w:line="240" w:lineRule="auto"/>
+        <w:rPr>
+          <w:rFonts w:ascii="Times New Roman" w:hAnsi="Times New Roman" w:cs="Times New Roman"/>
+          <w:lang w:val="en-US"/>
+        </w:rPr>
+      </w:pPr>
+      <w:r>
+        <w:rPr>
+          <w:rFonts w:ascii="Times New Roman" w:hAnsi="Times New Roman" w:cs="Times New Roman"/>
+          <w:lang w:val="en-US"/>
+        </w:rPr>
+        <w:t xml:space="preserve">    (14, 8, 14, 1, 900.00),</w:t>
+      </w:r>
+    </w:p>
+    <w:p>
+      <w:pPr>
+        <w:spacing w:after="0" w:line="240" w:lineRule="auto"/>
+        <w:rPr>
+          <w:rFonts w:ascii="Times New Roman" w:hAnsi="Times New Roman" w:cs="Times New Roman"/>
+          <w:lang w:val="en-US"/>
+        </w:rPr>
+      </w:pPr>
+      <w:r>
+        <w:rPr>
+          <w:rFonts w:ascii="Times New Roman" w:hAnsi="Times New Roman" w:cs="Times New Roman"/>
+          <w:lang w:val="en-US"/>
+        </w:rPr>
+        <w:t xml:space="preserve">    (15, 8, 15, 2, 720.00),</w:t>
+      </w:r>
+    </w:p>
+    <w:p>
+      <w:pPr>
+        <w:spacing w:after="0" w:line="240" w:lineRule="auto"/>
+        <w:rPr>
+          <w:rFonts w:ascii="Times New Roman" w:hAnsi="Times New Roman" w:cs="Times New Roman"/>
+          <w:lang w:val="en-US"/>
+        </w:rPr>
+      </w:pPr>
+      <w:r>
+        <w:rPr>
+          <w:rFonts w:ascii="Times New Roman" w:hAnsi="Times New Roman" w:cs="Times New Roman"/>
+          <w:lang w:val="en-US"/>
+        </w:rPr>
+        <w:t xml:space="preserve">    (16, 9, 4, 2, 800.00),</w:t>
+      </w:r>
+    </w:p>
+    <w:p>
+      <w:pPr>
+        <w:spacing w:after="0" w:line="240" w:lineRule="auto"/>
+        <w:rPr>
+          <w:rFonts w:ascii="Times New Roman" w:hAnsi="Times New Roman" w:cs="Times New Roman"/>
+          <w:lang w:val="en-US"/>
+        </w:rPr>
+      </w:pPr>
+      <w:r>
+        <w:rPr>
+          <w:rFonts w:ascii="Times New Roman" w:hAnsi="Times New Roman" w:cs="Times New Roman"/>
+          <w:lang w:val="en-US"/>
+        </w:rPr>
+        <w:t xml:space="preserve">    (17, 9, 5, 1, 950.00),</w:t>
+      </w:r>
+    </w:p>
+    <w:p>
+      <w:pPr>
+        <w:spacing w:after="0" w:line="240" w:lineRule="auto"/>
+        <w:rPr>
+          <w:rFonts w:ascii="Times New Roman" w:hAnsi="Times New Roman" w:cs="Times New Roman"/>
+          <w:lang w:val="en-US"/>
+        </w:rPr>
+      </w:pPr>
+      <w:r>
+        <w:rPr>
+          <w:rFonts w:ascii="Times New Roman" w:hAnsi="Times New Roman" w:cs="Times New Roman"/>
+          <w:lang w:val="en-US"/>
+        </w:rPr>
+        <w:t xml:space="preserve">    (18, 10, 10, 3, 400.00),</w:t>
+      </w:r>
+    </w:p>
+    <w:p>
+      <w:pPr>
+        <w:spacing w:after="0" w:line="240" w:lineRule="auto"/>
+        <w:rPr>
+          <w:rFonts w:ascii="Times New Roman" w:hAnsi="Times New Roman" w:cs="Times New Roman"/>
+          <w:lang w:val="en-US"/>
+        </w:rPr>
+      </w:pPr>
+      <w:r>
+        <w:rPr>
+          <w:rFonts w:ascii="Times New Roman" w:hAnsi="Times New Roman" w:cs="Times New Roman"/>
+          <w:lang w:val="en-US"/>
+        </w:rPr>
+        <w:t xml:space="preserve">    (19, 10, 1, 1, 650.00),</w:t>
+      </w:r>
+    </w:p>
+    <w:p>
+      <w:pPr>
+        <w:spacing w:after="0" w:line="240" w:lineRule="auto"/>
+        <w:rPr>
+          <w:rFonts w:ascii="Times New Roman" w:hAnsi="Times New Roman" w:cs="Times New Roman"/>
+          <w:lang w:val="en-US"/>
+        </w:rPr>
+      </w:pPr>
+      <w:r>
+        <w:rPr>
+          <w:rFonts w:ascii="Times New Roman" w:hAnsi="Times New Roman" w:cs="Times New Roman"/>
+          <w:lang w:val="en-US"/>
+        </w:rPr>
+        <w:t xml:space="preserve">    (20, 11, 8, 2, 700.00),</w:t>
+      </w:r>
+    </w:p>
+    <w:p>
+      <w:pPr>
+        <w:spacing w:after="0" w:line="240" w:lineRule="auto"/>
+        <w:rPr>
+          <w:rFonts w:ascii="Times New Roman" w:hAnsi="Times New Roman" w:cs="Times New Roman"/>
+          <w:lang w:val="en-US"/>
+        </w:rPr>
+      </w:pPr>
+      <w:r>
+        <w:rPr>
+          <w:rFonts w:ascii="Times New Roman" w:hAnsi="Times New Roman" w:cs="Times New Roman"/>
+          <w:lang w:val="en-US"/>
+        </w:rPr>
+        <w:t xml:space="preserve">    (21, 11, 9, 1, 600.00),</w:t>
+      </w:r>
+    </w:p>
+    <w:p>
+      <w:pPr>
+        <w:spacing w:after="0" w:line="240" w:lineRule="auto"/>
+        <w:rPr>
+          <w:rFonts w:ascii="Times New Roman" w:hAnsi="Times New Roman" w:cs="Times New Roman"/>
+          <w:lang w:val="en-US"/>
+        </w:rPr>
+      </w:pPr>
+      <w:r>
+        <w:rPr>
+          <w:rFonts w:ascii="Times New Roman" w:hAnsi="Times New Roman" w:cs="Times New Roman"/>
+          <w:lang w:val="en-US"/>
+        </w:rPr>
+        <w:t xml:space="preserve">    (22, 12, 2, 1, 1200.00),</w:t>
+      </w:r>
+    </w:p>
+    <w:p>
+      <w:pPr>
+        <w:spacing w:after="0" w:line="240" w:lineRule="auto"/>
+        <w:rPr>
+          <w:rFonts w:ascii="Times New Roman" w:hAnsi="Times New Roman" w:cs="Times New Roman"/>
+          <w:lang w:val="en-US"/>
+        </w:rPr>
+      </w:pPr>
+      <w:r>
+        <w:rPr>
+          <w:rFonts w:ascii="Times New Roman" w:hAnsi="Times New Roman" w:cs="Times New Roman"/>
+          <w:lang w:val="en-US"/>
+        </w:rPr>
+        <w:t xml:space="preserve">    (23, 12, 6, 2, 750.00),</w:t>
+      </w:r>
+    </w:p>
+    <w:p>
+      <w:pPr>
+        <w:spacing w:after="0" w:line="240" w:lineRule="auto"/>
+        <w:rPr>
+          <w:rFonts w:ascii="Times New Roman" w:hAnsi="Times New Roman" w:cs="Times New Roman"/>
+          <w:lang w:val="en-US"/>
+        </w:rPr>
+      </w:pPr>
+      <w:r>
+        <w:rPr>
+          <w:rFonts w:ascii="Times New Roman" w:hAnsi="Times New Roman" w:cs="Times New Roman"/>
+          <w:lang w:val="en-US"/>
+        </w:rPr>
+        <w:t xml:space="preserve">    (24, 12, 3, 1, 450.00);</w:t>
+      </w:r>
     </w:p>
     <w:sectPr>
       <w:pgSz w:w="11906" w:h="16838"/>
